--- a/EDRMS_Workshop_Facilitation_Script_20260825.docx
+++ b/EDRMS_Workshop_Facilitation_Script_20260825.docx
@@ -2549,6 +2549,6432 @@
         <w:br w:type="page"/>
       </w:r>
     </w:p>
+    <w:p>
+      <w:pPr>
+        <w:pStyle w:val="Heading1"/>
+        <w:pBdr>
+          <w:bottom w:val="single" w:color="009B8A" w:sz="12" w:space="6"/>
+        </w:pBdr>
+        <w:spacing w:after="140" w:before="320"/>
+      </w:pPr>
+      <w:r>
+        <w:rPr>
+          <w:rFonts w:ascii="Calibri" w:cs="Calibri" w:eastAsia="Calibri" w:hAnsi="Calibri"/>
+          <w:b/>
+          <w:bCs/>
+          <w:color w:val="003D5B"/>
+          <w:sz w:val="30"/>
+          <w:szCs w:val="30"/>
+        </w:rPr>
+        <w:t xml:space="preserve">Part C — The Script</w:t>
+      </w:r>
+    </w:p>
+    <w:p>
+      <w:pPr>
+        <w:spacing w:after="60" w:before="60" w:line="264"/>
+      </w:pPr>
+      <w:r>
+        <w:rPr>
+          <w:rFonts w:ascii="Calibri" w:cs="Calibri" w:eastAsia="Calibri" w:hAnsi="Calibri"/>
+          <w:color w:val="333333"/>
+          <w:sz w:val="21"/>
+          <w:szCs w:val="21"/>
+        </w:rPr>
+        <w:t xml:space="preserve">Seven segments. The blocks repeat in the same order every time: what is on screen, what to say, what to point at, what to ask, what a real answer sounds like, and what to write down.</w:t>
+      </w:r>
+    </w:p>
+    <w:p>
+      <w:pPr>
+        <w:pStyle w:val="Heading2"/>
+        <w:keepNext/>
+        <w:spacing w:after="100" w:before="260"/>
+      </w:pPr>
+      <w:r>
+        <w:rPr>
+          <w:rFonts w:ascii="Calibri" w:cs="Calibri" w:eastAsia="Calibri" w:hAnsi="Calibri"/>
+          <w:b/>
+          <w:bCs/>
+          <w:color w:val="003D5B"/>
+          <w:sz w:val="25"/>
+          <w:szCs w:val="25"/>
+        </w:rPr>
+        <w:t xml:space="preserve">Segment 1 — Opening  (6 minutes)</w:t>
+      </w:r>
+    </w:p>
+    <w:p>
+      <w:pPr>
+        <w:keepNext/>
+        <w:spacing w:after="40" w:before="140"/>
+      </w:pPr>
+      <w:r>
+        <w:rPr>
+          <w:rFonts w:ascii="Calibri" w:cs="Calibri" w:eastAsia="Calibri" w:hAnsi="Calibri"/>
+          <w:b/>
+          <w:bCs/>
+          <w:caps/>
+          <w:color w:val="003D5B"/>
+          <w:spacing w:val="30"/>
+          <w:sz w:val="17"/>
+          <w:szCs w:val="17"/>
+        </w:rPr>
+        <w:t xml:space="preserve">On screen</w:t>
+      </w:r>
+    </w:p>
+    <w:p>
+      <w:pPr>
+        <w:pBdr>
+          <w:left w:val="single" w:color="003D5B" w:sz="12" w:space="10"/>
+        </w:pBdr>
+        <w:spacing w:after="30" w:before="30" w:line="264"/>
+        <w:ind w:left="259"/>
+      </w:pPr>
+      <w:r>
+        <w:rPr>
+          <w:rFonts w:ascii="Calibri" w:cs="Calibri" w:eastAsia="Calibri" w:hAnsi="Calibri"/>
+          <w:color w:val="333333"/>
+          <w:sz w:val="21"/>
+          <w:szCs w:val="21"/>
+        </w:rPr>
+        <w:t xml:space="preserve">Deck, slide 1. Then slides 2 and 3.</w:t>
+      </w:r>
+    </w:p>
+    <w:p>
+      <w:pPr>
+        <w:keepNext/>
+        <w:spacing w:after="40" w:before="140"/>
+      </w:pPr>
+      <w:r>
+        <w:rPr>
+          <w:rFonts w:ascii="Calibri" w:cs="Calibri" w:eastAsia="Calibri" w:hAnsi="Calibri"/>
+          <w:b/>
+          <w:bCs/>
+          <w:caps/>
+          <w:color w:val="009B8A"/>
+          <w:spacing w:val="30"/>
+          <w:sz w:val="17"/>
+          <w:szCs w:val="17"/>
+        </w:rPr>
+        <w:t xml:space="preserve">Say</w:t>
+      </w:r>
+    </w:p>
+    <w:p>
+      <w:pPr>
+        <w:pBdr>
+          <w:left w:val="single" w:color="009B8A" w:sz="12" w:space="10"/>
+        </w:pBdr>
+        <w:spacing w:after="30" w:before="30" w:line="264"/>
+        <w:ind w:left="259"/>
+      </w:pPr>
+      <w:r>
+        <w:rPr>
+          <w:rFonts w:ascii="Calibri" w:cs="Calibri" w:eastAsia="Calibri" w:hAnsi="Calibri"/>
+          <w:i/>
+          <w:iCs/>
+          <w:color w:val="333333"/>
+          <w:sz w:val="21"/>
+          <w:szCs w:val="21"/>
+        </w:rPr>
+        <w:t xml:space="preserve">Thank you for the time. This session has one job: to leave with your confirmation on what the Utilization Report will contain, and a decision on everything we could not build yet.</w:t>
+      </w:r>
+    </w:p>
+    <w:p>
+      <w:pPr>
+        <w:pBdr>
+          <w:left w:val="single" w:color="009B8A" w:sz="12" w:space="10"/>
+        </w:pBdr>
+        <w:spacing w:after="30" w:before="30" w:line="264"/>
+        <w:ind w:left="259"/>
+      </w:pPr>
+      <w:r>
+        <w:rPr>
+          <w:rFonts w:ascii="Calibri" w:cs="Calibri" w:eastAsia="Calibri" w:hAnsi="Calibri"/>
+          <w:i/>
+          <w:iCs/>
+          <w:color w:val="333333"/>
+          <w:sz w:val="21"/>
+          <w:szCs w:val="21"/>
+        </w:rPr>
+        <w:t xml:space="preserve">We are not here to show you a finished product and ask if you like it. We are here to close open questions, and most of those questions are about where information lives.</w:t>
+      </w:r>
+    </w:p>
+    <w:p>
+      <w:pPr>
+        <w:keepNext/>
+        <w:spacing w:after="40" w:before="140"/>
+      </w:pPr>
+      <w:r>
+        <w:rPr>
+          <w:rFonts w:ascii="Calibri" w:cs="Calibri" w:eastAsia="Calibri" w:hAnsi="Calibri"/>
+          <w:b/>
+          <w:bCs/>
+          <w:caps/>
+          <w:color w:val="003D5B"/>
+          <w:spacing w:val="30"/>
+          <w:sz w:val="17"/>
+          <w:szCs w:val="17"/>
+        </w:rPr>
+        <w:t xml:space="preserve">Show</w:t>
+      </w:r>
+    </w:p>
+    <w:p>
+      <w:pPr>
+        <w:pBdr>
+          <w:left w:val="single" w:color="003D5B" w:sz="12" w:space="10"/>
+        </w:pBdr>
+        <w:spacing w:after="30" w:before="30" w:line="264"/>
+        <w:ind w:left="259"/>
+      </w:pPr>
+      <w:r>
+        <w:rPr>
+          <w:rFonts w:ascii="Calibri" w:cs="Calibri" w:eastAsia="Calibri" w:hAnsi="Calibri"/>
+          <w:color w:val="333333"/>
+          <w:sz w:val="21"/>
+          <w:szCs w:val="21"/>
+        </w:rPr>
+        <w:t xml:space="preserve">Move to slide 2, the agenda. Read the six dashboards aloud, quickly. Do not elaborate — they will see each one properly in a moment.</w:t>
+      </w:r>
+    </w:p>
+    <w:p>
+      <w:pPr>
+        <w:keepNext/>
+        <w:spacing w:after="40" w:before="140"/>
+      </w:pPr>
+      <w:r>
+        <w:rPr>
+          <w:rFonts w:ascii="Calibri" w:cs="Calibri" w:eastAsia="Calibri" w:hAnsi="Calibri"/>
+          <w:b/>
+          <w:bCs/>
+          <w:caps/>
+          <w:color w:val="009B8A"/>
+          <w:spacing w:val="30"/>
+          <w:sz w:val="17"/>
+          <w:szCs w:val="17"/>
+        </w:rPr>
+        <w:t xml:space="preserve">Say</w:t>
+      </w:r>
+    </w:p>
+    <w:p>
+      <w:pPr>
+        <w:pBdr>
+          <w:left w:val="single" w:color="009B8A" w:sz="12" w:space="10"/>
+        </w:pBdr>
+        <w:spacing w:after="30" w:before="30" w:line="264"/>
+        <w:ind w:left="259"/>
+      </w:pPr>
+      <w:r>
+        <w:rPr>
+          <w:rFonts w:ascii="Calibri" w:cs="Calibri" w:eastAsia="Calibri" w:hAnsi="Calibri"/>
+          <w:i/>
+          <w:iCs/>
+          <w:color w:val="333333"/>
+          <w:sz w:val="21"/>
+          <w:szCs w:val="21"/>
+        </w:rPr>
+        <w:t xml:space="preserve">We will work through the six dashboards in that order. For each one I will spend two or three minutes on the deck explaining what the page is for, and then we will go into the requirements file itself and work through the actual items.</w:t>
+      </w:r>
+    </w:p>
+    <w:p>
+      <w:pPr>
+        <w:pBdr>
+          <w:left w:val="single" w:color="009B8A" w:sz="12" w:space="10"/>
+        </w:pBdr>
+        <w:spacing w:after="30" w:before="30" w:line="264"/>
+        <w:ind w:left="259"/>
+      </w:pPr>
+      <w:r>
+        <w:rPr>
+          <w:rFonts w:ascii="Calibri" w:cs="Calibri" w:eastAsia="Calibri" w:hAnsi="Calibri"/>
+          <w:i/>
+          <w:iCs/>
+          <w:color w:val="333333"/>
+          <w:sz w:val="21"/>
+          <w:szCs w:val="21"/>
+        </w:rPr>
+        <w:t xml:space="preserve">The file is the real document today. The slides are just the map.</w:t>
+      </w:r>
+    </w:p>
+    <w:p>
+      <w:pPr>
+        <w:keepNext/>
+        <w:spacing w:after="40" w:before="140"/>
+      </w:pPr>
+      <w:r>
+        <w:rPr>
+          <w:rFonts w:ascii="Calibri" w:cs="Calibri" w:eastAsia="Calibri" w:hAnsi="Calibri"/>
+          <w:b/>
+          <w:bCs/>
+          <w:caps/>
+          <w:color w:val="003D5B"/>
+          <w:spacing w:val="30"/>
+          <w:sz w:val="17"/>
+          <w:szCs w:val="17"/>
+        </w:rPr>
+        <w:t xml:space="preserve">Show</w:t>
+      </w:r>
+    </w:p>
+    <w:p>
+      <w:pPr>
+        <w:pBdr>
+          <w:left w:val="single" w:color="003D5B" w:sz="12" w:space="10"/>
+        </w:pBdr>
+        <w:spacing w:after="30" w:before="30" w:line="264"/>
+        <w:ind w:left="259"/>
+      </w:pPr>
+      <w:r>
+        <w:rPr>
+          <w:rFonts w:ascii="Calibri" w:cs="Calibri" w:eastAsia="Calibri" w:hAnsi="Calibri"/>
+          <w:color w:val="333333"/>
+          <w:sz w:val="21"/>
+          <w:szCs w:val="21"/>
+        </w:rPr>
+        <w:t xml:space="preserve">Move to slide 3. Point at the three actions — Confirm, Change, Add. Then point at the colour key.</w:t>
+      </w:r>
+    </w:p>
+    <w:p>
+      <w:pPr>
+        <w:keepNext/>
+        <w:spacing w:after="40" w:before="140"/>
+      </w:pPr>
+      <w:r>
+        <w:rPr>
+          <w:rFonts w:ascii="Calibri" w:cs="Calibri" w:eastAsia="Calibri" w:hAnsi="Calibri"/>
+          <w:b/>
+          <w:bCs/>
+          <w:caps/>
+          <w:color w:val="009B8A"/>
+          <w:spacing w:val="30"/>
+          <w:sz w:val="17"/>
+          <w:szCs w:val="17"/>
+        </w:rPr>
+        <w:t xml:space="preserve">Say</w:t>
+      </w:r>
+    </w:p>
+    <w:p>
+      <w:pPr>
+        <w:pBdr>
+          <w:left w:val="single" w:color="009B8A" w:sz="12" w:space="10"/>
+        </w:pBdr>
+        <w:spacing w:after="30" w:before="30" w:line="264"/>
+        <w:ind w:left="259"/>
+      </w:pPr>
+      <w:r>
+        <w:rPr>
+          <w:rFonts w:ascii="Calibri" w:cs="Calibri" w:eastAsia="Calibri" w:hAnsi="Calibri"/>
+          <w:i/>
+          <w:iCs/>
+          <w:color w:val="333333"/>
+          <w:sz w:val="21"/>
+          <w:szCs w:val="21"/>
+        </w:rPr>
+        <w:t xml:space="preserve">Three things we need from you: confirm what is right, mark up anything you want changed, and tell us what is missing.</w:t>
+      </w:r>
+    </w:p>
+    <w:p>
+      <w:pPr>
+        <w:pBdr>
+          <w:left w:val="single" w:color="009B8A" w:sz="12" w:space="10"/>
+        </w:pBdr>
+        <w:spacing w:after="30" w:before="30" w:line="264"/>
+        <w:ind w:left="259"/>
+      </w:pPr>
+      <w:r>
+        <w:rPr>
+          <w:rFonts w:ascii="Calibri" w:cs="Calibri" w:eastAsia="Calibri" w:hAnsi="Calibri"/>
+          <w:i/>
+          <w:iCs/>
+          <w:color w:val="333333"/>
+          <w:sz w:val="21"/>
+          <w:szCs w:val="21"/>
+        </w:rPr>
+        <w:t xml:space="preserve">In the file you will see rows highlighted in different colours. Blue means we built it but changed the measure slightly, and we will need you to tell us the substitute is acceptable. Amber means it is built and waiting on your review. Red is the important one — red means we could not build it, because we could not find anywhere to get the information from.</w:t>
+      </w:r>
+    </w:p>
+    <w:p>
+      <w:pPr>
+        <w:spacing w:after="60" w:before="60" w:line="264"/>
+      </w:pPr>
+      <w:r>
+        <w:rPr>
+          <w:rFonts w:ascii="Calibri" w:cs="Calibri" w:eastAsia="Calibri" w:hAnsi="Calibri"/>
+          <w:b/>
+          <w:bCs/>
+          <w:color w:val="003D5B"/>
+          <w:sz w:val="21"/>
+          <w:szCs w:val="21"/>
+        </w:rPr>
+        <w:t xml:space="preserve">Now state the rule. This is the most important thirty seconds of the session.</w:t>
+      </w:r>
+    </w:p>
+    <w:p>
+      <w:pPr>
+        <w:keepNext/>
+        <w:spacing w:after="40" w:before="140"/>
+      </w:pPr>
+      <w:r>
+        <w:rPr>
+          <w:rFonts w:ascii="Calibri" w:cs="Calibri" w:eastAsia="Calibri" w:hAnsi="Calibri"/>
+          <w:b/>
+          <w:bCs/>
+          <w:caps/>
+          <w:color w:val="009B8A"/>
+          <w:spacing w:val="30"/>
+          <w:sz w:val="17"/>
+          <w:szCs w:val="17"/>
+        </w:rPr>
+        <w:t xml:space="preserve">Say</w:t>
+      </w:r>
+    </w:p>
+    <w:p>
+      <w:pPr>
+        <w:pBdr>
+          <w:left w:val="single" w:color="009B8A" w:sz="12" w:space="10"/>
+        </w:pBdr>
+        <w:spacing w:after="30" w:before="30" w:line="264"/>
+        <w:ind w:left="259"/>
+      </w:pPr>
+      <w:r>
+        <w:rPr>
+          <w:rFonts w:ascii="Calibri" w:cs="Calibri" w:eastAsia="Calibri" w:hAnsi="Calibri"/>
+          <w:i/>
+          <w:iCs/>
+          <w:color w:val="333333"/>
+          <w:sz w:val="21"/>
+          <w:szCs w:val="21"/>
+        </w:rPr>
+        <w:t xml:space="preserve">For every red row, there are only two possible answers, and I am going to keep asking for one of them.</w:t>
+      </w:r>
+    </w:p>
+    <w:p>
+      <w:pPr>
+        <w:pBdr>
+          <w:left w:val="single" w:color="009B8A" w:sz="12" w:space="10"/>
+        </w:pBdr>
+        <w:spacing w:after="30" w:before="30" w:line="264"/>
+        <w:ind w:left="259"/>
+      </w:pPr>
+      <w:r>
+        <w:rPr>
+          <w:rFonts w:ascii="Calibri" w:cs="Calibri" w:eastAsia="Calibri" w:hAnsi="Calibri"/>
+          <w:i/>
+          <w:iCs/>
+          <w:color w:val="333333"/>
+          <w:sz w:val="21"/>
+          <w:szCs w:val="21"/>
+        </w:rPr>
+        <w:t xml:space="preserve">Either you can tell me where we might get that information — a system, a report, a spreadsheet, or a person who would know. Or we agree together that it comes out of the report, because there is no practical source for it.</w:t>
+      </w:r>
+    </w:p>
+    <w:p>
+      <w:pPr>
+        <w:pBdr>
+          <w:left w:val="single" w:color="009B8A" w:sz="12" w:space="10"/>
+        </w:pBdr>
+        <w:spacing w:after="30" w:before="30" w:line="264"/>
+        <w:ind w:left="259"/>
+      </w:pPr>
+      <w:r>
+        <w:rPr>
+          <w:rFonts w:ascii="Calibri" w:cs="Calibri" w:eastAsia="Calibri" w:hAnsi="Calibri"/>
+          <w:i/>
+          <w:iCs/>
+          <w:color w:val="333333"/>
+          <w:sz w:val="21"/>
+          <w:szCs w:val="21"/>
+        </w:rPr>
+        <w:t xml:space="preserve">Both of those are good outcomes. What does not help either of us is leaving it open, because then we build nothing and we are back here in a month.</w:t>
+      </w:r>
+    </w:p>
+    <w:p>
+      <w:pPr>
+        <w:keepNext/>
+        <w:spacing w:after="40" w:before="140"/>
+      </w:pPr>
+      <w:r>
+        <w:rPr>
+          <w:rFonts w:ascii="Calibri" w:cs="Calibri" w:eastAsia="Calibri" w:hAnsi="Calibri"/>
+          <w:b/>
+          <w:bCs/>
+          <w:caps/>
+          <w:color w:val="9B2C2C"/>
+          <w:spacing w:val="30"/>
+          <w:sz w:val="17"/>
+          <w:szCs w:val="17"/>
+        </w:rPr>
+        <w:t xml:space="preserve">Ask</w:t>
+      </w:r>
+    </w:p>
+    <w:p>
+      <w:pPr>
+        <w:pBdr>
+          <w:left w:val="single" w:color="9B2C2C" w:sz="12" w:space="10"/>
+        </w:pBdr>
+        <w:spacing w:after="20" w:before="50" w:line="264"/>
+        <w:ind w:left="259"/>
+      </w:pPr>
+      <w:r>
+        <w:rPr>
+          <w:rFonts w:ascii="Calibri" w:cs="Calibri" w:eastAsia="Calibri" w:hAnsi="Calibri"/>
+          <w:b/>
+          <w:bCs/>
+          <w:color w:val="9B2C2C"/>
+          <w:sz w:val="21"/>
+          <w:szCs w:val="21"/>
+        </w:rPr>
+        <w:t xml:space="preserve">Q1.  </w:t>
+      </w:r>
+      <w:r>
+        <w:rPr>
+          <w:rFonts w:ascii="Calibri" w:cs="Calibri" w:eastAsia="Calibri" w:hAnsi="Calibri"/>
+          <w:b/>
+          <w:bCs/>
+          <w:color w:val="003D5B"/>
+          <w:sz w:val="21"/>
+          <w:szCs w:val="21"/>
+        </w:rPr>
+        <w:t xml:space="preserve">Does that way of working make sense before we start?</w:t>
+      </w:r>
+    </w:p>
+    <w:p>
+      <w:pPr>
+        <w:spacing w:after="40" w:before="10" w:line="264"/>
+        <w:ind w:left="604"/>
+      </w:pPr>
+      <w:r>
+        <w:rPr>
+          <w:rFonts w:ascii="Calibri" w:cs="Calibri" w:eastAsia="Calibri" w:hAnsi="Calibri"/>
+          <w:i/>
+          <w:iCs/>
+          <w:color w:val="6B7280"/>
+          <w:sz w:val="20"/>
+          <w:szCs w:val="20"/>
+        </w:rPr>
+        <w:t xml:space="preserve">You want a nod. If someone looks uneasy, ask what they would prefer — better to hear it now.</w:t>
+      </w:r>
+    </w:p>
+    <w:p>
+      <w:pPr>
+        <w:pBdr>
+          <w:left w:val="single" w:color="9B2C2C" w:sz="12" w:space="10"/>
+        </w:pBdr>
+        <w:spacing w:after="20" w:before="50" w:line="264"/>
+        <w:ind w:left="259"/>
+      </w:pPr>
+      <w:r>
+        <w:rPr>
+          <w:rFonts w:ascii="Calibri" w:cs="Calibri" w:eastAsia="Calibri" w:hAnsi="Calibri"/>
+          <w:b/>
+          <w:bCs/>
+          <w:color w:val="9B2C2C"/>
+          <w:sz w:val="21"/>
+          <w:szCs w:val="21"/>
+        </w:rPr>
+        <w:t xml:space="preserve">Q2.  </w:t>
+      </w:r>
+      <w:r>
+        <w:rPr>
+          <w:rFonts w:ascii="Calibri" w:cs="Calibri" w:eastAsia="Calibri" w:hAnsi="Calibri"/>
+          <w:b/>
+          <w:bCs/>
+          <w:color w:val="003D5B"/>
+          <w:sz w:val="21"/>
+          <w:szCs w:val="21"/>
+        </w:rPr>
+        <w:t xml:space="preserve">Is everyone here who needs to be, particularly for questions about where data lives?</w:t>
+      </w:r>
+    </w:p>
+    <w:p>
+      <w:pPr>
+        <w:spacing w:after="40" w:before="10" w:line="264"/>
+        <w:ind w:left="604"/>
+      </w:pPr>
+      <w:r>
+        <w:rPr>
+          <w:rFonts w:ascii="Calibri" w:cs="Calibri" w:eastAsia="Calibri" w:hAnsi="Calibri"/>
+          <w:i/>
+          <w:iCs/>
+          <w:color w:val="6B7280"/>
+          <w:sz w:val="20"/>
+          <w:szCs w:val="20"/>
+        </w:rPr>
+        <w:t xml:space="preserve">If the person who knows the user directory or the project system is absent, find out now so you can park those items deliberately rather than by accident.</w:t>
+      </w:r>
+    </w:p>
+    <w:p>
+      <w:pPr>
+        <w:keepNext/>
+        <w:spacing w:after="40" w:before="140"/>
+      </w:pPr>
+      <w:r>
+        <w:rPr>
+          <w:rFonts w:ascii="Calibri" w:cs="Calibri" w:eastAsia="Calibri" w:hAnsi="Calibri"/>
+          <w:b/>
+          <w:bCs/>
+          <w:caps/>
+          <w:color w:val="C05621"/>
+          <w:spacing w:val="30"/>
+          <w:sz w:val="17"/>
+          <w:szCs w:val="17"/>
+        </w:rPr>
+        <w:t xml:space="preserve">Write</w:t>
+      </w:r>
+    </w:p>
+    <w:p>
+      <w:pPr>
+        <w:pBdr>
+          <w:left w:val="single" w:color="C05621" w:sz="12" w:space="10"/>
+        </w:pBdr>
+        <w:spacing w:after="30" w:before="30" w:line="264"/>
+        <w:ind w:left="259"/>
+      </w:pPr>
+      <w:r>
+        <w:rPr>
+          <w:rFonts w:ascii="Calibri" w:cs="Calibri" w:eastAsia="Calibri" w:hAnsi="Calibri"/>
+          <w:color w:val="333333"/>
+          <w:sz w:val="21"/>
+          <w:szCs w:val="21"/>
+        </w:rPr>
+        <w:t xml:space="preserve">Note anyone missing, and which topics will need them. You will use this at the close.</w:t>
+      </w:r>
+    </w:p>
+    <w:p>
+      <w:r>
+        <w:br w:type="page"/>
+      </w:r>
+    </w:p>
+    <w:p>
+      <w:pPr>
+        <w:pStyle w:val="Heading2"/>
+        <w:keepNext/>
+        <w:spacing w:after="100" w:before="260"/>
+      </w:pPr>
+      <w:r>
+        <w:rPr>
+          <w:rFonts w:ascii="Calibri" w:cs="Calibri" w:eastAsia="Calibri" w:hAnsi="Calibri"/>
+          <w:b/>
+          <w:bCs/>
+          <w:color w:val="003D5B"/>
+          <w:sz w:val="25"/>
+          <w:szCs w:val="25"/>
+        </w:rPr>
+        <w:t xml:space="preserve">Segment 2 — Bank-wide Oversight  (17 minutes)</w:t>
+      </w:r>
+    </w:p>
+    <w:p>
+      <w:pPr>
+        <w:keepNext/>
+        <w:spacing w:after="40" w:before="140"/>
+      </w:pPr>
+      <w:r>
+        <w:rPr>
+          <w:rFonts w:ascii="Calibri" w:cs="Calibri" w:eastAsia="Calibri" w:hAnsi="Calibri"/>
+          <w:b/>
+          <w:bCs/>
+          <w:caps/>
+          <w:color w:val="003D5B"/>
+          <w:spacing w:val="30"/>
+          <w:sz w:val="17"/>
+          <w:szCs w:val="17"/>
+        </w:rPr>
+        <w:t xml:space="preserve">On screen</w:t>
+      </w:r>
+    </w:p>
+    <w:p>
+      <w:pPr>
+        <w:pBdr>
+          <w:left w:val="single" w:color="003D5B" w:sz="12" w:space="10"/>
+        </w:pBdr>
+        <w:spacing w:after="30" w:before="30" w:line="264"/>
+        <w:ind w:left="259"/>
+      </w:pPr>
+      <w:r>
+        <w:rPr>
+          <w:rFonts w:ascii="Calibri" w:cs="Calibri" w:eastAsia="Calibri" w:hAnsi="Calibri"/>
+          <w:color w:val="333333"/>
+          <w:sz w:val="21"/>
+          <w:szCs w:val="21"/>
+        </w:rPr>
+        <w:t xml:space="preserve">Deck, slides 4 and 5.</w:t>
+      </w:r>
+    </w:p>
+    <w:p>
+      <w:pPr>
+        <w:keepNext/>
+        <w:spacing w:after="40" w:before="140"/>
+      </w:pPr>
+      <w:r>
+        <w:rPr>
+          <w:rFonts w:ascii="Calibri" w:cs="Calibri" w:eastAsia="Calibri" w:hAnsi="Calibri"/>
+          <w:b/>
+          <w:bCs/>
+          <w:caps/>
+          <w:color w:val="009B8A"/>
+          <w:spacing w:val="30"/>
+          <w:sz w:val="17"/>
+          <w:szCs w:val="17"/>
+        </w:rPr>
+        <w:t xml:space="preserve">Say</w:t>
+      </w:r>
+    </w:p>
+    <w:p>
+      <w:pPr>
+        <w:pBdr>
+          <w:left w:val="single" w:color="009B8A" w:sz="12" w:space="10"/>
+        </w:pBdr>
+        <w:spacing w:after="30" w:before="30" w:line="264"/>
+        <w:ind w:left="259"/>
+      </w:pPr>
+      <w:r>
+        <w:rPr>
+          <w:rFonts w:ascii="Calibri" w:cs="Calibri" w:eastAsia="Calibri" w:hAnsi="Calibri"/>
+          <w:i/>
+          <w:iCs/>
+          <w:color w:val="333333"/>
+          <w:sz w:val="21"/>
+          <w:szCs w:val="21"/>
+        </w:rPr>
+        <w:t xml:space="preserve">This is the page someone opens first. It answers one question — how is EDRMS being used across the bank as a whole.</w:t>
+      </w:r>
+    </w:p>
+    <w:p>
+      <w:pPr>
+        <w:pBdr>
+          <w:left w:val="single" w:color="009B8A" w:sz="12" w:space="10"/>
+        </w:pBdr>
+        <w:spacing w:after="30" w:before="30" w:line="264"/>
+        <w:ind w:left="259"/>
+      </w:pPr>
+      <w:r>
+        <w:rPr>
+          <w:rFonts w:ascii="Calibri" w:cs="Calibri" w:eastAsia="Calibri" w:hAnsi="Calibri"/>
+          <w:i/>
+          <w:iCs/>
+          <w:color w:val="333333"/>
+          <w:sz w:val="21"/>
+          <w:szCs w:val="21"/>
+        </w:rPr>
+        <w:t xml:space="preserve">Everything else in the report is a more detailed version of what is on this page. So if a measure is wrong here, it is wrong everywhere.</w:t>
+      </w:r>
+    </w:p>
+    <w:p>
+      <w:pPr>
+        <w:keepNext/>
+        <w:spacing w:after="40" w:before="140"/>
+      </w:pPr>
+      <w:r>
+        <w:rPr>
+          <w:rFonts w:ascii="Calibri" w:cs="Calibri" w:eastAsia="Calibri" w:hAnsi="Calibri"/>
+          <w:b/>
+          <w:bCs/>
+          <w:caps/>
+          <w:color w:val="003D5B"/>
+          <w:spacing w:val="30"/>
+          <w:sz w:val="17"/>
+          <w:szCs w:val="17"/>
+        </w:rPr>
+        <w:t xml:space="preserve">Show</w:t>
+      </w:r>
+    </w:p>
+    <w:p>
+      <w:pPr>
+        <w:pBdr>
+          <w:left w:val="single" w:color="003D5B" w:sz="12" w:space="10"/>
+        </w:pBdr>
+        <w:spacing w:after="30" w:before="30" w:line="264"/>
+        <w:ind w:left="259"/>
+      </w:pPr>
+      <w:r>
+        <w:rPr>
+          <w:rFonts w:ascii="Calibri" w:cs="Calibri" w:eastAsia="Calibri" w:hAnsi="Calibri"/>
+          <w:color w:val="333333"/>
+          <w:sz w:val="21"/>
+          <w:szCs w:val="21"/>
+        </w:rPr>
+        <w:t xml:space="preserve">Slide 4. Walk the four groups across the bottom — users and activity, records declared, physical counterparts, retention position. Roughly fifteen seconds each. Do not read every line.</w:t>
+      </w:r>
+    </w:p>
+    <w:p>
+      <w:pPr>
+        <w:spacing w:after="60" w:before="60" w:line="264"/>
+      </w:pPr>
+      <w:r>
+        <w:rPr>
+          <w:rFonts w:ascii="Calibri" w:cs="Calibri" w:eastAsia="Calibri" w:hAnsi="Calibri"/>
+          <w:b/>
+          <w:bCs/>
+          <w:color w:val="003D5B"/>
+          <w:sz w:val="21"/>
+          <w:szCs w:val="21"/>
+        </w:rPr>
+        <w:t xml:space="preserve">Now raise the substitutions, before they find them in the file.</w:t>
+      </w:r>
+      <w:r>
+        <w:rPr>
+          <w:rFonts w:ascii="Calibri" w:cs="Calibri" w:eastAsia="Calibri" w:hAnsi="Calibri"/>
+          <w:color w:val="333333"/>
+          <w:sz w:val="21"/>
+          <w:szCs w:val="21"/>
+        </w:rPr>
+        <w:t xml:space="preserve"> These are the changes most likely to be objected to later, and the objection is far cheaper now.</w:t>
+      </w:r>
+    </w:p>
+    <w:p>
+      <w:pPr>
+        <w:keepNext/>
+        <w:spacing w:after="40" w:before="140"/>
+      </w:pPr>
+      <w:r>
+        <w:rPr>
+          <w:rFonts w:ascii="Calibri" w:cs="Calibri" w:eastAsia="Calibri" w:hAnsi="Calibri"/>
+          <w:b/>
+          <w:bCs/>
+          <w:caps/>
+          <w:color w:val="009B8A"/>
+          <w:spacing w:val="30"/>
+          <w:sz w:val="17"/>
+          <w:szCs w:val="17"/>
+        </w:rPr>
+        <w:t xml:space="preserve">Say</w:t>
+      </w:r>
+    </w:p>
+    <w:p>
+      <w:pPr>
+        <w:pBdr>
+          <w:left w:val="single" w:color="009B8A" w:sz="12" w:space="10"/>
+        </w:pBdr>
+        <w:spacing w:after="30" w:before="30" w:line="264"/>
+        <w:ind w:left="259"/>
+      </w:pPr>
+      <w:r>
+        <w:rPr>
+          <w:rFonts w:ascii="Calibri" w:cs="Calibri" w:eastAsia="Calibri" w:hAnsi="Calibri"/>
+          <w:i/>
+          <w:iCs/>
+          <w:color w:val="333333"/>
+          <w:sz w:val="21"/>
+          <w:szCs w:val="21"/>
+        </w:rPr>
+        <w:t xml:space="preserve">Two things on this page we deliberately built differently from the original requirement, and I want to flag them rather than let you discover them.</w:t>
+      </w:r>
+    </w:p>
+    <w:p>
+      <w:pPr>
+        <w:pBdr>
+          <w:left w:val="single" w:color="009B8A" w:sz="12" w:space="10"/>
+        </w:pBdr>
+        <w:spacing w:after="30" w:before="30" w:line="264"/>
+        <w:ind w:left="259"/>
+      </w:pPr>
+      <w:r>
+        <w:rPr>
+          <w:rFonts w:ascii="Calibri" w:cs="Calibri" w:eastAsia="Calibri" w:hAnsi="Calibri"/>
+          <w:i/>
+          <w:iCs/>
+          <w:color w:val="333333"/>
+          <w:sz w:val="21"/>
+          <w:szCs w:val="21"/>
+        </w:rPr>
+        <w:t xml:space="preserve">You asked for a total number of EDRMS users. We are reporting users with recorded activity in the last hundred and eighty days instead. The reason is that a raw user count includes people who were given a licence and never opened it, which makes adoption look better than it is.</w:t>
+      </w:r>
+    </w:p>
+    <w:p>
+      <w:pPr>
+        <w:pBdr>
+          <w:left w:val="single" w:color="009B8A" w:sz="12" w:space="10"/>
+        </w:pBdr>
+        <w:spacing w:after="30" w:before="30" w:line="264"/>
+        <w:ind w:left="259"/>
+      </w:pPr>
+      <w:r>
+        <w:rPr>
+          <w:rFonts w:ascii="Calibri" w:cs="Calibri" w:eastAsia="Calibri" w:hAnsi="Calibri"/>
+          <w:i/>
+          <w:iCs/>
+          <w:color w:val="333333"/>
+          <w:sz w:val="21"/>
+          <w:szCs w:val="21"/>
+        </w:rPr>
+        <w:t xml:space="preserve">You also asked for records due for disposal. We are showing them banded — due within thirty days, ninety days, and twelve months — because a single total does not tell you whether something needs attention this week or next year.</w:t>
+      </w:r>
+    </w:p>
+    <w:p>
+      <w:pPr>
+        <w:keepNext/>
+        <w:spacing w:after="40" w:before="140"/>
+      </w:pPr>
+      <w:r>
+        <w:rPr>
+          <w:rFonts w:ascii="Calibri" w:cs="Calibri" w:eastAsia="Calibri" w:hAnsi="Calibri"/>
+          <w:b/>
+          <w:bCs/>
+          <w:caps/>
+          <w:color w:val="9B2C2C"/>
+          <w:spacing w:val="30"/>
+          <w:sz w:val="17"/>
+          <w:szCs w:val="17"/>
+        </w:rPr>
+        <w:t xml:space="preserve">Ask</w:t>
+      </w:r>
+    </w:p>
+    <w:p>
+      <w:pPr>
+        <w:pBdr>
+          <w:left w:val="single" w:color="9B2C2C" w:sz="12" w:space="10"/>
+        </w:pBdr>
+        <w:spacing w:after="20" w:before="50" w:line="264"/>
+        <w:ind w:left="259"/>
+      </w:pPr>
+      <w:r>
+        <w:rPr>
+          <w:rFonts w:ascii="Calibri" w:cs="Calibri" w:eastAsia="Calibri" w:hAnsi="Calibri"/>
+          <w:b/>
+          <w:bCs/>
+          <w:color w:val="9B2C2C"/>
+          <w:sz w:val="21"/>
+          <w:szCs w:val="21"/>
+        </w:rPr>
+        <w:t xml:space="preserve">Q1.  </w:t>
+      </w:r>
+      <w:r>
+        <w:rPr>
+          <w:rFonts w:ascii="Calibri" w:cs="Calibri" w:eastAsia="Calibri" w:hAnsi="Calibri"/>
+          <w:b/>
+          <w:bCs/>
+          <w:color w:val="003D5B"/>
+          <w:sz w:val="21"/>
+          <w:szCs w:val="21"/>
+        </w:rPr>
+        <w:t xml:space="preserve">Are you content with activity-based user counts rather than a raw total?</w:t>
+      </w:r>
+    </w:p>
+    <w:p>
+      <w:pPr>
+        <w:spacing w:after="40" w:before="10" w:line="264"/>
+        <w:ind w:left="604"/>
+      </w:pPr>
+      <w:r>
+        <w:rPr>
+          <w:rFonts w:ascii="Calibri" w:cs="Calibri" w:eastAsia="Calibri" w:hAnsi="Calibri"/>
+          <w:i/>
+          <w:iCs/>
+          <w:color w:val="6B7280"/>
+          <w:sz w:val="20"/>
+          <w:szCs w:val="20"/>
+        </w:rPr>
+        <w:t xml:space="preserve">If they want both, that is easy and worth agreeing on the spot.</w:t>
+      </w:r>
+    </w:p>
+    <w:p>
+      <w:pPr>
+        <w:pBdr>
+          <w:left w:val="single" w:color="9B2C2C" w:sz="12" w:space="10"/>
+        </w:pBdr>
+        <w:spacing w:after="20" w:before="50" w:line="264"/>
+        <w:ind w:left="259"/>
+      </w:pPr>
+      <w:r>
+        <w:rPr>
+          <w:rFonts w:ascii="Calibri" w:cs="Calibri" w:eastAsia="Calibri" w:hAnsi="Calibri"/>
+          <w:b/>
+          <w:bCs/>
+          <w:color w:val="9B2C2C"/>
+          <w:sz w:val="21"/>
+          <w:szCs w:val="21"/>
+        </w:rPr>
+        <w:t xml:space="preserve">Q2.  </w:t>
+      </w:r>
+      <w:r>
+        <w:rPr>
+          <w:rFonts w:ascii="Calibri" w:cs="Calibri" w:eastAsia="Calibri" w:hAnsi="Calibri"/>
+          <w:b/>
+          <w:bCs/>
+          <w:color w:val="003D5B"/>
+          <w:sz w:val="21"/>
+          <w:szCs w:val="21"/>
+        </w:rPr>
+        <w:t xml:space="preserve">Do the disposal bands work, or would you rather see a single figure?</w:t>
+      </w:r>
+    </w:p>
+    <w:p>
+      <w:pPr>
+        <w:keepNext/>
+        <w:spacing w:after="40" w:before="140"/>
+      </w:pPr>
+      <w:r>
+        <w:rPr>
+          <w:rFonts w:ascii="Calibri" w:cs="Calibri" w:eastAsia="Calibri" w:hAnsi="Calibri"/>
+          <w:b/>
+          <w:bCs/>
+          <w:caps/>
+          <w:color w:val="003D5B"/>
+          <w:spacing w:val="30"/>
+          <w:sz w:val="17"/>
+          <w:szCs w:val="17"/>
+        </w:rPr>
+        <w:t xml:space="preserve">Show</w:t>
+      </w:r>
+    </w:p>
+    <w:p>
+      <w:pPr>
+        <w:pBdr>
+          <w:left w:val="single" w:color="003D5B" w:sz="12" w:space="10"/>
+        </w:pBdr>
+        <w:spacing w:after="30" w:before="30" w:line="264"/>
+        <w:ind w:left="259"/>
+      </w:pPr>
+      <w:r>
+        <w:rPr>
+          <w:rFonts w:ascii="Calibri" w:cs="Calibri" w:eastAsia="Calibri" w:hAnsi="Calibri"/>
+          <w:color w:val="333333"/>
+          <w:sz w:val="21"/>
+          <w:szCs w:val="21"/>
+        </w:rPr>
+        <w:t xml:space="preserve">Slide 5. This is the ask slide. Read the four headings only — the detail belongs in the file.</w:t>
+      </w:r>
+    </w:p>
+    <w:p>
+      <w:pPr>
+        <w:pBdr>
+          <w:top w:val="single" w:color="C05621" w:sz="8" w:space="8"/>
+          <w:bottom w:val="single" w:color="C05621" w:sz="8" w:space="8"/>
+          <w:left w:val="single" w:color="C05621" w:sz="24" w:space="10"/>
+          <w:right w:val="single" w:color="C05621" w:sz="8" w:space="8"/>
+        </w:pBdr>
+        <w:shd w:fill="FFF7ED" w:val="clear"/>
+        <w:spacing w:after="180" w:before="180"/>
+      </w:pPr>
+      <w:r>
+        <w:rPr>
+          <w:rFonts w:ascii="Calibri" w:cs="Calibri" w:eastAsia="Calibri" w:hAnsi="Calibri"/>
+          <w:b/>
+          <w:bCs/>
+          <w:color w:val="C05621"/>
+          <w:spacing w:val="30"/>
+          <w:sz w:val="20"/>
+          <w:szCs w:val="20"/>
+        </w:rPr>
+        <w:t xml:space="preserve">SWITCH NOW   </w:t>
+      </w:r>
+      <w:r>
+        <w:rPr>
+          <w:rFonts w:ascii="Calibri" w:cs="Calibri" w:eastAsia="Calibri" w:hAnsi="Calibri"/>
+          <w:b/>
+          <w:bCs/>
+          <w:color w:val="003D5B"/>
+          <w:sz w:val="21"/>
+          <w:szCs w:val="21"/>
+        </w:rPr>
+        <w:t xml:space="preserve">Alt+Tab to the workbook. Open Tab 1, Bank-wide Oversight.</w:t>
+      </w:r>
+    </w:p>
+    <w:p>
+      <w:pPr>
+        <w:keepNext/>
+        <w:spacing w:after="40" w:before="140"/>
+      </w:pPr>
+      <w:r>
+        <w:rPr>
+          <w:rFonts w:ascii="Calibri" w:cs="Calibri" w:eastAsia="Calibri" w:hAnsi="Calibri"/>
+          <w:b/>
+          <w:bCs/>
+          <w:caps/>
+          <w:color w:val="003D5B"/>
+          <w:spacing w:val="30"/>
+          <w:sz w:val="17"/>
+          <w:szCs w:val="17"/>
+        </w:rPr>
+        <w:t xml:space="preserve">On screen</w:t>
+      </w:r>
+    </w:p>
+    <w:p>
+      <w:pPr>
+        <w:pBdr>
+          <w:left w:val="single" w:color="003D5B" w:sz="12" w:space="10"/>
+        </w:pBdr>
+        <w:spacing w:after="30" w:before="30" w:line="264"/>
+        <w:ind w:left="259"/>
+      </w:pPr>
+      <w:r>
+        <w:rPr>
+          <w:rFonts w:ascii="Calibri" w:cs="Calibri" w:eastAsia="Calibri" w:hAnsi="Calibri"/>
+          <w:color w:val="333333"/>
+          <w:sz w:val="21"/>
+          <w:szCs w:val="21"/>
+        </w:rPr>
+        <w:t xml:space="preserve">Workbook, Tab 1. Scroll so the red rows are visible.</w:t>
+      </w:r>
+    </w:p>
+    <w:p>
+      <w:pPr>
+        <w:keepNext/>
+        <w:spacing w:after="40" w:before="140"/>
+      </w:pPr>
+      <w:r>
+        <w:rPr>
+          <w:rFonts w:ascii="Calibri" w:cs="Calibri" w:eastAsia="Calibri" w:hAnsi="Calibri"/>
+          <w:b/>
+          <w:bCs/>
+          <w:caps/>
+          <w:color w:val="009B8A"/>
+          <w:spacing w:val="30"/>
+          <w:sz w:val="17"/>
+          <w:szCs w:val="17"/>
+        </w:rPr>
+        <w:t xml:space="preserve">Say</w:t>
+      </w:r>
+    </w:p>
+    <w:p>
+      <w:pPr>
+        <w:pBdr>
+          <w:left w:val="single" w:color="009B8A" w:sz="12" w:space="10"/>
+        </w:pBdr>
+        <w:spacing w:after="30" w:before="30" w:line="264"/>
+        <w:ind w:left="259"/>
+      </w:pPr>
+      <w:r>
+        <w:rPr>
+          <w:rFonts w:ascii="Calibri" w:cs="Calibri" w:eastAsia="Calibri" w:hAnsi="Calibri"/>
+          <w:i/>
+          <w:iCs/>
+          <w:color w:val="333333"/>
+          <w:sz w:val="21"/>
+          <w:szCs w:val="21"/>
+        </w:rPr>
+        <w:t xml:space="preserve">These are the items on this page we could not build. Let us take them in groups, because they share a cause.</w:t>
+      </w:r>
+    </w:p>
+    <w:p>
+      <w:pPr>
+        <w:pStyle w:val="Heading3"/>
+        <w:keepNext/>
+        <w:spacing w:after="70" w:before="200"/>
+      </w:pPr>
+      <w:r>
+        <w:rPr>
+          <w:rFonts w:ascii="Calibri" w:cs="Calibri" w:eastAsia="Calibri" w:hAnsi="Calibri"/>
+          <w:b/>
+          <w:bCs/>
+          <w:color w:val="009B8A"/>
+          <w:sz w:val="22"/>
+          <w:szCs w:val="22"/>
+        </w:rPr>
+        <w:t xml:space="preserve">Group A — Division</w:t>
+      </w:r>
+    </w:p>
+    <w:p>
+      <w:pPr>
+        <w:keepNext/>
+        <w:spacing w:after="40" w:before="140"/>
+      </w:pPr>
+      <w:r>
+        <w:rPr>
+          <w:rFonts w:ascii="Calibri" w:cs="Calibri" w:eastAsia="Calibri" w:hAnsi="Calibri"/>
+          <w:b/>
+          <w:bCs/>
+          <w:caps/>
+          <w:color w:val="009B8A"/>
+          <w:spacing w:val="30"/>
+          <w:sz w:val="17"/>
+          <w:szCs w:val="17"/>
+        </w:rPr>
+        <w:t xml:space="preserve">Say</w:t>
+      </w:r>
+    </w:p>
+    <w:p>
+      <w:pPr>
+        <w:pBdr>
+          <w:left w:val="single" w:color="009B8A" w:sz="12" w:space="10"/>
+        </w:pBdr>
+        <w:spacing w:after="30" w:before="30" w:line="264"/>
+        <w:ind w:left="259"/>
+      </w:pPr>
+      <w:r>
+        <w:rPr>
+          <w:rFonts w:ascii="Calibri" w:cs="Calibri" w:eastAsia="Calibri" w:hAnsi="Calibri"/>
+          <w:i/>
+          <w:iCs/>
+          <w:color w:val="333333"/>
+          <w:sz w:val="21"/>
+          <w:szCs w:val="21"/>
+        </w:rPr>
+        <w:t xml:space="preserve">The largest single blocker on this page is Division. Several rows here want a breakdown by division, and we cannot produce any of them, because nothing we can read tells us which division a person or a site belongs to.</w:t>
+      </w:r>
+    </w:p>
+    <w:p>
+      <w:pPr>
+        <w:pBdr>
+          <w:left w:val="single" w:color="009B8A" w:sz="12" w:space="10"/>
+        </w:pBdr>
+        <w:spacing w:after="30" w:before="30" w:line="264"/>
+        <w:ind w:left="259"/>
+      </w:pPr>
+      <w:r>
+        <w:rPr>
+          <w:rFonts w:ascii="Calibri" w:cs="Calibri" w:eastAsia="Calibri" w:hAnsi="Calibri"/>
+          <w:i/>
+          <w:iCs/>
+          <w:color w:val="333333"/>
+          <w:sz w:val="21"/>
+          <w:szCs w:val="21"/>
+        </w:rPr>
+        <w:t xml:space="preserve">This is not a hard problem to solve. It is one list, and it unlocks everything you can see highlighted here.</w:t>
+      </w:r>
+    </w:p>
+    <w:p>
+      <w:pPr>
+        <w:keepNext/>
+        <w:spacing w:after="40" w:before="140"/>
+      </w:pPr>
+      <w:r>
+        <w:rPr>
+          <w:rFonts w:ascii="Calibri" w:cs="Calibri" w:eastAsia="Calibri" w:hAnsi="Calibri"/>
+          <w:b/>
+          <w:bCs/>
+          <w:caps/>
+          <w:color w:val="003D5B"/>
+          <w:spacing w:val="30"/>
+          <w:sz w:val="17"/>
+          <w:szCs w:val="17"/>
+        </w:rPr>
+        <w:t xml:space="preserve">Show</w:t>
+      </w:r>
+    </w:p>
+    <w:p>
+      <w:pPr>
+        <w:pBdr>
+          <w:left w:val="single" w:color="003D5B" w:sz="12" w:space="10"/>
+        </w:pBdr>
+        <w:spacing w:after="30" w:before="30" w:line="264"/>
+        <w:ind w:left="259"/>
+      </w:pPr>
+      <w:r>
+        <w:rPr>
+          <w:rFonts w:ascii="Calibri" w:cs="Calibri" w:eastAsia="Calibri" w:hAnsi="Calibri"/>
+          <w:color w:val="333333"/>
+          <w:sz w:val="21"/>
+          <w:szCs w:val="21"/>
+        </w:rPr>
+        <w:t xml:space="preserve">Point at each red Division row in turn as you say this. Seeing four rows light up from one cause is what makes the ask land.</w:t>
+      </w:r>
+    </w:p>
+    <w:p>
+      <w:pPr>
+        <w:keepNext/>
+        <w:spacing w:after="40" w:before="140"/>
+      </w:pPr>
+      <w:r>
+        <w:rPr>
+          <w:rFonts w:ascii="Calibri" w:cs="Calibri" w:eastAsia="Calibri" w:hAnsi="Calibri"/>
+          <w:b/>
+          <w:bCs/>
+          <w:caps/>
+          <w:color w:val="9B2C2C"/>
+          <w:spacing w:val="30"/>
+          <w:sz w:val="17"/>
+          <w:szCs w:val="17"/>
+        </w:rPr>
+        <w:t xml:space="preserve">Ask</w:t>
+      </w:r>
+    </w:p>
+    <w:p>
+      <w:pPr>
+        <w:pBdr>
+          <w:left w:val="single" w:color="9B2C2C" w:sz="12" w:space="10"/>
+        </w:pBdr>
+        <w:spacing w:after="20" w:before="50" w:line="264"/>
+        <w:ind w:left="259"/>
+      </w:pPr>
+      <w:r>
+        <w:rPr>
+          <w:rFonts w:ascii="Calibri" w:cs="Calibri" w:eastAsia="Calibri" w:hAnsi="Calibri"/>
+          <w:b/>
+          <w:bCs/>
+          <w:color w:val="9B2C2C"/>
+          <w:sz w:val="21"/>
+          <w:szCs w:val="21"/>
+        </w:rPr>
+        <w:t xml:space="preserve">Q1.  </w:t>
+      </w:r>
+      <w:r>
+        <w:rPr>
+          <w:rFonts w:ascii="Calibri" w:cs="Calibri" w:eastAsia="Calibri" w:hAnsi="Calibri"/>
+          <w:b/>
+          <w:bCs/>
+          <w:color w:val="003D5B"/>
+          <w:sz w:val="21"/>
+          <w:szCs w:val="21"/>
+        </w:rPr>
+        <w:t xml:space="preserve">Where does the authoritative list of Divisions live today?</w:t>
+      </w:r>
+    </w:p>
+    <w:p>
+      <w:pPr>
+        <w:spacing w:after="40" w:before="10" w:line="264"/>
+        <w:ind w:left="604"/>
+      </w:pPr>
+      <w:r>
+        <w:rPr>
+          <w:rFonts w:ascii="Calibri" w:cs="Calibri" w:eastAsia="Calibri" w:hAnsi="Calibri"/>
+          <w:i/>
+          <w:iCs/>
+          <w:color w:val="6B7280"/>
+          <w:sz w:val="20"/>
+          <w:szCs w:val="20"/>
+        </w:rPr>
+        <w:t xml:space="preserve">A system name is the ideal answer. A spreadsheet owner is a perfectly good answer too.</w:t>
+      </w:r>
+    </w:p>
+    <w:p>
+      <w:pPr>
+        <w:pBdr>
+          <w:left w:val="single" w:color="9B2C2C" w:sz="12" w:space="10"/>
+        </w:pBdr>
+        <w:spacing w:after="20" w:before="50" w:line="264"/>
+        <w:ind w:left="259"/>
+      </w:pPr>
+      <w:r>
+        <w:rPr>
+          <w:rFonts w:ascii="Calibri" w:cs="Calibri" w:eastAsia="Calibri" w:hAnsi="Calibri"/>
+          <w:b/>
+          <w:bCs/>
+          <w:color w:val="9B2C2C"/>
+          <w:sz w:val="21"/>
+          <w:szCs w:val="21"/>
+        </w:rPr>
+        <w:t xml:space="preserve">Q2.  </w:t>
+      </w:r>
+      <w:r>
+        <w:rPr>
+          <w:rFonts w:ascii="Calibri" w:cs="Calibri" w:eastAsia="Calibri" w:hAnsi="Calibri"/>
+          <w:b/>
+          <w:bCs/>
+          <w:color w:val="003D5B"/>
+          <w:sz w:val="21"/>
+          <w:szCs w:val="21"/>
+        </w:rPr>
+        <w:t xml:space="preserve">Is a person assigned to a division, or is a site assigned to a division, or both?</w:t>
+      </w:r>
+    </w:p>
+    <w:p>
+      <w:pPr>
+        <w:spacing w:after="40" w:before="10" w:line="264"/>
+        <w:ind w:left="604"/>
+      </w:pPr>
+      <w:r>
+        <w:rPr>
+          <w:rFonts w:ascii="Calibri" w:cs="Calibri" w:eastAsia="Calibri" w:hAnsi="Calibri"/>
+          <w:i/>
+          <w:iCs/>
+          <w:color w:val="6B7280"/>
+          <w:sz w:val="20"/>
+          <w:szCs w:val="20"/>
+        </w:rPr>
+        <w:t xml:space="preserve">This matters — it changes whether we join on the user or on the site. Do not skip it.</w:t>
+      </w:r>
+    </w:p>
+    <w:p>
+      <w:pPr>
+        <w:pBdr>
+          <w:left w:val="single" w:color="9B2C2C" w:sz="12" w:space="10"/>
+        </w:pBdr>
+        <w:spacing w:after="20" w:before="50" w:line="264"/>
+        <w:ind w:left="259"/>
+      </w:pPr>
+      <w:r>
+        <w:rPr>
+          <w:rFonts w:ascii="Calibri" w:cs="Calibri" w:eastAsia="Calibri" w:hAnsi="Calibri"/>
+          <w:b/>
+          <w:bCs/>
+          <w:color w:val="9B2C2C"/>
+          <w:sz w:val="21"/>
+          <w:szCs w:val="21"/>
+        </w:rPr>
+        <w:t xml:space="preserve">Q3.  </w:t>
+      </w:r>
+      <w:r>
+        <w:rPr>
+          <w:rFonts w:ascii="Calibri" w:cs="Calibri" w:eastAsia="Calibri" w:hAnsi="Calibri"/>
+          <w:b/>
+          <w:bCs/>
+          <w:color w:val="003D5B"/>
+          <w:sz w:val="21"/>
+          <w:szCs w:val="21"/>
+        </w:rPr>
+        <w:t xml:space="preserve">Who owns that list, and can we be given a copy or read access?</w:t>
+      </w:r>
+    </w:p>
+    <w:p>
+      <w:pPr>
+        <w:spacing w:after="40" w:before="10" w:line="264"/>
+        <w:ind w:left="604"/>
+      </w:pPr>
+      <w:r>
+        <w:rPr>
+          <w:rFonts w:ascii="Calibri" w:cs="Calibri" w:eastAsia="Calibri" w:hAnsi="Calibri"/>
+          <w:i/>
+          <w:iCs/>
+          <w:color w:val="6B7280"/>
+          <w:sz w:val="20"/>
+          <w:szCs w:val="20"/>
+        </w:rPr>
+        <w:t xml:space="preserve">You need a name, not a department.</w:t>
+      </w:r>
+    </w:p>
+    <w:p>
+      <w:pPr>
+        <w:keepNext/>
+        <w:spacing w:after="40" w:before="140"/>
+      </w:pPr>
+      <w:r>
+        <w:rPr>
+          <w:rFonts w:ascii="Calibri" w:cs="Calibri" w:eastAsia="Calibri" w:hAnsi="Calibri"/>
+          <w:b/>
+          <w:bCs/>
+          <w:caps/>
+          <w:color w:val="6B7280"/>
+          <w:spacing w:val="30"/>
+          <w:sz w:val="17"/>
+          <w:szCs w:val="17"/>
+        </w:rPr>
+        <w:t xml:space="preserve">Listen for</w:t>
+      </w:r>
+    </w:p>
+    <w:p>
+      <w:pPr>
+        <w:pBdr>
+          <w:left w:val="single" w:color="6B7280" w:sz="12" w:space="10"/>
+        </w:pBdr>
+        <w:spacing w:after="30" w:before="30" w:line="264"/>
+        <w:ind w:left="259"/>
+      </w:pPr>
+      <w:r>
+        <w:rPr>
+          <w:rFonts w:ascii="Calibri" w:cs="Calibri" w:eastAsia="Calibri" w:hAnsi="Calibri"/>
+          <w:color w:val="333333"/>
+          <w:sz w:val="21"/>
+          <w:szCs w:val="21"/>
+        </w:rPr>
+        <w:t xml:space="preserve">A good answer names a system or a file and a person. Write both.</w:t>
+      </w:r>
+    </w:p>
+    <w:p>
+      <w:pPr>
+        <w:pBdr>
+          <w:left w:val="single" w:color="6B7280" w:sz="12" w:space="10"/>
+        </w:pBdr>
+        <w:spacing w:after="30" w:before="30" w:line="264"/>
+        <w:ind w:left="259"/>
+      </w:pPr>
+      <w:r>
+        <w:rPr>
+          <w:rFonts w:ascii="Calibri" w:cs="Calibri" w:eastAsia="Calibri" w:hAnsi="Calibri"/>
+          <w:color w:val="333333"/>
+          <w:sz w:val="21"/>
+          <w:szCs w:val="21"/>
+        </w:rPr>
+        <w:t xml:space="preserve">A weak answer is “HR would have that”. Push once: “Who in HR should we ask?”</w:t>
+      </w:r>
+    </w:p>
+    <w:p>
+      <w:pPr>
+        <w:pBdr>
+          <w:left w:val="single" w:color="6B7280" w:sz="12" w:space="10"/>
+        </w:pBdr>
+        <w:spacing w:after="30" w:before="30" w:line="264"/>
+        <w:ind w:left="259"/>
+      </w:pPr>
+      <w:r>
+        <w:rPr>
+          <w:rFonts w:ascii="Calibri" w:cs="Calibri" w:eastAsia="Calibri" w:hAnsi="Calibri"/>
+          <w:color w:val="333333"/>
+          <w:sz w:val="21"/>
+          <w:szCs w:val="21"/>
+        </w:rPr>
+        <w:t xml:space="preserve">If genuinely nobody knows, that is Door 2 — propose dropping every per-division breakdown and reporting at department level. Get that agreed out loud.</w:t>
+      </w:r>
+    </w:p>
+    <w:p>
+      <w:pPr>
+        <w:keepNext/>
+        <w:spacing w:after="40" w:before="140"/>
+      </w:pPr>
+      <w:r>
+        <w:rPr>
+          <w:rFonts w:ascii="Calibri" w:cs="Calibri" w:eastAsia="Calibri" w:hAnsi="Calibri"/>
+          <w:b/>
+          <w:bCs/>
+          <w:caps/>
+          <w:color w:val="C05621"/>
+          <w:spacing w:val="30"/>
+          <w:sz w:val="17"/>
+          <w:szCs w:val="17"/>
+        </w:rPr>
+        <w:t xml:space="preserve">Write</w:t>
+      </w:r>
+    </w:p>
+    <w:p>
+      <w:pPr>
+        <w:pBdr>
+          <w:left w:val="single" w:color="C05621" w:sz="12" w:space="10"/>
+        </w:pBdr>
+        <w:spacing w:after="30" w:before="30" w:line="264"/>
+        <w:ind w:left="259"/>
+      </w:pPr>
+      <w:r>
+        <w:rPr>
+          <w:rFonts w:ascii="Calibri" w:cs="Calibri" w:eastAsia="Calibri" w:hAnsi="Calibri"/>
+          <w:color w:val="333333"/>
+          <w:sz w:val="21"/>
+          <w:szCs w:val="21"/>
+        </w:rPr>
+        <w:t xml:space="preserve">In the row's question column, type the source and the owner's name as they say it. Let them see you typing — it makes the commitment real.</w:t>
+      </w:r>
+    </w:p>
+    <w:p>
+      <w:pPr>
+        <w:pStyle w:val="Heading3"/>
+        <w:keepNext/>
+        <w:spacing w:after="70" w:before="200"/>
+      </w:pPr>
+      <w:r>
+        <w:rPr>
+          <w:rFonts w:ascii="Calibri" w:cs="Calibri" w:eastAsia="Calibri" w:hAnsi="Calibri"/>
+          <w:b/>
+          <w:bCs/>
+          <w:color w:val="009B8A"/>
+          <w:sz w:val="22"/>
+          <w:szCs w:val="22"/>
+        </w:rPr>
+        <w:t xml:space="preserve">Group B — Who the users are</w:t>
+      </w:r>
+    </w:p>
+    <w:p>
+      <w:pPr>
+        <w:keepNext/>
+        <w:spacing w:after="40" w:before="140"/>
+      </w:pPr>
+      <w:r>
+        <w:rPr>
+          <w:rFonts w:ascii="Calibri" w:cs="Calibri" w:eastAsia="Calibri" w:hAnsi="Calibri"/>
+          <w:b/>
+          <w:bCs/>
+          <w:caps/>
+          <w:color w:val="009B8A"/>
+          <w:spacing w:val="30"/>
+          <w:sz w:val="17"/>
+          <w:szCs w:val="17"/>
+        </w:rPr>
+        <w:t xml:space="preserve">Say</w:t>
+      </w:r>
+    </w:p>
+    <w:p>
+      <w:pPr>
+        <w:pBdr>
+          <w:left w:val="single" w:color="009B8A" w:sz="12" w:space="10"/>
+        </w:pBdr>
+        <w:spacing w:after="30" w:before="30" w:line="264"/>
+        <w:ind w:left="259"/>
+      </w:pPr>
+      <w:r>
+        <w:rPr>
+          <w:rFonts w:ascii="Calibri" w:cs="Calibri" w:eastAsia="Calibri" w:hAnsi="Calibri"/>
+          <w:i/>
+          <w:iCs/>
+          <w:color w:val="333333"/>
+          <w:sz w:val="21"/>
+          <w:szCs w:val="21"/>
+        </w:rPr>
+        <w:t xml:space="preserve">The next group wants users split into staff, contractors and consultants. We could not build it because no register we can reach records employment type against an EDRMS user.</w:t>
+      </w:r>
+    </w:p>
+    <w:p>
+      <w:pPr>
+        <w:keepNext/>
+        <w:spacing w:after="40" w:before="140"/>
+      </w:pPr>
+      <w:r>
+        <w:rPr>
+          <w:rFonts w:ascii="Calibri" w:cs="Calibri" w:eastAsia="Calibri" w:hAnsi="Calibri"/>
+          <w:b/>
+          <w:bCs/>
+          <w:caps/>
+          <w:color w:val="9B2C2C"/>
+          <w:spacing w:val="30"/>
+          <w:sz w:val="17"/>
+          <w:szCs w:val="17"/>
+        </w:rPr>
+        <w:t xml:space="preserve">Ask</w:t>
+      </w:r>
+    </w:p>
+    <w:p>
+      <w:pPr>
+        <w:pBdr>
+          <w:left w:val="single" w:color="9B2C2C" w:sz="12" w:space="10"/>
+        </w:pBdr>
+        <w:spacing w:after="20" w:before="50" w:line="264"/>
+        <w:ind w:left="259"/>
+      </w:pPr>
+      <w:r>
+        <w:rPr>
+          <w:rFonts w:ascii="Calibri" w:cs="Calibri" w:eastAsia="Calibri" w:hAnsi="Calibri"/>
+          <w:b/>
+          <w:bCs/>
+          <w:color w:val="9B2C2C"/>
+          <w:sz w:val="21"/>
+          <w:szCs w:val="21"/>
+        </w:rPr>
+        <w:t xml:space="preserve">Q1.  </w:t>
+      </w:r>
+      <w:r>
+        <w:rPr>
+          <w:rFonts w:ascii="Calibri" w:cs="Calibri" w:eastAsia="Calibri" w:hAnsi="Calibri"/>
+          <w:b/>
+          <w:bCs/>
+          <w:color w:val="003D5B"/>
+          <w:sz w:val="21"/>
+          <w:szCs w:val="21"/>
+        </w:rPr>
+        <w:t xml:space="preserve">Is there a register anywhere that flags a person as staff, contractor or consultant?</w:t>
+      </w:r>
+    </w:p>
+    <w:p>
+      <w:pPr>
+        <w:pBdr>
+          <w:left w:val="single" w:color="9B2C2C" w:sz="12" w:space="10"/>
+        </w:pBdr>
+        <w:spacing w:after="20" w:before="50" w:line="264"/>
+        <w:ind w:left="259"/>
+      </w:pPr>
+      <w:r>
+        <w:rPr>
+          <w:rFonts w:ascii="Calibri" w:cs="Calibri" w:eastAsia="Calibri" w:hAnsi="Calibri"/>
+          <w:b/>
+          <w:bCs/>
+          <w:color w:val="9B2C2C"/>
+          <w:sz w:val="21"/>
+          <w:szCs w:val="21"/>
+        </w:rPr>
+        <w:t xml:space="preserve">Q2.  </w:t>
+      </w:r>
+      <w:r>
+        <w:rPr>
+          <w:rFonts w:ascii="Calibri" w:cs="Calibri" w:eastAsia="Calibri" w:hAnsi="Calibri"/>
+          <w:b/>
+          <w:bCs/>
+          <w:color w:val="003D5B"/>
+          <w:sz w:val="21"/>
+          <w:szCs w:val="21"/>
+        </w:rPr>
+        <w:t xml:space="preserve">If there is, can it be matched to an EDRMS account — same email, same identifier?</w:t>
+      </w:r>
+    </w:p>
+    <w:p>
+      <w:pPr>
+        <w:spacing w:after="40" w:before="10" w:line="264"/>
+        <w:ind w:left="604"/>
+      </w:pPr>
+      <w:r>
+        <w:rPr>
+          <w:rFonts w:ascii="Calibri" w:cs="Calibri" w:eastAsia="Calibri" w:hAnsi="Calibri"/>
+          <w:i/>
+          <w:iCs/>
+          <w:color w:val="6B7280"/>
+          <w:sz w:val="20"/>
+          <w:szCs w:val="20"/>
+        </w:rPr>
+        <w:t xml:space="preserve">A register that cannot be joined is no use, so ask this before celebrating.</w:t>
+      </w:r>
+    </w:p>
+    <w:p>
+      <w:pPr>
+        <w:pBdr>
+          <w:left w:val="single" w:color="9B2C2C" w:sz="12" w:space="10"/>
+        </w:pBdr>
+        <w:spacing w:after="20" w:before="50" w:line="264"/>
+        <w:ind w:left="259"/>
+      </w:pPr>
+      <w:r>
+        <w:rPr>
+          <w:rFonts w:ascii="Calibri" w:cs="Calibri" w:eastAsia="Calibri" w:hAnsi="Calibri"/>
+          <w:b/>
+          <w:bCs/>
+          <w:color w:val="9B2C2C"/>
+          <w:sz w:val="21"/>
+          <w:szCs w:val="21"/>
+        </w:rPr>
+        <w:t xml:space="preserve">Q3.  </w:t>
+      </w:r>
+      <w:r>
+        <w:rPr>
+          <w:rFonts w:ascii="Calibri" w:cs="Calibri" w:eastAsia="Calibri" w:hAnsi="Calibri"/>
+          <w:b/>
+          <w:bCs/>
+          <w:color w:val="003D5B"/>
+          <w:sz w:val="21"/>
+          <w:szCs w:val="21"/>
+        </w:rPr>
+        <w:t xml:space="preserve">If there is not, are you content that we report total active users only and drop the split?</w:t>
+      </w:r>
+    </w:p>
+    <w:p>
+      <w:pPr>
+        <w:spacing w:after="40" w:before="10" w:line="264"/>
+        <w:ind w:left="604"/>
+      </w:pPr>
+      <w:r>
+        <w:rPr>
+          <w:rFonts w:ascii="Calibri" w:cs="Calibri" w:eastAsia="Calibri" w:hAnsi="Calibri"/>
+          <w:i/>
+          <w:iCs/>
+          <w:color w:val="6B7280"/>
+          <w:sz w:val="20"/>
+          <w:szCs w:val="20"/>
+        </w:rPr>
+        <w:t xml:space="preserve">This is Door 2. Offer it plainly. Many clients take it.</w:t>
+      </w:r>
+    </w:p>
+    <w:p>
+      <w:pPr>
+        <w:pStyle w:val="Heading3"/>
+        <w:keepNext/>
+        <w:spacing w:after="70" w:before="200"/>
+      </w:pPr>
+      <w:r>
+        <w:rPr>
+          <w:rFonts w:ascii="Calibri" w:cs="Calibri" w:eastAsia="Calibri" w:hAnsi="Calibri"/>
+          <w:b/>
+          <w:bCs/>
+          <w:color w:val="009B8A"/>
+          <w:sz w:val="22"/>
+          <w:szCs w:val="22"/>
+        </w:rPr>
+        <w:t xml:space="preserve">Group C — Training and go-live</w:t>
+      </w:r>
+    </w:p>
+    <w:p>
+      <w:pPr>
+        <w:keepNext/>
+        <w:spacing w:after="40" w:before="140"/>
+      </w:pPr>
+      <w:r>
+        <w:rPr>
+          <w:rFonts w:ascii="Calibri" w:cs="Calibri" w:eastAsia="Calibri" w:hAnsi="Calibri"/>
+          <w:b/>
+          <w:bCs/>
+          <w:caps/>
+          <w:color w:val="009B8A"/>
+          <w:spacing w:val="30"/>
+          <w:sz w:val="17"/>
+          <w:szCs w:val="17"/>
+        </w:rPr>
+        <w:t xml:space="preserve">Say</w:t>
+      </w:r>
+    </w:p>
+    <w:p>
+      <w:pPr>
+        <w:pBdr>
+          <w:left w:val="single" w:color="009B8A" w:sz="12" w:space="10"/>
+        </w:pBdr>
+        <w:spacing w:after="30" w:before="30" w:line="264"/>
+        <w:ind w:left="259"/>
+      </w:pPr>
+      <w:r>
+        <w:rPr>
+          <w:rFonts w:ascii="Calibri" w:cs="Calibri" w:eastAsia="Calibri" w:hAnsi="Calibri"/>
+          <w:i/>
+          <w:iCs/>
+          <w:color w:val="333333"/>
+          <w:sz w:val="21"/>
+          <w:szCs w:val="21"/>
+        </w:rPr>
+        <w:t xml:space="preserve">Two smaller ones. There is a requirement for training completion, and one for users onboarded since go-live.</w:t>
+      </w:r>
+    </w:p>
+    <w:p>
+      <w:pPr>
+        <w:pBdr>
+          <w:left w:val="single" w:color="009B8A" w:sz="12" w:space="10"/>
+        </w:pBdr>
+        <w:spacing w:after="30" w:before="30" w:line="264"/>
+        <w:ind w:left="259"/>
+      </w:pPr>
+      <w:r>
+        <w:rPr>
+          <w:rFonts w:ascii="Calibri" w:cs="Calibri" w:eastAsia="Calibri" w:hAnsi="Calibri"/>
+          <w:i/>
+          <w:iCs/>
+          <w:color w:val="333333"/>
+          <w:sz w:val="21"/>
+          <w:szCs w:val="21"/>
+        </w:rPr>
+        <w:t xml:space="preserve">For training, no training system is connected to this project, so we have nothing to read. For go-live, we do not have a go-live date per site.</w:t>
+      </w:r>
+    </w:p>
+    <w:p>
+      <w:pPr>
+        <w:keepNext/>
+        <w:spacing w:after="40" w:before="140"/>
+      </w:pPr>
+      <w:r>
+        <w:rPr>
+          <w:rFonts w:ascii="Calibri" w:cs="Calibri" w:eastAsia="Calibri" w:hAnsi="Calibri"/>
+          <w:b/>
+          <w:bCs/>
+          <w:caps/>
+          <w:color w:val="9B2C2C"/>
+          <w:spacing w:val="30"/>
+          <w:sz w:val="17"/>
+          <w:szCs w:val="17"/>
+        </w:rPr>
+        <w:t xml:space="preserve">Ask</w:t>
+      </w:r>
+    </w:p>
+    <w:p>
+      <w:pPr>
+        <w:pBdr>
+          <w:left w:val="single" w:color="9B2C2C" w:sz="12" w:space="10"/>
+        </w:pBdr>
+        <w:spacing w:after="20" w:before="50" w:line="264"/>
+        <w:ind w:left="259"/>
+      </w:pPr>
+      <w:r>
+        <w:rPr>
+          <w:rFonts w:ascii="Calibri" w:cs="Calibri" w:eastAsia="Calibri" w:hAnsi="Calibri"/>
+          <w:b/>
+          <w:bCs/>
+          <w:color w:val="9B2C2C"/>
+          <w:sz w:val="21"/>
+          <w:szCs w:val="21"/>
+        </w:rPr>
+        <w:t xml:space="preserve">Q1.  </w:t>
+      </w:r>
+      <w:r>
+        <w:rPr>
+          <w:rFonts w:ascii="Calibri" w:cs="Calibri" w:eastAsia="Calibri" w:hAnsi="Calibri"/>
+          <w:b/>
+          <w:bCs/>
+          <w:color w:val="003D5B"/>
+          <w:sz w:val="21"/>
+          <w:szCs w:val="21"/>
+        </w:rPr>
+        <w:t xml:space="preserve">Where is EDRMS training completion recorded, and could we read from it?</w:t>
+      </w:r>
+    </w:p>
+    <w:p>
+      <w:pPr>
+        <w:pBdr>
+          <w:left w:val="single" w:color="9B2C2C" w:sz="12" w:space="10"/>
+        </w:pBdr>
+        <w:spacing w:after="20" w:before="50" w:line="264"/>
+        <w:ind w:left="259"/>
+      </w:pPr>
+      <w:r>
+        <w:rPr>
+          <w:rFonts w:ascii="Calibri" w:cs="Calibri" w:eastAsia="Calibri" w:hAnsi="Calibri"/>
+          <w:b/>
+          <w:bCs/>
+          <w:color w:val="9B2C2C"/>
+          <w:sz w:val="21"/>
+          <w:szCs w:val="21"/>
+        </w:rPr>
+        <w:t xml:space="preserve">Q2.  </w:t>
+      </w:r>
+      <w:r>
+        <w:rPr>
+          <w:rFonts w:ascii="Calibri" w:cs="Calibri" w:eastAsia="Calibri" w:hAnsi="Calibri"/>
+          <w:b/>
+          <w:bCs/>
+          <w:color w:val="003D5B"/>
+          <w:sz w:val="21"/>
+          <w:szCs w:val="21"/>
+        </w:rPr>
+        <w:t xml:space="preserve">Is there a go-live date per site anywhere — or would you accept the date the site was created as a stand-in?</w:t>
+      </w:r>
+    </w:p>
+    <w:p>
+      <w:pPr>
+        <w:spacing w:after="40" w:before="10" w:line="264"/>
+        <w:ind w:left="604"/>
+      </w:pPr>
+      <w:r>
+        <w:rPr>
+          <w:rFonts w:ascii="Calibri" w:cs="Calibri" w:eastAsia="Calibri" w:hAnsi="Calibri"/>
+          <w:i/>
+          <w:iCs/>
+          <w:color w:val="6B7280"/>
+          <w:sz w:val="20"/>
+          <w:szCs w:val="20"/>
+        </w:rPr>
+        <w:t xml:space="preserve">The stand-in is usually acceptable and saves a lot of effort. Offer it.</w:t>
+      </w:r>
+    </w:p>
+    <w:p>
+      <w:pPr>
+        <w:pStyle w:val="Heading3"/>
+        <w:keepNext/>
+        <w:spacing w:after="70" w:before="200"/>
+      </w:pPr>
+      <w:r>
+        <w:rPr>
+          <w:rFonts w:ascii="Calibri" w:cs="Calibri" w:eastAsia="Calibri" w:hAnsi="Calibri"/>
+          <w:b/>
+          <w:bCs/>
+          <w:color w:val="009B8A"/>
+          <w:sz w:val="22"/>
+          <w:szCs w:val="22"/>
+        </w:rPr>
+        <w:t xml:space="preserve">Group D — The disposal items</w:t>
+      </w:r>
+    </w:p>
+    <w:p>
+      <w:pPr>
+        <w:keepNext/>
+        <w:spacing w:after="40" w:before="140"/>
+      </w:pPr>
+      <w:r>
+        <w:rPr>
+          <w:rFonts w:ascii="Calibri" w:cs="Calibri" w:eastAsia="Calibri" w:hAnsi="Calibri"/>
+          <w:b/>
+          <w:bCs/>
+          <w:caps/>
+          <w:color w:val="009B8A"/>
+          <w:spacing w:val="30"/>
+          <w:sz w:val="17"/>
+          <w:szCs w:val="17"/>
+        </w:rPr>
+        <w:t xml:space="preserve">Say</w:t>
+      </w:r>
+    </w:p>
+    <w:p>
+      <w:pPr>
+        <w:pBdr>
+          <w:left w:val="single" w:color="009B8A" w:sz="12" w:space="10"/>
+        </w:pBdr>
+        <w:spacing w:after="30" w:before="30" w:line="264"/>
+        <w:ind w:left="259"/>
+      </w:pPr>
+      <w:r>
+        <w:rPr>
+          <w:rFonts w:ascii="Calibri" w:cs="Calibri" w:eastAsia="Calibri" w:hAnsi="Calibri"/>
+          <w:i/>
+          <w:iCs/>
+          <w:color w:val="333333"/>
+          <w:sz w:val="21"/>
+          <w:szCs w:val="21"/>
+        </w:rPr>
+        <w:t xml:space="preserve">The last group on this page concerns disposal — who approved it, whether it was declined or extended, what has actually been disposed of.</w:t>
+      </w:r>
+    </w:p>
+    <w:p>
+      <w:pPr>
+        <w:pBdr>
+          <w:left w:val="single" w:color="009B8A" w:sz="12" w:space="10"/>
+        </w:pBdr>
+        <w:spacing w:after="30" w:before="30" w:line="264"/>
+        <w:ind w:left="259"/>
+      </w:pPr>
+      <w:r>
+        <w:rPr>
+          <w:rFonts w:ascii="Calibri" w:cs="Calibri" w:eastAsia="Calibri" w:hAnsi="Calibri"/>
+          <w:i/>
+          <w:iCs/>
+          <w:color w:val="333333"/>
+          <w:sz w:val="21"/>
+          <w:szCs w:val="21"/>
+        </w:rPr>
+        <w:t xml:space="preserve">We will come to disposal properly later, because it affects two dashboards. For now I just want to note these are here, and we will resolve them together in that segment.</w:t>
+      </w:r>
+    </w:p>
+    <w:p>
+      <w:pPr>
+        <w:keepNext/>
+        <w:spacing w:after="40" w:before="140"/>
+      </w:pPr>
+      <w:r>
+        <w:rPr>
+          <w:rFonts w:ascii="Calibri" w:cs="Calibri" w:eastAsia="Calibri" w:hAnsi="Calibri"/>
+          <w:b/>
+          <w:bCs/>
+          <w:caps/>
+          <w:color w:val="C05621"/>
+          <w:spacing w:val="30"/>
+          <w:sz w:val="17"/>
+          <w:szCs w:val="17"/>
+        </w:rPr>
+        <w:t xml:space="preserve">Write</w:t>
+      </w:r>
+    </w:p>
+    <w:p>
+      <w:pPr>
+        <w:pBdr>
+          <w:left w:val="single" w:color="C05621" w:sz="12" w:space="10"/>
+        </w:pBdr>
+        <w:spacing w:after="30" w:before="30" w:line="264"/>
+        <w:ind w:left="259"/>
+      </w:pPr>
+      <w:r>
+        <w:rPr>
+          <w:rFonts w:ascii="Calibri" w:cs="Calibri" w:eastAsia="Calibri" w:hAnsi="Calibri"/>
+          <w:color w:val="333333"/>
+          <w:sz w:val="21"/>
+          <w:szCs w:val="21"/>
+        </w:rPr>
+        <w:t xml:space="preserve">Mark these rows to revisit in Segment 6. Do not debate them now or you will run over.</w:t>
+      </w:r>
+    </w:p>
+    <w:p>
+      <w:pPr>
+        <w:pStyle w:val="Heading3"/>
+        <w:keepNext/>
+        <w:spacing w:after="70" w:before="200"/>
+      </w:pPr>
+      <w:r>
+        <w:rPr>
+          <w:rFonts w:ascii="Calibri" w:cs="Calibri" w:eastAsia="Calibri" w:hAnsi="Calibri"/>
+          <w:b/>
+          <w:bCs/>
+          <w:color w:val="009B8A"/>
+          <w:sz w:val="22"/>
+          <w:szCs w:val="22"/>
+        </w:rPr>
+        <w:t xml:space="preserve">If they say…</w:t>
+      </w:r>
+    </w:p>
+    <w:tbl>
+      <w:tblPr>
+        <w:tblW w:type="dxa" w:w="9648"/>
+        <w:tblBorders>
+          <w:top w:val="single" w:color="auto" w:sz="4"/>
+          <w:left w:val="single" w:color="auto" w:sz="4"/>
+          <w:bottom w:val="single" w:color="auto" w:sz="4"/>
+          <w:right w:val="single" w:color="auto" w:sz="4"/>
+          <w:insideH w:val="single" w:color="auto" w:sz="4"/>
+          <w:insideV w:val="single" w:color="auto" w:sz="4"/>
+        </w:tblBorders>
+      </w:tblPr>
+      <w:tblGrid>
+        <w:gridCol w:w="3400"/>
+        <w:gridCol w:w="6248"/>
+      </w:tblGrid>
+      <w:tr>
+        <w:trPr>
+          <w:tblHeader/>
+        </w:trPr>
+        <w:tc>
+          <w:tcPr>
+            <w:tcW w:type="dxa" w:w="3400"/>
+            <w:shd w:fill="003D5B" w:val="clear"/>
+            <w:tcMar>
+              <w:top w:type="dxa" w:w="70"/>
+              <w:left w:type="dxa" w:w="110"/>
+              <w:bottom w:type="dxa" w:w="70"/>
+              <w:right w:type="dxa" w:w="110"/>
+            </w:tcMar>
+          </w:tcPr>
+          <w:p>
+            <w:pPr>
+              <w:spacing w:after="20" w:before="20" w:line="250"/>
+            </w:pPr>
+            <w:r>
+              <w:rPr>
+                <w:rFonts w:ascii="Calibri" w:cs="Calibri" w:eastAsia="Calibri" w:hAnsi="Calibri"/>
+                <w:b/>
+                <w:bCs/>
+                <w:caps/>
+                <w:color w:val="FFFFFF"/>
+                <w:spacing w:val="25"/>
+                <w:sz w:val="18"/>
+                <w:szCs w:val="18"/>
+              </w:rPr>
+              <w:t xml:space="preserve">They say</w:t>
+            </w:r>
+          </w:p>
+        </w:tc>
+        <w:tc>
+          <w:tcPr>
+            <w:tcW w:type="dxa" w:w="6248"/>
+            <w:shd w:fill="003D5B" w:val="clear"/>
+            <w:tcMar>
+              <w:top w:type="dxa" w:w="70"/>
+              <w:left w:type="dxa" w:w="110"/>
+              <w:bottom w:type="dxa" w:w="70"/>
+              <w:right w:type="dxa" w:w="110"/>
+            </w:tcMar>
+          </w:tcPr>
+          <w:p>
+            <w:pPr>
+              <w:spacing w:after="20" w:before="20" w:line="250"/>
+            </w:pPr>
+            <w:r>
+              <w:rPr>
+                <w:rFonts w:ascii="Calibri" w:cs="Calibri" w:eastAsia="Calibri" w:hAnsi="Calibri"/>
+                <w:b/>
+                <w:bCs/>
+                <w:caps/>
+                <w:color w:val="FFFFFF"/>
+                <w:spacing w:val="25"/>
+                <w:sz w:val="18"/>
+                <w:szCs w:val="18"/>
+              </w:rPr>
+              <w:t xml:space="preserve">You say</w:t>
+            </w:r>
+          </w:p>
+        </w:tc>
+      </w:tr>
+      <w:tr>
+        <w:tc>
+          <w:tcPr>
+            <w:tcW w:type="dxa" w:w="3400"/>
+            <w:tcMar>
+              <w:top w:type="dxa" w:w="70"/>
+              <w:left w:type="dxa" w:w="110"/>
+              <w:bottom w:type="dxa" w:w="70"/>
+              <w:right w:type="dxa" w:w="110"/>
+            </w:tcMar>
+          </w:tcPr>
+          <w:p>
+            <w:pPr>
+              <w:spacing w:after="20" w:before="20" w:line="250"/>
+            </w:pPr>
+            <w:r>
+              <w:rPr>
+                <w:rFonts w:ascii="Calibri" w:cs="Calibri" w:eastAsia="Calibri" w:hAnsi="Calibri"/>
+                <w:b/>
+                <w:bCs/>
+                <w:color w:val="333333"/>
+                <w:sz w:val="20"/>
+                <w:szCs w:val="20"/>
+              </w:rPr>
+              <w:t xml:space="preserve">Why did you remove this?</w:t>
+            </w:r>
+          </w:p>
+        </w:tc>
+        <w:tc>
+          <w:tcPr>
+            <w:tcW w:type="dxa" w:w="6248"/>
+            <w:tcMar>
+              <w:top w:type="dxa" w:w="70"/>
+              <w:left w:type="dxa" w:w="110"/>
+              <w:bottom w:type="dxa" w:w="70"/>
+              <w:right w:type="dxa" w:w="110"/>
+            </w:tcMar>
+          </w:tcPr>
+          <w:p>
+            <w:pPr>
+              <w:spacing w:after="20" w:before="20" w:line="250"/>
+            </w:pPr>
+            <w:r>
+              <w:rPr>
+                <w:rFonts w:ascii="Calibri" w:cs="Calibri" w:eastAsia="Calibri" w:hAnsi="Calibri"/>
+                <w:b w:val="false"/>
+                <w:bCs w:val="false"/>
+                <w:color w:val="333333"/>
+                <w:sz w:val="20"/>
+                <w:szCs w:val="20"/>
+              </w:rPr>
+              <w:t xml:space="preserve">We did not remove it from the requirement. We could not build it, because we could not find a source. That is exactly what today is for.</w:t>
+            </w:r>
+          </w:p>
+        </w:tc>
+      </w:tr>
+      <w:tr>
+        <w:tc>
+          <w:tcPr>
+            <w:tcW w:type="dxa" w:w="3400"/>
+            <w:shd w:fill="F4F7F8" w:val="clear"/>
+            <w:tcMar>
+              <w:top w:type="dxa" w:w="70"/>
+              <w:left w:type="dxa" w:w="110"/>
+              <w:bottom w:type="dxa" w:w="70"/>
+              <w:right w:type="dxa" w:w="110"/>
+            </w:tcMar>
+          </w:tcPr>
+          <w:p>
+            <w:pPr>
+              <w:spacing w:after="20" w:before="20" w:line="250"/>
+            </w:pPr>
+            <w:r>
+              <w:rPr>
+                <w:rFonts w:ascii="Calibri" w:cs="Calibri" w:eastAsia="Calibri" w:hAnsi="Calibri"/>
+                <w:b w:val="false"/>
+                <w:bCs w:val="false"/>
+                <w:color w:val="333333"/>
+                <w:sz w:val="20"/>
+                <w:szCs w:val="20"/>
+              </w:rPr>
+              <w:t xml:space="preserve">Can't you get it from SharePoint?</w:t>
+            </w:r>
+          </w:p>
+        </w:tc>
+        <w:tc>
+          <w:tcPr>
+            <w:tcW w:type="dxa" w:w="6248"/>
+            <w:shd w:fill="F4F7F8" w:val="clear"/>
+            <w:tcMar>
+              <w:top w:type="dxa" w:w="70"/>
+              <w:left w:type="dxa" w:w="110"/>
+              <w:bottom w:type="dxa" w:w="70"/>
+              <w:right w:type="dxa" w:w="110"/>
+            </w:tcMar>
+          </w:tcPr>
+          <w:p>
+            <w:pPr>
+              <w:spacing w:after="20" w:before="20" w:line="250"/>
+            </w:pPr>
+            <w:r>
+              <w:rPr>
+                <w:rFonts w:ascii="Calibri" w:cs="Calibri" w:eastAsia="Calibri" w:hAnsi="Calibri"/>
+                <w:b w:val="false"/>
+                <w:bCs w:val="false"/>
+                <w:color w:val="333333"/>
+                <w:sz w:val="20"/>
+                <w:szCs w:val="20"/>
+              </w:rPr>
+              <w:t xml:space="preserve">SharePoint tells us what happened to a document. It does not tell us who a person is or which division they sit in. That has to come from a people system.</w:t>
+            </w:r>
+          </w:p>
+        </w:tc>
+      </w:tr>
+      <w:tr>
+        <w:tc>
+          <w:tcPr>
+            <w:tcW w:type="dxa" w:w="3400"/>
+            <w:tcMar>
+              <w:top w:type="dxa" w:w="70"/>
+              <w:left w:type="dxa" w:w="110"/>
+              <w:bottom w:type="dxa" w:w="70"/>
+              <w:right w:type="dxa" w:w="110"/>
+            </w:tcMar>
+          </w:tcPr>
+          <w:p>
+            <w:pPr>
+              <w:spacing w:after="20" w:before="20" w:line="250"/>
+            </w:pPr>
+            <w:r>
+              <w:rPr>
+                <w:rFonts w:ascii="Calibri" w:cs="Calibri" w:eastAsia="Calibri" w:hAnsi="Calibri"/>
+                <w:b/>
+                <w:bCs/>
+                <w:color w:val="333333"/>
+                <w:sz w:val="20"/>
+                <w:szCs w:val="20"/>
+              </w:rPr>
+              <w:t xml:space="preserve">We told you this already.</w:t>
+            </w:r>
+          </w:p>
+        </w:tc>
+        <w:tc>
+          <w:tcPr>
+            <w:tcW w:type="dxa" w:w="6248"/>
+            <w:tcMar>
+              <w:top w:type="dxa" w:w="70"/>
+              <w:left w:type="dxa" w:w="110"/>
+              <w:bottom w:type="dxa" w:w="70"/>
+              <w:right w:type="dxa" w:w="110"/>
+            </w:tcMar>
+          </w:tcPr>
+          <w:p>
+            <w:pPr>
+              <w:spacing w:after="20" w:before="20" w:line="250"/>
+            </w:pPr>
+            <w:r>
+              <w:rPr>
+                <w:rFonts w:ascii="Calibri" w:cs="Calibri" w:eastAsia="Calibri" w:hAnsi="Calibri"/>
+                <w:b w:val="false"/>
+                <w:bCs w:val="false"/>
+                <w:color w:val="333333"/>
+                <w:sz w:val="20"/>
+                <w:szCs w:val="20"/>
+              </w:rPr>
+              <w:t xml:space="preserve">Then it is likely in a document we have. Tell me which one and I will check it against the file after this session.</w:t>
+            </w:r>
+          </w:p>
+        </w:tc>
+      </w:tr>
+    </w:tbl>
+    <w:p>
+      <w:r>
+        <w:br w:type="page"/>
+      </w:r>
+    </w:p>
+    <w:p>
+      <w:pPr>
+        <w:pStyle w:val="Heading2"/>
+        <w:keepNext/>
+        <w:spacing w:after="100" w:before="260"/>
+      </w:pPr>
+      <w:r>
+        <w:rPr>
+          <w:rFonts w:ascii="Calibri" w:cs="Calibri" w:eastAsia="Calibri" w:hAnsi="Calibri"/>
+          <w:b/>
+          <w:bCs/>
+          <w:color w:val="003D5B"/>
+          <w:sz w:val="25"/>
+          <w:szCs w:val="25"/>
+        </w:rPr>
+        <w:t xml:space="preserve">Segment 3 — Department Insights  (19 minutes)</w:t>
+      </w:r>
+    </w:p>
+    <w:p>
+      <w:pPr>
+        <w:keepNext/>
+        <w:spacing w:after="40" w:before="140"/>
+      </w:pPr>
+      <w:r>
+        <w:rPr>
+          <w:rFonts w:ascii="Calibri" w:cs="Calibri" w:eastAsia="Calibri" w:hAnsi="Calibri"/>
+          <w:b/>
+          <w:bCs/>
+          <w:caps/>
+          <w:color w:val="003D5B"/>
+          <w:spacing w:val="30"/>
+          <w:sz w:val="17"/>
+          <w:szCs w:val="17"/>
+        </w:rPr>
+        <w:t xml:space="preserve">On screen</w:t>
+      </w:r>
+    </w:p>
+    <w:p>
+      <w:pPr>
+        <w:pBdr>
+          <w:left w:val="single" w:color="003D5B" w:sz="12" w:space="10"/>
+        </w:pBdr>
+        <w:spacing w:after="30" w:before="30" w:line="264"/>
+        <w:ind w:left="259"/>
+      </w:pPr>
+      <w:r>
+        <w:rPr>
+          <w:rFonts w:ascii="Calibri" w:cs="Calibri" w:eastAsia="Calibri" w:hAnsi="Calibri"/>
+          <w:color w:val="333333"/>
+          <w:sz w:val="21"/>
+          <w:szCs w:val="21"/>
+        </w:rPr>
+        <w:t xml:space="preserve">Deck, slides 6 and 7.</w:t>
+      </w:r>
+    </w:p>
+    <w:p>
+      <w:pPr>
+        <w:keepNext/>
+        <w:spacing w:after="40" w:before="140"/>
+      </w:pPr>
+      <w:r>
+        <w:rPr>
+          <w:rFonts w:ascii="Calibri" w:cs="Calibri" w:eastAsia="Calibri" w:hAnsi="Calibri"/>
+          <w:b/>
+          <w:bCs/>
+          <w:caps/>
+          <w:color w:val="009B8A"/>
+          <w:spacing w:val="30"/>
+          <w:sz w:val="17"/>
+          <w:szCs w:val="17"/>
+        </w:rPr>
+        <w:t xml:space="preserve">Say</w:t>
+      </w:r>
+    </w:p>
+    <w:p>
+      <w:pPr>
+        <w:pBdr>
+          <w:left w:val="single" w:color="009B8A" w:sz="12" w:space="10"/>
+        </w:pBdr>
+        <w:spacing w:after="30" w:before="30" w:line="264"/>
+        <w:ind w:left="259"/>
+      </w:pPr>
+      <w:r>
+        <w:rPr>
+          <w:rFonts w:ascii="Calibri" w:cs="Calibri" w:eastAsia="Calibri" w:hAnsi="Calibri"/>
+          <w:i/>
+          <w:iCs/>
+          <w:color w:val="333333"/>
+          <w:sz w:val="21"/>
+          <w:szCs w:val="21"/>
+        </w:rPr>
+        <w:t xml:space="preserve">This is the page your Records Officers will actually live in. It is the same measures as the bank-wide page, but cut by department, office and Records Management unit, and you can drill from a department down to a site and then to a library.</w:t>
+      </w:r>
+    </w:p>
+    <w:p>
+      <w:pPr>
+        <w:pBdr>
+          <w:left w:val="single" w:color="009B8A" w:sz="12" w:space="10"/>
+        </w:pBdr>
+        <w:spacing w:after="30" w:before="30" w:line="264"/>
+        <w:ind w:left="259"/>
+      </w:pPr>
+      <w:r>
+        <w:rPr>
+          <w:rFonts w:ascii="Calibri" w:cs="Calibri" w:eastAsia="Calibri" w:hAnsi="Calibri"/>
+          <w:i/>
+          <w:iCs/>
+          <w:color w:val="333333"/>
+          <w:sz w:val="21"/>
+          <w:szCs w:val="21"/>
+        </w:rPr>
+        <w:t xml:space="preserve">It is the biggest page in the report, and it is where most of the day-to-day questions get answered.</w:t>
+      </w:r>
+    </w:p>
+    <w:p>
+      <w:pPr>
+        <w:keepNext/>
+        <w:spacing w:after="40" w:before="140"/>
+      </w:pPr>
+      <w:r>
+        <w:rPr>
+          <w:rFonts w:ascii="Calibri" w:cs="Calibri" w:eastAsia="Calibri" w:hAnsi="Calibri"/>
+          <w:b/>
+          <w:bCs/>
+          <w:caps/>
+          <w:color w:val="003D5B"/>
+          <w:spacing w:val="30"/>
+          <w:sz w:val="17"/>
+          <w:szCs w:val="17"/>
+        </w:rPr>
+        <w:t xml:space="preserve">Show</w:t>
+      </w:r>
+    </w:p>
+    <w:p>
+      <w:pPr>
+        <w:pBdr>
+          <w:left w:val="single" w:color="003D5B" w:sz="12" w:space="10"/>
+        </w:pBdr>
+        <w:spacing w:after="30" w:before="30" w:line="264"/>
+        <w:ind w:left="259"/>
+      </w:pPr>
+      <w:r>
+        <w:rPr>
+          <w:rFonts w:ascii="Calibri" w:cs="Calibri" w:eastAsia="Calibri" w:hAnsi="Calibri"/>
+          <w:color w:val="333333"/>
+          <w:sz w:val="21"/>
+          <w:szCs w:val="21"/>
+        </w:rPr>
+        <w:t xml:space="preserve">Slide 6. Spend most of your time on the drill-down idea — department, then site, then library. That is the thing people find genuinely useful.</w:t>
+      </w:r>
+    </w:p>
+    <w:p>
+      <w:pPr>
+        <w:spacing w:after="60" w:before="60" w:line="264"/>
+      </w:pPr>
+      <w:r>
+        <w:rPr>
+          <w:rFonts w:ascii="Calibri" w:cs="Calibri" w:eastAsia="Calibri" w:hAnsi="Calibri"/>
+          <w:b/>
+          <w:bCs/>
+          <w:color w:val="003D5B"/>
+          <w:sz w:val="21"/>
+          <w:szCs w:val="21"/>
+        </w:rPr>
+        <w:t xml:space="preserve">The substitution on this page needs care.</w:t>
+      </w:r>
+      <w:r>
+        <w:rPr>
+          <w:rFonts w:ascii="Calibri" w:cs="Calibri" w:eastAsia="Calibri" w:hAnsi="Calibri"/>
+          <w:color w:val="333333"/>
+          <w:sz w:val="21"/>
+          <w:szCs w:val="21"/>
+        </w:rPr>
+        <w:t xml:space="preserve"> It is the one most likely to cause a problem months later if it goes unsaid.</w:t>
+      </w:r>
+    </w:p>
+    <w:p>
+      <w:pPr>
+        <w:keepNext/>
+        <w:spacing w:after="40" w:before="140"/>
+      </w:pPr>
+      <w:r>
+        <w:rPr>
+          <w:rFonts w:ascii="Calibri" w:cs="Calibri" w:eastAsia="Calibri" w:hAnsi="Calibri"/>
+          <w:b/>
+          <w:bCs/>
+          <w:caps/>
+          <w:color w:val="009B8A"/>
+          <w:spacing w:val="30"/>
+          <w:sz w:val="17"/>
+          <w:szCs w:val="17"/>
+        </w:rPr>
+        <w:t xml:space="preserve">Say</w:t>
+      </w:r>
+    </w:p>
+    <w:p>
+      <w:pPr>
+        <w:pBdr>
+          <w:left w:val="single" w:color="009B8A" w:sz="12" w:space="10"/>
+        </w:pBdr>
+        <w:spacing w:after="30" w:before="30" w:line="264"/>
+        <w:ind w:left="259"/>
+      </w:pPr>
+      <w:r>
+        <w:rPr>
+          <w:rFonts w:ascii="Calibri" w:cs="Calibri" w:eastAsia="Calibri" w:hAnsi="Calibri"/>
+          <w:i/>
+          <w:iCs/>
+          <w:color w:val="333333"/>
+          <w:sz w:val="21"/>
+          <w:szCs w:val="21"/>
+        </w:rPr>
+        <w:t xml:space="preserve">One important difference on this page. The requirement asked for the number of site visitors. We are reporting site visits.</w:t>
+      </w:r>
+    </w:p>
+    <w:p>
+      <w:pPr>
+        <w:pBdr>
+          <w:left w:val="single" w:color="009B8A" w:sz="12" w:space="10"/>
+        </w:pBdr>
+        <w:spacing w:after="30" w:before="30" w:line="264"/>
+        <w:ind w:left="259"/>
+      </w:pPr>
+      <w:r>
+        <w:rPr>
+          <w:rFonts w:ascii="Calibri" w:cs="Calibri" w:eastAsia="Calibri" w:hAnsi="Calibri"/>
+          <w:i/>
+          <w:iCs/>
+          <w:color w:val="333333"/>
+          <w:sz w:val="21"/>
+          <w:szCs w:val="21"/>
+        </w:rPr>
+        <w:t xml:space="preserve">The difference matters. A visit is an occasion when someone opened the site. If one person opens it ten times, that is ten visits but one visitor. We report visits because that is what the underlying data actually gives us reliably.</w:t>
+      </w:r>
+    </w:p>
+    <w:p>
+      <w:pPr>
+        <w:pBdr>
+          <w:left w:val="single" w:color="009B8A" w:sz="12" w:space="10"/>
+        </w:pBdr>
+        <w:spacing w:after="30" w:before="30" w:line="264"/>
+        <w:ind w:left="259"/>
+      </w:pPr>
+      <w:r>
+        <w:rPr>
+          <w:rFonts w:ascii="Calibri" w:cs="Calibri" w:eastAsia="Calibri" w:hAnsi="Calibri"/>
+          <w:i/>
+          <w:iCs/>
+          <w:color w:val="333333"/>
+          <w:sz w:val="21"/>
+          <w:szCs w:val="21"/>
+        </w:rPr>
+        <w:t xml:space="preserve">I want to be explicit about it now, because a number labelled visitors that is really counting visits would mislead you later.</w:t>
+      </w:r>
+    </w:p>
+    <w:p>
+      <w:pPr>
+        <w:keepNext/>
+        <w:spacing w:after="40" w:before="140"/>
+      </w:pPr>
+      <w:r>
+        <w:rPr>
+          <w:rFonts w:ascii="Calibri" w:cs="Calibri" w:eastAsia="Calibri" w:hAnsi="Calibri"/>
+          <w:b/>
+          <w:bCs/>
+          <w:caps/>
+          <w:color w:val="9B2C2C"/>
+          <w:spacing w:val="30"/>
+          <w:sz w:val="17"/>
+          <w:szCs w:val="17"/>
+        </w:rPr>
+        <w:t xml:space="preserve">Ask</w:t>
+      </w:r>
+    </w:p>
+    <w:p>
+      <w:pPr>
+        <w:pBdr>
+          <w:left w:val="single" w:color="9B2C2C" w:sz="12" w:space="10"/>
+        </w:pBdr>
+        <w:spacing w:after="20" w:before="50" w:line="264"/>
+        <w:ind w:left="259"/>
+      </w:pPr>
+      <w:r>
+        <w:rPr>
+          <w:rFonts w:ascii="Calibri" w:cs="Calibri" w:eastAsia="Calibri" w:hAnsi="Calibri"/>
+          <w:b/>
+          <w:bCs/>
+          <w:color w:val="9B2C2C"/>
+          <w:sz w:val="21"/>
+          <w:szCs w:val="21"/>
+        </w:rPr>
+        <w:t xml:space="preserve">Q1.  </w:t>
+      </w:r>
+      <w:r>
+        <w:rPr>
+          <w:rFonts w:ascii="Calibri" w:cs="Calibri" w:eastAsia="Calibri" w:hAnsi="Calibri"/>
+          <w:b/>
+          <w:bCs/>
+          <w:color w:val="003D5B"/>
+          <w:sz w:val="21"/>
+          <w:szCs w:val="21"/>
+        </w:rPr>
+        <w:t xml:space="preserve">Is reporting visits rather than unique visitors acceptable?</w:t>
+      </w:r>
+    </w:p>
+    <w:p>
+      <w:pPr>
+        <w:spacing w:after="40" w:before="10" w:line="264"/>
+        <w:ind w:left="604"/>
+      </w:pPr>
+      <w:r>
+        <w:rPr>
+          <w:rFonts w:ascii="Calibri" w:cs="Calibri" w:eastAsia="Calibri" w:hAnsi="Calibri"/>
+          <w:i/>
+          <w:iCs/>
+          <w:color w:val="6B7280"/>
+          <w:sz w:val="20"/>
+          <w:szCs w:val="20"/>
+        </w:rPr>
+        <w:t xml:space="preserve">If they need unique people, say plainly that we would need to identify a source for it and add it as a red row now.</w:t>
+      </w:r>
+    </w:p>
+    <w:p>
+      <w:pPr>
+        <w:pBdr>
+          <w:left w:val="single" w:color="9B2C2C" w:sz="12" w:space="10"/>
+        </w:pBdr>
+        <w:spacing w:after="20" w:before="50" w:line="264"/>
+        <w:ind w:left="259"/>
+      </w:pPr>
+      <w:r>
+        <w:rPr>
+          <w:rFonts w:ascii="Calibri" w:cs="Calibri" w:eastAsia="Calibri" w:hAnsi="Calibri"/>
+          <w:b/>
+          <w:bCs/>
+          <w:color w:val="9B2C2C"/>
+          <w:sz w:val="21"/>
+          <w:szCs w:val="21"/>
+        </w:rPr>
+        <w:t xml:space="preserve">Q2.  </w:t>
+      </w:r>
+      <w:r>
+        <w:rPr>
+          <w:rFonts w:ascii="Calibri" w:cs="Calibri" w:eastAsia="Calibri" w:hAnsi="Calibri"/>
+          <w:b/>
+          <w:bCs/>
+          <w:color w:val="003D5B"/>
+          <w:sz w:val="21"/>
+          <w:szCs w:val="21"/>
+        </w:rPr>
+        <w:t xml:space="preserve">We also count only EDRMS-compliant sites rather than all sites created. Is that the right basis?</w:t>
+      </w:r>
+    </w:p>
+    <w:p>
+      <w:pPr>
+        <w:spacing w:after="40" w:before="10" w:line="264"/>
+        <w:ind w:left="604"/>
+      </w:pPr>
+      <w:r>
+        <w:rPr>
+          <w:rFonts w:ascii="Calibri" w:cs="Calibri" w:eastAsia="Calibri" w:hAnsi="Calibri"/>
+          <w:i/>
+          <w:iCs/>
+          <w:color w:val="6B7280"/>
+          <w:sz w:val="20"/>
+          <w:szCs w:val="20"/>
+        </w:rPr>
+        <w:t xml:space="preserve">This is a scope choice worth confirming aloud.</w:t>
+      </w:r>
+    </w:p>
+    <w:p>
+      <w:pPr>
+        <w:pBdr>
+          <w:top w:val="single" w:color="C05621" w:sz="8" w:space="8"/>
+          <w:bottom w:val="single" w:color="C05621" w:sz="8" w:space="8"/>
+          <w:left w:val="single" w:color="C05621" w:sz="24" w:space="10"/>
+          <w:right w:val="single" w:color="C05621" w:sz="8" w:space="8"/>
+        </w:pBdr>
+        <w:shd w:fill="FFF7ED" w:val="clear"/>
+        <w:spacing w:after="180" w:before="180"/>
+      </w:pPr>
+      <w:r>
+        <w:rPr>
+          <w:rFonts w:ascii="Calibri" w:cs="Calibri" w:eastAsia="Calibri" w:hAnsi="Calibri"/>
+          <w:b/>
+          <w:bCs/>
+          <w:color w:val="C05621"/>
+          <w:spacing w:val="30"/>
+          <w:sz w:val="20"/>
+          <w:szCs w:val="20"/>
+        </w:rPr>
+        <w:t xml:space="preserve">SWITCH NOW   </w:t>
+      </w:r>
+      <w:r>
+        <w:rPr>
+          <w:rFonts w:ascii="Calibri" w:cs="Calibri" w:eastAsia="Calibri" w:hAnsi="Calibri"/>
+          <w:b/>
+          <w:bCs/>
+          <w:color w:val="003D5B"/>
+          <w:sz w:val="21"/>
+          <w:szCs w:val="21"/>
+        </w:rPr>
+        <w:t xml:space="preserve">Alt+Tab to the workbook. Open Tab 2, Department Insights.</w:t>
+      </w:r>
+    </w:p>
+    <w:p>
+      <w:pPr>
+        <w:keepNext/>
+        <w:spacing w:after="40" w:before="140"/>
+      </w:pPr>
+      <w:r>
+        <w:rPr>
+          <w:rFonts w:ascii="Calibri" w:cs="Calibri" w:eastAsia="Calibri" w:hAnsi="Calibri"/>
+          <w:b/>
+          <w:bCs/>
+          <w:caps/>
+          <w:color w:val="003D5B"/>
+          <w:spacing w:val="30"/>
+          <w:sz w:val="17"/>
+          <w:szCs w:val="17"/>
+        </w:rPr>
+        <w:t xml:space="preserve">On screen</w:t>
+      </w:r>
+    </w:p>
+    <w:p>
+      <w:pPr>
+        <w:pBdr>
+          <w:left w:val="single" w:color="003D5B" w:sz="12" w:space="10"/>
+        </w:pBdr>
+        <w:spacing w:after="30" w:before="30" w:line="264"/>
+        <w:ind w:left="259"/>
+      </w:pPr>
+      <w:r>
+        <w:rPr>
+          <w:rFonts w:ascii="Calibri" w:cs="Calibri" w:eastAsia="Calibri" w:hAnsi="Calibri"/>
+          <w:color w:val="333333"/>
+          <w:sz w:val="21"/>
+          <w:szCs w:val="21"/>
+        </w:rPr>
+        <w:t xml:space="preserve">Workbook, Tab 2.</w:t>
+      </w:r>
+    </w:p>
+    <w:p>
+      <w:pPr>
+        <w:keepNext/>
+        <w:spacing w:after="40" w:before="140"/>
+      </w:pPr>
+      <w:r>
+        <w:rPr>
+          <w:rFonts w:ascii="Calibri" w:cs="Calibri" w:eastAsia="Calibri" w:hAnsi="Calibri"/>
+          <w:b/>
+          <w:bCs/>
+          <w:caps/>
+          <w:color w:val="009B8A"/>
+          <w:spacing w:val="30"/>
+          <w:sz w:val="17"/>
+          <w:szCs w:val="17"/>
+        </w:rPr>
+        <w:t xml:space="preserve">Say</w:t>
+      </w:r>
+    </w:p>
+    <w:p>
+      <w:pPr>
+        <w:pBdr>
+          <w:left w:val="single" w:color="009B8A" w:sz="12" w:space="10"/>
+        </w:pBdr>
+        <w:spacing w:after="30" w:before="30" w:line="264"/>
+        <w:ind w:left="259"/>
+      </w:pPr>
+      <w:r>
+        <w:rPr>
+          <w:rFonts w:ascii="Calibri" w:cs="Calibri" w:eastAsia="Calibri" w:hAnsi="Calibri"/>
+          <w:i/>
+          <w:iCs/>
+          <w:color w:val="333333"/>
+          <w:sz w:val="21"/>
+          <w:szCs w:val="21"/>
+        </w:rPr>
+        <w:t xml:space="preserve">You will recognise most of these, because they are the same causes as the previous page.</w:t>
+      </w:r>
+    </w:p>
+    <w:p>
+      <w:pPr>
+        <w:pBdr>
+          <w:left w:val="single" w:color="009B8A" w:sz="12" w:space="10"/>
+        </w:pBdr>
+        <w:spacing w:after="30" w:before="30" w:line="264"/>
+        <w:ind w:left="259"/>
+      </w:pPr>
+      <w:r>
+        <w:rPr>
+          <w:rFonts w:ascii="Calibri" w:cs="Calibri" w:eastAsia="Calibri" w:hAnsi="Calibri"/>
+          <w:i/>
+          <w:iCs/>
+          <w:color w:val="333333"/>
+          <w:sz w:val="21"/>
+          <w:szCs w:val="21"/>
+        </w:rPr>
+        <w:t xml:space="preserve">Division appears again here. Employment type appears again. Training appears again. If we solve them once, they resolve on both pages — that is the single most useful thing you can take away from today.</w:t>
+      </w:r>
+    </w:p>
+    <w:p>
+      <w:pPr>
+        <w:keepNext/>
+        <w:spacing w:after="40" w:before="140"/>
+      </w:pPr>
+      <w:r>
+        <w:rPr>
+          <w:rFonts w:ascii="Calibri" w:cs="Calibri" w:eastAsia="Calibri" w:hAnsi="Calibri"/>
+          <w:b/>
+          <w:bCs/>
+          <w:caps/>
+          <w:color w:val="9B2C2C"/>
+          <w:spacing w:val="30"/>
+          <w:sz w:val="17"/>
+          <w:szCs w:val="17"/>
+        </w:rPr>
+        <w:t xml:space="preserve">Ask</w:t>
+      </w:r>
+    </w:p>
+    <w:p>
+      <w:pPr>
+        <w:pBdr>
+          <w:left w:val="single" w:color="9B2C2C" w:sz="12" w:space="10"/>
+        </w:pBdr>
+        <w:spacing w:after="20" w:before="50" w:line="264"/>
+        <w:ind w:left="259"/>
+      </w:pPr>
+      <w:r>
+        <w:rPr>
+          <w:rFonts w:ascii="Calibri" w:cs="Calibri" w:eastAsia="Calibri" w:hAnsi="Calibri"/>
+          <w:b/>
+          <w:bCs/>
+          <w:color w:val="9B2C2C"/>
+          <w:sz w:val="21"/>
+          <w:szCs w:val="21"/>
+        </w:rPr>
+        <w:t xml:space="preserve">Q1.  </w:t>
+      </w:r>
+      <w:r>
+        <w:rPr>
+          <w:rFonts w:ascii="Calibri" w:cs="Calibri" w:eastAsia="Calibri" w:hAnsi="Calibri"/>
+          <w:b/>
+          <w:bCs/>
+          <w:color w:val="003D5B"/>
+          <w:sz w:val="21"/>
+          <w:szCs w:val="21"/>
+        </w:rPr>
+        <w:t xml:space="preserve">Can we treat the Division answer from the last segment as covering this page too?</w:t>
+      </w:r>
+    </w:p>
+    <w:p>
+      <w:pPr>
+        <w:spacing w:after="40" w:before="10" w:line="264"/>
+        <w:ind w:left="604"/>
+      </w:pPr>
+      <w:r>
+        <w:rPr>
+          <w:rFonts w:ascii="Calibri" w:cs="Calibri" w:eastAsia="Calibri" w:hAnsi="Calibri"/>
+          <w:i/>
+          <w:iCs/>
+          <w:color w:val="6B7280"/>
+          <w:sz w:val="20"/>
+          <w:szCs w:val="20"/>
+        </w:rPr>
+        <w:t xml:space="preserve">Almost always yes. Confirming it aloud saves repeating the whole discussion.</w:t>
+      </w:r>
+    </w:p>
+    <w:p>
+      <w:pPr>
+        <w:pBdr>
+          <w:left w:val="single" w:color="9B2C2C" w:sz="12" w:space="10"/>
+        </w:pBdr>
+        <w:spacing w:after="20" w:before="50" w:line="264"/>
+        <w:ind w:left="259"/>
+      </w:pPr>
+      <w:r>
+        <w:rPr>
+          <w:rFonts w:ascii="Calibri" w:cs="Calibri" w:eastAsia="Calibri" w:hAnsi="Calibri"/>
+          <w:b/>
+          <w:bCs/>
+          <w:color w:val="9B2C2C"/>
+          <w:sz w:val="21"/>
+          <w:szCs w:val="21"/>
+        </w:rPr>
+        <w:t xml:space="preserve">Q2.  </w:t>
+      </w:r>
+      <w:r>
+        <w:rPr>
+          <w:rFonts w:ascii="Calibri" w:cs="Calibri" w:eastAsia="Calibri" w:hAnsi="Calibri"/>
+          <w:b/>
+          <w:bCs/>
+          <w:color w:val="003D5B"/>
+          <w:sz w:val="21"/>
+          <w:szCs w:val="21"/>
+        </w:rPr>
+        <w:t xml:space="preserve">Which report or system separates site visitors into internal and external?</w:t>
+      </w:r>
+    </w:p>
+    <w:p>
+      <w:pPr>
+        <w:spacing w:after="40" w:before="10" w:line="264"/>
+        <w:ind w:left="604"/>
+      </w:pPr>
+      <w:r>
+        <w:rPr>
+          <w:rFonts w:ascii="Calibri" w:cs="Calibri" w:eastAsia="Calibri" w:hAnsi="Calibri"/>
+          <w:i/>
+          <w:iCs/>
+          <w:color w:val="6B7280"/>
+          <w:sz w:val="20"/>
+          <w:szCs w:val="20"/>
+        </w:rPr>
+        <w:t xml:space="preserve">This one is specific to this page. We can count visits but cannot tell who is internal.</w:t>
+      </w:r>
+    </w:p>
+    <w:p>
+      <w:pPr>
+        <w:pBdr>
+          <w:left w:val="single" w:color="9B2C2C" w:sz="12" w:space="10"/>
+        </w:pBdr>
+        <w:spacing w:after="20" w:before="50" w:line="264"/>
+        <w:ind w:left="259"/>
+      </w:pPr>
+      <w:r>
+        <w:rPr>
+          <w:rFonts w:ascii="Calibri" w:cs="Calibri" w:eastAsia="Calibri" w:hAnsi="Calibri"/>
+          <w:b/>
+          <w:bCs/>
+          <w:color w:val="9B2C2C"/>
+          <w:sz w:val="21"/>
+          <w:szCs w:val="21"/>
+        </w:rPr>
+        <w:t xml:space="preserve">Q3.  </w:t>
+      </w:r>
+      <w:r>
+        <w:rPr>
+          <w:rFonts w:ascii="Calibri" w:cs="Calibri" w:eastAsia="Calibri" w:hAnsi="Calibri"/>
+          <w:b/>
+          <w:bCs/>
+          <w:color w:val="003D5B"/>
+          <w:sz w:val="21"/>
+          <w:szCs w:val="21"/>
+        </w:rPr>
+        <w:t xml:space="preserve">Is there an approved site, library and folder naming convention we could measure compliance against?</w:t>
+      </w:r>
+    </w:p>
+    <w:p>
+      <w:pPr>
+        <w:spacing w:after="40" w:before="10" w:line="264"/>
+        <w:ind w:left="604"/>
+      </w:pPr>
+      <w:r>
+        <w:rPr>
+          <w:rFonts w:ascii="Calibri" w:cs="Calibri" w:eastAsia="Calibri" w:hAnsi="Calibri"/>
+          <w:i/>
+          <w:iCs/>
+          <w:color w:val="6B7280"/>
+          <w:sz w:val="20"/>
+          <w:szCs w:val="20"/>
+        </w:rPr>
+        <w:t xml:space="preserve">If one exists as a document, we need the document. If it does not exist, this row comes out.</w:t>
+      </w:r>
+    </w:p>
+    <w:p>
+      <w:pPr>
+        <w:pBdr>
+          <w:left w:val="single" w:color="9B2C2C" w:sz="12" w:space="10"/>
+        </w:pBdr>
+        <w:spacing w:after="20" w:before="50" w:line="264"/>
+        <w:ind w:left="259"/>
+      </w:pPr>
+      <w:r>
+        <w:rPr>
+          <w:rFonts w:ascii="Calibri" w:cs="Calibri" w:eastAsia="Calibri" w:hAnsi="Calibri"/>
+          <w:b/>
+          <w:bCs/>
+          <w:color w:val="9B2C2C"/>
+          <w:sz w:val="21"/>
+          <w:szCs w:val="21"/>
+        </w:rPr>
+        <w:t xml:space="preserve">Q4.  </w:t>
+      </w:r>
+      <w:r>
+        <w:rPr>
+          <w:rFonts w:ascii="Calibri" w:cs="Calibri" w:eastAsia="Calibri" w:hAnsi="Calibri"/>
+          <w:b/>
+          <w:bCs/>
+          <w:color w:val="003D5B"/>
+          <w:sz w:val="21"/>
+          <w:szCs w:val="21"/>
+        </w:rPr>
+        <w:t xml:space="preserve">Are access requests — granted and denied — logged anywhere we can reach?</w:t>
+      </w:r>
+    </w:p>
+    <w:p>
+      <w:pPr>
+        <w:keepNext/>
+        <w:spacing w:after="40" w:before="140"/>
+      </w:pPr>
+      <w:r>
+        <w:rPr>
+          <w:rFonts w:ascii="Calibri" w:cs="Calibri" w:eastAsia="Calibri" w:hAnsi="Calibri"/>
+          <w:b/>
+          <w:bCs/>
+          <w:caps/>
+          <w:color w:val="6B7280"/>
+          <w:spacing w:val="30"/>
+          <w:sz w:val="17"/>
+          <w:szCs w:val="17"/>
+        </w:rPr>
+        <w:t xml:space="preserve">Listen for</w:t>
+      </w:r>
+    </w:p>
+    <w:p>
+      <w:pPr>
+        <w:pBdr>
+          <w:left w:val="single" w:color="6B7280" w:sz="12" w:space="10"/>
+        </w:pBdr>
+        <w:spacing w:after="30" w:before="30" w:line="264"/>
+        <w:ind w:left="259"/>
+      </w:pPr>
+      <w:r>
+        <w:rPr>
+          <w:rFonts w:ascii="Calibri" w:cs="Calibri" w:eastAsia="Calibri" w:hAnsi="Calibri"/>
+          <w:color w:val="333333"/>
+          <w:sz w:val="21"/>
+          <w:szCs w:val="21"/>
+        </w:rPr>
+        <w:t xml:space="preserve">For the internal and external split, listen for whether they are thinking of guest accounts. If so, that may be reachable and is worth chasing.</w:t>
+      </w:r>
+    </w:p>
+    <w:p>
+      <w:pPr>
+        <w:pBdr>
+          <w:left w:val="single" w:color="6B7280" w:sz="12" w:space="10"/>
+        </w:pBdr>
+        <w:spacing w:after="30" w:before="30" w:line="264"/>
+        <w:ind w:left="259"/>
+      </w:pPr>
+      <w:r>
+        <w:rPr>
+          <w:rFonts w:ascii="Calibri" w:cs="Calibri" w:eastAsia="Calibri" w:hAnsi="Calibri"/>
+          <w:color w:val="333333"/>
+          <w:sz w:val="21"/>
+          <w:szCs w:val="21"/>
+        </w:rPr>
+        <w:t xml:space="preserve">For the naming convention, “it is in a policy document somewhere” is Door 1 only if someone names the document.</w:t>
+      </w:r>
+    </w:p>
+    <w:p>
+      <w:pPr>
+        <w:keepNext/>
+        <w:spacing w:after="40" w:before="140"/>
+      </w:pPr>
+      <w:r>
+        <w:rPr>
+          <w:rFonts w:ascii="Calibri" w:cs="Calibri" w:eastAsia="Calibri" w:hAnsi="Calibri"/>
+          <w:b/>
+          <w:bCs/>
+          <w:caps/>
+          <w:color w:val="C05621"/>
+          <w:spacing w:val="30"/>
+          <w:sz w:val="17"/>
+          <w:szCs w:val="17"/>
+        </w:rPr>
+        <w:t xml:space="preserve">Write</w:t>
+      </w:r>
+    </w:p>
+    <w:p>
+      <w:pPr>
+        <w:pBdr>
+          <w:left w:val="single" w:color="C05621" w:sz="12" w:space="10"/>
+        </w:pBdr>
+        <w:spacing w:after="30" w:before="30" w:line="264"/>
+        <w:ind w:left="259"/>
+      </w:pPr>
+      <w:r>
+        <w:rPr>
+          <w:rFonts w:ascii="Calibri" w:cs="Calibri" w:eastAsia="Calibri" w:hAnsi="Calibri"/>
+          <w:color w:val="333333"/>
+          <w:sz w:val="21"/>
+          <w:szCs w:val="21"/>
+        </w:rPr>
+        <w:t xml:space="preserve">Record answers row by row. Where an answer repeats the Bank-wide one, write “as Tab 1” so the file stays consistent.</w:t>
+      </w:r>
+    </w:p>
+    <w:p>
+      <w:r>
+        <w:br w:type="page"/>
+      </w:r>
+    </w:p>
+    <w:p>
+      <w:pPr>
+        <w:pStyle w:val="Heading2"/>
+        <w:keepNext/>
+        <w:spacing w:after="100" w:before="260"/>
+      </w:pPr>
+      <w:r>
+        <w:rPr>
+          <w:rFonts w:ascii="Calibri" w:cs="Calibri" w:eastAsia="Calibri" w:hAnsi="Calibri"/>
+          <w:b/>
+          <w:bCs/>
+          <w:color w:val="003D5B"/>
+          <w:sz w:val="25"/>
+          <w:szCs w:val="25"/>
+        </w:rPr>
+        <w:t xml:space="preserve">Segment 4 — Project Insights  (12 minutes)</w:t>
+      </w:r>
+    </w:p>
+    <w:p>
+      <w:pPr>
+        <w:keepNext/>
+        <w:spacing w:after="40" w:before="140"/>
+      </w:pPr>
+      <w:r>
+        <w:rPr>
+          <w:rFonts w:ascii="Calibri" w:cs="Calibri" w:eastAsia="Calibri" w:hAnsi="Calibri"/>
+          <w:b/>
+          <w:bCs/>
+          <w:caps/>
+          <w:color w:val="003D5B"/>
+          <w:spacing w:val="30"/>
+          <w:sz w:val="17"/>
+          <w:szCs w:val="17"/>
+        </w:rPr>
+        <w:t xml:space="preserve">On screen</w:t>
+      </w:r>
+    </w:p>
+    <w:p>
+      <w:pPr>
+        <w:pBdr>
+          <w:left w:val="single" w:color="003D5B" w:sz="12" w:space="10"/>
+        </w:pBdr>
+        <w:spacing w:after="30" w:before="30" w:line="264"/>
+        <w:ind w:left="259"/>
+      </w:pPr>
+      <w:r>
+        <w:rPr>
+          <w:rFonts w:ascii="Calibri" w:cs="Calibri" w:eastAsia="Calibri" w:hAnsi="Calibri"/>
+          <w:color w:val="333333"/>
+          <w:sz w:val="21"/>
+          <w:szCs w:val="21"/>
+        </w:rPr>
+        <w:t xml:space="preserve">Deck, slides 8 and 9.</w:t>
+      </w:r>
+    </w:p>
+    <w:p>
+      <w:pPr>
+        <w:keepNext/>
+        <w:spacing w:after="40" w:before="140"/>
+      </w:pPr>
+      <w:r>
+        <w:rPr>
+          <w:rFonts w:ascii="Calibri" w:cs="Calibri" w:eastAsia="Calibri" w:hAnsi="Calibri"/>
+          <w:b/>
+          <w:bCs/>
+          <w:caps/>
+          <w:color w:val="009B8A"/>
+          <w:spacing w:val="30"/>
+          <w:sz w:val="17"/>
+          <w:szCs w:val="17"/>
+        </w:rPr>
+        <w:t xml:space="preserve">Say</w:t>
+      </w:r>
+    </w:p>
+    <w:p>
+      <w:pPr>
+        <w:pBdr>
+          <w:left w:val="single" w:color="009B8A" w:sz="12" w:space="10"/>
+        </w:pBdr>
+        <w:spacing w:after="30" w:before="30" w:line="264"/>
+        <w:ind w:left="259"/>
+      </w:pPr>
+      <w:r>
+        <w:rPr>
+          <w:rFonts w:ascii="Calibri" w:cs="Calibri" w:eastAsia="Calibri" w:hAnsi="Calibri"/>
+          <w:i/>
+          <w:iCs/>
+          <w:color w:val="333333"/>
+          <w:sz w:val="21"/>
+          <w:szCs w:val="21"/>
+        </w:rPr>
+        <w:t xml:space="preserve">This page is different from the others, and I want to be straightforward about why.</w:t>
+      </w:r>
+    </w:p>
+    <w:p>
+      <w:pPr>
+        <w:pBdr>
+          <w:left w:val="single" w:color="009B8A" w:sz="12" w:space="10"/>
+        </w:pBdr>
+        <w:spacing w:after="30" w:before="30" w:line="264"/>
+        <w:ind w:left="259"/>
+      </w:pPr>
+      <w:r>
+        <w:rPr>
+          <w:rFonts w:ascii="Calibri" w:cs="Calibri" w:eastAsia="Calibri" w:hAnsi="Calibri"/>
+          <w:i/>
+          <w:iCs/>
+          <w:color w:val="333333"/>
+          <w:sz w:val="21"/>
+          <w:szCs w:val="21"/>
+        </w:rPr>
+        <w:t xml:space="preserve">Everything on this page is built. The layout, the fields, the drill-throughs — you can see exactly how it will look and behave. What it does not have is a confirmed place to get project information from.</w:t>
+      </w:r>
+    </w:p>
+    <w:p>
+      <w:pPr>
+        <w:pBdr>
+          <w:left w:val="single" w:color="009B8A" w:sz="12" w:space="10"/>
+        </w:pBdr>
+        <w:spacing w:after="30" w:before="30" w:line="264"/>
+        <w:ind w:left="259"/>
+      </w:pPr>
+      <w:r>
+        <w:rPr>
+          <w:rFonts w:ascii="Calibri" w:cs="Calibri" w:eastAsia="Calibri" w:hAnsi="Calibri"/>
+          <w:i/>
+          <w:iCs/>
+          <w:color w:val="333333"/>
+          <w:sz w:val="21"/>
+          <w:szCs w:val="21"/>
+        </w:rPr>
+        <w:t xml:space="preserve">So this is not a design conversation. It is a single sourcing question, and the whole page depends on the answer.</w:t>
+      </w:r>
+    </w:p>
+    <w:p>
+      <w:pPr>
+        <w:keepNext/>
+        <w:spacing w:after="40" w:before="140"/>
+      </w:pPr>
+      <w:r>
+        <w:rPr>
+          <w:rFonts w:ascii="Calibri" w:cs="Calibri" w:eastAsia="Calibri" w:hAnsi="Calibri"/>
+          <w:b/>
+          <w:bCs/>
+          <w:caps/>
+          <w:color w:val="003D5B"/>
+          <w:spacing w:val="30"/>
+          <w:sz w:val="17"/>
+          <w:szCs w:val="17"/>
+        </w:rPr>
+        <w:t xml:space="preserve">Show</w:t>
+      </w:r>
+    </w:p>
+    <w:p>
+      <w:pPr>
+        <w:pBdr>
+          <w:left w:val="single" w:color="003D5B" w:sz="12" w:space="10"/>
+        </w:pBdr>
+        <w:spacing w:after="30" w:before="30" w:line="264"/>
+        <w:ind w:left="259"/>
+      </w:pPr>
+      <w:r>
+        <w:rPr>
+          <w:rFonts w:ascii="Calibri" w:cs="Calibri" w:eastAsia="Calibri" w:hAnsi="Calibri"/>
+          <w:color w:val="333333"/>
+          <w:sz w:val="21"/>
+          <w:szCs w:val="21"/>
+        </w:rPr>
+        <w:t xml:space="preserve">Slide 8. Point at the profile fields — facility type, modality, country, status, effectivity and closing date. These are the fields we need a home for.</w:t>
+      </w:r>
+    </w:p>
+    <w:p>
+      <w:pPr>
+        <w:pBdr>
+          <w:top w:val="single" w:color="C05621" w:sz="8" w:space="8"/>
+          <w:bottom w:val="single" w:color="C05621" w:sz="8" w:space="8"/>
+          <w:left w:val="single" w:color="C05621" w:sz="24" w:space="10"/>
+          <w:right w:val="single" w:color="C05621" w:sz="8" w:space="8"/>
+        </w:pBdr>
+        <w:shd w:fill="FFF7ED" w:val="clear"/>
+        <w:spacing w:after="180" w:before="180"/>
+      </w:pPr>
+      <w:r>
+        <w:rPr>
+          <w:rFonts w:ascii="Calibri" w:cs="Calibri" w:eastAsia="Calibri" w:hAnsi="Calibri"/>
+          <w:b/>
+          <w:bCs/>
+          <w:color w:val="C05621"/>
+          <w:spacing w:val="30"/>
+          <w:sz w:val="20"/>
+          <w:szCs w:val="20"/>
+        </w:rPr>
+        <w:t xml:space="preserve">SWITCH NOW   </w:t>
+      </w:r>
+      <w:r>
+        <w:rPr>
+          <w:rFonts w:ascii="Calibri" w:cs="Calibri" w:eastAsia="Calibri" w:hAnsi="Calibri"/>
+          <w:b/>
+          <w:bCs/>
+          <w:color w:val="003D5B"/>
+          <w:sz w:val="21"/>
+          <w:szCs w:val="21"/>
+        </w:rPr>
+        <w:t xml:space="preserve">Alt+Tab to the workbook. Open Tab 3, Project Insights.</w:t>
+      </w:r>
+    </w:p>
+    <w:p>
+      <w:pPr>
+        <w:keepNext/>
+        <w:spacing w:after="40" w:before="140"/>
+      </w:pPr>
+      <w:r>
+        <w:rPr>
+          <w:rFonts w:ascii="Calibri" w:cs="Calibri" w:eastAsia="Calibri" w:hAnsi="Calibri"/>
+          <w:b/>
+          <w:bCs/>
+          <w:caps/>
+          <w:color w:val="003D5B"/>
+          <w:spacing w:val="30"/>
+          <w:sz w:val="17"/>
+          <w:szCs w:val="17"/>
+        </w:rPr>
+        <w:t xml:space="preserve">On screen</w:t>
+      </w:r>
+    </w:p>
+    <w:p>
+      <w:pPr>
+        <w:pBdr>
+          <w:left w:val="single" w:color="003D5B" w:sz="12" w:space="10"/>
+        </w:pBdr>
+        <w:spacing w:after="30" w:before="30" w:line="264"/>
+        <w:ind w:left="259"/>
+      </w:pPr>
+      <w:r>
+        <w:rPr>
+          <w:rFonts w:ascii="Calibri" w:cs="Calibri" w:eastAsia="Calibri" w:hAnsi="Calibri"/>
+          <w:color w:val="333333"/>
+          <w:sz w:val="21"/>
+          <w:szCs w:val="21"/>
+        </w:rPr>
+        <w:t xml:space="preserve">Workbook, Tab 3. Every row here carries the same question.</w:t>
+      </w:r>
+    </w:p>
+    <w:p>
+      <w:pPr>
+        <w:keepNext/>
+        <w:spacing w:after="40" w:before="140"/>
+      </w:pPr>
+      <w:r>
+        <w:rPr>
+          <w:rFonts w:ascii="Calibri" w:cs="Calibri" w:eastAsia="Calibri" w:hAnsi="Calibri"/>
+          <w:b/>
+          <w:bCs/>
+          <w:caps/>
+          <w:color w:val="009B8A"/>
+          <w:spacing w:val="30"/>
+          <w:sz w:val="17"/>
+          <w:szCs w:val="17"/>
+        </w:rPr>
+        <w:t xml:space="preserve">Say</w:t>
+      </w:r>
+    </w:p>
+    <w:p>
+      <w:pPr>
+        <w:pBdr>
+          <w:left w:val="single" w:color="009B8A" w:sz="12" w:space="10"/>
+        </w:pBdr>
+        <w:spacing w:after="30" w:before="30" w:line="264"/>
+        <w:ind w:left="259"/>
+      </w:pPr>
+      <w:r>
+        <w:rPr>
+          <w:rFonts w:ascii="Calibri" w:cs="Calibri" w:eastAsia="Calibri" w:hAnsi="Calibri"/>
+          <w:i/>
+          <w:iCs/>
+          <w:color w:val="333333"/>
+          <w:sz w:val="21"/>
+          <w:szCs w:val="21"/>
+        </w:rPr>
+        <w:t xml:space="preserve">You will notice every row on this tab asks the same thing. That is because they all depend on one answer.</w:t>
+      </w:r>
+    </w:p>
+    <w:p>
+      <w:pPr>
+        <w:keepNext/>
+        <w:spacing w:after="40" w:before="140"/>
+      </w:pPr>
+      <w:r>
+        <w:rPr>
+          <w:rFonts w:ascii="Calibri" w:cs="Calibri" w:eastAsia="Calibri" w:hAnsi="Calibri"/>
+          <w:b/>
+          <w:bCs/>
+          <w:caps/>
+          <w:color w:val="9B2C2C"/>
+          <w:spacing w:val="30"/>
+          <w:sz w:val="17"/>
+          <w:szCs w:val="17"/>
+        </w:rPr>
+        <w:t xml:space="preserve">Ask</w:t>
+      </w:r>
+    </w:p>
+    <w:p>
+      <w:pPr>
+        <w:pBdr>
+          <w:left w:val="single" w:color="9B2C2C" w:sz="12" w:space="10"/>
+        </w:pBdr>
+        <w:spacing w:after="20" w:before="50" w:line="264"/>
+        <w:ind w:left="259"/>
+      </w:pPr>
+      <w:r>
+        <w:rPr>
+          <w:rFonts w:ascii="Calibri" w:cs="Calibri" w:eastAsia="Calibri" w:hAnsi="Calibri"/>
+          <w:b/>
+          <w:bCs/>
+          <w:color w:val="9B2C2C"/>
+          <w:sz w:val="21"/>
+          <w:szCs w:val="21"/>
+        </w:rPr>
+        <w:t xml:space="preserve">Q1.  </w:t>
+      </w:r>
+      <w:r>
+        <w:rPr>
+          <w:rFonts w:ascii="Calibri" w:cs="Calibri" w:eastAsia="Calibri" w:hAnsi="Calibri"/>
+          <w:b/>
+          <w:bCs/>
+          <w:color w:val="003D5B"/>
+          <w:sz w:val="21"/>
+          <w:szCs w:val="21"/>
+        </w:rPr>
+        <w:t xml:space="preserve">Which system holds project attributes — facility type, modality, country, status, effectivity and closing dates?</w:t>
+      </w:r>
+    </w:p>
+    <w:p>
+      <w:pPr>
+        <w:spacing w:after="40" w:before="10" w:line="264"/>
+        <w:ind w:left="604"/>
+      </w:pPr>
+      <w:r>
+        <w:rPr>
+          <w:rFonts w:ascii="Calibri" w:cs="Calibri" w:eastAsia="Calibri" w:hAnsi="Calibri"/>
+          <w:i/>
+          <w:iCs/>
+          <w:color w:val="6B7280"/>
+          <w:sz w:val="20"/>
+          <w:szCs w:val="20"/>
+        </w:rPr>
+        <w:t xml:space="preserve">This is the single most valuable answer in the whole workshop. Do not move on quickly.</w:t>
+      </w:r>
+    </w:p>
+    <w:p>
+      <w:pPr>
+        <w:pBdr>
+          <w:left w:val="single" w:color="9B2C2C" w:sz="12" w:space="10"/>
+        </w:pBdr>
+        <w:spacing w:after="20" w:before="50" w:line="264"/>
+        <w:ind w:left="259"/>
+      </w:pPr>
+      <w:r>
+        <w:rPr>
+          <w:rFonts w:ascii="Calibri" w:cs="Calibri" w:eastAsia="Calibri" w:hAnsi="Calibri"/>
+          <w:b/>
+          <w:bCs/>
+          <w:color w:val="9B2C2C"/>
+          <w:sz w:val="21"/>
+          <w:szCs w:val="21"/>
+        </w:rPr>
+        <w:t xml:space="preserve">Q2.  </w:t>
+      </w:r>
+      <w:r>
+        <w:rPr>
+          <w:rFonts w:ascii="Calibri" w:cs="Calibri" w:eastAsia="Calibri" w:hAnsi="Calibri"/>
+          <w:b/>
+          <w:bCs/>
+          <w:color w:val="003D5B"/>
+          <w:sz w:val="21"/>
+          <w:szCs w:val="21"/>
+        </w:rPr>
+        <w:t xml:space="preserve">Who owns that system?</w:t>
+      </w:r>
+    </w:p>
+    <w:p>
+      <w:pPr>
+        <w:spacing w:after="40" w:before="10" w:line="264"/>
+        <w:ind w:left="604"/>
+      </w:pPr>
+      <w:r>
+        <w:rPr>
+          <w:rFonts w:ascii="Calibri" w:cs="Calibri" w:eastAsia="Calibri" w:hAnsi="Calibri"/>
+          <w:i/>
+          <w:iCs/>
+          <w:color w:val="6B7280"/>
+          <w:sz w:val="20"/>
+          <w:szCs w:val="20"/>
+        </w:rPr>
+        <w:t xml:space="preserve">You need a person or a team, because we will need to approach them.</w:t>
+      </w:r>
+    </w:p>
+    <w:p>
+      <w:pPr>
+        <w:pBdr>
+          <w:left w:val="single" w:color="9B2C2C" w:sz="12" w:space="10"/>
+        </w:pBdr>
+        <w:spacing w:after="20" w:before="50" w:line="264"/>
+        <w:ind w:left="259"/>
+      </w:pPr>
+      <w:r>
+        <w:rPr>
+          <w:rFonts w:ascii="Calibri" w:cs="Calibri" w:eastAsia="Calibri" w:hAnsi="Calibri"/>
+          <w:b/>
+          <w:bCs/>
+          <w:color w:val="9B2C2C"/>
+          <w:sz w:val="21"/>
+          <w:szCs w:val="21"/>
+        </w:rPr>
+        <w:t xml:space="preserve">Q3.  </w:t>
+      </w:r>
+      <w:r>
+        <w:rPr>
+          <w:rFonts w:ascii="Calibri" w:cs="Calibri" w:eastAsia="Calibri" w:hAnsi="Calibri"/>
+          <w:b/>
+          <w:bCs/>
+          <w:color w:val="003D5B"/>
+          <w:sz w:val="21"/>
+          <w:szCs w:val="21"/>
+        </w:rPr>
+        <w:t xml:space="preserve">Could we be given read access, and how often would the information refresh?</w:t>
+      </w:r>
+    </w:p>
+    <w:p>
+      <w:pPr>
+        <w:pBdr>
+          <w:left w:val="single" w:color="9B2C2C" w:sz="12" w:space="10"/>
+        </w:pBdr>
+        <w:spacing w:after="20" w:before="50" w:line="264"/>
+        <w:ind w:left="259"/>
+      </w:pPr>
+      <w:r>
+        <w:rPr>
+          <w:rFonts w:ascii="Calibri" w:cs="Calibri" w:eastAsia="Calibri" w:hAnsi="Calibri"/>
+          <w:b/>
+          <w:bCs/>
+          <w:color w:val="9B2C2C"/>
+          <w:sz w:val="21"/>
+          <w:szCs w:val="21"/>
+        </w:rPr>
+        <w:t xml:space="preserve">Q4.  </w:t>
+      </w:r>
+      <w:r>
+        <w:rPr>
+          <w:rFonts w:ascii="Calibri" w:cs="Calibri" w:eastAsia="Calibri" w:hAnsi="Calibri"/>
+          <w:b/>
+          <w:bCs/>
+          <w:color w:val="003D5B"/>
+          <w:sz w:val="21"/>
+          <w:szCs w:val="21"/>
+        </w:rPr>
+        <w:t xml:space="preserve">Separately — is there a register that maps an EDRMS site to a project?</w:t>
+      </w:r>
+    </w:p>
+    <w:p>
+      <w:pPr>
+        <w:spacing w:after="40" w:before="10" w:line="264"/>
+        <w:ind w:left="604"/>
+      </w:pPr>
+      <w:r>
+        <w:rPr>
+          <w:rFonts w:ascii="Calibri" w:cs="Calibri" w:eastAsia="Calibri" w:hAnsi="Calibri"/>
+          <w:i/>
+          <w:iCs/>
+          <w:color w:val="6B7280"/>
+          <w:sz w:val="20"/>
+          <w:szCs w:val="20"/>
+        </w:rPr>
+        <w:t xml:space="preserve">Without this we can show project attributes but cannot connect them to any activity.</w:t>
+      </w:r>
+    </w:p>
+    <w:p>
+      <w:pPr>
+        <w:pBdr>
+          <w:left w:val="single" w:color="9B2C2C" w:sz="12" w:space="10"/>
+        </w:pBdr>
+        <w:spacing w:after="20" w:before="50" w:line="264"/>
+        <w:ind w:left="259"/>
+      </w:pPr>
+      <w:r>
+        <w:rPr>
+          <w:rFonts w:ascii="Calibri" w:cs="Calibri" w:eastAsia="Calibri" w:hAnsi="Calibri"/>
+          <w:b/>
+          <w:bCs/>
+          <w:color w:val="9B2C2C"/>
+          <w:sz w:val="21"/>
+          <w:szCs w:val="21"/>
+        </w:rPr>
+        <w:t xml:space="preserve">Q5.  </w:t>
+      </w:r>
+      <w:r>
+        <w:rPr>
+          <w:rFonts w:ascii="Calibri" w:cs="Calibri" w:eastAsia="Calibri" w:hAnsi="Calibri"/>
+          <w:b/>
+          <w:bCs/>
+          <w:color w:val="003D5B"/>
+          <w:sz w:val="21"/>
+          <w:szCs w:val="21"/>
+        </w:rPr>
+        <w:t xml:space="preserve">If no such register exists, would you accept us matching sites to projects by reading the site names?</w:t>
+      </w:r>
+    </w:p>
+    <w:p>
+      <w:pPr>
+        <w:spacing w:after="40" w:before="10" w:line="264"/>
+        <w:ind w:left="604"/>
+      </w:pPr>
+      <w:r>
+        <w:rPr>
+          <w:rFonts w:ascii="Calibri" w:cs="Calibri" w:eastAsia="Calibri" w:hAnsi="Calibri"/>
+          <w:i/>
+          <w:iCs/>
+          <w:color w:val="6B7280"/>
+          <w:sz w:val="20"/>
+          <w:szCs w:val="20"/>
+        </w:rPr>
+        <w:t xml:space="preserve">Say plainly that this is approximate. Some sites will not match. Better they hear the limitation now.</w:t>
+      </w:r>
+    </w:p>
+    <w:p>
+      <w:pPr>
+        <w:keepNext/>
+        <w:spacing w:after="40" w:before="140"/>
+      </w:pPr>
+      <w:r>
+        <w:rPr>
+          <w:rFonts w:ascii="Calibri" w:cs="Calibri" w:eastAsia="Calibri" w:hAnsi="Calibri"/>
+          <w:b/>
+          <w:bCs/>
+          <w:caps/>
+          <w:color w:val="6B7280"/>
+          <w:spacing w:val="30"/>
+          <w:sz w:val="17"/>
+          <w:szCs w:val="17"/>
+        </w:rPr>
+        <w:t xml:space="preserve">Listen for</w:t>
+      </w:r>
+    </w:p>
+    <w:p>
+      <w:pPr>
+        <w:pBdr>
+          <w:left w:val="single" w:color="6B7280" w:sz="12" w:space="10"/>
+        </w:pBdr>
+        <w:spacing w:after="30" w:before="30" w:line="264"/>
+        <w:ind w:left="259"/>
+      </w:pPr>
+      <w:r>
+        <w:rPr>
+          <w:rFonts w:ascii="Calibri" w:cs="Calibri" w:eastAsia="Calibri" w:hAnsi="Calibri"/>
+          <w:color w:val="333333"/>
+          <w:sz w:val="21"/>
+          <w:szCs w:val="21"/>
+        </w:rPr>
+        <w:t xml:space="preserve">If they name a system quickly and confidently, this page is unblocked and that is a very good outcome. Say so.</w:t>
+      </w:r>
+    </w:p>
+    <w:p>
+      <w:pPr>
+        <w:pBdr>
+          <w:left w:val="single" w:color="6B7280" w:sz="12" w:space="10"/>
+        </w:pBdr>
+        <w:spacing w:after="30" w:before="30" w:line="264"/>
+        <w:ind w:left="259"/>
+      </w:pPr>
+      <w:r>
+        <w:rPr>
+          <w:rFonts w:ascii="Calibri" w:cs="Calibri" w:eastAsia="Calibri" w:hAnsi="Calibri"/>
+          <w:color w:val="333333"/>
+          <w:sz w:val="21"/>
+          <w:szCs w:val="21"/>
+        </w:rPr>
+        <w:t xml:space="preserve">If nobody knows, do not force it. Ask who would know, and get a name and a date.</w:t>
+      </w:r>
+    </w:p>
+    <w:p>
+      <w:pPr>
+        <w:pBdr>
+          <w:left w:val="single" w:color="6B7280" w:sz="12" w:space="10"/>
+        </w:pBdr>
+        <w:spacing w:after="30" w:before="30" w:line="264"/>
+        <w:ind w:left="259"/>
+      </w:pPr>
+      <w:r>
+        <w:rPr>
+          <w:rFonts w:ascii="Calibri" w:cs="Calibri" w:eastAsia="Calibri" w:hAnsi="Calibri"/>
+          <w:color w:val="333333"/>
+          <w:sz w:val="21"/>
+          <w:szCs w:val="21"/>
+        </w:rPr>
+        <w:t xml:space="preserve">If it becomes clear that no such system exists, ask directly whether project-level reporting should stay in scope at all. That is a legitimate Door 2.</w:t>
+      </w:r>
+    </w:p>
+    <w:p>
+      <w:pPr>
+        <w:keepNext/>
+        <w:spacing w:after="40" w:before="140"/>
+      </w:pPr>
+      <w:r>
+        <w:rPr>
+          <w:rFonts w:ascii="Calibri" w:cs="Calibri" w:eastAsia="Calibri" w:hAnsi="Calibri"/>
+          <w:b/>
+          <w:bCs/>
+          <w:caps/>
+          <w:color w:val="C05621"/>
+          <w:spacing w:val="30"/>
+          <w:sz w:val="17"/>
+          <w:szCs w:val="17"/>
+        </w:rPr>
+        <w:t xml:space="preserve">Write</w:t>
+      </w:r>
+    </w:p>
+    <w:p>
+      <w:pPr>
+        <w:pBdr>
+          <w:left w:val="single" w:color="C05621" w:sz="12" w:space="10"/>
+        </w:pBdr>
+        <w:spacing w:after="30" w:before="30" w:line="264"/>
+        <w:ind w:left="259"/>
+      </w:pPr>
+      <w:r>
+        <w:rPr>
+          <w:rFonts w:ascii="Calibri" w:cs="Calibri" w:eastAsia="Calibri" w:hAnsi="Calibri"/>
+          <w:color w:val="333333"/>
+          <w:sz w:val="21"/>
+          <w:szCs w:val="21"/>
+        </w:rPr>
+        <w:t xml:space="preserve">Write the system name, the owner and the date they will confirm access. This one is worth reading back before you leave the segment.</w:t>
+      </w:r>
+    </w:p>
+    <w:p>
+      <w:pPr>
+        <w:pStyle w:val="Heading3"/>
+        <w:keepNext/>
+        <w:spacing w:after="70" w:before="200"/>
+      </w:pPr>
+      <w:r>
+        <w:rPr>
+          <w:rFonts w:ascii="Calibri" w:cs="Calibri" w:eastAsia="Calibri" w:hAnsi="Calibri"/>
+          <w:b/>
+          <w:bCs/>
+          <w:color w:val="009B8A"/>
+          <w:sz w:val="22"/>
+          <w:szCs w:val="22"/>
+        </w:rPr>
+        <w:t xml:space="preserve">If they say…</w:t>
+      </w:r>
+    </w:p>
+    <w:tbl>
+      <w:tblPr>
+        <w:tblW w:type="dxa" w:w="9648"/>
+        <w:tblBorders>
+          <w:top w:val="single" w:color="auto" w:sz="4"/>
+          <w:left w:val="single" w:color="auto" w:sz="4"/>
+          <w:bottom w:val="single" w:color="auto" w:sz="4"/>
+          <w:right w:val="single" w:color="auto" w:sz="4"/>
+          <w:insideH w:val="single" w:color="auto" w:sz="4"/>
+          <w:insideV w:val="single" w:color="auto" w:sz="4"/>
+        </w:tblBorders>
+      </w:tblPr>
+      <w:tblGrid>
+        <w:gridCol w:w="3400"/>
+        <w:gridCol w:w="6248"/>
+      </w:tblGrid>
+      <w:tr>
+        <w:trPr>
+          <w:tblHeader/>
+        </w:trPr>
+        <w:tc>
+          <w:tcPr>
+            <w:tcW w:type="dxa" w:w="3400"/>
+            <w:shd w:fill="003D5B" w:val="clear"/>
+            <w:tcMar>
+              <w:top w:type="dxa" w:w="70"/>
+              <w:left w:type="dxa" w:w="110"/>
+              <w:bottom w:type="dxa" w:w="70"/>
+              <w:right w:type="dxa" w:w="110"/>
+            </w:tcMar>
+          </w:tcPr>
+          <w:p>
+            <w:pPr>
+              <w:spacing w:after="20" w:before="20" w:line="250"/>
+            </w:pPr>
+            <w:r>
+              <w:rPr>
+                <w:rFonts w:ascii="Calibri" w:cs="Calibri" w:eastAsia="Calibri" w:hAnsi="Calibri"/>
+                <w:b/>
+                <w:bCs/>
+                <w:caps/>
+                <w:color w:val="FFFFFF"/>
+                <w:spacing w:val="25"/>
+                <w:sz w:val="18"/>
+                <w:szCs w:val="18"/>
+              </w:rPr>
+              <w:t xml:space="preserve">They say</w:t>
+            </w:r>
+          </w:p>
+        </w:tc>
+        <w:tc>
+          <w:tcPr>
+            <w:tcW w:type="dxa" w:w="6248"/>
+            <w:shd w:fill="003D5B" w:val="clear"/>
+            <w:tcMar>
+              <w:top w:type="dxa" w:w="70"/>
+              <w:left w:type="dxa" w:w="110"/>
+              <w:bottom w:type="dxa" w:w="70"/>
+              <w:right w:type="dxa" w:w="110"/>
+            </w:tcMar>
+          </w:tcPr>
+          <w:p>
+            <w:pPr>
+              <w:spacing w:after="20" w:before="20" w:line="250"/>
+            </w:pPr>
+            <w:r>
+              <w:rPr>
+                <w:rFonts w:ascii="Calibri" w:cs="Calibri" w:eastAsia="Calibri" w:hAnsi="Calibri"/>
+                <w:b/>
+                <w:bCs/>
+                <w:caps/>
+                <w:color w:val="FFFFFF"/>
+                <w:spacing w:val="25"/>
+                <w:sz w:val="18"/>
+                <w:szCs w:val="18"/>
+              </w:rPr>
+              <w:t xml:space="preserve">You say</w:t>
+            </w:r>
+          </w:p>
+        </w:tc>
+      </w:tr>
+      <w:tr>
+        <w:tc>
+          <w:tcPr>
+            <w:tcW w:type="dxa" w:w="3400"/>
+            <w:tcMar>
+              <w:top w:type="dxa" w:w="70"/>
+              <w:left w:type="dxa" w:w="110"/>
+              <w:bottom w:type="dxa" w:w="70"/>
+              <w:right w:type="dxa" w:w="110"/>
+            </w:tcMar>
+          </w:tcPr>
+          <w:p>
+            <w:pPr>
+              <w:spacing w:after="20" w:before="20" w:line="250"/>
+            </w:pPr>
+            <w:r>
+              <w:rPr>
+                <w:rFonts w:ascii="Calibri" w:cs="Calibri" w:eastAsia="Calibri" w:hAnsi="Calibri"/>
+                <w:b w:val="false"/>
+                <w:bCs w:val="false"/>
+                <w:color w:val="333333"/>
+                <w:sz w:val="20"/>
+                <w:szCs w:val="20"/>
+              </w:rPr>
+              <w:t xml:space="preserve">Can't you get projects from the site names?</w:t>
+            </w:r>
+          </w:p>
+        </w:tc>
+        <w:tc>
+          <w:tcPr>
+            <w:tcW w:type="dxa" w:w="6248"/>
+            <w:tcMar>
+              <w:top w:type="dxa" w:w="70"/>
+              <w:left w:type="dxa" w:w="110"/>
+              <w:bottom w:type="dxa" w:w="70"/>
+              <w:right w:type="dxa" w:w="110"/>
+            </w:tcMar>
+          </w:tcPr>
+          <w:p>
+            <w:pPr>
+              <w:spacing w:after="20" w:before="20" w:line="250"/>
+            </w:pPr>
+            <w:r>
+              <w:rPr>
+                <w:rFonts w:ascii="Calibri" w:cs="Calibri" w:eastAsia="Calibri" w:hAnsi="Calibri"/>
+                <w:b w:val="false"/>
+                <w:bCs w:val="false"/>
+                <w:color w:val="333333"/>
+                <w:sz w:val="20"/>
+                <w:szCs w:val="20"/>
+              </w:rPr>
+              <w:t xml:space="preserve">Sometimes. It depends on whether every site is named consistently. We can try, but it will be approximate and some projects will be missing.</w:t>
+            </w:r>
+          </w:p>
+        </w:tc>
+      </w:tr>
+      <w:tr>
+        <w:tc>
+          <w:tcPr>
+            <w:tcW w:type="dxa" w:w="3400"/>
+            <w:shd w:fill="F4F7F8" w:val="clear"/>
+            <w:tcMar>
+              <w:top w:type="dxa" w:w="70"/>
+              <w:left w:type="dxa" w:w="110"/>
+              <w:bottom w:type="dxa" w:w="70"/>
+              <w:right w:type="dxa" w:w="110"/>
+            </w:tcMar>
+          </w:tcPr>
+          <w:p>
+            <w:pPr>
+              <w:spacing w:after="20" w:before="20" w:line="250"/>
+            </w:pPr>
+            <w:r>
+              <w:rPr>
+                <w:rFonts w:ascii="Calibri" w:cs="Calibri" w:eastAsia="Calibri" w:hAnsi="Calibri"/>
+                <w:b w:val="false"/>
+                <w:bCs w:val="false"/>
+                <w:color w:val="333333"/>
+                <w:sz w:val="20"/>
+                <w:szCs w:val="20"/>
+              </w:rPr>
+              <w:t xml:space="preserve">Why did you build it if you have no data?</w:t>
+            </w:r>
+          </w:p>
+        </w:tc>
+        <w:tc>
+          <w:tcPr>
+            <w:tcW w:type="dxa" w:w="6248"/>
+            <w:shd w:fill="F4F7F8" w:val="clear"/>
+            <w:tcMar>
+              <w:top w:type="dxa" w:w="70"/>
+              <w:left w:type="dxa" w:w="110"/>
+              <w:bottom w:type="dxa" w:w="70"/>
+              <w:right w:type="dxa" w:w="110"/>
+            </w:tcMar>
+          </w:tcPr>
+          <w:p>
+            <w:pPr>
+              <w:spacing w:after="20" w:before="20" w:line="250"/>
+            </w:pPr>
+            <w:r>
+              <w:rPr>
+                <w:rFonts w:ascii="Calibri" w:cs="Calibri" w:eastAsia="Calibri" w:hAnsi="Calibri"/>
+                <w:b w:val="false"/>
+                <w:bCs w:val="false"/>
+                <w:color w:val="333333"/>
+                <w:sz w:val="20"/>
+                <w:szCs w:val="20"/>
+              </w:rPr>
+              <w:t xml:space="preserve">So you could see it and tell us whether it is worth sourcing. It is much easier to decide that looking at the real thing.</w:t>
+            </w:r>
+          </w:p>
+        </w:tc>
+      </w:tr>
+    </w:tbl>
+    <w:p>
+      <w:r>
+        <w:br w:type="page"/>
+      </w:r>
+    </w:p>
+    <w:p>
+      <w:pPr>
+        <w:pStyle w:val="Heading2"/>
+        <w:keepNext/>
+        <w:spacing w:after="100" w:before="260"/>
+      </w:pPr>
+      <w:r>
+        <w:rPr>
+          <w:rFonts w:ascii="Calibri" w:cs="Calibri" w:eastAsia="Calibri" w:hAnsi="Calibri"/>
+          <w:b/>
+          <w:bCs/>
+          <w:color w:val="003D5B"/>
+          <w:sz w:val="25"/>
+          <w:szCs w:val="25"/>
+        </w:rPr>
+        <w:t xml:space="preserve">Segment 5 — Institutional File Plan  (8 minutes)</w:t>
+      </w:r>
+    </w:p>
+    <w:p>
+      <w:pPr>
+        <w:keepNext/>
+        <w:spacing w:after="40" w:before="140"/>
+      </w:pPr>
+      <w:r>
+        <w:rPr>
+          <w:rFonts w:ascii="Calibri" w:cs="Calibri" w:eastAsia="Calibri" w:hAnsi="Calibri"/>
+          <w:b/>
+          <w:bCs/>
+          <w:caps/>
+          <w:color w:val="003D5B"/>
+          <w:spacing w:val="30"/>
+          <w:sz w:val="17"/>
+          <w:szCs w:val="17"/>
+        </w:rPr>
+        <w:t xml:space="preserve">On screen</w:t>
+      </w:r>
+    </w:p>
+    <w:p>
+      <w:pPr>
+        <w:pBdr>
+          <w:left w:val="single" w:color="003D5B" w:sz="12" w:space="10"/>
+        </w:pBdr>
+        <w:spacing w:after="30" w:before="30" w:line="264"/>
+        <w:ind w:left="259"/>
+      </w:pPr>
+      <w:r>
+        <w:rPr>
+          <w:rFonts w:ascii="Calibri" w:cs="Calibri" w:eastAsia="Calibri" w:hAnsi="Calibri"/>
+          <w:color w:val="333333"/>
+          <w:sz w:val="21"/>
+          <w:szCs w:val="21"/>
+        </w:rPr>
+        <w:t xml:space="preserve">Deck, slides 10 and 11.</w:t>
+      </w:r>
+    </w:p>
+    <w:p>
+      <w:pPr>
+        <w:keepNext/>
+        <w:spacing w:after="40" w:before="140"/>
+      </w:pPr>
+      <w:r>
+        <w:rPr>
+          <w:rFonts w:ascii="Calibri" w:cs="Calibri" w:eastAsia="Calibri" w:hAnsi="Calibri"/>
+          <w:b/>
+          <w:bCs/>
+          <w:caps/>
+          <w:color w:val="009B8A"/>
+          <w:spacing w:val="30"/>
+          <w:sz w:val="17"/>
+          <w:szCs w:val="17"/>
+        </w:rPr>
+        <w:t xml:space="preserve">Say</w:t>
+      </w:r>
+    </w:p>
+    <w:p>
+      <w:pPr>
+        <w:pBdr>
+          <w:left w:val="single" w:color="009B8A" w:sz="12" w:space="10"/>
+        </w:pBdr>
+        <w:spacing w:after="30" w:before="30" w:line="264"/>
+        <w:ind w:left="259"/>
+      </w:pPr>
+      <w:r>
+        <w:rPr>
+          <w:rFonts w:ascii="Calibri" w:cs="Calibri" w:eastAsia="Calibri" w:hAnsi="Calibri"/>
+          <w:i/>
+          <w:iCs/>
+          <w:color w:val="333333"/>
+          <w:sz w:val="21"/>
+          <w:szCs w:val="21"/>
+        </w:rPr>
+        <w:t xml:space="preserve">This page is the reference view. It shows your retention class hierarchy as it actually exists in the system, rather than as a document, and shows how much of what has been declared maps onto it.</w:t>
+      </w:r>
+    </w:p>
+    <w:p>
+      <w:pPr>
+        <w:pBdr>
+          <w:left w:val="single" w:color="009B8A" w:sz="12" w:space="10"/>
+        </w:pBdr>
+        <w:spacing w:after="30" w:before="30" w:line="264"/>
+        <w:ind w:left="259"/>
+      </w:pPr>
+      <w:r>
+        <w:rPr>
+          <w:rFonts w:ascii="Calibri" w:cs="Calibri" w:eastAsia="Calibri" w:hAnsi="Calibri"/>
+          <w:i/>
+          <w:iCs/>
+          <w:color w:val="333333"/>
+          <w:sz w:val="21"/>
+          <w:szCs w:val="21"/>
+        </w:rPr>
+        <w:t xml:space="preserve">This is the one page where we are not asking you for a source. It is built. What we need here is confirmation that the structure is right.</w:t>
+      </w:r>
+    </w:p>
+    <w:p>
+      <w:pPr>
+        <w:keepNext/>
+        <w:spacing w:after="40" w:before="140"/>
+      </w:pPr>
+      <w:r>
+        <w:rPr>
+          <w:rFonts w:ascii="Calibri" w:cs="Calibri" w:eastAsia="Calibri" w:hAnsi="Calibri"/>
+          <w:b/>
+          <w:bCs/>
+          <w:caps/>
+          <w:color w:val="003D5B"/>
+          <w:spacing w:val="30"/>
+          <w:sz w:val="17"/>
+          <w:szCs w:val="17"/>
+        </w:rPr>
+        <w:t xml:space="preserve">Show</w:t>
+      </w:r>
+    </w:p>
+    <w:p>
+      <w:pPr>
+        <w:pBdr>
+          <w:left w:val="single" w:color="003D5B" w:sz="12" w:space="10"/>
+        </w:pBdr>
+        <w:spacing w:after="30" w:before="30" w:line="264"/>
+        <w:ind w:left="259"/>
+      </w:pPr>
+      <w:r>
+        <w:rPr>
+          <w:rFonts w:ascii="Calibri" w:cs="Calibri" w:eastAsia="Calibri" w:hAnsi="Calibri"/>
+          <w:color w:val="333333"/>
+          <w:sz w:val="21"/>
+          <w:szCs w:val="21"/>
+        </w:rPr>
+        <w:t xml:space="preserve">Slide 10. Point at the hierarchy and the coverage idea — where the plan is being used and where it is not.</w:t>
+      </w:r>
+    </w:p>
+    <w:p>
+      <w:pPr>
+        <w:pBdr>
+          <w:top w:val="single" w:color="C05621" w:sz="8" w:space="8"/>
+          <w:bottom w:val="single" w:color="C05621" w:sz="8" w:space="8"/>
+          <w:left w:val="single" w:color="C05621" w:sz="24" w:space="10"/>
+          <w:right w:val="single" w:color="C05621" w:sz="8" w:space="8"/>
+        </w:pBdr>
+        <w:shd w:fill="FFF7ED" w:val="clear"/>
+        <w:spacing w:after="180" w:before="180"/>
+      </w:pPr>
+      <w:r>
+        <w:rPr>
+          <w:rFonts w:ascii="Calibri" w:cs="Calibri" w:eastAsia="Calibri" w:hAnsi="Calibri"/>
+          <w:b/>
+          <w:bCs/>
+          <w:color w:val="C05621"/>
+          <w:spacing w:val="30"/>
+          <w:sz w:val="20"/>
+          <w:szCs w:val="20"/>
+        </w:rPr>
+        <w:t xml:space="preserve">SWITCH NOW   </w:t>
+      </w:r>
+      <w:r>
+        <w:rPr>
+          <w:rFonts w:ascii="Calibri" w:cs="Calibri" w:eastAsia="Calibri" w:hAnsi="Calibri"/>
+          <w:b/>
+          <w:bCs/>
+          <w:color w:val="003D5B"/>
+          <w:sz w:val="21"/>
+          <w:szCs w:val="21"/>
+        </w:rPr>
+        <w:t xml:space="preserve">Alt+Tab to the workbook. Open Tab 4, Institutional File Plan.</w:t>
+      </w:r>
+    </w:p>
+    <w:p>
+      <w:pPr>
+        <w:keepNext/>
+        <w:spacing w:after="40" w:before="140"/>
+      </w:pPr>
+      <w:r>
+        <w:rPr>
+          <w:rFonts w:ascii="Calibri" w:cs="Calibri" w:eastAsia="Calibri" w:hAnsi="Calibri"/>
+          <w:b/>
+          <w:bCs/>
+          <w:caps/>
+          <w:color w:val="003D5B"/>
+          <w:spacing w:val="30"/>
+          <w:sz w:val="17"/>
+          <w:szCs w:val="17"/>
+        </w:rPr>
+        <w:t xml:space="preserve">On screen</w:t>
+      </w:r>
+    </w:p>
+    <w:p>
+      <w:pPr>
+        <w:pBdr>
+          <w:left w:val="single" w:color="003D5B" w:sz="12" w:space="10"/>
+        </w:pBdr>
+        <w:spacing w:after="30" w:before="30" w:line="264"/>
+        <w:ind w:left="259"/>
+      </w:pPr>
+      <w:r>
+        <w:rPr>
+          <w:rFonts w:ascii="Calibri" w:cs="Calibri" w:eastAsia="Calibri" w:hAnsi="Calibri"/>
+          <w:color w:val="333333"/>
+          <w:sz w:val="21"/>
+          <w:szCs w:val="21"/>
+        </w:rPr>
+        <w:t xml:space="preserve">Workbook, Tab 4.</w:t>
+      </w:r>
+    </w:p>
+    <w:p>
+      <w:pPr>
+        <w:keepNext/>
+        <w:spacing w:after="40" w:before="140"/>
+      </w:pPr>
+      <w:r>
+        <w:rPr>
+          <w:rFonts w:ascii="Calibri" w:cs="Calibri" w:eastAsia="Calibri" w:hAnsi="Calibri"/>
+          <w:b/>
+          <w:bCs/>
+          <w:caps/>
+          <w:color w:val="009B8A"/>
+          <w:spacing w:val="30"/>
+          <w:sz w:val="17"/>
+          <w:szCs w:val="17"/>
+        </w:rPr>
+        <w:t xml:space="preserve">Say</w:t>
+      </w:r>
+    </w:p>
+    <w:p>
+      <w:pPr>
+        <w:pBdr>
+          <w:left w:val="single" w:color="009B8A" w:sz="12" w:space="10"/>
+        </w:pBdr>
+        <w:spacing w:after="30" w:before="30" w:line="264"/>
+        <w:ind w:left="259"/>
+      </w:pPr>
+      <w:r>
+        <w:rPr>
+          <w:rFonts w:ascii="Calibri" w:cs="Calibri" w:eastAsia="Calibri" w:hAnsi="Calibri"/>
+          <w:i/>
+          <w:iCs/>
+          <w:color w:val="333333"/>
+          <w:sz w:val="21"/>
+          <w:szCs w:val="21"/>
+        </w:rPr>
+        <w:t xml:space="preserve">You will see this tab has no red rows. Everything asked for is built.</w:t>
+      </w:r>
+    </w:p>
+    <w:p>
+      <w:pPr>
+        <w:pBdr>
+          <w:left w:val="single" w:color="009B8A" w:sz="12" w:space="10"/>
+        </w:pBdr>
+        <w:spacing w:after="30" w:before="30" w:line="264"/>
+        <w:ind w:left="259"/>
+      </w:pPr>
+      <w:r>
+        <w:rPr>
+          <w:rFonts w:ascii="Calibri" w:cs="Calibri" w:eastAsia="Calibri" w:hAnsi="Calibri"/>
+          <w:i/>
+          <w:iCs/>
+          <w:color w:val="333333"/>
+          <w:sz w:val="21"/>
+          <w:szCs w:val="21"/>
+        </w:rPr>
+        <w:t xml:space="preserve">So the questions here are different — they are about whether what we have matches what you actually use.</w:t>
+      </w:r>
+    </w:p>
+    <w:p>
+      <w:pPr>
+        <w:keepNext/>
+        <w:spacing w:after="40" w:before="140"/>
+      </w:pPr>
+      <w:r>
+        <w:rPr>
+          <w:rFonts w:ascii="Calibri" w:cs="Calibri" w:eastAsia="Calibri" w:hAnsi="Calibri"/>
+          <w:b/>
+          <w:bCs/>
+          <w:caps/>
+          <w:color w:val="9B2C2C"/>
+          <w:spacing w:val="30"/>
+          <w:sz w:val="17"/>
+          <w:szCs w:val="17"/>
+        </w:rPr>
+        <w:t xml:space="preserve">Ask</w:t>
+      </w:r>
+    </w:p>
+    <w:p>
+      <w:pPr>
+        <w:pBdr>
+          <w:left w:val="single" w:color="9B2C2C" w:sz="12" w:space="10"/>
+        </w:pBdr>
+        <w:spacing w:after="20" w:before="50" w:line="264"/>
+        <w:ind w:left="259"/>
+      </w:pPr>
+      <w:r>
+        <w:rPr>
+          <w:rFonts w:ascii="Calibri" w:cs="Calibri" w:eastAsia="Calibri" w:hAnsi="Calibri"/>
+          <w:b/>
+          <w:bCs/>
+          <w:color w:val="9B2C2C"/>
+          <w:sz w:val="21"/>
+          <w:szCs w:val="21"/>
+        </w:rPr>
+        <w:t xml:space="preserve">Q1.  </w:t>
+      </w:r>
+      <w:r>
+        <w:rPr>
+          <w:rFonts w:ascii="Calibri" w:cs="Calibri" w:eastAsia="Calibri" w:hAnsi="Calibri"/>
+          <w:b/>
+          <w:bCs/>
+          <w:color w:val="003D5B"/>
+          <w:sz w:val="21"/>
+          <w:szCs w:val="21"/>
+        </w:rPr>
+        <w:t xml:space="preserve">Does the hierarchy shown match your current approved file plan, including the category names?</w:t>
+      </w:r>
+    </w:p>
+    <w:p>
+      <w:pPr>
+        <w:spacing w:after="40" w:before="10" w:line="264"/>
+        <w:ind w:left="604"/>
+      </w:pPr>
+      <w:r>
+        <w:rPr>
+          <w:rFonts w:ascii="Calibri" w:cs="Calibri" w:eastAsia="Calibri" w:hAnsi="Calibri"/>
+          <w:i/>
+          <w:iCs/>
+          <w:color w:val="6B7280"/>
+          <w:sz w:val="20"/>
+          <w:szCs w:val="20"/>
+        </w:rPr>
+        <w:t xml:space="preserve">Have the prototype ready to show if they want to see it.</w:t>
+      </w:r>
+    </w:p>
+    <w:p>
+      <w:pPr>
+        <w:pBdr>
+          <w:left w:val="single" w:color="9B2C2C" w:sz="12" w:space="10"/>
+        </w:pBdr>
+        <w:spacing w:after="20" w:before="50" w:line="264"/>
+        <w:ind w:left="259"/>
+      </w:pPr>
+      <w:r>
+        <w:rPr>
+          <w:rFonts w:ascii="Calibri" w:cs="Calibri" w:eastAsia="Calibri" w:hAnsi="Calibri"/>
+          <w:b/>
+          <w:bCs/>
+          <w:color w:val="9B2C2C"/>
+          <w:sz w:val="21"/>
+          <w:szCs w:val="21"/>
+        </w:rPr>
+        <w:t xml:space="preserve">Q2.  </w:t>
+      </w:r>
+      <w:r>
+        <w:rPr>
+          <w:rFonts w:ascii="Calibri" w:cs="Calibri" w:eastAsia="Calibri" w:hAnsi="Calibri"/>
+          <w:b/>
+          <w:bCs/>
+          <w:color w:val="003D5B"/>
+          <w:sz w:val="21"/>
+          <w:szCs w:val="21"/>
+        </w:rPr>
+        <w:t xml:space="preserve">Are there terms that are retired or deprecated but still present in the system?</w:t>
+      </w:r>
+    </w:p>
+    <w:p>
+      <w:pPr>
+        <w:spacing w:after="40" w:before="10" w:line="264"/>
+        <w:ind w:left="604"/>
+      </w:pPr>
+      <w:r>
+        <w:rPr>
+          <w:rFonts w:ascii="Calibri" w:cs="Calibri" w:eastAsia="Calibri" w:hAnsi="Calibri"/>
+          <w:i/>
+          <w:iCs/>
+          <w:color w:val="6B7280"/>
+          <w:sz w:val="20"/>
+          <w:szCs w:val="20"/>
+        </w:rPr>
+        <w:t xml:space="preserve">Then ask: should those be hidden, or shown so you can see they are still being used?</w:t>
+      </w:r>
+    </w:p>
+    <w:p>
+      <w:pPr>
+        <w:pBdr>
+          <w:left w:val="single" w:color="9B2C2C" w:sz="12" w:space="10"/>
+        </w:pBdr>
+        <w:spacing w:after="20" w:before="50" w:line="264"/>
+        <w:ind w:left="259"/>
+      </w:pPr>
+      <w:r>
+        <w:rPr>
+          <w:rFonts w:ascii="Calibri" w:cs="Calibri" w:eastAsia="Calibri" w:hAnsi="Calibri"/>
+          <w:b/>
+          <w:bCs/>
+          <w:color w:val="9B2C2C"/>
+          <w:sz w:val="21"/>
+          <w:szCs w:val="21"/>
+        </w:rPr>
+        <w:t xml:space="preserve">Q3.  </w:t>
+      </w:r>
+      <w:r>
+        <w:rPr>
+          <w:rFonts w:ascii="Calibri" w:cs="Calibri" w:eastAsia="Calibri" w:hAnsi="Calibri"/>
+          <w:b/>
+          <w:bCs/>
+          <w:color w:val="003D5B"/>
+          <w:sz w:val="21"/>
+          <w:szCs w:val="21"/>
+        </w:rPr>
+        <w:t xml:space="preserve">How often does the file plan change, and who would send us the updated structure?</w:t>
+      </w:r>
+    </w:p>
+    <w:p>
+      <w:pPr>
+        <w:pBdr>
+          <w:left w:val="single" w:color="9B2C2C" w:sz="12" w:space="10"/>
+        </w:pBdr>
+        <w:spacing w:after="20" w:before="50" w:line="264"/>
+        <w:ind w:left="259"/>
+      </w:pPr>
+      <w:r>
+        <w:rPr>
+          <w:rFonts w:ascii="Calibri" w:cs="Calibri" w:eastAsia="Calibri" w:hAnsi="Calibri"/>
+          <w:b/>
+          <w:bCs/>
+          <w:color w:val="9B2C2C"/>
+          <w:sz w:val="21"/>
+          <w:szCs w:val="21"/>
+        </w:rPr>
+        <w:t xml:space="preserve">Q4.  </w:t>
+      </w:r>
+      <w:r>
+        <w:rPr>
+          <w:rFonts w:ascii="Calibri" w:cs="Calibri" w:eastAsia="Calibri" w:hAnsi="Calibri"/>
+          <w:b/>
+          <w:bCs/>
+          <w:color w:val="003D5B"/>
+          <w:sz w:val="21"/>
+          <w:szCs w:val="21"/>
+        </w:rPr>
+        <w:t xml:space="preserve">Is anything you expected to see on this page absent?</w:t>
+      </w:r>
+    </w:p>
+    <w:p>
+      <w:pPr>
+        <w:spacing w:after="40" w:before="10" w:line="264"/>
+        <w:ind w:left="604"/>
+      </w:pPr>
+      <w:r>
+        <w:rPr>
+          <w:rFonts w:ascii="Calibri" w:cs="Calibri" w:eastAsia="Calibri" w:hAnsi="Calibri"/>
+          <w:i/>
+          <w:iCs/>
+          <w:color w:val="6B7280"/>
+          <w:sz w:val="20"/>
+          <w:szCs w:val="20"/>
+        </w:rPr>
+        <w:t xml:space="preserve">Ask this deliberately and then stay quiet for a few seconds. A silent page invites silent assumptions.</w:t>
+      </w:r>
+    </w:p>
+    <w:p>
+      <w:pPr>
+        <w:keepNext/>
+        <w:spacing w:after="40" w:before="140"/>
+      </w:pPr>
+      <w:r>
+        <w:rPr>
+          <w:rFonts w:ascii="Calibri" w:cs="Calibri" w:eastAsia="Calibri" w:hAnsi="Calibri"/>
+          <w:b/>
+          <w:bCs/>
+          <w:caps/>
+          <w:color w:val="C05621"/>
+          <w:spacing w:val="30"/>
+          <w:sz w:val="17"/>
+          <w:szCs w:val="17"/>
+        </w:rPr>
+        <w:t xml:space="preserve">Write</w:t>
+      </w:r>
+    </w:p>
+    <w:p>
+      <w:pPr>
+        <w:pBdr>
+          <w:left w:val="single" w:color="C05621" w:sz="12" w:space="10"/>
+        </w:pBdr>
+        <w:spacing w:after="30" w:before="30" w:line="264"/>
+        <w:ind w:left="259"/>
+      </w:pPr>
+      <w:r>
+        <w:rPr>
+          <w:rFonts w:ascii="Calibri" w:cs="Calibri" w:eastAsia="Calibri" w:hAnsi="Calibri"/>
+          <w:color w:val="333333"/>
+          <w:sz w:val="21"/>
+          <w:szCs w:val="21"/>
+        </w:rPr>
+        <w:t xml:space="preserve">Any structural change they describe goes in as a new row, marked as raised today.</w:t>
+      </w:r>
+    </w:p>
+    <w:p>
+      <w:r>
+        <w:br w:type="page"/>
+      </w:r>
+    </w:p>
+    <w:p>
+      <w:pPr>
+        <w:pStyle w:val="Heading2"/>
+        <w:keepNext/>
+        <w:spacing w:after="100" w:before="260"/>
+      </w:pPr>
+      <w:r>
+        <w:rPr>
+          <w:rFonts w:ascii="Calibri" w:cs="Calibri" w:eastAsia="Calibri" w:hAnsi="Calibri"/>
+          <w:b/>
+          <w:bCs/>
+          <w:color w:val="003D5B"/>
+          <w:sz w:val="25"/>
+          <w:szCs w:val="25"/>
+        </w:rPr>
+        <w:t xml:space="preserve">Segment 6 — Retention and Disposal  (12 minutes)</w:t>
+      </w:r>
+    </w:p>
+    <w:p>
+      <w:pPr>
+        <w:keepNext/>
+        <w:spacing w:after="40" w:before="140"/>
+      </w:pPr>
+      <w:r>
+        <w:rPr>
+          <w:rFonts w:ascii="Calibri" w:cs="Calibri" w:eastAsia="Calibri" w:hAnsi="Calibri"/>
+          <w:b/>
+          <w:bCs/>
+          <w:caps/>
+          <w:color w:val="003D5B"/>
+          <w:spacing w:val="30"/>
+          <w:sz w:val="17"/>
+          <w:szCs w:val="17"/>
+        </w:rPr>
+        <w:t xml:space="preserve">On screen</w:t>
+      </w:r>
+    </w:p>
+    <w:p>
+      <w:pPr>
+        <w:pBdr>
+          <w:left w:val="single" w:color="003D5B" w:sz="12" w:space="10"/>
+        </w:pBdr>
+        <w:spacing w:after="30" w:before="30" w:line="264"/>
+        <w:ind w:left="259"/>
+      </w:pPr>
+      <w:r>
+        <w:rPr>
+          <w:rFonts w:ascii="Calibri" w:cs="Calibri" w:eastAsia="Calibri" w:hAnsi="Calibri"/>
+          <w:color w:val="333333"/>
+          <w:sz w:val="21"/>
+          <w:szCs w:val="21"/>
+        </w:rPr>
+        <w:t xml:space="preserve">Deck, slides 12 and 13.</w:t>
+      </w:r>
+    </w:p>
+    <w:p>
+      <w:pPr>
+        <w:spacing w:after="60" w:before="60" w:line="264"/>
+      </w:pPr>
+      <w:r>
+        <w:rPr>
+          <w:rFonts w:ascii="Calibri" w:cs="Calibri" w:eastAsia="Calibri" w:hAnsi="Calibri"/>
+          <w:b/>
+          <w:bCs/>
+          <w:color w:val="003D5B"/>
+          <w:sz w:val="21"/>
+          <w:szCs w:val="21"/>
+        </w:rPr>
+        <w:t xml:space="preserve">This segment is a proposal, not a sourcing exercise. </w:t>
+      </w:r>
+      <w:r>
+        <w:rPr>
+          <w:rFonts w:ascii="Calibri" w:cs="Calibri" w:eastAsia="Calibri" w:hAnsi="Calibri"/>
+          <w:color w:val="333333"/>
+          <w:sz w:val="21"/>
+          <w:szCs w:val="21"/>
+        </w:rPr>
+        <w:t xml:space="preserve">Your goal is agreement to a split, and the disposal rows parked from Segment 2 get resolved here.</w:t>
+      </w:r>
+    </w:p>
+    <w:p>
+      <w:pPr>
+        <w:keepNext/>
+        <w:spacing w:after="40" w:before="140"/>
+      </w:pPr>
+      <w:r>
+        <w:rPr>
+          <w:rFonts w:ascii="Calibri" w:cs="Calibri" w:eastAsia="Calibri" w:hAnsi="Calibri"/>
+          <w:b/>
+          <w:bCs/>
+          <w:caps/>
+          <w:color w:val="009B8A"/>
+          <w:spacing w:val="30"/>
+          <w:sz w:val="17"/>
+          <w:szCs w:val="17"/>
+        </w:rPr>
+        <w:t xml:space="preserve">Say</w:t>
+      </w:r>
+    </w:p>
+    <w:p>
+      <w:pPr>
+        <w:pBdr>
+          <w:left w:val="single" w:color="009B8A" w:sz="12" w:space="10"/>
+        </w:pBdr>
+        <w:spacing w:after="30" w:before="30" w:line="264"/>
+        <w:ind w:left="259"/>
+      </w:pPr>
+      <w:r>
+        <w:rPr>
+          <w:rFonts w:ascii="Calibri" w:cs="Calibri" w:eastAsia="Calibri" w:hAnsi="Calibri"/>
+          <w:i/>
+          <w:iCs/>
+          <w:color w:val="333333"/>
+          <w:sz w:val="21"/>
+          <w:szCs w:val="21"/>
+        </w:rPr>
+        <w:t xml:space="preserve">This page needs a clear distinction that has caused confusion before, so I want to make it plainly.</w:t>
+      </w:r>
+    </w:p>
+    <w:p>
+      <w:pPr>
+        <w:pBdr>
+          <w:left w:val="single" w:color="009B8A" w:sz="12" w:space="10"/>
+        </w:pBdr>
+        <w:spacing w:after="30" w:before="30" w:line="264"/>
+        <w:ind w:left="259"/>
+      </w:pPr>
+      <w:r>
+        <w:rPr>
+          <w:rFonts w:ascii="Calibri" w:cs="Calibri" w:eastAsia="Calibri" w:hAnsi="Calibri"/>
+          <w:i/>
+          <w:iCs/>
+          <w:color w:val="333333"/>
+          <w:sz w:val="21"/>
+          <w:szCs w:val="21"/>
+        </w:rPr>
+        <w:t xml:space="preserve">Retention and disposal are two different things. Retention is the rule — how long something must be kept. The platform holds retention policy today, so we can report on it now: what carries a label, what is approaching the end of its term, where coverage is missing.</w:t>
+      </w:r>
+    </w:p>
+    <w:p>
+      <w:pPr>
+        <w:pBdr>
+          <w:left w:val="single" w:color="009B8A" w:sz="12" w:space="10"/>
+        </w:pBdr>
+        <w:spacing w:after="30" w:before="30" w:line="264"/>
+        <w:ind w:left="259"/>
+      </w:pPr>
+      <w:r>
+        <w:rPr>
+          <w:rFonts w:ascii="Calibri" w:cs="Calibri" w:eastAsia="Calibri" w:hAnsi="Calibri"/>
+          <w:i/>
+          <w:iCs/>
+          <w:color w:val="333333"/>
+          <w:sz w:val="21"/>
+          <w:szCs w:val="21"/>
+        </w:rPr>
+        <w:t xml:space="preserve">Disposal is the act of actually getting rid of something. And that is where the difficulty is.</w:t>
+      </w:r>
+    </w:p>
+    <w:p>
+      <w:pPr>
+        <w:keepNext/>
+        <w:spacing w:after="40" w:before="140"/>
+      </w:pPr>
+      <w:r>
+        <w:rPr>
+          <w:rFonts w:ascii="Calibri" w:cs="Calibri" w:eastAsia="Calibri" w:hAnsi="Calibri"/>
+          <w:b/>
+          <w:bCs/>
+          <w:caps/>
+          <w:color w:val="003D5B"/>
+          <w:spacing w:val="30"/>
+          <w:sz w:val="17"/>
+          <w:szCs w:val="17"/>
+        </w:rPr>
+        <w:t xml:space="preserve">Show</w:t>
+      </w:r>
+    </w:p>
+    <w:p>
+      <w:pPr>
+        <w:pBdr>
+          <w:left w:val="single" w:color="003D5B" w:sz="12" w:space="10"/>
+        </w:pBdr>
+        <w:spacing w:after="30" w:before="30" w:line="264"/>
+        <w:ind w:left="259"/>
+      </w:pPr>
+      <w:r>
+        <w:rPr>
+          <w:rFonts w:ascii="Calibri" w:cs="Calibri" w:eastAsia="Calibri" w:hAnsi="Calibri"/>
+          <w:color w:val="333333"/>
+          <w:sz w:val="21"/>
+          <w:szCs w:val="21"/>
+        </w:rPr>
+        <w:t xml:space="preserve">Slide 12. Point at the left column, then the right. The two-column split does most of the explaining for you.</w:t>
+      </w:r>
+    </w:p>
+    <w:p>
+      <w:pPr>
+        <w:keepNext/>
+        <w:spacing w:after="40" w:before="140"/>
+      </w:pPr>
+      <w:r>
+        <w:rPr>
+          <w:rFonts w:ascii="Calibri" w:cs="Calibri" w:eastAsia="Calibri" w:hAnsi="Calibri"/>
+          <w:b/>
+          <w:bCs/>
+          <w:caps/>
+          <w:color w:val="009B8A"/>
+          <w:spacing w:val="30"/>
+          <w:sz w:val="17"/>
+          <w:szCs w:val="17"/>
+        </w:rPr>
+        <w:t xml:space="preserve">Say</w:t>
+      </w:r>
+    </w:p>
+    <w:p>
+      <w:pPr>
+        <w:pBdr>
+          <w:left w:val="single" w:color="009B8A" w:sz="12" w:space="10"/>
+        </w:pBdr>
+        <w:spacing w:after="30" w:before="30" w:line="264"/>
+        <w:ind w:left="259"/>
+      </w:pPr>
+      <w:r>
+        <w:rPr>
+          <w:rFonts w:ascii="Calibri" w:cs="Calibri" w:eastAsia="Calibri" w:hAnsi="Calibri"/>
+          <w:i/>
+          <w:iCs/>
+          <w:color w:val="333333"/>
+          <w:sz w:val="21"/>
+          <w:szCs w:val="21"/>
+        </w:rPr>
+        <w:t xml:space="preserve">The disposal requirements do not just ask what was disposed of. They ask who approved it, whether it was declined or extended, and when the decision was made.</w:t>
+      </w:r>
+    </w:p>
+    <w:p>
+      <w:pPr>
+        <w:pBdr>
+          <w:left w:val="single" w:color="009B8A" w:sz="12" w:space="10"/>
+        </w:pBdr>
+        <w:spacing w:after="30" w:before="30" w:line="264"/>
+        <w:ind w:left="259"/>
+      </w:pPr>
+      <w:r>
+        <w:rPr>
+          <w:rFonts w:ascii="Calibri" w:cs="Calibri" w:eastAsia="Calibri" w:hAnsi="Calibri"/>
+          <w:i/>
+          <w:iCs/>
+          <w:color w:val="333333"/>
+          <w:sz w:val="21"/>
+          <w:szCs w:val="21"/>
+        </w:rPr>
+        <w:t xml:space="preserve">Those are the outputs of a workflow — a person reviews something and makes a decision that gets recorded. We do not have that capability in place today. Nothing performs that step, and nothing records it.</w:t>
+      </w:r>
+    </w:p>
+    <w:p>
+      <w:pPr>
+        <w:pBdr>
+          <w:left w:val="single" w:color="009B8A" w:sz="12" w:space="10"/>
+        </w:pBdr>
+        <w:spacing w:after="30" w:before="30" w:line="264"/>
+        <w:ind w:left="259"/>
+      </w:pPr>
+      <w:r>
+        <w:rPr>
+          <w:rFonts w:ascii="Calibri" w:cs="Calibri" w:eastAsia="Calibri" w:hAnsi="Calibri"/>
+          <w:i/>
+          <w:iCs/>
+          <w:color w:val="333333"/>
+          <w:sz w:val="21"/>
+          <w:szCs w:val="21"/>
+        </w:rPr>
+        <w:t xml:space="preserve">So this is not a case of us not finding the data. There is no data, because the process that would create it does not exist yet in the system.</w:t>
+      </w:r>
+    </w:p>
+    <w:p>
+      <w:pPr>
+        <w:keepNext/>
+        <w:spacing w:after="40" w:before="140"/>
+      </w:pPr>
+      <w:r>
+        <w:rPr>
+          <w:rFonts w:ascii="Calibri" w:cs="Calibri" w:eastAsia="Calibri" w:hAnsi="Calibri"/>
+          <w:b/>
+          <w:bCs/>
+          <w:caps/>
+          <w:color w:val="003D5B"/>
+          <w:spacing w:val="30"/>
+          <w:sz w:val="17"/>
+          <w:szCs w:val="17"/>
+        </w:rPr>
+        <w:t xml:space="preserve">Show</w:t>
+      </w:r>
+    </w:p>
+    <w:p>
+      <w:pPr>
+        <w:pBdr>
+          <w:left w:val="single" w:color="003D5B" w:sz="12" w:space="10"/>
+        </w:pBdr>
+        <w:spacing w:after="30" w:before="30" w:line="264"/>
+        <w:ind w:left="259"/>
+      </w:pPr>
+      <w:r>
+        <w:rPr>
+          <w:rFonts w:ascii="Calibri" w:cs="Calibri" w:eastAsia="Calibri" w:hAnsi="Calibri"/>
+          <w:color w:val="333333"/>
+          <w:sz w:val="21"/>
+          <w:szCs w:val="21"/>
+        </w:rPr>
+        <w:t xml:space="preserve">Slide 13. Walk the three phases left to right.</w:t>
+      </w:r>
+    </w:p>
+    <w:p>
+      <w:pPr>
+        <w:keepNext/>
+        <w:spacing w:after="40" w:before="140"/>
+      </w:pPr>
+      <w:r>
+        <w:rPr>
+          <w:rFonts w:ascii="Calibri" w:cs="Calibri" w:eastAsia="Calibri" w:hAnsi="Calibri"/>
+          <w:b/>
+          <w:bCs/>
+          <w:caps/>
+          <w:color w:val="009B8A"/>
+          <w:spacing w:val="30"/>
+          <w:sz w:val="17"/>
+          <w:szCs w:val="17"/>
+        </w:rPr>
+        <w:t xml:space="preserve">Say</w:t>
+      </w:r>
+    </w:p>
+    <w:p>
+      <w:pPr>
+        <w:pBdr>
+          <w:left w:val="single" w:color="009B8A" w:sz="12" w:space="10"/>
+        </w:pBdr>
+        <w:spacing w:after="30" w:before="30" w:line="264"/>
+        <w:ind w:left="259"/>
+      </w:pPr>
+      <w:r>
+        <w:rPr>
+          <w:rFonts w:ascii="Calibri" w:cs="Calibri" w:eastAsia="Calibri" w:hAnsi="Calibri"/>
+          <w:i/>
+          <w:iCs/>
+          <w:color w:val="333333"/>
+          <w:sz w:val="21"/>
+          <w:szCs w:val="21"/>
+        </w:rPr>
+        <w:t xml:space="preserve">What we propose is this. We build the retention reporting now, because the policy is already there and it is genuinely useful on its own.</w:t>
+      </w:r>
+    </w:p>
+    <w:p>
+      <w:pPr>
+        <w:pBdr>
+          <w:left w:val="single" w:color="009B8A" w:sz="12" w:space="10"/>
+        </w:pBdr>
+        <w:spacing w:after="30" w:before="30" w:line="264"/>
+        <w:ind w:left="259"/>
+      </w:pPr>
+      <w:r>
+        <w:rPr>
+          <w:rFonts w:ascii="Calibri" w:cs="Calibri" w:eastAsia="Calibri" w:hAnsi="Calibri"/>
+          <w:i/>
+          <w:iCs/>
+          <w:color w:val="333333"/>
+          <w:sz w:val="21"/>
+          <w:szCs w:val="21"/>
+        </w:rPr>
+        <w:t xml:space="preserve">Disposal is a release in its own right — the approval workflow has to be built as a capability before anything can report on it. Once that exists and decisions are being recorded, the disposal reporting is added to this same page.</w:t>
+      </w:r>
+    </w:p>
+    <w:p>
+      <w:pPr>
+        <w:pBdr>
+          <w:left w:val="single" w:color="009B8A" w:sz="12" w:space="10"/>
+        </w:pBdr>
+        <w:spacing w:after="30" w:before="30" w:line="264"/>
+        <w:ind w:left="259"/>
+      </w:pPr>
+      <w:r>
+        <w:rPr>
+          <w:rFonts w:ascii="Calibri" w:cs="Calibri" w:eastAsia="Calibri" w:hAnsi="Calibri"/>
+          <w:i/>
+          <w:iCs/>
+          <w:color w:val="333333"/>
+          <w:sz w:val="21"/>
+          <w:szCs w:val="21"/>
+        </w:rPr>
+        <w:t xml:space="preserve">That way you get the retention view immediately, rather than waiting for the whole thing.</w:t>
+      </w:r>
+    </w:p>
+    <w:p>
+      <w:pPr>
+        <w:keepNext/>
+        <w:spacing w:after="40" w:before="140"/>
+      </w:pPr>
+      <w:r>
+        <w:rPr>
+          <w:rFonts w:ascii="Calibri" w:cs="Calibri" w:eastAsia="Calibri" w:hAnsi="Calibri"/>
+          <w:b/>
+          <w:bCs/>
+          <w:caps/>
+          <w:color w:val="9B2C2C"/>
+          <w:spacing w:val="30"/>
+          <w:sz w:val="17"/>
+          <w:szCs w:val="17"/>
+        </w:rPr>
+        <w:t xml:space="preserve">Ask</w:t>
+      </w:r>
+    </w:p>
+    <w:p>
+      <w:pPr>
+        <w:pBdr>
+          <w:left w:val="single" w:color="9B2C2C" w:sz="12" w:space="10"/>
+        </w:pBdr>
+        <w:spacing w:after="20" w:before="50" w:line="264"/>
+        <w:ind w:left="259"/>
+      </w:pPr>
+      <w:r>
+        <w:rPr>
+          <w:rFonts w:ascii="Calibri" w:cs="Calibri" w:eastAsia="Calibri" w:hAnsi="Calibri"/>
+          <w:b/>
+          <w:bCs/>
+          <w:color w:val="9B2C2C"/>
+          <w:sz w:val="21"/>
+          <w:szCs w:val="21"/>
+        </w:rPr>
+        <w:t xml:space="preserve">Q1.  </w:t>
+      </w:r>
+      <w:r>
+        <w:rPr>
+          <w:rFonts w:ascii="Calibri" w:cs="Calibri" w:eastAsia="Calibri" w:hAnsi="Calibri"/>
+          <w:b/>
+          <w:bCs/>
+          <w:color w:val="003D5B"/>
+          <w:sz w:val="21"/>
+          <w:szCs w:val="21"/>
+        </w:rPr>
+        <w:t xml:space="preserve">Are you content to confirm retention reporting now, and treat disposal reporting as a later increment?</w:t>
+      </w:r>
+    </w:p>
+    <w:p>
+      <w:pPr>
+        <w:spacing w:after="40" w:before="10" w:line="264"/>
+        <w:ind w:left="604"/>
+      </w:pPr>
+      <w:r>
+        <w:rPr>
+          <w:rFonts w:ascii="Calibri" w:cs="Calibri" w:eastAsia="Calibri" w:hAnsi="Calibri"/>
+          <w:i/>
+          <w:iCs/>
+          <w:color w:val="6B7280"/>
+          <w:sz w:val="20"/>
+          <w:szCs w:val="20"/>
+        </w:rPr>
+        <w:t xml:space="preserve">This is the decision the segment exists for. Get a clear yes or a clear objection.</w:t>
+      </w:r>
+    </w:p>
+    <w:p>
+      <w:pPr>
+        <w:pBdr>
+          <w:left w:val="single" w:color="9B2C2C" w:sz="12" w:space="10"/>
+        </w:pBdr>
+        <w:spacing w:after="20" w:before="50" w:line="264"/>
+        <w:ind w:left="259"/>
+      </w:pPr>
+      <w:r>
+        <w:rPr>
+          <w:rFonts w:ascii="Calibri" w:cs="Calibri" w:eastAsia="Calibri" w:hAnsi="Calibri"/>
+          <w:b/>
+          <w:bCs/>
+          <w:color w:val="9B2C2C"/>
+          <w:sz w:val="21"/>
+          <w:szCs w:val="21"/>
+        </w:rPr>
+        <w:t xml:space="preserve">Q2.  </w:t>
+      </w:r>
+      <w:r>
+        <w:rPr>
+          <w:rFonts w:ascii="Calibri" w:cs="Calibri" w:eastAsia="Calibri" w:hAnsi="Calibri"/>
+          <w:b/>
+          <w:bCs/>
+          <w:color w:val="003D5B"/>
+          <w:sz w:val="21"/>
+          <w:szCs w:val="21"/>
+        </w:rPr>
+        <w:t xml:space="preserve">When disposal does arrive, who holds the approval decision?</w:t>
+      </w:r>
+    </w:p>
+    <w:p>
+      <w:pPr>
+        <w:spacing w:after="40" w:before="10" w:line="264"/>
+        <w:ind w:left="604"/>
+      </w:pPr>
+      <w:r>
+        <w:rPr>
+          <w:rFonts w:ascii="Calibri" w:cs="Calibri" w:eastAsia="Calibri" w:hAnsi="Calibri"/>
+          <w:i/>
+          <w:iCs/>
+          <w:color w:val="6B7280"/>
+          <w:sz w:val="20"/>
+          <w:szCs w:val="20"/>
+        </w:rPr>
+        <w:t xml:space="preserve">Asking now shapes what we build later, and it tells you whether they have thought about it.</w:t>
+      </w:r>
+    </w:p>
+    <w:p>
+      <w:pPr>
+        <w:pBdr>
+          <w:left w:val="single" w:color="9B2C2C" w:sz="12" w:space="10"/>
+        </w:pBdr>
+        <w:spacing w:after="20" w:before="50" w:line="264"/>
+        <w:ind w:left="259"/>
+      </w:pPr>
+      <w:r>
+        <w:rPr>
+          <w:rFonts w:ascii="Calibri" w:cs="Calibri" w:eastAsia="Calibri" w:hAnsi="Calibri"/>
+          <w:b/>
+          <w:bCs/>
+          <w:color w:val="9B2C2C"/>
+          <w:sz w:val="21"/>
+          <w:szCs w:val="21"/>
+        </w:rPr>
+        <w:t xml:space="preserve">Q3.  </w:t>
+      </w:r>
+      <w:r>
+        <w:rPr>
+          <w:rFonts w:ascii="Calibri" w:cs="Calibri" w:eastAsia="Calibri" w:hAnsi="Calibri"/>
+          <w:b/>
+          <w:bCs/>
+          <w:color w:val="003D5B"/>
+          <w:sz w:val="21"/>
+          <w:szCs w:val="21"/>
+        </w:rPr>
+        <w:t xml:space="preserve">Does your audit position require every disposal decision evidenced, including declines and extensions?</w:t>
+      </w:r>
+    </w:p>
+    <w:p>
+      <w:pPr>
+        <w:spacing w:after="40" w:before="10" w:line="264"/>
+        <w:ind w:left="604"/>
+      </w:pPr>
+      <w:r>
+        <w:rPr>
+          <w:rFonts w:ascii="Calibri" w:cs="Calibri" w:eastAsia="Calibri" w:hAnsi="Calibri"/>
+          <w:i/>
+          <w:iCs/>
+          <w:color w:val="6B7280"/>
+          <w:sz w:val="20"/>
+          <w:szCs w:val="20"/>
+        </w:rPr>
+        <w:t xml:space="preserve">If yes, that is important and should be written down now.</w:t>
+      </w:r>
+    </w:p>
+    <w:p>
+      <w:pPr>
+        <w:pBdr>
+          <w:top w:val="single" w:color="C05621" w:sz="8" w:space="8"/>
+          <w:bottom w:val="single" w:color="C05621" w:sz="8" w:space="8"/>
+          <w:left w:val="single" w:color="C05621" w:sz="24" w:space="10"/>
+          <w:right w:val="single" w:color="C05621" w:sz="8" w:space="8"/>
+        </w:pBdr>
+        <w:shd w:fill="FFF7ED" w:val="clear"/>
+        <w:spacing w:after="180" w:before="180"/>
+      </w:pPr>
+      <w:r>
+        <w:rPr>
+          <w:rFonts w:ascii="Calibri" w:cs="Calibri" w:eastAsia="Calibri" w:hAnsi="Calibri"/>
+          <w:b/>
+          <w:bCs/>
+          <w:color w:val="C05621"/>
+          <w:spacing w:val="30"/>
+          <w:sz w:val="20"/>
+          <w:szCs w:val="20"/>
+        </w:rPr>
+        <w:t xml:space="preserve">SWITCH NOW   </w:t>
+      </w:r>
+      <w:r>
+        <w:rPr>
+          <w:rFonts w:ascii="Calibri" w:cs="Calibri" w:eastAsia="Calibri" w:hAnsi="Calibri"/>
+          <w:b/>
+          <w:bCs/>
+          <w:color w:val="003D5B"/>
+          <w:sz w:val="21"/>
+          <w:szCs w:val="21"/>
+        </w:rPr>
+        <w:t xml:space="preserve">Alt+Tab to the workbook. Open Tab 5, Retention and Disposal — and keep Tab 1 in mind.</w:t>
+      </w:r>
+    </w:p>
+    <w:p>
+      <w:pPr>
+        <w:keepNext/>
+        <w:spacing w:after="40" w:before="140"/>
+      </w:pPr>
+      <w:r>
+        <w:rPr>
+          <w:rFonts w:ascii="Calibri" w:cs="Calibri" w:eastAsia="Calibri" w:hAnsi="Calibri"/>
+          <w:b/>
+          <w:bCs/>
+          <w:caps/>
+          <w:color w:val="003D5B"/>
+          <w:spacing w:val="30"/>
+          <w:sz w:val="17"/>
+          <w:szCs w:val="17"/>
+        </w:rPr>
+        <w:t xml:space="preserve">On screen</w:t>
+      </w:r>
+    </w:p>
+    <w:p>
+      <w:pPr>
+        <w:pBdr>
+          <w:left w:val="single" w:color="003D5B" w:sz="12" w:space="10"/>
+        </w:pBdr>
+        <w:spacing w:after="30" w:before="30" w:line="264"/>
+        <w:ind w:left="259"/>
+      </w:pPr>
+      <w:r>
+        <w:rPr>
+          <w:rFonts w:ascii="Calibri" w:cs="Calibri" w:eastAsia="Calibri" w:hAnsi="Calibri"/>
+          <w:color w:val="333333"/>
+          <w:sz w:val="21"/>
+          <w:szCs w:val="21"/>
+        </w:rPr>
+        <w:t xml:space="preserve">Workbook, Tab 5. Then briefly back to the disposal rows on Tab 1 and Tab 2.</w:t>
+      </w:r>
+    </w:p>
+    <w:p>
+      <w:pPr>
+        <w:keepNext/>
+        <w:spacing w:after="40" w:before="140"/>
+      </w:pPr>
+      <w:r>
+        <w:rPr>
+          <w:rFonts w:ascii="Calibri" w:cs="Calibri" w:eastAsia="Calibri" w:hAnsi="Calibri"/>
+          <w:b/>
+          <w:bCs/>
+          <w:caps/>
+          <w:color w:val="009B8A"/>
+          <w:spacing w:val="30"/>
+          <w:sz w:val="17"/>
+          <w:szCs w:val="17"/>
+        </w:rPr>
+        <w:t xml:space="preserve">Say</w:t>
+      </w:r>
+    </w:p>
+    <w:p>
+      <w:pPr>
+        <w:pBdr>
+          <w:left w:val="single" w:color="009B8A" w:sz="12" w:space="10"/>
+        </w:pBdr>
+        <w:spacing w:after="30" w:before="30" w:line="264"/>
+        <w:ind w:left="259"/>
+      </w:pPr>
+      <w:r>
+        <w:rPr>
+          <w:rFonts w:ascii="Calibri" w:cs="Calibri" w:eastAsia="Calibri" w:hAnsi="Calibri"/>
+          <w:i/>
+          <w:iCs/>
+          <w:color w:val="333333"/>
+          <w:sz w:val="21"/>
+          <w:szCs w:val="21"/>
+        </w:rPr>
+        <w:t xml:space="preserve">There are some rows on this tab that were removed without a reason recorded, and I would rather ask than guess.</w:t>
+      </w:r>
+    </w:p>
+    <w:p>
+      <w:pPr>
+        <w:pBdr>
+          <w:left w:val="single" w:color="009B8A" w:sz="12" w:space="10"/>
+        </w:pBdr>
+        <w:spacing w:after="30" w:before="30" w:line="264"/>
+        <w:ind w:left="259"/>
+      </w:pPr>
+      <w:r>
+        <w:rPr>
+          <w:rFonts w:ascii="Calibri" w:cs="Calibri" w:eastAsia="Calibri" w:hAnsi="Calibri"/>
+          <w:i/>
+          <w:iCs/>
+          <w:color w:val="333333"/>
+          <w:sz w:val="21"/>
+          <w:szCs w:val="21"/>
+        </w:rPr>
+        <w:t xml:space="preserve">Several of them duplicate measures that already appear on the bank-wide page. My assumption is they were dropped as duplicates, but I do not want to assume.</w:t>
+      </w:r>
+    </w:p>
+    <w:p>
+      <w:pPr>
+        <w:keepNext/>
+        <w:spacing w:after="40" w:before="140"/>
+      </w:pPr>
+      <w:r>
+        <w:rPr>
+          <w:rFonts w:ascii="Calibri" w:cs="Calibri" w:eastAsia="Calibri" w:hAnsi="Calibri"/>
+          <w:b/>
+          <w:bCs/>
+          <w:caps/>
+          <w:color w:val="9B2C2C"/>
+          <w:spacing w:val="30"/>
+          <w:sz w:val="17"/>
+          <w:szCs w:val="17"/>
+        </w:rPr>
+        <w:t xml:space="preserve">Ask</w:t>
+      </w:r>
+    </w:p>
+    <w:p>
+      <w:pPr>
+        <w:pBdr>
+          <w:left w:val="single" w:color="9B2C2C" w:sz="12" w:space="10"/>
+        </w:pBdr>
+        <w:spacing w:after="20" w:before="50" w:line="264"/>
+        <w:ind w:left="259"/>
+      </w:pPr>
+      <w:r>
+        <w:rPr>
+          <w:rFonts w:ascii="Calibri" w:cs="Calibri" w:eastAsia="Calibri" w:hAnsi="Calibri"/>
+          <w:b/>
+          <w:bCs/>
+          <w:color w:val="9B2C2C"/>
+          <w:sz w:val="21"/>
+          <w:szCs w:val="21"/>
+        </w:rPr>
+        <w:t xml:space="preserve">Q1.  </w:t>
+      </w:r>
+      <w:r>
+        <w:rPr>
+          <w:rFonts w:ascii="Calibri" w:cs="Calibri" w:eastAsia="Calibri" w:hAnsi="Calibri"/>
+          <w:b/>
+          <w:bCs/>
+          <w:color w:val="003D5B"/>
+          <w:sz w:val="21"/>
+          <w:szCs w:val="21"/>
+        </w:rPr>
+        <w:t xml:space="preserve">Were these dropped deliberately as duplicates, or should they be here?</w:t>
+      </w:r>
+    </w:p>
+    <w:p>
+      <w:pPr>
+        <w:pBdr>
+          <w:left w:val="single" w:color="9B2C2C" w:sz="12" w:space="10"/>
+        </w:pBdr>
+        <w:spacing w:after="20" w:before="50" w:line="264"/>
+        <w:ind w:left="259"/>
+      </w:pPr>
+      <w:r>
+        <w:rPr>
+          <w:rFonts w:ascii="Calibri" w:cs="Calibri" w:eastAsia="Calibri" w:hAnsi="Calibri"/>
+          <w:b/>
+          <w:bCs/>
+          <w:color w:val="9B2C2C"/>
+          <w:sz w:val="21"/>
+          <w:szCs w:val="21"/>
+        </w:rPr>
+        <w:t xml:space="preserve">Q2.  </w:t>
+      </w:r>
+      <w:r>
+        <w:rPr>
+          <w:rFonts w:ascii="Calibri" w:cs="Calibri" w:eastAsia="Calibri" w:hAnsi="Calibri"/>
+          <w:b/>
+          <w:bCs/>
+          <w:color w:val="003D5B"/>
+          <w:sz w:val="21"/>
+          <w:szCs w:val="21"/>
+        </w:rPr>
+        <w:t xml:space="preserve">Do you still want a top-level retention term breakdown on this page?</w:t>
+      </w:r>
+    </w:p>
+    <w:p>
+      <w:pPr>
+        <w:pBdr>
+          <w:left w:val="single" w:color="9B2C2C" w:sz="12" w:space="10"/>
+        </w:pBdr>
+        <w:spacing w:after="20" w:before="50" w:line="264"/>
+        <w:ind w:left="259"/>
+      </w:pPr>
+      <w:r>
+        <w:rPr>
+          <w:rFonts w:ascii="Calibri" w:cs="Calibri" w:eastAsia="Calibri" w:hAnsi="Calibri"/>
+          <w:b/>
+          <w:bCs/>
+          <w:color w:val="9B2C2C"/>
+          <w:sz w:val="21"/>
+          <w:szCs w:val="21"/>
+        </w:rPr>
+        <w:t xml:space="preserve">Q3.  </w:t>
+      </w:r>
+      <w:r>
+        <w:rPr>
+          <w:rFonts w:ascii="Calibri" w:cs="Calibri" w:eastAsia="Calibri" w:hAnsi="Calibri"/>
+          <w:b/>
+          <w:bCs/>
+          <w:color w:val="003D5B"/>
+          <w:sz w:val="21"/>
+          <w:szCs w:val="21"/>
+        </w:rPr>
+        <w:t xml:space="preserve">Can we mark the disposal rows we flagged earlier as deferred to the disposal release?</w:t>
+      </w:r>
+    </w:p>
+    <w:p>
+      <w:pPr>
+        <w:spacing w:after="40" w:before="10" w:line="264"/>
+        <w:ind w:left="604"/>
+      </w:pPr>
+      <w:r>
+        <w:rPr>
+          <w:rFonts w:ascii="Calibri" w:cs="Calibri" w:eastAsia="Calibri" w:hAnsi="Calibri"/>
+          <w:i/>
+          <w:iCs/>
+          <w:color w:val="6B7280"/>
+          <w:sz w:val="20"/>
+          <w:szCs w:val="20"/>
+        </w:rPr>
+        <w:t xml:space="preserve">This is where the Segment 2 parking gets closed. Do not leave without it.</w:t>
+      </w:r>
+    </w:p>
+    <w:p>
+      <w:pPr>
+        <w:keepNext/>
+        <w:spacing w:after="40" w:before="140"/>
+      </w:pPr>
+      <w:r>
+        <w:rPr>
+          <w:rFonts w:ascii="Calibri" w:cs="Calibri" w:eastAsia="Calibri" w:hAnsi="Calibri"/>
+          <w:b/>
+          <w:bCs/>
+          <w:caps/>
+          <w:color w:val="C05621"/>
+          <w:spacing w:val="30"/>
+          <w:sz w:val="17"/>
+          <w:szCs w:val="17"/>
+        </w:rPr>
+        <w:t xml:space="preserve">Write</w:t>
+      </w:r>
+    </w:p>
+    <w:p>
+      <w:pPr>
+        <w:pBdr>
+          <w:left w:val="single" w:color="C05621" w:sz="12" w:space="10"/>
+        </w:pBdr>
+        <w:spacing w:after="30" w:before="30" w:line="264"/>
+        <w:ind w:left="259"/>
+      </w:pPr>
+      <w:r>
+        <w:rPr>
+          <w:rFonts w:ascii="Calibri" w:cs="Calibri" w:eastAsia="Calibri" w:hAnsi="Calibri"/>
+          <w:color w:val="333333"/>
+          <w:sz w:val="21"/>
+          <w:szCs w:val="21"/>
+        </w:rPr>
+        <w:t xml:space="preserve">Mark every disposal row across all tabs consistently as deferred, with the same wording, so the file reads coherently afterwards.</w:t>
+      </w:r>
+    </w:p>
+    <w:p>
+      <w:pPr>
+        <w:pStyle w:val="Heading3"/>
+        <w:keepNext/>
+        <w:spacing w:after="70" w:before="200"/>
+      </w:pPr>
+      <w:r>
+        <w:rPr>
+          <w:rFonts w:ascii="Calibri" w:cs="Calibri" w:eastAsia="Calibri" w:hAnsi="Calibri"/>
+          <w:b/>
+          <w:bCs/>
+          <w:color w:val="009B8A"/>
+          <w:sz w:val="22"/>
+          <w:szCs w:val="22"/>
+        </w:rPr>
+        <w:t xml:space="preserve">If they say…</w:t>
+      </w:r>
+    </w:p>
+    <w:tbl>
+      <w:tblPr>
+        <w:tblW w:type="dxa" w:w="9648"/>
+        <w:tblBorders>
+          <w:top w:val="single" w:color="auto" w:sz="4"/>
+          <w:left w:val="single" w:color="auto" w:sz="4"/>
+          <w:bottom w:val="single" w:color="auto" w:sz="4"/>
+          <w:right w:val="single" w:color="auto" w:sz="4"/>
+          <w:insideH w:val="single" w:color="auto" w:sz="4"/>
+          <w:insideV w:val="single" w:color="auto" w:sz="4"/>
+        </w:tblBorders>
+      </w:tblPr>
+      <w:tblGrid>
+        <w:gridCol w:w="3400"/>
+        <w:gridCol w:w="6248"/>
+      </w:tblGrid>
+      <w:tr>
+        <w:trPr>
+          <w:tblHeader/>
+        </w:trPr>
+        <w:tc>
+          <w:tcPr>
+            <w:tcW w:type="dxa" w:w="3400"/>
+            <w:shd w:fill="003D5B" w:val="clear"/>
+            <w:tcMar>
+              <w:top w:type="dxa" w:w="70"/>
+              <w:left w:type="dxa" w:w="110"/>
+              <w:bottom w:type="dxa" w:w="70"/>
+              <w:right w:type="dxa" w:w="110"/>
+            </w:tcMar>
+          </w:tcPr>
+          <w:p>
+            <w:pPr>
+              <w:spacing w:after="20" w:before="20" w:line="250"/>
+            </w:pPr>
+            <w:r>
+              <w:rPr>
+                <w:rFonts w:ascii="Calibri" w:cs="Calibri" w:eastAsia="Calibri" w:hAnsi="Calibri"/>
+                <w:b/>
+                <w:bCs/>
+                <w:caps/>
+                <w:color w:val="FFFFFF"/>
+                <w:spacing w:val="25"/>
+                <w:sz w:val="18"/>
+                <w:szCs w:val="18"/>
+              </w:rPr>
+              <w:t xml:space="preserve">They say</w:t>
+            </w:r>
+          </w:p>
+        </w:tc>
+        <w:tc>
+          <w:tcPr>
+            <w:tcW w:type="dxa" w:w="6248"/>
+            <w:shd w:fill="003D5B" w:val="clear"/>
+            <w:tcMar>
+              <w:top w:type="dxa" w:w="70"/>
+              <w:left w:type="dxa" w:w="110"/>
+              <w:bottom w:type="dxa" w:w="70"/>
+              <w:right w:type="dxa" w:w="110"/>
+            </w:tcMar>
+          </w:tcPr>
+          <w:p>
+            <w:pPr>
+              <w:spacing w:after="20" w:before="20" w:line="250"/>
+            </w:pPr>
+            <w:r>
+              <w:rPr>
+                <w:rFonts w:ascii="Calibri" w:cs="Calibri" w:eastAsia="Calibri" w:hAnsi="Calibri"/>
+                <w:b/>
+                <w:bCs/>
+                <w:caps/>
+                <w:color w:val="FFFFFF"/>
+                <w:spacing w:val="25"/>
+                <w:sz w:val="18"/>
+                <w:szCs w:val="18"/>
+              </w:rPr>
+              <w:t xml:space="preserve">You say</w:t>
+            </w:r>
+          </w:p>
+        </w:tc>
+      </w:tr>
+      <w:tr>
+        <w:tc>
+          <w:tcPr>
+            <w:tcW w:type="dxa" w:w="3400"/>
+            <w:tcMar>
+              <w:top w:type="dxa" w:w="70"/>
+              <w:left w:type="dxa" w:w="110"/>
+              <w:bottom w:type="dxa" w:w="70"/>
+              <w:right w:type="dxa" w:w="110"/>
+            </w:tcMar>
+          </w:tcPr>
+          <w:p>
+            <w:pPr>
+              <w:spacing w:after="20" w:before="20" w:line="250"/>
+            </w:pPr>
+            <w:r>
+              <w:rPr>
+                <w:rFonts w:ascii="Calibri" w:cs="Calibri" w:eastAsia="Calibri" w:hAnsi="Calibri"/>
+                <w:b w:val="false"/>
+                <w:bCs w:val="false"/>
+                <w:color w:val="333333"/>
+                <w:sz w:val="20"/>
+                <w:szCs w:val="20"/>
+              </w:rPr>
+              <w:t xml:space="preserve">We need disposal reporting now.</w:t>
+            </w:r>
+          </w:p>
+        </w:tc>
+        <w:tc>
+          <w:tcPr>
+            <w:tcW w:type="dxa" w:w="6248"/>
+            <w:tcMar>
+              <w:top w:type="dxa" w:w="70"/>
+              <w:left w:type="dxa" w:w="110"/>
+              <w:bottom w:type="dxa" w:w="70"/>
+              <w:right w:type="dxa" w:w="110"/>
+            </w:tcMar>
+          </w:tcPr>
+          <w:p>
+            <w:pPr>
+              <w:spacing w:after="20" w:before="20" w:line="250"/>
+            </w:pPr>
+            <w:r>
+              <w:rPr>
+                <w:rFonts w:ascii="Calibri" w:cs="Calibri" w:eastAsia="Calibri" w:hAnsi="Calibri"/>
+                <w:b w:val="false"/>
+                <w:bCs w:val="false"/>
+                <w:color w:val="333333"/>
+                <w:sz w:val="20"/>
+                <w:szCs w:val="20"/>
+              </w:rPr>
+              <w:t xml:space="preserve">Then we need the disposal capability first — a report cannot show decisions nobody is recording. What we can do now is build the retention side so it is ready to receive it.</w:t>
+            </w:r>
+          </w:p>
+        </w:tc>
+      </w:tr>
+      <w:tr>
+        <w:tc>
+          <w:tcPr>
+            <w:tcW w:type="dxa" w:w="3400"/>
+            <w:shd w:fill="F4F7F8" w:val="clear"/>
+            <w:tcMar>
+              <w:top w:type="dxa" w:w="70"/>
+              <w:left w:type="dxa" w:w="110"/>
+              <w:bottom w:type="dxa" w:w="70"/>
+              <w:right w:type="dxa" w:w="110"/>
+            </w:tcMar>
+          </w:tcPr>
+          <w:p>
+            <w:pPr>
+              <w:spacing w:after="20" w:before="20" w:line="250"/>
+            </w:pPr>
+            <w:r>
+              <w:rPr>
+                <w:rFonts w:ascii="Calibri" w:cs="Calibri" w:eastAsia="Calibri" w:hAnsi="Calibri"/>
+                <w:b w:val="false"/>
+                <w:bCs w:val="false"/>
+                <w:color w:val="333333"/>
+                <w:sz w:val="20"/>
+                <w:szCs w:val="20"/>
+              </w:rPr>
+              <w:t xml:space="preserve">Isn't retention the same thing?</w:t>
+            </w:r>
+          </w:p>
+        </w:tc>
+        <w:tc>
+          <w:tcPr>
+            <w:tcW w:type="dxa" w:w="6248"/>
+            <w:shd w:fill="F4F7F8" w:val="clear"/>
+            <w:tcMar>
+              <w:top w:type="dxa" w:w="70"/>
+              <w:left w:type="dxa" w:w="110"/>
+              <w:bottom w:type="dxa" w:w="70"/>
+              <w:right w:type="dxa" w:w="110"/>
+            </w:tcMar>
+          </w:tcPr>
+          <w:p>
+            <w:pPr>
+              <w:spacing w:after="20" w:before="20" w:line="250"/>
+            </w:pPr>
+            <w:r>
+              <w:rPr>
+                <w:rFonts w:ascii="Calibri" w:cs="Calibri" w:eastAsia="Calibri" w:hAnsi="Calibri"/>
+                <w:b w:val="false"/>
+                <w:bCs w:val="false"/>
+                <w:color w:val="333333"/>
+                <w:sz w:val="20"/>
+                <w:szCs w:val="20"/>
+              </w:rPr>
+              <w:t xml:space="preserve">Retention says how long to keep something. Disposal is the act of destroying it and recording who agreed. We have the first today, not the second.</w:t>
+            </w:r>
+          </w:p>
+        </w:tc>
+      </w:tr>
+    </w:tbl>
+    <w:p>
+      <w:r>
+        <w:br w:type="page"/>
+      </w:r>
+    </w:p>
+    <w:p>
+      <w:pPr>
+        <w:pStyle w:val="Heading2"/>
+        <w:keepNext/>
+        <w:spacing w:after="100" w:before="260"/>
+      </w:pPr>
+      <w:r>
+        <w:rPr>
+          <w:rFonts w:ascii="Calibri" w:cs="Calibri" w:eastAsia="Calibri" w:hAnsi="Calibri"/>
+          <w:b/>
+          <w:bCs/>
+          <w:color w:val="003D5B"/>
+          <w:sz w:val="25"/>
+          <w:szCs w:val="25"/>
+        </w:rPr>
+        <w:t xml:space="preserve">Segment 7 — Records and Archive Holdings  (10 minutes)</w:t>
+      </w:r>
+    </w:p>
+    <w:p>
+      <w:pPr>
+        <w:keepNext/>
+        <w:spacing w:after="40" w:before="140"/>
+      </w:pPr>
+      <w:r>
+        <w:rPr>
+          <w:rFonts w:ascii="Calibri" w:cs="Calibri" w:eastAsia="Calibri" w:hAnsi="Calibri"/>
+          <w:b/>
+          <w:bCs/>
+          <w:caps/>
+          <w:color w:val="003D5B"/>
+          <w:spacing w:val="30"/>
+          <w:sz w:val="17"/>
+          <w:szCs w:val="17"/>
+        </w:rPr>
+        <w:t xml:space="preserve">On screen</w:t>
+      </w:r>
+    </w:p>
+    <w:p>
+      <w:pPr>
+        <w:pBdr>
+          <w:left w:val="single" w:color="003D5B" w:sz="12" w:space="10"/>
+        </w:pBdr>
+        <w:spacing w:after="30" w:before="30" w:line="264"/>
+        <w:ind w:left="259"/>
+      </w:pPr>
+      <w:r>
+        <w:rPr>
+          <w:rFonts w:ascii="Calibri" w:cs="Calibri" w:eastAsia="Calibri" w:hAnsi="Calibri"/>
+          <w:color w:val="333333"/>
+          <w:sz w:val="21"/>
+          <w:szCs w:val="21"/>
+        </w:rPr>
+        <w:t xml:space="preserve">Deck, slides 14 and 15.</w:t>
+      </w:r>
+    </w:p>
+    <w:p>
+      <w:pPr>
+        <w:keepNext/>
+        <w:spacing w:after="40" w:before="140"/>
+      </w:pPr>
+      <w:r>
+        <w:rPr>
+          <w:rFonts w:ascii="Calibri" w:cs="Calibri" w:eastAsia="Calibri" w:hAnsi="Calibri"/>
+          <w:b/>
+          <w:bCs/>
+          <w:caps/>
+          <w:color w:val="009B8A"/>
+          <w:spacing w:val="30"/>
+          <w:sz w:val="17"/>
+          <w:szCs w:val="17"/>
+        </w:rPr>
+        <w:t xml:space="preserve">Say</w:t>
+      </w:r>
+    </w:p>
+    <w:p>
+      <w:pPr>
+        <w:pBdr>
+          <w:left w:val="single" w:color="009B8A" w:sz="12" w:space="10"/>
+        </w:pBdr>
+        <w:spacing w:after="30" w:before="30" w:line="264"/>
+        <w:ind w:left="259"/>
+      </w:pPr>
+      <w:r>
+        <w:rPr>
+          <w:rFonts w:ascii="Calibri" w:cs="Calibri" w:eastAsia="Calibri" w:hAnsi="Calibri"/>
+          <w:i/>
+          <w:iCs/>
+          <w:color w:val="333333"/>
+          <w:sz w:val="21"/>
+          <w:szCs w:val="21"/>
+        </w:rPr>
+        <w:t xml:space="preserve">This last page is the one where I have the least to show you, and I would rather be direct about why.</w:t>
+      </w:r>
+    </w:p>
+    <w:p>
+      <w:pPr>
+        <w:pBdr>
+          <w:left w:val="single" w:color="009B8A" w:sz="12" w:space="10"/>
+        </w:pBdr>
+        <w:spacing w:after="30" w:before="30" w:line="264"/>
+        <w:ind w:left="259"/>
+      </w:pPr>
+      <w:r>
+        <w:rPr>
+          <w:rFonts w:ascii="Calibri" w:cs="Calibri" w:eastAsia="Calibri" w:hAnsi="Calibri"/>
+          <w:i/>
+          <w:iCs/>
+          <w:color w:val="333333"/>
+          <w:sz w:val="21"/>
+          <w:szCs w:val="21"/>
+        </w:rPr>
+        <w:t xml:space="preserve">The requirement asks for a picture of holdings — where records physically are, who has custody of them, their condition, and how they move. It is a completely reasonable thing to want.</w:t>
+      </w:r>
+    </w:p>
+    <w:p>
+      <w:pPr>
+        <w:pBdr>
+          <w:left w:val="single" w:color="009B8A" w:sz="12" w:space="10"/>
+        </w:pBdr>
+        <w:spacing w:after="30" w:before="30" w:line="264"/>
+        <w:ind w:left="259"/>
+      </w:pPr>
+      <w:r>
+        <w:rPr>
+          <w:rFonts w:ascii="Calibri" w:cs="Calibri" w:eastAsia="Calibri" w:hAnsi="Calibri"/>
+          <w:i/>
+          <w:iCs/>
+          <w:color w:val="333333"/>
+          <w:sz w:val="21"/>
+          <w:szCs w:val="21"/>
+        </w:rPr>
+        <w:t xml:space="preserve">The difficulty is that we have not been able to find any system that holds that information.</w:t>
+      </w:r>
+    </w:p>
+    <w:p>
+      <w:pPr>
+        <w:keepNext/>
+        <w:spacing w:after="40" w:before="140"/>
+      </w:pPr>
+      <w:r>
+        <w:rPr>
+          <w:rFonts w:ascii="Calibri" w:cs="Calibri" w:eastAsia="Calibri" w:hAnsi="Calibri"/>
+          <w:b/>
+          <w:bCs/>
+          <w:caps/>
+          <w:color w:val="003D5B"/>
+          <w:spacing w:val="30"/>
+          <w:sz w:val="17"/>
+          <w:szCs w:val="17"/>
+        </w:rPr>
+        <w:t xml:space="preserve">Show</w:t>
+      </w:r>
+    </w:p>
+    <w:p>
+      <w:pPr>
+        <w:pBdr>
+          <w:left w:val="single" w:color="003D5B" w:sz="12" w:space="10"/>
+        </w:pBdr>
+        <w:spacing w:after="30" w:before="30" w:line="264"/>
+        <w:ind w:left="259"/>
+      </w:pPr>
+      <w:r>
+        <w:rPr>
+          <w:rFonts w:ascii="Calibri" w:cs="Calibri" w:eastAsia="Calibri" w:hAnsi="Calibri"/>
+          <w:color w:val="333333"/>
+          <w:sz w:val="21"/>
+          <w:szCs w:val="21"/>
+        </w:rPr>
+        <w:t xml:space="preserve">Slide 14. Left column is what the requirement asks for; right column is where we stand. Let the contrast do the work.</w:t>
+      </w:r>
+    </w:p>
+    <w:p>
+      <w:pPr>
+        <w:keepNext/>
+        <w:spacing w:after="40" w:before="140"/>
+      </w:pPr>
+      <w:r>
+        <w:rPr>
+          <w:rFonts w:ascii="Calibri" w:cs="Calibri" w:eastAsia="Calibri" w:hAnsi="Calibri"/>
+          <w:b/>
+          <w:bCs/>
+          <w:caps/>
+          <w:color w:val="009B8A"/>
+          <w:spacing w:val="30"/>
+          <w:sz w:val="17"/>
+          <w:szCs w:val="17"/>
+        </w:rPr>
+        <w:t xml:space="preserve">Say</w:t>
+      </w:r>
+    </w:p>
+    <w:p>
+      <w:pPr>
+        <w:pBdr>
+          <w:left w:val="single" w:color="009B8A" w:sz="12" w:space="10"/>
+        </w:pBdr>
+        <w:spacing w:after="30" w:before="30" w:line="264"/>
+        <w:ind w:left="259"/>
+      </w:pPr>
+      <w:r>
+        <w:rPr>
+          <w:rFonts w:ascii="Calibri" w:cs="Calibri" w:eastAsia="Calibri" w:hAnsi="Calibri"/>
+          <w:i/>
+          <w:iCs/>
+          <w:color w:val="333333"/>
+          <w:sz w:val="21"/>
+          <w:szCs w:val="21"/>
+        </w:rPr>
+        <w:t xml:space="preserve">Archive holdings management is a system, not a view. Somewhere, holdings need to be registered, custody needs to be transferred and recorded, and condition needs to be noted.</w:t>
+      </w:r>
+    </w:p>
+    <w:p>
+      <w:pPr>
+        <w:pBdr>
+          <w:left w:val="single" w:color="009B8A" w:sz="12" w:space="10"/>
+        </w:pBdr>
+        <w:spacing w:after="30" w:before="30" w:line="264"/>
+        <w:ind w:left="259"/>
+      </w:pPr>
+      <w:r>
+        <w:rPr>
+          <w:rFonts w:ascii="Calibri" w:cs="Calibri" w:eastAsia="Calibri" w:hAnsi="Calibri"/>
+          <w:i/>
+          <w:iCs/>
+          <w:color w:val="333333"/>
+          <w:sz w:val="21"/>
+          <w:szCs w:val="21"/>
+        </w:rPr>
+        <w:t xml:space="preserve">Until something does that, there is nothing for a report to read, no matter how well we design the page.</w:t>
+      </w:r>
+    </w:p>
+    <w:p>
+      <w:pPr>
+        <w:pBdr>
+          <w:left w:val="single" w:color="009B8A" w:sz="12" w:space="10"/>
+        </w:pBdr>
+        <w:spacing w:after="30" w:before="30" w:line="264"/>
+        <w:ind w:left="259"/>
+      </w:pPr>
+      <w:r>
+        <w:rPr>
+          <w:rFonts w:ascii="Calibri" w:cs="Calibri" w:eastAsia="Calibri" w:hAnsi="Calibri"/>
+          <w:i/>
+          <w:iCs/>
+          <w:color w:val="333333"/>
+          <w:sz w:val="21"/>
+          <w:szCs w:val="21"/>
+        </w:rPr>
+        <w:t xml:space="preserve">So we are not proposing to build this now, and we are not proposing to abandon it either.</w:t>
+      </w:r>
+    </w:p>
+    <w:p>
+      <w:pPr>
+        <w:keepNext/>
+        <w:spacing w:after="40" w:before="140"/>
+      </w:pPr>
+      <w:r>
+        <w:rPr>
+          <w:rFonts w:ascii="Calibri" w:cs="Calibri" w:eastAsia="Calibri" w:hAnsi="Calibri"/>
+          <w:b/>
+          <w:bCs/>
+          <w:caps/>
+          <w:color w:val="003D5B"/>
+          <w:spacing w:val="30"/>
+          <w:sz w:val="17"/>
+          <w:szCs w:val="17"/>
+        </w:rPr>
+        <w:t xml:space="preserve">Show</w:t>
+      </w:r>
+    </w:p>
+    <w:p>
+      <w:pPr>
+        <w:pBdr>
+          <w:left w:val="single" w:color="003D5B" w:sz="12" w:space="10"/>
+        </w:pBdr>
+        <w:spacing w:after="30" w:before="30" w:line="264"/>
+        <w:ind w:left="259"/>
+      </w:pPr>
+      <w:r>
+        <w:rPr>
+          <w:rFonts w:ascii="Calibri" w:cs="Calibri" w:eastAsia="Calibri" w:hAnsi="Calibri"/>
+          <w:color w:val="333333"/>
+          <w:sz w:val="21"/>
+          <w:szCs w:val="21"/>
+        </w:rPr>
+        <w:t xml:space="preserve">Slide 15. The three phases again — confirm the requirement now, a system of record established, then reporting follows.</w:t>
+      </w:r>
+    </w:p>
+    <w:p>
+      <w:pPr>
+        <w:keepNext/>
+        <w:spacing w:after="40" w:before="140"/>
+      </w:pPr>
+      <w:r>
+        <w:rPr>
+          <w:rFonts w:ascii="Calibri" w:cs="Calibri" w:eastAsia="Calibri" w:hAnsi="Calibri"/>
+          <w:b/>
+          <w:bCs/>
+          <w:caps/>
+          <w:color w:val="9B2C2C"/>
+          <w:spacing w:val="30"/>
+          <w:sz w:val="17"/>
+          <w:szCs w:val="17"/>
+        </w:rPr>
+        <w:t xml:space="preserve">Ask</w:t>
+      </w:r>
+    </w:p>
+    <w:p>
+      <w:pPr>
+        <w:pBdr>
+          <w:left w:val="single" w:color="9B2C2C" w:sz="12" w:space="10"/>
+        </w:pBdr>
+        <w:spacing w:after="20" w:before="50" w:line="264"/>
+        <w:ind w:left="259"/>
+      </w:pPr>
+      <w:r>
+        <w:rPr>
+          <w:rFonts w:ascii="Calibri" w:cs="Calibri" w:eastAsia="Calibri" w:hAnsi="Calibri"/>
+          <w:b/>
+          <w:bCs/>
+          <w:color w:val="9B2C2C"/>
+          <w:sz w:val="21"/>
+          <w:szCs w:val="21"/>
+        </w:rPr>
+        <w:t xml:space="preserve">Q1.  </w:t>
+      </w:r>
+      <w:r>
+        <w:rPr>
+          <w:rFonts w:ascii="Calibri" w:cs="Calibri" w:eastAsia="Calibri" w:hAnsi="Calibri"/>
+          <w:b/>
+          <w:bCs/>
+          <w:color w:val="003D5B"/>
+          <w:sz w:val="21"/>
+          <w:szCs w:val="21"/>
+        </w:rPr>
+        <w:t xml:space="preserve">Before we go further — is there a register, database or even a spreadsheet holding archive information that we have not been shown?</w:t>
+      </w:r>
+    </w:p>
+    <w:p>
+      <w:pPr>
+        <w:spacing w:after="40" w:before="10" w:line="264"/>
+        <w:ind w:left="604"/>
+      </w:pPr>
+      <w:r>
+        <w:rPr>
+          <w:rFonts w:ascii="Calibri" w:cs="Calibri" w:eastAsia="Calibri" w:hAnsi="Calibri"/>
+          <w:i/>
+          <w:iCs/>
+          <w:color w:val="6B7280"/>
+          <w:sz w:val="20"/>
+          <w:szCs w:val="20"/>
+        </w:rPr>
+        <w:t xml:space="preserve">Ask this first and genuinely. It is the one answer that changes the recommendation entirely, and it is more common than you would expect.</w:t>
+      </w:r>
+    </w:p>
+    <w:p>
+      <w:pPr>
+        <w:pBdr>
+          <w:left w:val="single" w:color="9B2C2C" w:sz="12" w:space="10"/>
+        </w:pBdr>
+        <w:spacing w:after="20" w:before="50" w:line="264"/>
+        <w:ind w:left="259"/>
+      </w:pPr>
+      <w:r>
+        <w:rPr>
+          <w:rFonts w:ascii="Calibri" w:cs="Calibri" w:eastAsia="Calibri" w:hAnsi="Calibri"/>
+          <w:b/>
+          <w:bCs/>
+          <w:color w:val="9B2C2C"/>
+          <w:sz w:val="21"/>
+          <w:szCs w:val="21"/>
+        </w:rPr>
+        <w:t xml:space="preserve">Q2.  </w:t>
+      </w:r>
+      <w:r>
+        <w:rPr>
+          <w:rFonts w:ascii="Calibri" w:cs="Calibri" w:eastAsia="Calibri" w:hAnsi="Calibri"/>
+          <w:b/>
+          <w:bCs/>
+          <w:color w:val="003D5B"/>
+          <w:sz w:val="21"/>
+          <w:szCs w:val="21"/>
+        </w:rPr>
+        <w:t xml:space="preserve">Which team is accountable for physical holdings today, and how do they track them now?</w:t>
+      </w:r>
+    </w:p>
+    <w:p>
+      <w:pPr>
+        <w:spacing w:after="40" w:before="10" w:line="264"/>
+        <w:ind w:left="604"/>
+      </w:pPr>
+      <w:r>
+        <w:rPr>
+          <w:rFonts w:ascii="Calibri" w:cs="Calibri" w:eastAsia="Calibri" w:hAnsi="Calibri"/>
+          <w:i/>
+          <w:iCs/>
+          <w:color w:val="6B7280"/>
+          <w:sz w:val="20"/>
+          <w:szCs w:val="20"/>
+        </w:rPr>
+        <w:t xml:space="preserve">Even a manual process tells us what a future system would need to capture.</w:t>
+      </w:r>
+    </w:p>
+    <w:p>
+      <w:pPr>
+        <w:pBdr>
+          <w:left w:val="single" w:color="9B2C2C" w:sz="12" w:space="10"/>
+        </w:pBdr>
+        <w:spacing w:after="20" w:before="50" w:line="264"/>
+        <w:ind w:left="259"/>
+      </w:pPr>
+      <w:r>
+        <w:rPr>
+          <w:rFonts w:ascii="Calibri" w:cs="Calibri" w:eastAsia="Calibri" w:hAnsi="Calibri"/>
+          <w:b/>
+          <w:bCs/>
+          <w:color w:val="9B2C2C"/>
+          <w:sz w:val="21"/>
+          <w:szCs w:val="21"/>
+        </w:rPr>
+        <w:t xml:space="preserve">Q3.  </w:t>
+      </w:r>
+      <w:r>
+        <w:rPr>
+          <w:rFonts w:ascii="Calibri" w:cs="Calibri" w:eastAsia="Calibri" w:hAnsi="Calibri"/>
+          <w:b/>
+          <w:bCs/>
+          <w:color w:val="003D5B"/>
+          <w:sz w:val="21"/>
+          <w:szCs w:val="21"/>
+        </w:rPr>
+        <w:t xml:space="preserve">Are you content to confirm the requirement now and schedule the build once a source exists?</w:t>
+      </w:r>
+    </w:p>
+    <w:p>
+      <w:pPr>
+        <w:keepNext/>
+        <w:spacing w:after="40" w:before="140"/>
+      </w:pPr>
+      <w:r>
+        <w:rPr>
+          <w:rFonts w:ascii="Calibri" w:cs="Calibri" w:eastAsia="Calibri" w:hAnsi="Calibri"/>
+          <w:b/>
+          <w:bCs/>
+          <w:caps/>
+          <w:color w:val="6B7280"/>
+          <w:spacing w:val="30"/>
+          <w:sz w:val="17"/>
+          <w:szCs w:val="17"/>
+        </w:rPr>
+        <w:t xml:space="preserve">Listen for</w:t>
+      </w:r>
+    </w:p>
+    <w:p>
+      <w:pPr>
+        <w:pBdr>
+          <w:left w:val="single" w:color="6B7280" w:sz="12" w:space="10"/>
+        </w:pBdr>
+        <w:spacing w:after="30" w:before="30" w:line="264"/>
+        <w:ind w:left="259"/>
+      </w:pPr>
+      <w:r>
+        <w:rPr>
+          <w:rFonts w:ascii="Calibri" w:cs="Calibri" w:eastAsia="Calibri" w:hAnsi="Calibri"/>
+          <w:color w:val="333333"/>
+          <w:sz w:val="21"/>
+          <w:szCs w:val="21"/>
+        </w:rPr>
+        <w:t xml:space="preserve">If a spreadsheet exists, ask to see it before dismissing it. A maintained spreadsheet is a real source.</w:t>
+      </w:r>
+    </w:p>
+    <w:p>
+      <w:pPr>
+        <w:pBdr>
+          <w:left w:val="single" w:color="6B7280" w:sz="12" w:space="10"/>
+        </w:pBdr>
+        <w:spacing w:after="30" w:before="30" w:line="264"/>
+        <w:ind w:left="259"/>
+      </w:pPr>
+      <w:r>
+        <w:rPr>
+          <w:rFonts w:ascii="Calibri" w:cs="Calibri" w:eastAsia="Calibri" w:hAnsi="Calibri"/>
+          <w:color w:val="333333"/>
+          <w:sz w:val="21"/>
+          <w:szCs w:val="21"/>
+        </w:rPr>
+        <w:t xml:space="preserve">If the honest answer is that nobody tracks this yet, say so plainly and record it. That is a finding worth having.</w:t>
+      </w:r>
+    </w:p>
+    <w:p>
+      <w:pPr>
+        <w:keepNext/>
+        <w:spacing w:after="40" w:before="140"/>
+      </w:pPr>
+      <w:r>
+        <w:rPr>
+          <w:rFonts w:ascii="Calibri" w:cs="Calibri" w:eastAsia="Calibri" w:hAnsi="Calibri"/>
+          <w:b/>
+          <w:bCs/>
+          <w:caps/>
+          <w:color w:val="C05621"/>
+          <w:spacing w:val="30"/>
+          <w:sz w:val="17"/>
+          <w:szCs w:val="17"/>
+        </w:rPr>
+        <w:t xml:space="preserve">Write</w:t>
+      </w:r>
+    </w:p>
+    <w:p>
+      <w:pPr>
+        <w:pBdr>
+          <w:left w:val="single" w:color="C05621" w:sz="12" w:space="10"/>
+        </w:pBdr>
+        <w:spacing w:after="30" w:before="30" w:line="264"/>
+        <w:ind w:left="259"/>
+      </w:pPr>
+      <w:r>
+        <w:rPr>
+          <w:rFonts w:ascii="Calibri" w:cs="Calibri" w:eastAsia="Calibri" w:hAnsi="Calibri"/>
+          <w:color w:val="333333"/>
+          <w:sz w:val="21"/>
+          <w:szCs w:val="21"/>
+        </w:rPr>
+        <w:t xml:space="preserve">If any source is named, write it prominently — it changes the recommendation and you will want to follow it up the same week.</w:t>
+      </w:r>
+    </w:p>
+    <w:p>
+      <w:r>
+        <w:br w:type="page"/>
+      </w:r>
+    </w:p>
+    <w:p>
+      <w:pPr>
+        <w:pStyle w:val="Heading2"/>
+        <w:keepNext/>
+        <w:spacing w:after="100" w:before="260"/>
+      </w:pPr>
+      <w:r>
+        <w:rPr>
+          <w:rFonts w:ascii="Calibri" w:cs="Calibri" w:eastAsia="Calibri" w:hAnsi="Calibri"/>
+          <w:b/>
+          <w:bCs/>
+          <w:color w:val="003D5B"/>
+          <w:sz w:val="25"/>
+          <w:szCs w:val="25"/>
+        </w:rPr>
+        <w:t xml:space="preserve">Segment 8 — Closing  (6 minutes)</w:t>
+      </w:r>
+    </w:p>
+    <w:p>
+      <w:pPr>
+        <w:keepNext/>
+        <w:spacing w:after="40" w:before="140"/>
+      </w:pPr>
+      <w:r>
+        <w:rPr>
+          <w:rFonts w:ascii="Calibri" w:cs="Calibri" w:eastAsia="Calibri" w:hAnsi="Calibri"/>
+          <w:b/>
+          <w:bCs/>
+          <w:caps/>
+          <w:color w:val="003D5B"/>
+          <w:spacing w:val="30"/>
+          <w:sz w:val="17"/>
+          <w:szCs w:val="17"/>
+        </w:rPr>
+        <w:t xml:space="preserve">On screen</w:t>
+      </w:r>
+    </w:p>
+    <w:p>
+      <w:pPr>
+        <w:pBdr>
+          <w:left w:val="single" w:color="003D5B" w:sz="12" w:space="10"/>
+        </w:pBdr>
+        <w:spacing w:after="30" w:before="30" w:line="264"/>
+        <w:ind w:left="259"/>
+      </w:pPr>
+      <w:r>
+        <w:rPr>
+          <w:rFonts w:ascii="Calibri" w:cs="Calibri" w:eastAsia="Calibri" w:hAnsi="Calibri"/>
+          <w:color w:val="333333"/>
+          <w:sz w:val="21"/>
+          <w:szCs w:val="21"/>
+        </w:rPr>
+        <w:t xml:space="preserve">Workbook. Scroll through the tabs as you read back.</w:t>
+      </w:r>
+    </w:p>
+    <w:p>
+      <w:pPr>
+        <w:spacing w:after="60" w:before="60" w:line="264"/>
+      </w:pPr>
+      <w:r>
+        <w:rPr>
+          <w:rFonts w:ascii="Calibri" w:cs="Calibri" w:eastAsia="Calibri" w:hAnsi="Calibri"/>
+          <w:b/>
+          <w:bCs/>
+          <w:color w:val="003D5B"/>
+          <w:sz w:val="21"/>
+          <w:szCs w:val="21"/>
+        </w:rPr>
+        <w:t xml:space="preserve">Do not skip this. </w:t>
+      </w:r>
+      <w:r>
+        <w:rPr>
+          <w:rFonts w:ascii="Calibri" w:cs="Calibri" w:eastAsia="Calibri" w:hAnsi="Calibri"/>
+          <w:color w:val="333333"/>
+          <w:sz w:val="21"/>
+          <w:szCs w:val="21"/>
+        </w:rPr>
+        <w:t xml:space="preserve">Reading decisions back is what stops them being reopened later, and it is where you discover the misunderstanding that would otherwise cost a second workshop.</w:t>
+      </w:r>
+    </w:p>
+    <w:p>
+      <w:pPr>
+        <w:keepNext/>
+        <w:spacing w:after="40" w:before="140"/>
+      </w:pPr>
+      <w:r>
+        <w:rPr>
+          <w:rFonts w:ascii="Calibri" w:cs="Calibri" w:eastAsia="Calibri" w:hAnsi="Calibri"/>
+          <w:b/>
+          <w:bCs/>
+          <w:caps/>
+          <w:color w:val="009B8A"/>
+          <w:spacing w:val="30"/>
+          <w:sz w:val="17"/>
+          <w:szCs w:val="17"/>
+        </w:rPr>
+        <w:t xml:space="preserve">Say</w:t>
+      </w:r>
+    </w:p>
+    <w:p>
+      <w:pPr>
+        <w:pBdr>
+          <w:left w:val="single" w:color="009B8A" w:sz="12" w:space="10"/>
+        </w:pBdr>
+        <w:spacing w:after="30" w:before="30" w:line="264"/>
+        <w:ind w:left="259"/>
+      </w:pPr>
+      <w:r>
+        <w:rPr>
+          <w:rFonts w:ascii="Calibri" w:cs="Calibri" w:eastAsia="Calibri" w:hAnsi="Calibri"/>
+          <w:i/>
+          <w:iCs/>
+          <w:color w:val="333333"/>
+          <w:sz w:val="21"/>
+          <w:szCs w:val="21"/>
+        </w:rPr>
+        <w:t xml:space="preserve">Before we finish, I am going to read back what we have agreed, so that if I have written anything down wrongly you can correct me now.</w:t>
+      </w:r>
+    </w:p>
+    <w:p>
+      <w:pPr>
+        <w:keepNext/>
+        <w:spacing w:after="40" w:before="140"/>
+      </w:pPr>
+      <w:r>
+        <w:rPr>
+          <w:rFonts w:ascii="Calibri" w:cs="Calibri" w:eastAsia="Calibri" w:hAnsi="Calibri"/>
+          <w:b/>
+          <w:bCs/>
+          <w:caps/>
+          <w:color w:val="003D5B"/>
+          <w:spacing w:val="30"/>
+          <w:sz w:val="17"/>
+          <w:szCs w:val="17"/>
+        </w:rPr>
+        <w:t xml:space="preserve">Show</w:t>
+      </w:r>
+    </w:p>
+    <w:p>
+      <w:pPr>
+        <w:pBdr>
+          <w:left w:val="single" w:color="003D5B" w:sz="12" w:space="10"/>
+        </w:pBdr>
+        <w:spacing w:after="30" w:before="30" w:line="264"/>
+        <w:ind w:left="259"/>
+      </w:pPr>
+      <w:r>
+        <w:rPr>
+          <w:rFonts w:ascii="Calibri" w:cs="Calibri" w:eastAsia="Calibri" w:hAnsi="Calibri"/>
+          <w:color w:val="333333"/>
+          <w:sz w:val="21"/>
+          <w:szCs w:val="21"/>
+        </w:rPr>
+        <w:t xml:space="preserve">Go tab by tab. For each, read only three things: what was sourced, what was dropped, and what is parked with a name against it.</w:t>
+      </w:r>
+    </w:p>
+    <w:p>
+      <w:pPr>
+        <w:keepNext/>
+        <w:spacing w:after="40" w:before="140"/>
+      </w:pPr>
+      <w:r>
+        <w:rPr>
+          <w:rFonts w:ascii="Calibri" w:cs="Calibri" w:eastAsia="Calibri" w:hAnsi="Calibri"/>
+          <w:b/>
+          <w:bCs/>
+          <w:caps/>
+          <w:color w:val="9B2C2C"/>
+          <w:spacing w:val="30"/>
+          <w:sz w:val="17"/>
+          <w:szCs w:val="17"/>
+        </w:rPr>
+        <w:t xml:space="preserve">Ask</w:t>
+      </w:r>
+    </w:p>
+    <w:p>
+      <w:pPr>
+        <w:pBdr>
+          <w:left w:val="single" w:color="9B2C2C" w:sz="12" w:space="10"/>
+        </w:pBdr>
+        <w:spacing w:after="20" w:before="50" w:line="264"/>
+        <w:ind w:left="259"/>
+      </w:pPr>
+      <w:r>
+        <w:rPr>
+          <w:rFonts w:ascii="Calibri" w:cs="Calibri" w:eastAsia="Calibri" w:hAnsi="Calibri"/>
+          <w:b/>
+          <w:bCs/>
+          <w:color w:val="9B2C2C"/>
+          <w:sz w:val="21"/>
+          <w:szCs w:val="21"/>
+        </w:rPr>
+        <w:t xml:space="preserve">Q1.  </w:t>
+      </w:r>
+      <w:r>
+        <w:rPr>
+          <w:rFonts w:ascii="Calibri" w:cs="Calibri" w:eastAsia="Calibri" w:hAnsi="Calibri"/>
+          <w:b/>
+          <w:bCs/>
+          <w:color w:val="003D5B"/>
+          <w:sz w:val="21"/>
+          <w:szCs w:val="21"/>
+        </w:rPr>
+        <w:t xml:space="preserve">Have I recorded anything incorrectly?</w:t>
+      </w:r>
+    </w:p>
+    <w:p>
+      <w:pPr>
+        <w:spacing w:after="40" w:before="10" w:line="264"/>
+        <w:ind w:left="604"/>
+      </w:pPr>
+      <w:r>
+        <w:rPr>
+          <w:rFonts w:ascii="Calibri" w:cs="Calibri" w:eastAsia="Calibri" w:hAnsi="Calibri"/>
+          <w:i/>
+          <w:iCs/>
+          <w:color w:val="6B7280"/>
+          <w:sz w:val="20"/>
+          <w:szCs w:val="20"/>
+        </w:rPr>
+        <w:t xml:space="preserve">Then pause properly. Silence here is not agreement — give it a few seconds.</w:t>
+      </w:r>
+    </w:p>
+    <w:p>
+      <w:pPr>
+        <w:pBdr>
+          <w:left w:val="single" w:color="9B2C2C" w:sz="12" w:space="10"/>
+        </w:pBdr>
+        <w:spacing w:after="20" w:before="50" w:line="264"/>
+        <w:ind w:left="259"/>
+      </w:pPr>
+      <w:r>
+        <w:rPr>
+          <w:rFonts w:ascii="Calibri" w:cs="Calibri" w:eastAsia="Calibri" w:hAnsi="Calibri"/>
+          <w:b/>
+          <w:bCs/>
+          <w:color w:val="9B2C2C"/>
+          <w:sz w:val="21"/>
+          <w:szCs w:val="21"/>
+        </w:rPr>
+        <w:t xml:space="preserve">Q2.  </w:t>
+      </w:r>
+      <w:r>
+        <w:rPr>
+          <w:rFonts w:ascii="Calibri" w:cs="Calibri" w:eastAsia="Calibri" w:hAnsi="Calibri"/>
+          <w:b/>
+          <w:bCs/>
+          <w:color w:val="003D5B"/>
+          <w:sz w:val="21"/>
+          <w:szCs w:val="21"/>
+        </w:rPr>
+        <w:t xml:space="preserve">Is there anything we have not discussed that you expected to?</w:t>
+      </w:r>
+    </w:p>
+    <w:p>
+      <w:pPr>
+        <w:pBdr>
+          <w:left w:val="single" w:color="9B2C2C" w:sz="12" w:space="10"/>
+        </w:pBdr>
+        <w:spacing w:after="20" w:before="50" w:line="264"/>
+        <w:ind w:left="259"/>
+      </w:pPr>
+      <w:r>
+        <w:rPr>
+          <w:rFonts w:ascii="Calibri" w:cs="Calibri" w:eastAsia="Calibri" w:hAnsi="Calibri"/>
+          <w:b/>
+          <w:bCs/>
+          <w:color w:val="9B2C2C"/>
+          <w:sz w:val="21"/>
+          <w:szCs w:val="21"/>
+        </w:rPr>
+        <w:t xml:space="preserve">Q3.  </w:t>
+      </w:r>
+      <w:r>
+        <w:rPr>
+          <w:rFonts w:ascii="Calibri" w:cs="Calibri" w:eastAsia="Calibri" w:hAnsi="Calibri"/>
+          <w:b/>
+          <w:bCs/>
+          <w:color w:val="003D5B"/>
+          <w:sz w:val="21"/>
+          <w:szCs w:val="21"/>
+        </w:rPr>
+        <w:t xml:space="preserve">Are you content for us to treat everything marked confirmed today as locked?</w:t>
+      </w:r>
+    </w:p>
+    <w:p>
+      <w:pPr>
+        <w:spacing w:after="40" w:before="10" w:line="264"/>
+        <w:ind w:left="604"/>
+      </w:pPr>
+      <w:r>
+        <w:rPr>
+          <w:rFonts w:ascii="Calibri" w:cs="Calibri" w:eastAsia="Calibri" w:hAnsi="Calibri"/>
+          <w:i/>
+          <w:iCs/>
+          <w:color w:val="6B7280"/>
+          <w:sz w:val="20"/>
+          <w:szCs w:val="20"/>
+        </w:rPr>
+        <w:t xml:space="preserve">This is the sentence that makes the session count. Ask it plainly and wait for an answer.</w:t>
+      </w:r>
+    </w:p>
+    <w:p>
+      <w:pPr>
+        <w:keepNext/>
+        <w:spacing w:after="40" w:before="140"/>
+      </w:pPr>
+      <w:r>
+        <w:rPr>
+          <w:rFonts w:ascii="Calibri" w:cs="Calibri" w:eastAsia="Calibri" w:hAnsi="Calibri"/>
+          <w:b/>
+          <w:bCs/>
+          <w:caps/>
+          <w:color w:val="009B8A"/>
+          <w:spacing w:val="30"/>
+          <w:sz w:val="17"/>
+          <w:szCs w:val="17"/>
+        </w:rPr>
+        <w:t xml:space="preserve">Say</w:t>
+      </w:r>
+    </w:p>
+    <w:p>
+      <w:pPr>
+        <w:pBdr>
+          <w:left w:val="single" w:color="009B8A" w:sz="12" w:space="10"/>
+        </w:pBdr>
+        <w:spacing w:after="30" w:before="30" w:line="264"/>
+        <w:ind w:left="259"/>
+      </w:pPr>
+      <w:r>
+        <w:rPr>
+          <w:rFonts w:ascii="Calibri" w:cs="Calibri" w:eastAsia="Calibri" w:hAnsi="Calibri"/>
+          <w:i/>
+          <w:iCs/>
+          <w:color w:val="333333"/>
+          <w:sz w:val="21"/>
+          <w:szCs w:val="21"/>
+        </w:rPr>
+        <w:t xml:space="preserve">We will send the updated file back within two working days, with everything we agreed reflected in it, and the parked items listed with the owner and date against each.</w:t>
+      </w:r>
+    </w:p>
+    <w:p>
+      <w:pPr>
+        <w:pBdr>
+          <w:left w:val="single" w:color="009B8A" w:sz="12" w:space="10"/>
+        </w:pBdr>
+        <w:spacing w:after="30" w:before="30" w:line="264"/>
+        <w:ind w:left="259"/>
+      </w:pPr>
+      <w:r>
+        <w:rPr>
+          <w:rFonts w:ascii="Calibri" w:cs="Calibri" w:eastAsia="Calibri" w:hAnsi="Calibri"/>
+          <w:i/>
+          <w:iCs/>
+          <w:color w:val="333333"/>
+          <w:sz w:val="21"/>
+          <w:szCs w:val="21"/>
+        </w:rPr>
+        <w:t xml:space="preserve">Anything marked as dropped will be shown struck through rather than deleted, so you can see what was decided and why.</w:t>
+      </w:r>
+    </w:p>
+    <w:p>
+      <w:pPr>
+        <w:keepNext/>
+        <w:spacing w:after="40" w:before="140"/>
+      </w:pPr>
+      <w:r>
+        <w:rPr>
+          <w:rFonts w:ascii="Calibri" w:cs="Calibri" w:eastAsia="Calibri" w:hAnsi="Calibri"/>
+          <w:b/>
+          <w:bCs/>
+          <w:caps/>
+          <w:color w:val="C05621"/>
+          <w:spacing w:val="30"/>
+          <w:sz w:val="17"/>
+          <w:szCs w:val="17"/>
+        </w:rPr>
+        <w:t xml:space="preserve">Write</w:t>
+      </w:r>
+    </w:p>
+    <w:p>
+      <w:pPr>
+        <w:pBdr>
+          <w:left w:val="single" w:color="C05621" w:sz="12" w:space="10"/>
+        </w:pBdr>
+        <w:spacing w:after="30" w:before="30" w:line="264"/>
+        <w:ind w:left="259"/>
+      </w:pPr>
+      <w:r>
+        <w:rPr>
+          <w:rFonts w:ascii="Calibri" w:cs="Calibri" w:eastAsia="Calibri" w:hAnsi="Calibri"/>
+          <w:color w:val="333333"/>
+          <w:sz w:val="21"/>
+          <w:szCs w:val="21"/>
+        </w:rPr>
+        <w:t xml:space="preserve">The list of parked items with owners and dates — this becomes your follow-up list.</w:t>
+      </w:r>
+    </w:p>
+    <w:p>
+      <w:pPr>
+        <w:pBdr>
+          <w:left w:val="single" w:color="C05621" w:sz="12" w:space="10"/>
+        </w:pBdr>
+        <w:spacing w:after="30" w:before="30" w:line="264"/>
+        <w:ind w:left="259"/>
+      </w:pPr>
+      <w:r>
+        <w:rPr>
+          <w:rFonts w:ascii="Calibri" w:cs="Calibri" w:eastAsia="Calibri" w:hAnsi="Calibri"/>
+          <w:color w:val="333333"/>
+          <w:sz w:val="21"/>
+          <w:szCs w:val="21"/>
+        </w:rPr>
+        <w:t xml:space="preserve">Anything raised today that was not in the file at all. These are new requirements and need adding.</w:t>
+      </w:r>
+    </w:p>
     <w:sectPr>
       <w:headerReference w:type="default" r:id="rId7"/>
       <w:footerReference w:type="default" r:id="rId8"/>

--- a/EDRMS_Workshop_Facilitation_Script_20260825.docx
+++ b/EDRMS_Workshop_Facilitation_Script_20260825.docx
@@ -8973,6 +8973,3622 @@
           <w:szCs w:val="21"/>
         </w:rPr>
         <w:t xml:space="preserve">Anything raised today that was not in the file at all. These are new requirements and need adding.</w:t>
+      </w:r>
+    </w:p>
+    <w:p>
+      <w:r>
+        <w:br w:type="page"/>
+      </w:r>
+    </w:p>
+    <w:p>
+      <w:pPr>
+        <w:pStyle w:val="Heading1"/>
+        <w:pBdr>
+          <w:bottom w:val="single" w:color="009B8A" w:sz="12" w:space="6"/>
+        </w:pBdr>
+        <w:spacing w:after="140" w:before="320"/>
+      </w:pPr>
+      <w:r>
+        <w:rPr>
+          <w:rFonts w:ascii="Calibri" w:cs="Calibri" w:eastAsia="Calibri" w:hAnsi="Calibri"/>
+          <w:b/>
+          <w:bCs/>
+          <w:color w:val="003D5B"/>
+          <w:sz w:val="30"/>
+          <w:szCs w:val="30"/>
+        </w:rPr>
+        <w:t xml:space="preserve">Part D — Appendices</w:t>
+      </w:r>
+    </w:p>
+    <w:p>
+      <w:pPr>
+        <w:pStyle w:val="Heading2"/>
+        <w:keepNext/>
+        <w:spacing w:after="100" w:before="260"/>
+      </w:pPr>
+      <w:r>
+        <w:rPr>
+          <w:rFonts w:ascii="Calibri" w:cs="Calibri" w:eastAsia="Calibri" w:hAnsi="Calibri"/>
+          <w:b/>
+          <w:bCs/>
+          <w:color w:val="003D5B"/>
+          <w:sz w:val="25"/>
+          <w:szCs w:val="25"/>
+        </w:rPr>
+        <w:t xml:space="preserve">A1 — Workbook navigation card</w:t>
+      </w:r>
+    </w:p>
+    <w:p>
+      <w:pPr>
+        <w:spacing w:after="60" w:before="60" w:line="264"/>
+      </w:pPr>
+      <w:r>
+        <w:rPr>
+          <w:rFonts w:ascii="Calibri" w:cs="Calibri" w:eastAsia="Calibri" w:hAnsi="Calibri"/>
+          <w:color w:val="333333"/>
+          <w:sz w:val="21"/>
+          <w:szCs w:val="21"/>
+        </w:rPr>
+        <w:t xml:space="preserve">Keep this open the first time you drive the file in front of people. After one segment you will not need it.</w:t>
+      </w:r>
+    </w:p>
+    <w:p>
+      <w:pPr>
+        <w:pStyle w:val="Heading3"/>
+        <w:keepNext/>
+        <w:spacing w:after="70" w:before="200"/>
+      </w:pPr>
+      <w:r>
+        <w:rPr>
+          <w:rFonts w:ascii="Calibri" w:cs="Calibri" w:eastAsia="Calibri" w:hAnsi="Calibri"/>
+          <w:b/>
+          <w:bCs/>
+          <w:color w:val="009B8A"/>
+          <w:sz w:val="22"/>
+          <w:szCs w:val="22"/>
+        </w:rPr>
+        <w:t xml:space="preserve">Finding the items that need a decision</w:t>
+      </w:r>
+    </w:p>
+    <w:tbl>
+      <w:tblPr>
+        <w:tblW w:type="dxa" w:w="9648"/>
+        <w:tblBorders>
+          <w:top w:val="single" w:color="auto" w:sz="4"/>
+          <w:left w:val="single" w:color="auto" w:sz="4"/>
+          <w:bottom w:val="single" w:color="auto" w:sz="4"/>
+          <w:right w:val="single" w:color="auto" w:sz="4"/>
+          <w:insideH w:val="single" w:color="auto" w:sz="4"/>
+          <w:insideV w:val="single" w:color="auto" w:sz="4"/>
+        </w:tblBorders>
+      </w:tblPr>
+      <w:tblGrid>
+        <w:gridCol w:w="2600"/>
+        <w:gridCol w:w="7048"/>
+      </w:tblGrid>
+      <w:tr>
+        <w:trPr>
+          <w:tblHeader/>
+        </w:trPr>
+        <w:tc>
+          <w:tcPr>
+            <w:tcW w:type="dxa" w:w="2600"/>
+            <w:shd w:fill="003D5B" w:val="clear"/>
+            <w:tcMar>
+              <w:top w:type="dxa" w:w="70"/>
+              <w:left w:type="dxa" w:w="110"/>
+              <w:bottom w:type="dxa" w:w="70"/>
+              <w:right w:type="dxa" w:w="110"/>
+            </w:tcMar>
+          </w:tcPr>
+          <w:p>
+            <w:pPr>
+              <w:spacing w:after="20" w:before="20" w:line="250"/>
+            </w:pPr>
+            <w:r>
+              <w:rPr>
+                <w:rFonts w:ascii="Calibri" w:cs="Calibri" w:eastAsia="Calibri" w:hAnsi="Calibri"/>
+                <w:b/>
+                <w:bCs/>
+                <w:caps/>
+                <w:color w:val="FFFFFF"/>
+                <w:spacing w:val="25"/>
+                <w:sz w:val="18"/>
+                <w:szCs w:val="18"/>
+              </w:rPr>
+              <w:t xml:space="preserve">To do this</w:t>
+            </w:r>
+          </w:p>
+        </w:tc>
+        <w:tc>
+          <w:tcPr>
+            <w:tcW w:type="dxa" w:w="7048"/>
+            <w:shd w:fill="003D5B" w:val="clear"/>
+            <w:tcMar>
+              <w:top w:type="dxa" w:w="70"/>
+              <w:left w:type="dxa" w:w="110"/>
+              <w:bottom w:type="dxa" w:w="70"/>
+              <w:right w:type="dxa" w:w="110"/>
+            </w:tcMar>
+          </w:tcPr>
+          <w:p>
+            <w:pPr>
+              <w:spacing w:after="20" w:before="20" w:line="250"/>
+            </w:pPr>
+            <w:r>
+              <w:rPr>
+                <w:rFonts w:ascii="Calibri" w:cs="Calibri" w:eastAsia="Calibri" w:hAnsi="Calibri"/>
+                <w:b/>
+                <w:bCs/>
+                <w:caps/>
+                <w:color w:val="FFFFFF"/>
+                <w:spacing w:val="25"/>
+                <w:sz w:val="18"/>
+                <w:szCs w:val="18"/>
+              </w:rPr>
+              <w:t xml:space="preserve">Do this</w:t>
+            </w:r>
+          </w:p>
+        </w:tc>
+      </w:tr>
+      <w:tr>
+        <w:tc>
+          <w:tcPr>
+            <w:tcW w:type="dxa" w:w="2600"/>
+            <w:tcMar>
+              <w:top w:type="dxa" w:w="70"/>
+              <w:left w:type="dxa" w:w="110"/>
+              <w:bottom w:type="dxa" w:w="70"/>
+              <w:right w:type="dxa" w:w="110"/>
+            </w:tcMar>
+          </w:tcPr>
+          <w:p>
+            <w:pPr>
+              <w:spacing w:after="20" w:before="20" w:line="250"/>
+            </w:pPr>
+            <w:r>
+              <w:rPr>
+                <w:rFonts w:ascii="Calibri" w:cs="Calibri" w:eastAsia="Calibri" w:hAnsi="Calibri"/>
+                <w:b/>
+                <w:bCs/>
+                <w:color w:val="333333"/>
+                <w:sz w:val="20"/>
+                <w:szCs w:val="20"/>
+              </w:rPr>
+              <w:t xml:space="preserve">Jump to a dashboard</w:t>
+            </w:r>
+          </w:p>
+        </w:tc>
+        <w:tc>
+          <w:tcPr>
+            <w:tcW w:type="dxa" w:w="7048"/>
+            <w:tcMar>
+              <w:top w:type="dxa" w:w="70"/>
+              <w:left w:type="dxa" w:w="110"/>
+              <w:bottom w:type="dxa" w:w="70"/>
+              <w:right w:type="dxa" w:w="110"/>
+            </w:tcMar>
+          </w:tcPr>
+          <w:p>
+            <w:pPr>
+              <w:spacing w:after="20" w:before="20" w:line="250"/>
+            </w:pPr>
+            <w:r>
+              <w:rPr>
+                <w:rFonts w:ascii="Calibri" w:cs="Calibri" w:eastAsia="Calibri" w:hAnsi="Calibri"/>
+                <w:b w:val="false"/>
+                <w:bCs w:val="false"/>
+                <w:color w:val="333333"/>
+                <w:sz w:val="20"/>
+                <w:szCs w:val="20"/>
+              </w:rPr>
+              <w:t xml:space="preserve">Click its tab along the bottom. The tabs are in the same order as the deck, so slide 4 is Tab 1.</w:t>
+            </w:r>
+          </w:p>
+        </w:tc>
+      </w:tr>
+      <w:tr>
+        <w:tc>
+          <w:tcPr>
+            <w:tcW w:type="dxa" w:w="2600"/>
+            <w:shd w:fill="F4F7F8" w:val="clear"/>
+            <w:tcMar>
+              <w:top w:type="dxa" w:w="70"/>
+              <w:left w:type="dxa" w:w="110"/>
+              <w:bottom w:type="dxa" w:w="70"/>
+              <w:right w:type="dxa" w:w="110"/>
+            </w:tcMar>
+          </w:tcPr>
+          <w:p>
+            <w:pPr>
+              <w:spacing w:after="20" w:before="20" w:line="250"/>
+            </w:pPr>
+            <w:r>
+              <w:rPr>
+                <w:rFonts w:ascii="Calibri" w:cs="Calibri" w:eastAsia="Calibri" w:hAnsi="Calibri"/>
+                <w:b/>
+                <w:bCs/>
+                <w:color w:val="333333"/>
+                <w:sz w:val="20"/>
+                <w:szCs w:val="20"/>
+              </w:rPr>
+              <w:t xml:space="preserve">Get to the top of a tab</w:t>
+            </w:r>
+          </w:p>
+        </w:tc>
+        <w:tc>
+          <w:tcPr>
+            <w:tcW w:type="dxa" w:w="7048"/>
+            <w:shd w:fill="F4F7F8" w:val="clear"/>
+            <w:tcMar>
+              <w:top w:type="dxa" w:w="70"/>
+              <w:left w:type="dxa" w:w="110"/>
+              <w:bottom w:type="dxa" w:w="70"/>
+              <w:right w:type="dxa" w:w="110"/>
+            </w:tcMar>
+          </w:tcPr>
+          <w:p>
+            <w:pPr>
+              <w:spacing w:after="20" w:before="20" w:line="250"/>
+            </w:pPr>
+            <w:r>
+              <w:rPr>
+                <w:rFonts w:ascii="Calibri" w:cs="Calibri" w:eastAsia="Calibri" w:hAnsi="Calibri"/>
+                <w:b w:val="false"/>
+                <w:bCs w:val="false"/>
+                <w:color w:val="333333"/>
+                <w:sz w:val="20"/>
+                <w:szCs w:val="20"/>
+              </w:rPr>
+              <w:t xml:space="preserve">Ctrl+Home. Useful after scrolling, before you share your screen again.</w:t>
+            </w:r>
+          </w:p>
+        </w:tc>
+      </w:tr>
+      <w:tr>
+        <w:tc>
+          <w:tcPr>
+            <w:tcW w:type="dxa" w:w="2600"/>
+            <w:tcMar>
+              <w:top w:type="dxa" w:w="70"/>
+              <w:left w:type="dxa" w:w="110"/>
+              <w:bottom w:type="dxa" w:w="70"/>
+              <w:right w:type="dxa" w:w="110"/>
+            </w:tcMar>
+          </w:tcPr>
+          <w:p>
+            <w:pPr>
+              <w:spacing w:after="20" w:before="20" w:line="250"/>
+            </w:pPr>
+            <w:r>
+              <w:rPr>
+                <w:rFonts w:ascii="Calibri" w:cs="Calibri" w:eastAsia="Calibri" w:hAnsi="Calibri"/>
+                <w:b/>
+                <w:bCs/>
+                <w:color w:val="333333"/>
+                <w:sz w:val="20"/>
+                <w:szCs w:val="20"/>
+              </w:rPr>
+              <w:t xml:space="preserve">See only what needs an answer</w:t>
+            </w:r>
+          </w:p>
+        </w:tc>
+        <w:tc>
+          <w:tcPr>
+            <w:tcW w:type="dxa" w:w="7048"/>
+            <w:tcMar>
+              <w:top w:type="dxa" w:w="70"/>
+              <w:left w:type="dxa" w:w="110"/>
+              <w:bottom w:type="dxa" w:w="70"/>
+              <w:right w:type="dxa" w:w="110"/>
+            </w:tcMar>
+          </w:tcPr>
+          <w:p>
+            <w:pPr>
+              <w:spacing w:after="20" w:before="20" w:line="250"/>
+            </w:pPr>
+            <w:r>
+              <w:rPr>
+                <w:rFonts w:ascii="Calibri" w:cs="Calibri" w:eastAsia="Calibri" w:hAnsi="Calibri"/>
+                <w:b w:val="false"/>
+                <w:bCs w:val="false"/>
+                <w:color w:val="333333"/>
+                <w:sz w:val="20"/>
+                <w:szCs w:val="20"/>
+              </w:rPr>
+              <w:t xml:space="preserve">Turn on a filter on the header row, then filter the “In the prototype?” column to No. Turn it off again before moving tabs.</w:t>
+            </w:r>
+          </w:p>
+        </w:tc>
+      </w:tr>
+      <w:tr>
+        <w:tc>
+          <w:tcPr>
+            <w:tcW w:type="dxa" w:w="2600"/>
+            <w:shd w:fill="F4F7F8" w:val="clear"/>
+            <w:tcMar>
+              <w:top w:type="dxa" w:w="70"/>
+              <w:left w:type="dxa" w:w="110"/>
+              <w:bottom w:type="dxa" w:w="70"/>
+              <w:right w:type="dxa" w:w="110"/>
+            </w:tcMar>
+          </w:tcPr>
+          <w:p>
+            <w:pPr>
+              <w:spacing w:after="20" w:before="20" w:line="250"/>
+            </w:pPr>
+            <w:r>
+              <w:rPr>
+                <w:rFonts w:ascii="Calibri" w:cs="Calibri" w:eastAsia="Calibri" w:hAnsi="Calibri"/>
+                <w:b/>
+                <w:bCs/>
+                <w:color w:val="333333"/>
+                <w:sz w:val="20"/>
+                <w:szCs w:val="20"/>
+              </w:rPr>
+              <w:t xml:space="preserve">Widen a column to read it</w:t>
+            </w:r>
+          </w:p>
+        </w:tc>
+        <w:tc>
+          <w:tcPr>
+            <w:tcW w:type="dxa" w:w="7048"/>
+            <w:shd w:fill="F4F7F8" w:val="clear"/>
+            <w:tcMar>
+              <w:top w:type="dxa" w:w="70"/>
+              <w:left w:type="dxa" w:w="110"/>
+              <w:bottom w:type="dxa" w:w="70"/>
+              <w:right w:type="dxa" w:w="110"/>
+            </w:tcMar>
+          </w:tcPr>
+          <w:p>
+            <w:pPr>
+              <w:spacing w:after="20" w:before="20" w:line="250"/>
+            </w:pPr>
+            <w:r>
+              <w:rPr>
+                <w:rFonts w:ascii="Calibri" w:cs="Calibri" w:eastAsia="Calibri" w:hAnsi="Calibri"/>
+                <w:b w:val="false"/>
+                <w:bCs w:val="false"/>
+                <w:color w:val="333333"/>
+                <w:sz w:val="20"/>
+                <w:szCs w:val="20"/>
+              </w:rPr>
+              <w:t xml:space="preserve">Double-click the divider in the column header. Do this rather than scrolling sideways while sharing.</w:t>
+            </w:r>
+          </w:p>
+        </w:tc>
+      </w:tr>
+      <w:tr>
+        <w:tc>
+          <w:tcPr>
+            <w:tcW w:type="dxa" w:w="2600"/>
+            <w:tcMar>
+              <w:top w:type="dxa" w:w="70"/>
+              <w:left w:type="dxa" w:w="110"/>
+              <w:bottom w:type="dxa" w:w="70"/>
+              <w:right w:type="dxa" w:w="110"/>
+            </w:tcMar>
+          </w:tcPr>
+          <w:p>
+            <w:pPr>
+              <w:spacing w:after="20" w:before="20" w:line="250"/>
+            </w:pPr>
+            <w:r>
+              <w:rPr>
+                <w:rFonts w:ascii="Calibri" w:cs="Calibri" w:eastAsia="Calibri" w:hAnsi="Calibri"/>
+                <w:b/>
+                <w:bCs/>
+                <w:color w:val="333333"/>
+                <w:sz w:val="20"/>
+                <w:szCs w:val="20"/>
+              </w:rPr>
+              <w:t xml:space="preserve">Read a long cell comfortably</w:t>
+            </w:r>
+          </w:p>
+        </w:tc>
+        <w:tc>
+          <w:tcPr>
+            <w:tcW w:type="dxa" w:w="7048"/>
+            <w:tcMar>
+              <w:top w:type="dxa" w:w="70"/>
+              <w:left w:type="dxa" w:w="110"/>
+              <w:bottom w:type="dxa" w:w="70"/>
+              <w:right w:type="dxa" w:w="110"/>
+            </w:tcMar>
+          </w:tcPr>
+          <w:p>
+            <w:pPr>
+              <w:spacing w:after="20" w:before="20" w:line="250"/>
+            </w:pPr>
+            <w:r>
+              <w:rPr>
+                <w:rFonts w:ascii="Calibri" w:cs="Calibri" w:eastAsia="Calibri" w:hAnsi="Calibri"/>
+                <w:b w:val="false"/>
+                <w:bCs w:val="false"/>
+                <w:color w:val="333333"/>
+                <w:sz w:val="20"/>
+                <w:szCs w:val="20"/>
+              </w:rPr>
+              <w:t xml:space="preserve">Click the cell and read the formula bar, or press Alt+Enter-free wrap. Do not resize rows mid-session.</w:t>
+            </w:r>
+          </w:p>
+        </w:tc>
+      </w:tr>
+    </w:tbl>
+    <w:p>
+      <w:pPr>
+        <w:pStyle w:val="Heading3"/>
+        <w:keepNext/>
+        <w:spacing w:after="70" w:before="200"/>
+      </w:pPr>
+      <w:r>
+        <w:rPr>
+          <w:rFonts w:ascii="Calibri" w:cs="Calibri" w:eastAsia="Calibri" w:hAnsi="Calibri"/>
+          <w:b/>
+          <w:bCs/>
+          <w:color w:val="009B8A"/>
+          <w:sz w:val="22"/>
+          <w:szCs w:val="22"/>
+        </w:rPr>
+        <w:t xml:space="preserve">What each column is telling you</w:t>
+      </w:r>
+    </w:p>
+    <w:tbl>
+      <w:tblPr>
+        <w:tblW w:type="dxa" w:w="9648"/>
+        <w:tblBorders>
+          <w:top w:val="single" w:color="auto" w:sz="4"/>
+          <w:left w:val="single" w:color="auto" w:sz="4"/>
+          <w:bottom w:val="single" w:color="auto" w:sz="4"/>
+          <w:right w:val="single" w:color="auto" w:sz="4"/>
+          <w:insideH w:val="single" w:color="auto" w:sz="4"/>
+          <w:insideV w:val="single" w:color="auto" w:sz="4"/>
+        </w:tblBorders>
+      </w:tblPr>
+      <w:tblGrid>
+        <w:gridCol w:w="2600"/>
+        <w:gridCol w:w="7048"/>
+      </w:tblGrid>
+      <w:tr>
+        <w:trPr>
+          <w:tblHeader/>
+        </w:trPr>
+        <w:tc>
+          <w:tcPr>
+            <w:tcW w:type="dxa" w:w="2600"/>
+            <w:shd w:fill="003D5B" w:val="clear"/>
+            <w:tcMar>
+              <w:top w:type="dxa" w:w="70"/>
+              <w:left w:type="dxa" w:w="110"/>
+              <w:bottom w:type="dxa" w:w="70"/>
+              <w:right w:type="dxa" w:w="110"/>
+            </w:tcMar>
+          </w:tcPr>
+          <w:p>
+            <w:pPr>
+              <w:spacing w:after="20" w:before="20" w:line="250"/>
+            </w:pPr>
+            <w:r>
+              <w:rPr>
+                <w:rFonts w:ascii="Calibri" w:cs="Calibri" w:eastAsia="Calibri" w:hAnsi="Calibri"/>
+                <w:b/>
+                <w:bCs/>
+                <w:caps/>
+                <w:color w:val="FFFFFF"/>
+                <w:spacing w:val="25"/>
+                <w:sz w:val="18"/>
+                <w:szCs w:val="18"/>
+              </w:rPr>
+              <w:t xml:space="preserve">Column</w:t>
+            </w:r>
+          </w:p>
+        </w:tc>
+        <w:tc>
+          <w:tcPr>
+            <w:tcW w:type="dxa" w:w="7048"/>
+            <w:shd w:fill="003D5B" w:val="clear"/>
+            <w:tcMar>
+              <w:top w:type="dxa" w:w="70"/>
+              <w:left w:type="dxa" w:w="110"/>
+              <w:bottom w:type="dxa" w:w="70"/>
+              <w:right w:type="dxa" w:w="110"/>
+            </w:tcMar>
+          </w:tcPr>
+          <w:p>
+            <w:pPr>
+              <w:spacing w:after="20" w:before="20" w:line="250"/>
+            </w:pPr>
+            <w:r>
+              <w:rPr>
+                <w:rFonts w:ascii="Calibri" w:cs="Calibri" w:eastAsia="Calibri" w:hAnsi="Calibri"/>
+                <w:b/>
+                <w:bCs/>
+                <w:caps/>
+                <w:color w:val="FFFFFF"/>
+                <w:spacing w:val="25"/>
+                <w:sz w:val="18"/>
+                <w:szCs w:val="18"/>
+              </w:rPr>
+              <w:t xml:space="preserve">What it means in the room</w:t>
+            </w:r>
+          </w:p>
+        </w:tc>
+      </w:tr>
+      <w:tr>
+        <w:tc>
+          <w:tcPr>
+            <w:tcW w:type="dxa" w:w="2600"/>
+            <w:tcMar>
+              <w:top w:type="dxa" w:w="70"/>
+              <w:left w:type="dxa" w:w="110"/>
+              <w:bottom w:type="dxa" w:w="70"/>
+              <w:right w:type="dxa" w:w="110"/>
+            </w:tcMar>
+          </w:tcPr>
+          <w:p>
+            <w:pPr>
+              <w:spacing w:after="20" w:before="20" w:line="250"/>
+            </w:pPr>
+            <w:r>
+              <w:rPr>
+                <w:rFonts w:ascii="Calibri" w:cs="Calibri" w:eastAsia="Calibri" w:hAnsi="Calibri"/>
+                <w:b/>
+                <w:bCs/>
+                <w:color w:val="333333"/>
+                <w:sz w:val="20"/>
+                <w:szCs w:val="20"/>
+              </w:rPr>
+              <w:t xml:space="preserve">Requirement Items</w:t>
+            </w:r>
+          </w:p>
+        </w:tc>
+        <w:tc>
+          <w:tcPr>
+            <w:tcW w:type="dxa" w:w="7048"/>
+            <w:tcMar>
+              <w:top w:type="dxa" w:w="70"/>
+              <w:left w:type="dxa" w:w="110"/>
+              <w:bottom w:type="dxa" w:w="70"/>
+              <w:right w:type="dxa" w:w="110"/>
+            </w:tcMar>
+          </w:tcPr>
+          <w:p>
+            <w:pPr>
+              <w:spacing w:after="20" w:before="20" w:line="250"/>
+            </w:pPr>
+            <w:r>
+              <w:rPr>
+                <w:rFonts w:ascii="Calibri" w:cs="Calibri" w:eastAsia="Calibri" w:hAnsi="Calibri"/>
+                <w:b w:val="false"/>
+                <w:bCs w:val="false"/>
+                <w:color w:val="333333"/>
+                <w:sz w:val="20"/>
+                <w:szCs w:val="20"/>
+              </w:rPr>
+              <w:t xml:space="preserve">The thing that was asked for, in the client's own words. Read this aloud, not your paraphrase.</w:t>
+            </w:r>
+          </w:p>
+        </w:tc>
+      </w:tr>
+      <w:tr>
+        <w:tc>
+          <w:tcPr>
+            <w:tcW w:type="dxa" w:w="2600"/>
+            <w:shd w:fill="F4F7F8" w:val="clear"/>
+            <w:tcMar>
+              <w:top w:type="dxa" w:w="70"/>
+              <w:left w:type="dxa" w:w="110"/>
+              <w:bottom w:type="dxa" w:w="70"/>
+              <w:right w:type="dxa" w:w="110"/>
+            </w:tcMar>
+          </w:tcPr>
+          <w:p>
+            <w:pPr>
+              <w:spacing w:after="20" w:before="20" w:line="250"/>
+            </w:pPr>
+            <w:r>
+              <w:rPr>
+                <w:rFonts w:ascii="Calibri" w:cs="Calibri" w:eastAsia="Calibri" w:hAnsi="Calibri"/>
+                <w:b/>
+                <w:bCs/>
+                <w:color w:val="333333"/>
+                <w:sz w:val="20"/>
+                <w:szCs w:val="20"/>
+              </w:rPr>
+              <w:t xml:space="preserve">Type</w:t>
+            </w:r>
+          </w:p>
+        </w:tc>
+        <w:tc>
+          <w:tcPr>
+            <w:tcW w:type="dxa" w:w="7048"/>
+            <w:shd w:fill="F4F7F8" w:val="clear"/>
+            <w:tcMar>
+              <w:top w:type="dxa" w:w="70"/>
+              <w:left w:type="dxa" w:w="110"/>
+              <w:bottom w:type="dxa" w:w="70"/>
+              <w:right w:type="dxa" w:w="110"/>
+            </w:tcMar>
+          </w:tcPr>
+          <w:p>
+            <w:pPr>
+              <w:spacing w:after="20" w:before="20" w:line="250"/>
+            </w:pPr>
+            <w:r>
+              <w:rPr>
+                <w:rFonts w:ascii="Calibri" w:cs="Calibri" w:eastAsia="Calibri" w:hAnsi="Calibri"/>
+                <w:b w:val="false"/>
+                <w:bCs w:val="false"/>
+                <w:color w:val="333333"/>
+                <w:sz w:val="20"/>
+                <w:szCs w:val="20"/>
+              </w:rPr>
+              <w:t xml:space="preserve">Whether it is a tile, a table column, a field or an indicator. Useful when they ask what it would look like.</w:t>
+            </w:r>
+          </w:p>
+        </w:tc>
+      </w:tr>
+      <w:tr>
+        <w:tc>
+          <w:tcPr>
+            <w:tcW w:type="dxa" w:w="2600"/>
+            <w:tcMar>
+              <w:top w:type="dxa" w:w="70"/>
+              <w:left w:type="dxa" w:w="110"/>
+              <w:bottom w:type="dxa" w:w="70"/>
+              <w:right w:type="dxa" w:w="110"/>
+            </w:tcMar>
+          </w:tcPr>
+          <w:p>
+            <w:pPr>
+              <w:spacing w:after="20" w:before="20" w:line="250"/>
+            </w:pPr>
+            <w:r>
+              <w:rPr>
+                <w:rFonts w:ascii="Calibri" w:cs="Calibri" w:eastAsia="Calibri" w:hAnsi="Calibri"/>
+                <w:b/>
+                <w:bCs/>
+                <w:color w:val="333333"/>
+                <w:sz w:val="20"/>
+                <w:szCs w:val="20"/>
+              </w:rPr>
+              <w:t xml:space="preserve">In the prototype?</w:t>
+            </w:r>
+          </w:p>
+        </w:tc>
+        <w:tc>
+          <w:tcPr>
+            <w:tcW w:type="dxa" w:w="7048"/>
+            <w:tcMar>
+              <w:top w:type="dxa" w:w="70"/>
+              <w:left w:type="dxa" w:w="110"/>
+              <w:bottom w:type="dxa" w:w="70"/>
+              <w:right w:type="dxa" w:w="110"/>
+            </w:tcMar>
+          </w:tcPr>
+          <w:p>
+            <w:pPr>
+              <w:spacing w:after="20" w:before="20" w:line="250"/>
+            </w:pPr>
+            <w:r>
+              <w:rPr>
+                <w:rFonts w:ascii="Calibri" w:cs="Calibri" w:eastAsia="Calibri" w:hAnsi="Calibri"/>
+                <w:b w:val="false"/>
+                <w:bCs w:val="false"/>
+                <w:color w:val="333333"/>
+                <w:sz w:val="20"/>
+                <w:szCs w:val="20"/>
+              </w:rPr>
+              <w:t xml:space="preserve">Yes or No. No is what you are working through.</w:t>
+            </w:r>
+          </w:p>
+        </w:tc>
+      </w:tr>
+      <w:tr>
+        <w:tc>
+          <w:tcPr>
+            <w:tcW w:type="dxa" w:w="2600"/>
+            <w:shd w:fill="F4F7F8" w:val="clear"/>
+            <w:tcMar>
+              <w:top w:type="dxa" w:w="70"/>
+              <w:left w:type="dxa" w:w="110"/>
+              <w:bottom w:type="dxa" w:w="70"/>
+              <w:right w:type="dxa" w:w="110"/>
+            </w:tcMar>
+          </w:tcPr>
+          <w:p>
+            <w:pPr>
+              <w:spacing w:after="20" w:before="20" w:line="250"/>
+            </w:pPr>
+            <w:r>
+              <w:rPr>
+                <w:rFonts w:ascii="Calibri" w:cs="Calibri" w:eastAsia="Calibri" w:hAnsi="Calibri"/>
+                <w:b/>
+                <w:bCs/>
+                <w:color w:val="333333"/>
+                <w:sz w:val="20"/>
+                <w:szCs w:val="20"/>
+              </w:rPr>
+              <w:t xml:space="preserve">Slide</w:t>
+            </w:r>
+          </w:p>
+        </w:tc>
+        <w:tc>
+          <w:tcPr>
+            <w:tcW w:type="dxa" w:w="7048"/>
+            <w:shd w:fill="F4F7F8" w:val="clear"/>
+            <w:tcMar>
+              <w:top w:type="dxa" w:w="70"/>
+              <w:left w:type="dxa" w:w="110"/>
+              <w:bottom w:type="dxa" w:w="70"/>
+              <w:right w:type="dxa" w:w="110"/>
+            </w:tcMar>
+          </w:tcPr>
+          <w:p>
+            <w:pPr>
+              <w:spacing w:after="20" w:before="20" w:line="250"/>
+            </w:pPr>
+            <w:r>
+              <w:rPr>
+                <w:rFonts w:ascii="Calibri" w:cs="Calibri" w:eastAsia="Calibri" w:hAnsi="Calibri"/>
+                <w:b w:val="false"/>
+                <w:bCs w:val="false"/>
+                <w:color w:val="333333"/>
+                <w:sz w:val="20"/>
+                <w:szCs w:val="20"/>
+              </w:rPr>
+              <w:t xml:space="preserve">Where it appears in the prototype. Use this if someone wants to see the thing rather than read about it.</w:t>
+            </w:r>
+          </w:p>
+        </w:tc>
+      </w:tr>
+      <w:tr>
+        <w:tc>
+          <w:tcPr>
+            <w:tcW w:type="dxa" w:w="2600"/>
+            <w:tcMar>
+              <w:top w:type="dxa" w:w="70"/>
+              <w:left w:type="dxa" w:w="110"/>
+              <w:bottom w:type="dxa" w:w="70"/>
+              <w:right w:type="dxa" w:w="110"/>
+            </w:tcMar>
+          </w:tcPr>
+          <w:p>
+            <w:pPr>
+              <w:spacing w:after="20" w:before="20" w:line="250"/>
+            </w:pPr>
+            <w:r>
+              <w:rPr>
+                <w:rFonts w:ascii="Calibri" w:cs="Calibri" w:eastAsia="Calibri" w:hAnsi="Calibri"/>
+                <w:b/>
+                <w:bCs/>
+                <w:color w:val="333333"/>
+                <w:sz w:val="20"/>
+                <w:szCs w:val="20"/>
+              </w:rPr>
+              <w:t xml:space="preserve">Why it is not there</w:t>
+            </w:r>
+          </w:p>
+        </w:tc>
+        <w:tc>
+          <w:tcPr>
+            <w:tcW w:type="dxa" w:w="7048"/>
+            <w:tcMar>
+              <w:top w:type="dxa" w:w="70"/>
+              <w:left w:type="dxa" w:w="110"/>
+              <w:bottom w:type="dxa" w:w="70"/>
+              <w:right w:type="dxa" w:w="110"/>
+            </w:tcMar>
+          </w:tcPr>
+          <w:p>
+            <w:pPr>
+              <w:spacing w:after="20" w:before="20" w:line="250"/>
+            </w:pPr>
+            <w:r>
+              <w:rPr>
+                <w:rFonts w:ascii="Calibri" w:cs="Calibri" w:eastAsia="Calibri" w:hAnsi="Calibri"/>
+                <w:b w:val="false"/>
+                <w:bCs w:val="false"/>
+                <w:color w:val="333333"/>
+                <w:sz w:val="20"/>
+                <w:szCs w:val="20"/>
+              </w:rPr>
+              <w:t xml:space="preserve">Our reason. Read this before answering “why did you remove it?” — the answer is usually already written.</w:t>
+            </w:r>
+          </w:p>
+        </w:tc>
+      </w:tr>
+      <w:tr>
+        <w:tc>
+          <w:tcPr>
+            <w:tcW w:type="dxa" w:w="2600"/>
+            <w:shd w:fill="F4F7F8" w:val="clear"/>
+            <w:tcMar>
+              <w:top w:type="dxa" w:w="70"/>
+              <w:left w:type="dxa" w:w="110"/>
+              <w:bottom w:type="dxa" w:w="70"/>
+              <w:right w:type="dxa" w:w="110"/>
+            </w:tcMar>
+          </w:tcPr>
+          <w:p>
+            <w:pPr>
+              <w:spacing w:after="20" w:before="20" w:line="250"/>
+            </w:pPr>
+            <w:r>
+              <w:rPr>
+                <w:rFonts w:ascii="Calibri" w:cs="Calibri" w:eastAsia="Calibri" w:hAnsi="Calibri"/>
+                <w:b w:val="false"/>
+                <w:bCs w:val="false"/>
+                <w:color w:val="333333"/>
+                <w:sz w:val="20"/>
+                <w:szCs w:val="20"/>
+              </w:rPr>
+              <w:t xml:space="preserve">What it needs before it can be built</w:t>
+            </w:r>
+          </w:p>
+        </w:tc>
+        <w:tc>
+          <w:tcPr>
+            <w:tcW w:type="dxa" w:w="7048"/>
+            <w:shd w:fill="F4F7F8" w:val="clear"/>
+            <w:tcMar>
+              <w:top w:type="dxa" w:w="70"/>
+              <w:left w:type="dxa" w:w="110"/>
+              <w:bottom w:type="dxa" w:w="70"/>
+              <w:right w:type="dxa" w:w="110"/>
+            </w:tcMar>
+          </w:tcPr>
+          <w:p>
+            <w:pPr>
+              <w:spacing w:after="20" w:before="20" w:line="250"/>
+            </w:pPr>
+            <w:r>
+              <w:rPr>
+                <w:rFonts w:ascii="Calibri" w:cs="Calibri" w:eastAsia="Calibri" w:hAnsi="Calibri"/>
+                <w:b w:val="false"/>
+                <w:bCs w:val="false"/>
+                <w:color w:val="333333"/>
+                <w:sz w:val="20"/>
+                <w:szCs w:val="20"/>
+              </w:rPr>
+              <w:t xml:space="preserve">The ask. This column is your agenda for the whole session.</w:t>
+            </w:r>
+          </w:p>
+        </w:tc>
+      </w:tr>
+      <w:tr>
+        <w:tc>
+          <w:tcPr>
+            <w:tcW w:type="dxa" w:w="2600"/>
+            <w:tcMar>
+              <w:top w:type="dxa" w:w="70"/>
+              <w:left w:type="dxa" w:w="110"/>
+              <w:bottom w:type="dxa" w:w="70"/>
+              <w:right w:type="dxa" w:w="110"/>
+            </w:tcMar>
+          </w:tcPr>
+          <w:p>
+            <w:pPr>
+              <w:spacing w:after="20" w:before="20" w:line="250"/>
+            </w:pPr>
+            <w:r>
+              <w:rPr>
+                <w:rFonts w:ascii="Calibri" w:cs="Calibri" w:eastAsia="Calibri" w:hAnsi="Calibri"/>
+                <w:b/>
+                <w:bCs/>
+                <w:color w:val="333333"/>
+                <w:sz w:val="20"/>
+                <w:szCs w:val="20"/>
+              </w:rPr>
+              <w:t xml:space="preserve">Question to the client</w:t>
+            </w:r>
+          </w:p>
+        </w:tc>
+        <w:tc>
+          <w:tcPr>
+            <w:tcW w:type="dxa" w:w="7048"/>
+            <w:tcMar>
+              <w:top w:type="dxa" w:w="70"/>
+              <w:left w:type="dxa" w:w="110"/>
+              <w:bottom w:type="dxa" w:w="70"/>
+              <w:right w:type="dxa" w:w="110"/>
+            </w:tcMar>
+          </w:tcPr>
+          <w:p>
+            <w:pPr>
+              <w:spacing w:after="20" w:before="20" w:line="250"/>
+            </w:pPr>
+            <w:r>
+              <w:rPr>
+                <w:rFonts w:ascii="Calibri" w:cs="Calibri" w:eastAsia="Calibri" w:hAnsi="Calibri"/>
+                <w:b w:val="false"/>
+                <w:bCs w:val="false"/>
+                <w:color w:val="333333"/>
+                <w:sz w:val="20"/>
+                <w:szCs w:val="20"/>
+              </w:rPr>
+              <w:t xml:space="preserve">Empty at the start. This is where you type what they tell you.</w:t>
+            </w:r>
+          </w:p>
+        </w:tc>
+      </w:tr>
+    </w:tbl>
+    <w:p>
+      <w:pPr>
+        <w:pStyle w:val="Heading3"/>
+        <w:keepNext/>
+        <w:spacing w:after="70" w:before="200"/>
+      </w:pPr>
+      <w:r>
+        <w:rPr>
+          <w:rFonts w:ascii="Calibri" w:cs="Calibri" w:eastAsia="Calibri" w:hAnsi="Calibri"/>
+          <w:b/>
+          <w:bCs/>
+          <w:color w:val="009B8A"/>
+          <w:sz w:val="22"/>
+          <w:szCs w:val="22"/>
+        </w:rPr>
+        <w:t xml:space="preserve">What the highlighting means</w:t>
+      </w:r>
+    </w:p>
+    <w:tbl>
+      <w:tblPr>
+        <w:tblW w:type="dxa" w:w="9648"/>
+        <w:tblBorders>
+          <w:top w:val="single" w:color="auto" w:sz="4"/>
+          <w:left w:val="single" w:color="auto" w:sz="4"/>
+          <w:bottom w:val="single" w:color="auto" w:sz="4"/>
+          <w:right w:val="single" w:color="auto" w:sz="4"/>
+          <w:insideH w:val="single" w:color="auto" w:sz="4"/>
+          <w:insideV w:val="single" w:color="auto" w:sz="4"/>
+        </w:tblBorders>
+      </w:tblPr>
+      <w:tblGrid>
+        <w:gridCol w:w="1500"/>
+        <w:gridCol w:w="8148"/>
+      </w:tblGrid>
+      <w:tr>
+        <w:trPr>
+          <w:tblHeader/>
+        </w:trPr>
+        <w:tc>
+          <w:tcPr>
+            <w:tcW w:type="dxa" w:w="1500"/>
+            <w:shd w:fill="003D5B" w:val="clear"/>
+            <w:tcMar>
+              <w:top w:type="dxa" w:w="70"/>
+              <w:left w:type="dxa" w:w="110"/>
+              <w:bottom w:type="dxa" w:w="70"/>
+              <w:right w:type="dxa" w:w="110"/>
+            </w:tcMar>
+          </w:tcPr>
+          <w:p>
+            <w:pPr>
+              <w:spacing w:after="20" w:before="20" w:line="250"/>
+            </w:pPr>
+            <w:r>
+              <w:rPr>
+                <w:rFonts w:ascii="Calibri" w:cs="Calibri" w:eastAsia="Calibri" w:hAnsi="Calibri"/>
+                <w:b/>
+                <w:bCs/>
+                <w:caps/>
+                <w:color w:val="FFFFFF"/>
+                <w:spacing w:val="25"/>
+                <w:sz w:val="18"/>
+                <w:szCs w:val="18"/>
+              </w:rPr>
+              <w:t xml:space="preserve">Colour</w:t>
+            </w:r>
+          </w:p>
+        </w:tc>
+        <w:tc>
+          <w:tcPr>
+            <w:tcW w:type="dxa" w:w="8148"/>
+            <w:shd w:fill="003D5B" w:val="clear"/>
+            <w:tcMar>
+              <w:top w:type="dxa" w:w="70"/>
+              <w:left w:type="dxa" w:w="110"/>
+              <w:bottom w:type="dxa" w:w="70"/>
+              <w:right w:type="dxa" w:w="110"/>
+            </w:tcMar>
+          </w:tcPr>
+          <w:p>
+            <w:pPr>
+              <w:spacing w:after="20" w:before="20" w:line="250"/>
+            </w:pPr>
+            <w:r>
+              <w:rPr>
+                <w:rFonts w:ascii="Calibri" w:cs="Calibri" w:eastAsia="Calibri" w:hAnsi="Calibri"/>
+                <w:b/>
+                <w:bCs/>
+                <w:caps/>
+                <w:color w:val="FFFFFF"/>
+                <w:spacing w:val="25"/>
+                <w:sz w:val="18"/>
+                <w:szCs w:val="18"/>
+              </w:rPr>
+              <w:t xml:space="preserve">What it means, and what you do about it</w:t>
+            </w:r>
+          </w:p>
+        </w:tc>
+      </w:tr>
+      <w:tr>
+        <w:tc>
+          <w:tcPr>
+            <w:tcW w:type="dxa" w:w="1500"/>
+            <w:tcMar>
+              <w:top w:type="dxa" w:w="70"/>
+              <w:left w:type="dxa" w:w="110"/>
+              <w:bottom w:type="dxa" w:w="70"/>
+              <w:right w:type="dxa" w:w="110"/>
+            </w:tcMar>
+          </w:tcPr>
+          <w:p>
+            <w:pPr>
+              <w:spacing w:after="20" w:before="20" w:line="250"/>
+            </w:pPr>
+            <w:r>
+              <w:rPr>
+                <w:rFonts w:ascii="Calibri" w:cs="Calibri" w:eastAsia="Calibri" w:hAnsi="Calibri"/>
+                <w:b/>
+                <w:bCs/>
+                <w:color w:val="333333"/>
+                <w:sz w:val="20"/>
+                <w:szCs w:val="20"/>
+              </w:rPr>
+              <w:t xml:space="preserve">No fill</w:t>
+            </w:r>
+          </w:p>
+        </w:tc>
+        <w:tc>
+          <w:tcPr>
+            <w:tcW w:type="dxa" w:w="8148"/>
+            <w:tcMar>
+              <w:top w:type="dxa" w:w="70"/>
+              <w:left w:type="dxa" w:w="110"/>
+              <w:bottom w:type="dxa" w:w="70"/>
+              <w:right w:type="dxa" w:w="110"/>
+            </w:tcMar>
+          </w:tcPr>
+          <w:p>
+            <w:pPr>
+              <w:spacing w:after="20" w:before="20" w:line="250"/>
+            </w:pPr>
+            <w:r>
+              <w:rPr>
+                <w:rFonts w:ascii="Calibri" w:cs="Calibri" w:eastAsia="Calibri" w:hAnsi="Calibri"/>
+                <w:b w:val="false"/>
+                <w:bCs w:val="false"/>
+                <w:color w:val="333333"/>
+                <w:sz w:val="20"/>
+                <w:szCs w:val="20"/>
+              </w:rPr>
+              <w:t xml:space="preserve">Built as asked. Nothing needed unless they want it changed.</w:t>
+            </w:r>
+          </w:p>
+        </w:tc>
+      </w:tr>
+      <w:tr>
+        <w:tc>
+          <w:tcPr>
+            <w:tcW w:type="dxa" w:w="1500"/>
+            <w:shd w:fill="F4F7F8" w:val="clear"/>
+            <w:tcMar>
+              <w:top w:type="dxa" w:w="70"/>
+              <w:left w:type="dxa" w:w="110"/>
+              <w:bottom w:type="dxa" w:w="70"/>
+              <w:right w:type="dxa" w:w="110"/>
+            </w:tcMar>
+          </w:tcPr>
+          <w:p>
+            <w:pPr>
+              <w:spacing w:after="20" w:before="20" w:line="250"/>
+            </w:pPr>
+            <w:r>
+              <w:rPr>
+                <w:rFonts w:ascii="Calibri" w:cs="Calibri" w:eastAsia="Calibri" w:hAnsi="Calibri"/>
+                <w:b/>
+                <w:bCs/>
+                <w:color w:val="333333"/>
+                <w:sz w:val="20"/>
+                <w:szCs w:val="20"/>
+              </w:rPr>
+              <w:t xml:space="preserve">Blue</w:t>
+            </w:r>
+          </w:p>
+        </w:tc>
+        <w:tc>
+          <w:tcPr>
+            <w:tcW w:type="dxa" w:w="8148"/>
+            <w:shd w:fill="F4F7F8" w:val="clear"/>
+            <w:tcMar>
+              <w:top w:type="dxa" w:w="70"/>
+              <w:left w:type="dxa" w:w="110"/>
+              <w:bottom w:type="dxa" w:w="70"/>
+              <w:right w:type="dxa" w:w="110"/>
+            </w:tcMar>
+          </w:tcPr>
+          <w:p>
+            <w:pPr>
+              <w:spacing w:after="20" w:before="20" w:line="250"/>
+            </w:pPr>
+            <w:r>
+              <w:rPr>
+                <w:rFonts w:ascii="Calibri" w:cs="Calibri" w:eastAsia="Calibri" w:hAnsi="Calibri"/>
+                <w:b w:val="false"/>
+                <w:bCs w:val="false"/>
+                <w:color w:val="333333"/>
+                <w:sz w:val="20"/>
+                <w:szCs w:val="20"/>
+              </w:rPr>
+              <w:t xml:space="preserve">Built, but we changed the measure. Say it aloud and get an explicit yes. Silence here is the thing that comes back later.</w:t>
+            </w:r>
+          </w:p>
+        </w:tc>
+      </w:tr>
+      <w:tr>
+        <w:tc>
+          <w:tcPr>
+            <w:tcW w:type="dxa" w:w="1500"/>
+            <w:tcMar>
+              <w:top w:type="dxa" w:w="70"/>
+              <w:left w:type="dxa" w:w="110"/>
+              <w:bottom w:type="dxa" w:w="70"/>
+              <w:right w:type="dxa" w:w="110"/>
+            </w:tcMar>
+          </w:tcPr>
+          <w:p>
+            <w:pPr>
+              <w:spacing w:after="20" w:before="20" w:line="250"/>
+            </w:pPr>
+            <w:r>
+              <w:rPr>
+                <w:rFonts w:ascii="Calibri" w:cs="Calibri" w:eastAsia="Calibri" w:hAnsi="Calibri"/>
+                <w:b/>
+                <w:bCs/>
+                <w:color w:val="333333"/>
+                <w:sz w:val="20"/>
+                <w:szCs w:val="20"/>
+              </w:rPr>
+              <w:t xml:space="preserve">Amber</w:t>
+            </w:r>
+          </w:p>
+        </w:tc>
+        <w:tc>
+          <w:tcPr>
+            <w:tcW w:type="dxa" w:w="8148"/>
+            <w:tcMar>
+              <w:top w:type="dxa" w:w="70"/>
+              <w:left w:type="dxa" w:w="110"/>
+              <w:bottom w:type="dxa" w:w="70"/>
+              <w:right w:type="dxa" w:w="110"/>
+            </w:tcMar>
+          </w:tcPr>
+          <w:p>
+            <w:pPr>
+              <w:spacing w:after="20" w:before="20" w:line="250"/>
+            </w:pPr>
+            <w:r>
+              <w:rPr>
+                <w:rFonts w:ascii="Calibri" w:cs="Calibri" w:eastAsia="Calibri" w:hAnsi="Calibri"/>
+                <w:b w:val="false"/>
+                <w:bCs w:val="false"/>
+                <w:color w:val="333333"/>
+                <w:sz w:val="20"/>
+                <w:szCs w:val="20"/>
+              </w:rPr>
+              <w:t xml:space="preserve">Built, pending their review. Invite comment, do not labour it.</w:t>
+            </w:r>
+          </w:p>
+        </w:tc>
+      </w:tr>
+      <w:tr>
+        <w:tc>
+          <w:tcPr>
+            <w:tcW w:type="dxa" w:w="1500"/>
+            <w:shd w:fill="F4F7F8" w:val="clear"/>
+            <w:tcMar>
+              <w:top w:type="dxa" w:w="70"/>
+              <w:left w:type="dxa" w:w="110"/>
+              <w:bottom w:type="dxa" w:w="70"/>
+              <w:right w:type="dxa" w:w="110"/>
+            </w:tcMar>
+          </w:tcPr>
+          <w:p>
+            <w:pPr>
+              <w:spacing w:after="20" w:before="20" w:line="250"/>
+            </w:pPr>
+            <w:r>
+              <w:rPr>
+                <w:rFonts w:ascii="Calibri" w:cs="Calibri" w:eastAsia="Calibri" w:hAnsi="Calibri"/>
+                <w:b/>
+                <w:bCs/>
+                <w:color w:val="333333"/>
+                <w:sz w:val="20"/>
+                <w:szCs w:val="20"/>
+              </w:rPr>
+              <w:t xml:space="preserve">Red</w:t>
+            </w:r>
+          </w:p>
+        </w:tc>
+        <w:tc>
+          <w:tcPr>
+            <w:tcW w:type="dxa" w:w="8148"/>
+            <w:shd w:fill="F4F7F8" w:val="clear"/>
+            <w:tcMar>
+              <w:top w:type="dxa" w:w="70"/>
+              <w:left w:type="dxa" w:w="110"/>
+              <w:bottom w:type="dxa" w:w="70"/>
+              <w:right w:type="dxa" w:w="110"/>
+            </w:tcMar>
+          </w:tcPr>
+          <w:p>
+            <w:pPr>
+              <w:spacing w:after="20" w:before="20" w:line="250"/>
+            </w:pPr>
+            <w:r>
+              <w:rPr>
+                <w:rFonts w:ascii="Calibri" w:cs="Calibri" w:eastAsia="Calibri" w:hAnsi="Calibri"/>
+                <w:b w:val="false"/>
+                <w:bCs w:val="false"/>
+                <w:color w:val="333333"/>
+                <w:sz w:val="20"/>
+                <w:szCs w:val="20"/>
+              </w:rPr>
+              <w:t xml:space="preserve">Not built, no source. This is where the two doors apply.</w:t>
+            </w:r>
+          </w:p>
+        </w:tc>
+      </w:tr>
+    </w:tbl>
+    <w:p>
+      <w:pPr>
+        <w:spacing w:after="60" w:before="60" w:line="264"/>
+      </w:pPr>
+      <w:r>
+        <w:rPr>
+          <w:rFonts w:ascii="Calibri" w:cs="Calibri" w:eastAsia="Calibri" w:hAnsi="Calibri"/>
+          <w:b/>
+          <w:bCs/>
+          <w:color w:val="333333"/>
+          <w:sz w:val="21"/>
+          <w:szCs w:val="21"/>
+        </w:rPr>
+        <w:t xml:space="preserve">Note on the shading: </w:t>
+      </w:r>
+      <w:r>
+        <w:rPr>
+          <w:rFonts w:ascii="Calibri" w:cs="Calibri" w:eastAsia="Calibri" w:hAnsi="Calibri"/>
+          <w:color w:val="333333"/>
+          <w:sz w:val="21"/>
+          <w:szCs w:val="21"/>
+        </w:rPr>
+        <w:t xml:space="preserve">there are two slightly different reds and two ambers in the file. They are an artefact of when the rows were edited, not different meanings. If anyone asks, say so plainly.</w:t>
+      </w:r>
+    </w:p>
+    <w:p>
+      <w:r>
+        <w:br w:type="page"/>
+      </w:r>
+    </w:p>
+    <w:p>
+      <w:pPr>
+        <w:pStyle w:val="Heading2"/>
+        <w:keepNext/>
+        <w:spacing w:after="100" w:before="260"/>
+      </w:pPr>
+      <w:r>
+        <w:rPr>
+          <w:rFonts w:ascii="Calibri" w:cs="Calibri" w:eastAsia="Calibri" w:hAnsi="Calibri"/>
+          <w:b/>
+          <w:bCs/>
+          <w:color w:val="003D5B"/>
+          <w:sz w:val="25"/>
+          <w:szCs w:val="25"/>
+        </w:rPr>
+        <w:t xml:space="preserve">A2 — Handling pushback</w:t>
+      </w:r>
+    </w:p>
+    <w:p>
+      <w:pPr>
+        <w:spacing w:after="60" w:before="60" w:line="264"/>
+      </w:pPr>
+      <w:r>
+        <w:rPr>
+          <w:rFonts w:ascii="Calibri" w:cs="Calibri" w:eastAsia="Calibri" w:hAnsi="Calibri"/>
+          <w:color w:val="333333"/>
+          <w:sz w:val="21"/>
+          <w:szCs w:val="21"/>
+        </w:rPr>
+        <w:t xml:space="preserve">These come up in most sessions. Having a prepared answer keeps the tone collaborative rather than defensive.</w:t>
+      </w:r>
+    </w:p>
+    <w:tbl>
+      <w:tblPr>
+        <w:tblW w:type="dxa" w:w="9648"/>
+        <w:tblBorders>
+          <w:top w:val="single" w:color="auto" w:sz="4"/>
+          <w:left w:val="single" w:color="auto" w:sz="4"/>
+          <w:bottom w:val="single" w:color="auto" w:sz="4"/>
+          <w:right w:val="single" w:color="auto" w:sz="4"/>
+          <w:insideH w:val="single" w:color="auto" w:sz="4"/>
+          <w:insideV w:val="single" w:color="auto" w:sz="4"/>
+        </w:tblBorders>
+      </w:tblPr>
+      <w:tblGrid>
+        <w:gridCol w:w="3200"/>
+        <w:gridCol w:w="6448"/>
+      </w:tblGrid>
+      <w:tr>
+        <w:trPr>
+          <w:tblHeader/>
+        </w:trPr>
+        <w:tc>
+          <w:tcPr>
+            <w:tcW w:type="dxa" w:w="3200"/>
+            <w:shd w:fill="003D5B" w:val="clear"/>
+            <w:tcMar>
+              <w:top w:type="dxa" w:w="70"/>
+              <w:left w:type="dxa" w:w="110"/>
+              <w:bottom w:type="dxa" w:w="70"/>
+              <w:right w:type="dxa" w:w="110"/>
+            </w:tcMar>
+          </w:tcPr>
+          <w:p>
+            <w:pPr>
+              <w:spacing w:after="20" w:before="20" w:line="250"/>
+            </w:pPr>
+            <w:r>
+              <w:rPr>
+                <w:rFonts w:ascii="Calibri" w:cs="Calibri" w:eastAsia="Calibri" w:hAnsi="Calibri"/>
+                <w:b/>
+                <w:bCs/>
+                <w:caps/>
+                <w:color w:val="FFFFFF"/>
+                <w:spacing w:val="25"/>
+                <w:sz w:val="18"/>
+                <w:szCs w:val="18"/>
+              </w:rPr>
+              <w:t xml:space="preserve">If they say</w:t>
+            </w:r>
+          </w:p>
+        </w:tc>
+        <w:tc>
+          <w:tcPr>
+            <w:tcW w:type="dxa" w:w="6448"/>
+            <w:shd w:fill="003D5B" w:val="clear"/>
+            <w:tcMar>
+              <w:top w:type="dxa" w:w="70"/>
+              <w:left w:type="dxa" w:w="110"/>
+              <w:bottom w:type="dxa" w:w="70"/>
+              <w:right w:type="dxa" w:w="110"/>
+            </w:tcMar>
+          </w:tcPr>
+          <w:p>
+            <w:pPr>
+              <w:spacing w:after="20" w:before="20" w:line="250"/>
+            </w:pPr>
+            <w:r>
+              <w:rPr>
+                <w:rFonts w:ascii="Calibri" w:cs="Calibri" w:eastAsia="Calibri" w:hAnsi="Calibri"/>
+                <w:b/>
+                <w:bCs/>
+                <w:caps/>
+                <w:color w:val="FFFFFF"/>
+                <w:spacing w:val="25"/>
+                <w:sz w:val="18"/>
+                <w:szCs w:val="18"/>
+              </w:rPr>
+              <w:t xml:space="preserve">You say</w:t>
+            </w:r>
+          </w:p>
+        </w:tc>
+      </w:tr>
+      <w:tr>
+        <w:tc>
+          <w:tcPr>
+            <w:tcW w:type="dxa" w:w="3200"/>
+            <w:tcMar>
+              <w:top w:type="dxa" w:w="70"/>
+              <w:left w:type="dxa" w:w="110"/>
+              <w:bottom w:type="dxa" w:w="70"/>
+              <w:right w:type="dxa" w:w="110"/>
+            </w:tcMar>
+          </w:tcPr>
+          <w:p>
+            <w:pPr>
+              <w:spacing w:after="20" w:before="20" w:line="250"/>
+            </w:pPr>
+            <w:r>
+              <w:rPr>
+                <w:rFonts w:ascii="Calibri" w:cs="Calibri" w:eastAsia="Calibri" w:hAnsi="Calibri"/>
+                <w:b/>
+                <w:bCs/>
+                <w:color w:val="333333"/>
+                <w:sz w:val="20"/>
+                <w:szCs w:val="20"/>
+              </w:rPr>
+              <w:t xml:space="preserve">“Why was this removed?”</w:t>
+            </w:r>
+          </w:p>
+        </w:tc>
+        <w:tc>
+          <w:tcPr>
+            <w:tcW w:type="dxa" w:w="6448"/>
+            <w:tcMar>
+              <w:top w:type="dxa" w:w="70"/>
+              <w:left w:type="dxa" w:w="110"/>
+              <w:bottom w:type="dxa" w:w="70"/>
+              <w:right w:type="dxa" w:w="110"/>
+            </w:tcMar>
+          </w:tcPr>
+          <w:p>
+            <w:pPr>
+              <w:spacing w:after="20" w:before="20" w:line="250"/>
+            </w:pPr>
+            <w:r>
+              <w:rPr>
+                <w:rFonts w:ascii="Calibri" w:cs="Calibri" w:eastAsia="Calibri" w:hAnsi="Calibri"/>
+                <w:b w:val="false"/>
+                <w:bCs w:val="false"/>
+                <w:color w:val="333333"/>
+                <w:sz w:val="20"/>
+                <w:szCs w:val="20"/>
+              </w:rPr>
+              <w:t xml:space="preserve">It has not been removed from the requirement. It is not in the build, because we could not find a source. Today is how it gets back in.</w:t>
+            </w:r>
+          </w:p>
+        </w:tc>
+      </w:tr>
+      <w:tr>
+        <w:tc>
+          <w:tcPr>
+            <w:tcW w:type="dxa" w:w="3200"/>
+            <w:shd w:fill="F4F7F8" w:val="clear"/>
+            <w:tcMar>
+              <w:top w:type="dxa" w:w="70"/>
+              <w:left w:type="dxa" w:w="110"/>
+              <w:bottom w:type="dxa" w:w="70"/>
+              <w:right w:type="dxa" w:w="110"/>
+            </w:tcMar>
+          </w:tcPr>
+          <w:p>
+            <w:pPr>
+              <w:spacing w:after="20" w:before="20" w:line="250"/>
+            </w:pPr>
+            <w:r>
+              <w:rPr>
+                <w:rFonts w:ascii="Calibri" w:cs="Calibri" w:eastAsia="Calibri" w:hAnsi="Calibri"/>
+                <w:b w:val="false"/>
+                <w:bCs w:val="false"/>
+                <w:color w:val="333333"/>
+                <w:sz w:val="20"/>
+                <w:szCs w:val="20"/>
+              </w:rPr>
+              <w:t xml:space="preserve">“You should already know where this data is.”</w:t>
+            </w:r>
+          </w:p>
+        </w:tc>
+        <w:tc>
+          <w:tcPr>
+            <w:tcW w:type="dxa" w:w="6448"/>
+            <w:shd w:fill="F4F7F8" w:val="clear"/>
+            <w:tcMar>
+              <w:top w:type="dxa" w:w="70"/>
+              <w:left w:type="dxa" w:w="110"/>
+              <w:bottom w:type="dxa" w:w="70"/>
+              <w:right w:type="dxa" w:w="110"/>
+            </w:tcMar>
+          </w:tcPr>
+          <w:p>
+            <w:pPr>
+              <w:spacing w:after="20" w:before="20" w:line="250"/>
+            </w:pPr>
+            <w:r>
+              <w:rPr>
+                <w:rFonts w:ascii="Calibri" w:cs="Calibri" w:eastAsia="Calibri" w:hAnsi="Calibri"/>
+                <w:b w:val="false"/>
+                <w:bCs w:val="false"/>
+                <w:color w:val="333333"/>
+                <w:sz w:val="20"/>
+                <w:szCs w:val="20"/>
+              </w:rPr>
+              <w:t xml:space="preserve">For anything inside EDRMS we do. These items are outside it — people, projects, training — and those belong to systems your side owns.</w:t>
+            </w:r>
+          </w:p>
+        </w:tc>
+      </w:tr>
+      <w:tr>
+        <w:tc>
+          <w:tcPr>
+            <w:tcW w:type="dxa" w:w="3200"/>
+            <w:tcMar>
+              <w:top w:type="dxa" w:w="70"/>
+              <w:left w:type="dxa" w:w="110"/>
+              <w:bottom w:type="dxa" w:w="70"/>
+              <w:right w:type="dxa" w:w="110"/>
+            </w:tcMar>
+          </w:tcPr>
+          <w:p>
+            <w:pPr>
+              <w:spacing w:after="20" w:before="20" w:line="250"/>
+            </w:pPr>
+            <w:r>
+              <w:rPr>
+                <w:rFonts w:ascii="Calibri" w:cs="Calibri" w:eastAsia="Calibri" w:hAnsi="Calibri"/>
+                <w:b w:val="false"/>
+                <w:bCs w:val="false"/>
+                <w:color w:val="333333"/>
+                <w:sz w:val="20"/>
+                <w:szCs w:val="20"/>
+              </w:rPr>
+              <w:t xml:space="preserve">“Can't you just pull it from SharePoint?”</w:t>
+            </w:r>
+          </w:p>
+        </w:tc>
+        <w:tc>
+          <w:tcPr>
+            <w:tcW w:type="dxa" w:w="6448"/>
+            <w:tcMar>
+              <w:top w:type="dxa" w:w="70"/>
+              <w:left w:type="dxa" w:w="110"/>
+              <w:bottom w:type="dxa" w:w="70"/>
+              <w:right w:type="dxa" w:w="110"/>
+            </w:tcMar>
+          </w:tcPr>
+          <w:p>
+            <w:pPr>
+              <w:spacing w:after="20" w:before="20" w:line="250"/>
+            </w:pPr>
+            <w:r>
+              <w:rPr>
+                <w:rFonts w:ascii="Calibri" w:cs="Calibri" w:eastAsia="Calibri" w:hAnsi="Calibri"/>
+                <w:b w:val="false"/>
+                <w:bCs w:val="false"/>
+                <w:color w:val="333333"/>
+                <w:sz w:val="20"/>
+                <w:szCs w:val="20"/>
+              </w:rPr>
+              <w:t xml:space="preserve">SharePoint tells us what happened to a document and who touched it. It does not tell us who that person is in your organisation. That has to come from a people system.</w:t>
+            </w:r>
+          </w:p>
+        </w:tc>
+      </w:tr>
+      <w:tr>
+        <w:tc>
+          <w:tcPr>
+            <w:tcW w:type="dxa" w:w="3200"/>
+            <w:shd w:fill="F4F7F8" w:val="clear"/>
+            <w:tcMar>
+              <w:top w:type="dxa" w:w="70"/>
+              <w:left w:type="dxa" w:w="110"/>
+              <w:bottom w:type="dxa" w:w="70"/>
+              <w:right w:type="dxa" w:w="110"/>
+            </w:tcMar>
+          </w:tcPr>
+          <w:p>
+            <w:pPr>
+              <w:spacing w:after="20" w:before="20" w:line="250"/>
+            </w:pPr>
+            <w:r>
+              <w:rPr>
+                <w:rFonts w:ascii="Calibri" w:cs="Calibri" w:eastAsia="Calibri" w:hAnsi="Calibri"/>
+                <w:b w:val="false"/>
+                <w:bCs w:val="false"/>
+                <w:color w:val="333333"/>
+                <w:sz w:val="20"/>
+                <w:szCs w:val="20"/>
+              </w:rPr>
+              <w:t xml:space="preserve">“We covered this in a previous session.”</w:t>
+            </w:r>
+          </w:p>
+        </w:tc>
+        <w:tc>
+          <w:tcPr>
+            <w:tcW w:type="dxa" w:w="6448"/>
+            <w:shd w:fill="F4F7F8" w:val="clear"/>
+            <w:tcMar>
+              <w:top w:type="dxa" w:w="70"/>
+              <w:left w:type="dxa" w:w="110"/>
+              <w:bottom w:type="dxa" w:w="70"/>
+              <w:right w:type="dxa" w:w="110"/>
+            </w:tcMar>
+          </w:tcPr>
+          <w:p>
+            <w:pPr>
+              <w:spacing w:after="20" w:before="20" w:line="250"/>
+            </w:pPr>
+            <w:r>
+              <w:rPr>
+                <w:rFonts w:ascii="Calibri" w:cs="Calibri" w:eastAsia="Calibri" w:hAnsi="Calibri"/>
+                <w:b w:val="false"/>
+                <w:bCs w:val="false"/>
+                <w:color w:val="333333"/>
+                <w:sz w:val="20"/>
+                <w:szCs w:val="20"/>
+              </w:rPr>
+              <w:t xml:space="preserve">Then it is probably in a document we hold. Tell me which one and I will check it against the file and come back to you rather than take your time now.</w:t>
+            </w:r>
+          </w:p>
+        </w:tc>
+      </w:tr>
+      <w:tr>
+        <w:tc>
+          <w:tcPr>
+            <w:tcW w:type="dxa" w:w="3200"/>
+            <w:tcMar>
+              <w:top w:type="dxa" w:w="70"/>
+              <w:left w:type="dxa" w:w="110"/>
+              <w:bottom w:type="dxa" w:w="70"/>
+              <w:right w:type="dxa" w:w="110"/>
+            </w:tcMar>
+          </w:tcPr>
+          <w:p>
+            <w:pPr>
+              <w:spacing w:after="20" w:before="20" w:line="250"/>
+            </w:pPr>
+            <w:r>
+              <w:rPr>
+                <w:rFonts w:ascii="Calibri" w:cs="Calibri" w:eastAsia="Calibri" w:hAnsi="Calibri"/>
+                <w:b w:val="false"/>
+                <w:bCs w:val="false"/>
+                <w:color w:val="333333"/>
+                <w:sz w:val="20"/>
+                <w:szCs w:val="20"/>
+              </w:rPr>
+              <w:t xml:space="preserve">“Just build it and we will sort the data later.”</w:t>
+            </w:r>
+          </w:p>
+        </w:tc>
+        <w:tc>
+          <w:tcPr>
+            <w:tcW w:type="dxa" w:w="6448"/>
+            <w:tcMar>
+              <w:top w:type="dxa" w:w="70"/>
+              <w:left w:type="dxa" w:w="110"/>
+              <w:bottom w:type="dxa" w:w="70"/>
+              <w:right w:type="dxa" w:w="110"/>
+            </w:tcMar>
+          </w:tcPr>
+          <w:p>
+            <w:pPr>
+              <w:spacing w:after="20" w:before="20" w:line="250"/>
+            </w:pPr>
+            <w:r>
+              <w:rPr>
+                <w:rFonts w:ascii="Calibri" w:cs="Calibri" w:eastAsia="Calibri" w:hAnsi="Calibri"/>
+                <w:b w:val="false"/>
+                <w:bCs w:val="false"/>
+                <w:color w:val="333333"/>
+                <w:sz w:val="20"/>
+                <w:szCs w:val="20"/>
+              </w:rPr>
+              <w:t xml:space="preserve">We can build the page. It would show empty until the source arrives, and an empty page tends to get read as a broken one. Better to agree the source first.</w:t>
+            </w:r>
+          </w:p>
+        </w:tc>
+      </w:tr>
+      <w:tr>
+        <w:tc>
+          <w:tcPr>
+            <w:tcW w:type="dxa" w:w="3200"/>
+            <w:shd w:fill="F4F7F8" w:val="clear"/>
+            <w:tcMar>
+              <w:top w:type="dxa" w:w="70"/>
+              <w:left w:type="dxa" w:w="110"/>
+              <w:bottom w:type="dxa" w:w="70"/>
+              <w:right w:type="dxa" w:w="110"/>
+            </w:tcMar>
+          </w:tcPr>
+          <w:p>
+            <w:pPr>
+              <w:spacing w:after="20" w:before="20" w:line="250"/>
+            </w:pPr>
+            <w:r>
+              <w:rPr>
+                <w:rFonts w:ascii="Calibri" w:cs="Calibri" w:eastAsia="Calibri" w:hAnsi="Calibri"/>
+                <w:b w:val="false"/>
+                <w:bCs w:val="false"/>
+                <w:color w:val="333333"/>
+                <w:sz w:val="20"/>
+                <w:szCs w:val="20"/>
+              </w:rPr>
+              <w:t xml:space="preserve">“Why is disposal not included?”</w:t>
+            </w:r>
+          </w:p>
+        </w:tc>
+        <w:tc>
+          <w:tcPr>
+            <w:tcW w:type="dxa" w:w="6448"/>
+            <w:shd w:fill="F4F7F8" w:val="clear"/>
+            <w:tcMar>
+              <w:top w:type="dxa" w:w="70"/>
+              <w:left w:type="dxa" w:w="110"/>
+              <w:bottom w:type="dxa" w:w="70"/>
+              <w:right w:type="dxa" w:w="110"/>
+            </w:tcMar>
+          </w:tcPr>
+          <w:p>
+            <w:pPr>
+              <w:spacing w:after="20" w:before="20" w:line="250"/>
+            </w:pPr>
+            <w:r>
+              <w:rPr>
+                <w:rFonts w:ascii="Calibri" w:cs="Calibri" w:eastAsia="Calibri" w:hAnsi="Calibri"/>
+                <w:b w:val="false"/>
+                <w:bCs w:val="false"/>
+                <w:color w:val="333333"/>
+                <w:sz w:val="20"/>
+                <w:szCs w:val="20"/>
+              </w:rPr>
+              <w:t xml:space="preserve">Retention is a rule the platform already holds, so we can report it. Disposal is a decision someone makes and records, and that step does not exist in the system yet. There is nothing to read.</w:t>
+            </w:r>
+          </w:p>
+        </w:tc>
+      </w:tr>
+      <w:tr>
+        <w:tc>
+          <w:tcPr>
+            <w:tcW w:type="dxa" w:w="3200"/>
+            <w:tcMar>
+              <w:top w:type="dxa" w:w="70"/>
+              <w:left w:type="dxa" w:w="110"/>
+              <w:bottom w:type="dxa" w:w="70"/>
+              <w:right w:type="dxa" w:w="110"/>
+            </w:tcMar>
+          </w:tcPr>
+          <w:p>
+            <w:pPr>
+              <w:spacing w:after="20" w:before="20" w:line="250"/>
+            </w:pPr>
+            <w:r>
+              <w:rPr>
+                <w:rFonts w:ascii="Calibri" w:cs="Calibri" w:eastAsia="Calibri" w:hAnsi="Calibri"/>
+                <w:b w:val="false"/>
+                <w:bCs w:val="false"/>
+                <w:color w:val="333333"/>
+                <w:sz w:val="20"/>
+                <w:szCs w:val="20"/>
+              </w:rPr>
+              <w:t xml:space="preserve">“How long will this take once we give you the data?”</w:t>
+            </w:r>
+          </w:p>
+        </w:tc>
+        <w:tc>
+          <w:tcPr>
+            <w:tcW w:type="dxa" w:w="6448"/>
+            <w:tcMar>
+              <w:top w:type="dxa" w:w="70"/>
+              <w:left w:type="dxa" w:w="110"/>
+              <w:bottom w:type="dxa" w:w="70"/>
+              <w:right w:type="dxa" w:w="110"/>
+            </w:tcMar>
+          </w:tcPr>
+          <w:p>
+            <w:pPr>
+              <w:spacing w:after="20" w:before="20" w:line="250"/>
+            </w:pPr>
+            <w:r>
+              <w:rPr>
+                <w:rFonts w:ascii="Calibri" w:cs="Calibri" w:eastAsia="Calibri" w:hAnsi="Calibri"/>
+                <w:b w:val="false"/>
+                <w:bCs w:val="false"/>
+                <w:color w:val="333333"/>
+                <w:sz w:val="20"/>
+                <w:szCs w:val="20"/>
+              </w:rPr>
+              <w:t xml:space="preserve">Do not guess. Say you will come back with a firm answer once you know the shape of the source.</w:t>
+            </w:r>
+          </w:p>
+        </w:tc>
+      </w:tr>
+    </w:tbl>
+    <w:p>
+      <w:r>
+        <w:br w:type="page"/>
+      </w:r>
+    </w:p>
+    <w:p>
+      <w:pPr>
+        <w:pStyle w:val="Heading2"/>
+        <w:keepNext/>
+        <w:spacing w:after="100" w:before="260"/>
+      </w:pPr>
+      <w:r>
+        <w:rPr>
+          <w:rFonts w:ascii="Calibri" w:cs="Calibri" w:eastAsia="Calibri" w:hAnsi="Calibri"/>
+          <w:b/>
+          <w:bCs/>
+          <w:color w:val="003D5B"/>
+          <w:sz w:val="25"/>
+          <w:szCs w:val="25"/>
+        </w:rPr>
+        <w:t xml:space="preserve">A3 — What to capture, and where</w:t>
+      </w:r>
+    </w:p>
+    <w:p>
+      <w:pPr>
+        <w:spacing w:after="60" w:before="60" w:line="264"/>
+      </w:pPr>
+      <w:r>
+        <w:rPr>
+          <w:rFonts w:ascii="Calibri" w:cs="Calibri" w:eastAsia="Calibri" w:hAnsi="Calibri"/>
+          <w:color w:val="333333"/>
+          <w:sz w:val="21"/>
+          <w:szCs w:val="21"/>
+        </w:rPr>
+        <w:t xml:space="preserve">Everything goes into the workbook in the room, except the follow-up list. Typing while they watch is deliberate — it makes the commitment concrete and it lets them correct you immediately.</w:t>
+      </w:r>
+    </w:p>
+    <w:tbl>
+      <w:tblPr>
+        <w:tblW w:type="dxa" w:w="9648"/>
+        <w:tblBorders>
+          <w:top w:val="single" w:color="auto" w:sz="4"/>
+          <w:left w:val="single" w:color="auto" w:sz="4"/>
+          <w:bottom w:val="single" w:color="auto" w:sz="4"/>
+          <w:right w:val="single" w:color="auto" w:sz="4"/>
+          <w:insideH w:val="single" w:color="auto" w:sz="4"/>
+          <w:insideV w:val="single" w:color="auto" w:sz="4"/>
+        </w:tblBorders>
+      </w:tblPr>
+      <w:tblGrid>
+        <w:gridCol w:w="2600"/>
+        <w:gridCol w:w="7048"/>
+      </w:tblGrid>
+      <w:tr>
+        <w:trPr>
+          <w:tblHeader/>
+        </w:trPr>
+        <w:tc>
+          <w:tcPr>
+            <w:tcW w:type="dxa" w:w="2600"/>
+            <w:shd w:fill="003D5B" w:val="clear"/>
+            <w:tcMar>
+              <w:top w:type="dxa" w:w="70"/>
+              <w:left w:type="dxa" w:w="110"/>
+              <w:bottom w:type="dxa" w:w="70"/>
+              <w:right w:type="dxa" w:w="110"/>
+            </w:tcMar>
+          </w:tcPr>
+          <w:p>
+            <w:pPr>
+              <w:spacing w:after="20" w:before="20" w:line="250"/>
+            </w:pPr>
+            <w:r>
+              <w:rPr>
+                <w:rFonts w:ascii="Calibri" w:cs="Calibri" w:eastAsia="Calibri" w:hAnsi="Calibri"/>
+                <w:b/>
+                <w:bCs/>
+                <w:caps/>
+                <w:color w:val="FFFFFF"/>
+                <w:spacing w:val="25"/>
+                <w:sz w:val="18"/>
+                <w:szCs w:val="18"/>
+              </w:rPr>
+              <w:t xml:space="preserve">When they</w:t>
+            </w:r>
+          </w:p>
+        </w:tc>
+        <w:tc>
+          <w:tcPr>
+            <w:tcW w:type="dxa" w:w="7048"/>
+            <w:shd w:fill="003D5B" w:val="clear"/>
+            <w:tcMar>
+              <w:top w:type="dxa" w:w="70"/>
+              <w:left w:type="dxa" w:w="110"/>
+              <w:bottom w:type="dxa" w:w="70"/>
+              <w:right w:type="dxa" w:w="110"/>
+            </w:tcMar>
+          </w:tcPr>
+          <w:p>
+            <w:pPr>
+              <w:spacing w:after="20" w:before="20" w:line="250"/>
+            </w:pPr>
+            <w:r>
+              <w:rPr>
+                <w:rFonts w:ascii="Calibri" w:cs="Calibri" w:eastAsia="Calibri" w:hAnsi="Calibri"/>
+                <w:b/>
+                <w:bCs/>
+                <w:caps/>
+                <w:color w:val="FFFFFF"/>
+                <w:spacing w:val="25"/>
+                <w:sz w:val="18"/>
+                <w:szCs w:val="18"/>
+              </w:rPr>
+              <w:t xml:space="preserve">You record</w:t>
+            </w:r>
+          </w:p>
+        </w:tc>
+      </w:tr>
+      <w:tr>
+        <w:tc>
+          <w:tcPr>
+            <w:tcW w:type="dxa" w:w="2600"/>
+            <w:tcMar>
+              <w:top w:type="dxa" w:w="70"/>
+              <w:left w:type="dxa" w:w="110"/>
+              <w:bottom w:type="dxa" w:w="70"/>
+              <w:right w:type="dxa" w:w="110"/>
+            </w:tcMar>
+          </w:tcPr>
+          <w:p>
+            <w:pPr>
+              <w:spacing w:after="20" w:before="20" w:line="250"/>
+            </w:pPr>
+            <w:r>
+              <w:rPr>
+                <w:rFonts w:ascii="Calibri" w:cs="Calibri" w:eastAsia="Calibri" w:hAnsi="Calibri"/>
+                <w:b/>
+                <w:bCs/>
+                <w:color w:val="333333"/>
+                <w:sz w:val="20"/>
+                <w:szCs w:val="20"/>
+              </w:rPr>
+              <w:t xml:space="preserve">Name a source</w:t>
+            </w:r>
+          </w:p>
+        </w:tc>
+        <w:tc>
+          <w:tcPr>
+            <w:tcW w:type="dxa" w:w="7048"/>
+            <w:tcMar>
+              <w:top w:type="dxa" w:w="70"/>
+              <w:left w:type="dxa" w:w="110"/>
+              <w:bottom w:type="dxa" w:w="70"/>
+              <w:right w:type="dxa" w:w="110"/>
+            </w:tcMar>
+          </w:tcPr>
+          <w:p>
+            <w:pPr>
+              <w:spacing w:after="20" w:before="20" w:line="250"/>
+            </w:pPr>
+            <w:r>
+              <w:rPr>
+                <w:rFonts w:ascii="Calibri" w:cs="Calibri" w:eastAsia="Calibri" w:hAnsi="Calibri"/>
+                <w:b w:val="false"/>
+                <w:bCs w:val="false"/>
+                <w:color w:val="333333"/>
+                <w:sz w:val="20"/>
+                <w:szCs w:val="20"/>
+              </w:rPr>
+              <w:t xml:space="preserve">The system or file name, and the person who owns it, in the question column of that row.</w:t>
+            </w:r>
+          </w:p>
+        </w:tc>
+      </w:tr>
+      <w:tr>
+        <w:tc>
+          <w:tcPr>
+            <w:tcW w:type="dxa" w:w="2600"/>
+            <w:shd w:fill="F4F7F8" w:val="clear"/>
+            <w:tcMar>
+              <w:top w:type="dxa" w:w="70"/>
+              <w:left w:type="dxa" w:w="110"/>
+              <w:bottom w:type="dxa" w:w="70"/>
+              <w:right w:type="dxa" w:w="110"/>
+            </w:tcMar>
+          </w:tcPr>
+          <w:p>
+            <w:pPr>
+              <w:spacing w:after="20" w:before="20" w:line="250"/>
+            </w:pPr>
+            <w:r>
+              <w:rPr>
+                <w:rFonts w:ascii="Calibri" w:cs="Calibri" w:eastAsia="Calibri" w:hAnsi="Calibri"/>
+                <w:b/>
+                <w:bCs/>
+                <w:color w:val="333333"/>
+                <w:sz w:val="20"/>
+                <w:szCs w:val="20"/>
+              </w:rPr>
+              <w:t xml:space="preserve">Agree to drop something</w:t>
+            </w:r>
+          </w:p>
+        </w:tc>
+        <w:tc>
+          <w:tcPr>
+            <w:tcW w:type="dxa" w:w="7048"/>
+            <w:shd w:fill="F4F7F8" w:val="clear"/>
+            <w:tcMar>
+              <w:top w:type="dxa" w:w="70"/>
+              <w:left w:type="dxa" w:w="110"/>
+              <w:bottom w:type="dxa" w:w="70"/>
+              <w:right w:type="dxa" w:w="110"/>
+            </w:tcMar>
+          </w:tcPr>
+          <w:p>
+            <w:pPr>
+              <w:spacing w:after="20" w:before="20" w:line="250"/>
+            </w:pPr>
+            <w:r>
+              <w:rPr>
+                <w:rFonts w:ascii="Calibri" w:cs="Calibri" w:eastAsia="Calibri" w:hAnsi="Calibri"/>
+                <w:b w:val="false"/>
+                <w:bCs w:val="false"/>
+                <w:color w:val="333333"/>
+                <w:sz w:val="20"/>
+                <w:szCs w:val="20"/>
+              </w:rPr>
+              <w:t xml:space="preserve">“Agreed out of scope” and the date, in the question column. Do not delete the row.</w:t>
+            </w:r>
+          </w:p>
+        </w:tc>
+      </w:tr>
+      <w:tr>
+        <w:tc>
+          <w:tcPr>
+            <w:tcW w:type="dxa" w:w="2600"/>
+            <w:tcMar>
+              <w:top w:type="dxa" w:w="70"/>
+              <w:left w:type="dxa" w:w="110"/>
+              <w:bottom w:type="dxa" w:w="70"/>
+              <w:right w:type="dxa" w:w="110"/>
+            </w:tcMar>
+          </w:tcPr>
+          <w:p>
+            <w:pPr>
+              <w:spacing w:after="20" w:before="20" w:line="250"/>
+            </w:pPr>
+            <w:r>
+              <w:rPr>
+                <w:rFonts w:ascii="Calibri" w:cs="Calibri" w:eastAsia="Calibri" w:hAnsi="Calibri"/>
+                <w:b/>
+                <w:bCs/>
+                <w:color w:val="333333"/>
+                <w:sz w:val="20"/>
+                <w:szCs w:val="20"/>
+              </w:rPr>
+              <w:t xml:space="preserve">Say they will find out</w:t>
+            </w:r>
+          </w:p>
+        </w:tc>
+        <w:tc>
+          <w:tcPr>
+            <w:tcW w:type="dxa" w:w="7048"/>
+            <w:tcMar>
+              <w:top w:type="dxa" w:w="70"/>
+              <w:left w:type="dxa" w:w="110"/>
+              <w:bottom w:type="dxa" w:w="70"/>
+              <w:right w:type="dxa" w:w="110"/>
+            </w:tcMar>
+          </w:tcPr>
+          <w:p>
+            <w:pPr>
+              <w:spacing w:after="20" w:before="20" w:line="250"/>
+            </w:pPr>
+            <w:r>
+              <w:rPr>
+                <w:rFonts w:ascii="Calibri" w:cs="Calibri" w:eastAsia="Calibri" w:hAnsi="Calibri"/>
+                <w:b w:val="false"/>
+                <w:bCs w:val="false"/>
+                <w:color w:val="333333"/>
+                <w:sz w:val="20"/>
+                <w:szCs w:val="20"/>
+              </w:rPr>
+              <w:t xml:space="preserve">The person's name and a date. Put it in the row and on your follow-up list.</w:t>
+            </w:r>
+          </w:p>
+        </w:tc>
+      </w:tr>
+      <w:tr>
+        <w:tc>
+          <w:tcPr>
+            <w:tcW w:type="dxa" w:w="2600"/>
+            <w:shd w:fill="F4F7F8" w:val="clear"/>
+            <w:tcMar>
+              <w:top w:type="dxa" w:w="70"/>
+              <w:left w:type="dxa" w:w="110"/>
+              <w:bottom w:type="dxa" w:w="70"/>
+              <w:right w:type="dxa" w:w="110"/>
+            </w:tcMar>
+          </w:tcPr>
+          <w:p>
+            <w:pPr>
+              <w:spacing w:after="20" w:before="20" w:line="250"/>
+            </w:pPr>
+            <w:r>
+              <w:rPr>
+                <w:rFonts w:ascii="Calibri" w:cs="Calibri" w:eastAsia="Calibri" w:hAnsi="Calibri"/>
+                <w:b/>
+                <w:bCs/>
+                <w:color w:val="333333"/>
+                <w:sz w:val="20"/>
+                <w:szCs w:val="20"/>
+              </w:rPr>
+              <w:t xml:space="preserve">Accept a substituted measure</w:t>
+            </w:r>
+          </w:p>
+        </w:tc>
+        <w:tc>
+          <w:tcPr>
+            <w:tcW w:type="dxa" w:w="7048"/>
+            <w:shd w:fill="F4F7F8" w:val="clear"/>
+            <w:tcMar>
+              <w:top w:type="dxa" w:w="70"/>
+              <w:left w:type="dxa" w:w="110"/>
+              <w:bottom w:type="dxa" w:w="70"/>
+              <w:right w:type="dxa" w:w="110"/>
+            </w:tcMar>
+          </w:tcPr>
+          <w:p>
+            <w:pPr>
+              <w:spacing w:after="20" w:before="20" w:line="250"/>
+            </w:pPr>
+            <w:r>
+              <w:rPr>
+                <w:rFonts w:ascii="Calibri" w:cs="Calibri" w:eastAsia="Calibri" w:hAnsi="Calibri"/>
+                <w:b w:val="false"/>
+                <w:bCs w:val="false"/>
+                <w:color w:val="333333"/>
+                <w:sz w:val="20"/>
+                <w:szCs w:val="20"/>
+              </w:rPr>
+              <w:t xml:space="preserve">“Substitute confirmed” against the blue row. This is the record that protects you later.</w:t>
+            </w:r>
+          </w:p>
+        </w:tc>
+      </w:tr>
+      <w:tr>
+        <w:tc>
+          <w:tcPr>
+            <w:tcW w:type="dxa" w:w="2600"/>
+            <w:tcMar>
+              <w:top w:type="dxa" w:w="70"/>
+              <w:left w:type="dxa" w:w="110"/>
+              <w:bottom w:type="dxa" w:w="70"/>
+              <w:right w:type="dxa" w:w="110"/>
+            </w:tcMar>
+          </w:tcPr>
+          <w:p>
+            <w:pPr>
+              <w:spacing w:after="20" w:before="20" w:line="250"/>
+            </w:pPr>
+            <w:r>
+              <w:rPr>
+                <w:rFonts w:ascii="Calibri" w:cs="Calibri" w:eastAsia="Calibri" w:hAnsi="Calibri"/>
+                <w:b/>
+                <w:bCs/>
+                <w:color w:val="333333"/>
+                <w:sz w:val="20"/>
+                <w:szCs w:val="20"/>
+              </w:rPr>
+              <w:t xml:space="preserve">Raise something new</w:t>
+            </w:r>
+          </w:p>
+        </w:tc>
+        <w:tc>
+          <w:tcPr>
+            <w:tcW w:type="dxa" w:w="7048"/>
+            <w:tcMar>
+              <w:top w:type="dxa" w:w="70"/>
+              <w:left w:type="dxa" w:w="110"/>
+              <w:bottom w:type="dxa" w:w="70"/>
+              <w:right w:type="dxa" w:w="110"/>
+            </w:tcMar>
+          </w:tcPr>
+          <w:p>
+            <w:pPr>
+              <w:spacing w:after="20" w:before="20" w:line="250"/>
+            </w:pPr>
+            <w:r>
+              <w:rPr>
+                <w:rFonts w:ascii="Calibri" w:cs="Calibri" w:eastAsia="Calibri" w:hAnsi="Calibri"/>
+                <w:b w:val="false"/>
+                <w:bCs w:val="false"/>
+                <w:color w:val="333333"/>
+                <w:sz w:val="20"/>
+                <w:szCs w:val="20"/>
+              </w:rPr>
+              <w:t xml:space="preserve">A new row at the bottom of the tab, marked as raised in this session.</w:t>
+            </w:r>
+          </w:p>
+        </w:tc>
+      </w:tr>
+    </w:tbl>
+    <w:p>
+      <w:pPr>
+        <w:pStyle w:val="Heading3"/>
+        <w:keepNext/>
+        <w:spacing w:after="70" w:before="200"/>
+      </w:pPr>
+      <w:r>
+        <w:rPr>
+          <w:rFonts w:ascii="Calibri" w:cs="Calibri" w:eastAsia="Calibri" w:hAnsi="Calibri"/>
+          <w:b/>
+          <w:bCs/>
+          <w:color w:val="009B8A"/>
+          <w:sz w:val="22"/>
+          <w:szCs w:val="22"/>
+        </w:rPr>
+        <w:t xml:space="preserve">The follow-up list</w:t>
+      </w:r>
+    </w:p>
+    <w:p>
+      <w:pPr>
+        <w:spacing w:after="60" w:before="60" w:line="264"/>
+      </w:pPr>
+      <w:r>
+        <w:rPr>
+          <w:rFonts w:ascii="Calibri" w:cs="Calibri" w:eastAsia="Calibri" w:hAnsi="Calibri"/>
+          <w:color w:val="333333"/>
+          <w:sz w:val="21"/>
+          <w:szCs w:val="21"/>
+        </w:rPr>
+        <w:t xml:space="preserve">Keep this separately as you go. It is the only thing you need to act on immediately afterwards.</w:t>
+      </w:r>
+    </w:p>
+    <w:tbl>
+      <w:tblPr>
+        <w:tblW w:type="dxa" w:w="9648"/>
+        <w:tblBorders>
+          <w:top w:val="single" w:color="auto" w:sz="4"/>
+          <w:left w:val="single" w:color="auto" w:sz="4"/>
+          <w:bottom w:val="single" w:color="auto" w:sz="4"/>
+          <w:right w:val="single" w:color="auto" w:sz="4"/>
+          <w:insideH w:val="single" w:color="auto" w:sz="4"/>
+          <w:insideV w:val="single" w:color="auto" w:sz="4"/>
+        </w:tblBorders>
+      </w:tblPr>
+      <w:tblGrid>
+        <w:gridCol w:w="3000"/>
+        <w:gridCol w:w="2400"/>
+        <w:gridCol w:w="2000"/>
+        <w:gridCol w:w="2248"/>
+      </w:tblGrid>
+      <w:tr>
+        <w:trPr>
+          <w:tblHeader/>
+        </w:trPr>
+        <w:tc>
+          <w:tcPr>
+            <w:tcW w:type="dxa" w:w="3000"/>
+            <w:shd w:fill="003D5B" w:val="clear"/>
+            <w:tcMar>
+              <w:top w:type="dxa" w:w="70"/>
+              <w:left w:type="dxa" w:w="110"/>
+              <w:bottom w:type="dxa" w:w="70"/>
+              <w:right w:type="dxa" w:w="110"/>
+            </w:tcMar>
+          </w:tcPr>
+          <w:p>
+            <w:pPr>
+              <w:spacing w:after="20" w:before="20" w:line="250"/>
+            </w:pPr>
+            <w:r>
+              <w:rPr>
+                <w:rFonts w:ascii="Calibri" w:cs="Calibri" w:eastAsia="Calibri" w:hAnsi="Calibri"/>
+                <w:b/>
+                <w:bCs/>
+                <w:caps/>
+                <w:color w:val="FFFFFF"/>
+                <w:spacing w:val="25"/>
+                <w:sz w:val="18"/>
+                <w:szCs w:val="18"/>
+              </w:rPr>
+              <w:t xml:space="preserve">Item</w:t>
+            </w:r>
+          </w:p>
+        </w:tc>
+        <w:tc>
+          <w:tcPr>
+            <w:tcW w:type="dxa" w:w="2400"/>
+            <w:shd w:fill="003D5B" w:val="clear"/>
+            <w:tcMar>
+              <w:top w:type="dxa" w:w="70"/>
+              <w:left w:type="dxa" w:w="110"/>
+              <w:bottom w:type="dxa" w:w="70"/>
+              <w:right w:type="dxa" w:w="110"/>
+            </w:tcMar>
+          </w:tcPr>
+          <w:p>
+            <w:pPr>
+              <w:spacing w:after="20" w:before="20" w:line="250"/>
+            </w:pPr>
+            <w:r>
+              <w:rPr>
+                <w:rFonts w:ascii="Calibri" w:cs="Calibri" w:eastAsia="Calibri" w:hAnsi="Calibri"/>
+                <w:b/>
+                <w:bCs/>
+                <w:caps/>
+                <w:color w:val="FFFFFF"/>
+                <w:spacing w:val="25"/>
+                <w:sz w:val="18"/>
+                <w:szCs w:val="18"/>
+              </w:rPr>
+              <w:t xml:space="preserve">Owner</w:t>
+            </w:r>
+          </w:p>
+        </w:tc>
+        <w:tc>
+          <w:tcPr>
+            <w:tcW w:type="dxa" w:w="2000"/>
+            <w:shd w:fill="003D5B" w:val="clear"/>
+            <w:tcMar>
+              <w:top w:type="dxa" w:w="70"/>
+              <w:left w:type="dxa" w:w="110"/>
+              <w:bottom w:type="dxa" w:w="70"/>
+              <w:right w:type="dxa" w:w="110"/>
+            </w:tcMar>
+          </w:tcPr>
+          <w:p>
+            <w:pPr>
+              <w:spacing w:after="20" w:before="20" w:line="250"/>
+            </w:pPr>
+            <w:r>
+              <w:rPr>
+                <w:rFonts w:ascii="Calibri" w:cs="Calibri" w:eastAsia="Calibri" w:hAnsi="Calibri"/>
+                <w:b/>
+                <w:bCs/>
+                <w:caps/>
+                <w:color w:val="FFFFFF"/>
+                <w:spacing w:val="25"/>
+                <w:sz w:val="18"/>
+                <w:szCs w:val="18"/>
+              </w:rPr>
+              <w:t xml:space="preserve">By when</w:t>
+            </w:r>
+          </w:p>
+        </w:tc>
+        <w:tc>
+          <w:tcPr>
+            <w:tcW w:type="dxa" w:w="2248"/>
+            <w:shd w:fill="003D5B" w:val="clear"/>
+            <w:tcMar>
+              <w:top w:type="dxa" w:w="70"/>
+              <w:left w:type="dxa" w:w="110"/>
+              <w:bottom w:type="dxa" w:w="70"/>
+              <w:right w:type="dxa" w:w="110"/>
+            </w:tcMar>
+          </w:tcPr>
+          <w:p>
+            <w:pPr>
+              <w:spacing w:after="20" w:before="20" w:line="250"/>
+            </w:pPr>
+            <w:r>
+              <w:rPr>
+                <w:rFonts w:ascii="Calibri" w:cs="Calibri" w:eastAsia="Calibri" w:hAnsi="Calibri"/>
+                <w:b/>
+                <w:bCs/>
+                <w:caps/>
+                <w:color w:val="FFFFFF"/>
+                <w:spacing w:val="25"/>
+                <w:sz w:val="18"/>
+                <w:szCs w:val="18"/>
+              </w:rPr>
+              <w:t xml:space="preserve">Tab</w:t>
+            </w:r>
+          </w:p>
+        </w:tc>
+      </w:tr>
+      <w:tr>
+        <w:tc>
+          <w:tcPr>
+            <w:tcW w:type="dxa" w:w="3000"/>
+            <w:tcMar>
+              <w:top w:type="dxa" w:w="70"/>
+              <w:left w:type="dxa" w:w="110"/>
+              <w:bottom w:type="dxa" w:w="70"/>
+              <w:right w:type="dxa" w:w="110"/>
+            </w:tcMar>
+          </w:tcPr>
+          <w:p>
+            <w:pPr>
+              <w:spacing w:after="20" w:before="20" w:line="250"/>
+            </w:pPr>
+            <w:r>
+              <w:rPr>
+                <w:rFonts w:ascii="Calibri" w:cs="Calibri" w:eastAsia="Calibri" w:hAnsi="Calibri"/>
+                <w:b/>
+                <w:bCs/>
+                <w:color w:val="333333"/>
+                <w:sz w:val="20"/>
+                <w:szCs w:val="20"/>
+              </w:rPr>
+              <w:t xml:space="preserve"/>
+            </w:r>
+          </w:p>
+        </w:tc>
+        <w:tc>
+          <w:tcPr>
+            <w:tcW w:type="dxa" w:w="2400"/>
+            <w:tcMar>
+              <w:top w:type="dxa" w:w="70"/>
+              <w:left w:type="dxa" w:w="110"/>
+              <w:bottom w:type="dxa" w:w="70"/>
+              <w:right w:type="dxa" w:w="110"/>
+            </w:tcMar>
+          </w:tcPr>
+          <w:p>
+            <w:pPr>
+              <w:spacing w:after="20" w:before="20" w:line="250"/>
+            </w:pPr>
+            <w:r>
+              <w:rPr>
+                <w:rFonts w:ascii="Calibri" w:cs="Calibri" w:eastAsia="Calibri" w:hAnsi="Calibri"/>
+                <w:b w:val="false"/>
+                <w:bCs w:val="false"/>
+                <w:color w:val="333333"/>
+                <w:sz w:val="20"/>
+                <w:szCs w:val="20"/>
+              </w:rPr>
+              <w:t xml:space="preserve"/>
+            </w:r>
+          </w:p>
+        </w:tc>
+        <w:tc>
+          <w:tcPr>
+            <w:tcW w:type="dxa" w:w="2000"/>
+            <w:tcMar>
+              <w:top w:type="dxa" w:w="70"/>
+              <w:left w:type="dxa" w:w="110"/>
+              <w:bottom w:type="dxa" w:w="70"/>
+              <w:right w:type="dxa" w:w="110"/>
+            </w:tcMar>
+          </w:tcPr>
+          <w:p>
+            <w:pPr>
+              <w:spacing w:after="20" w:before="20" w:line="250"/>
+            </w:pPr>
+            <w:r>
+              <w:rPr>
+                <w:rFonts w:ascii="Calibri" w:cs="Calibri" w:eastAsia="Calibri" w:hAnsi="Calibri"/>
+                <w:b w:val="false"/>
+                <w:bCs w:val="false"/>
+                <w:color w:val="333333"/>
+                <w:sz w:val="20"/>
+                <w:szCs w:val="20"/>
+              </w:rPr>
+              <w:t xml:space="preserve"/>
+            </w:r>
+          </w:p>
+        </w:tc>
+        <w:tc>
+          <w:tcPr>
+            <w:tcW w:type="dxa" w:w="2248"/>
+            <w:tcMar>
+              <w:top w:type="dxa" w:w="70"/>
+              <w:left w:type="dxa" w:w="110"/>
+              <w:bottom w:type="dxa" w:w="70"/>
+              <w:right w:type="dxa" w:w="110"/>
+            </w:tcMar>
+          </w:tcPr>
+          <w:p>
+            <w:pPr>
+              <w:spacing w:after="20" w:before="20" w:line="250"/>
+            </w:pPr>
+            <w:r>
+              <w:rPr>
+                <w:rFonts w:ascii="Calibri" w:cs="Calibri" w:eastAsia="Calibri" w:hAnsi="Calibri"/>
+                <w:b w:val="false"/>
+                <w:bCs w:val="false"/>
+                <w:color w:val="333333"/>
+                <w:sz w:val="20"/>
+                <w:szCs w:val="20"/>
+              </w:rPr>
+              <w:t xml:space="preserve"/>
+            </w:r>
+          </w:p>
+        </w:tc>
+      </w:tr>
+      <w:tr>
+        <w:tc>
+          <w:tcPr>
+            <w:tcW w:type="dxa" w:w="3000"/>
+            <w:shd w:fill="F4F7F8" w:val="clear"/>
+            <w:tcMar>
+              <w:top w:type="dxa" w:w="70"/>
+              <w:left w:type="dxa" w:w="110"/>
+              <w:bottom w:type="dxa" w:w="70"/>
+              <w:right w:type="dxa" w:w="110"/>
+            </w:tcMar>
+          </w:tcPr>
+          <w:p>
+            <w:pPr>
+              <w:spacing w:after="20" w:before="20" w:line="250"/>
+            </w:pPr>
+            <w:r>
+              <w:rPr>
+                <w:rFonts w:ascii="Calibri" w:cs="Calibri" w:eastAsia="Calibri" w:hAnsi="Calibri"/>
+                <w:b/>
+                <w:bCs/>
+                <w:color w:val="333333"/>
+                <w:sz w:val="20"/>
+                <w:szCs w:val="20"/>
+              </w:rPr>
+              <w:t xml:space="preserve"/>
+            </w:r>
+          </w:p>
+        </w:tc>
+        <w:tc>
+          <w:tcPr>
+            <w:tcW w:type="dxa" w:w="2400"/>
+            <w:shd w:fill="F4F7F8" w:val="clear"/>
+            <w:tcMar>
+              <w:top w:type="dxa" w:w="70"/>
+              <w:left w:type="dxa" w:w="110"/>
+              <w:bottom w:type="dxa" w:w="70"/>
+              <w:right w:type="dxa" w:w="110"/>
+            </w:tcMar>
+          </w:tcPr>
+          <w:p>
+            <w:pPr>
+              <w:spacing w:after="20" w:before="20" w:line="250"/>
+            </w:pPr>
+            <w:r>
+              <w:rPr>
+                <w:rFonts w:ascii="Calibri" w:cs="Calibri" w:eastAsia="Calibri" w:hAnsi="Calibri"/>
+                <w:b w:val="false"/>
+                <w:bCs w:val="false"/>
+                <w:color w:val="333333"/>
+                <w:sz w:val="20"/>
+                <w:szCs w:val="20"/>
+              </w:rPr>
+              <w:t xml:space="preserve"/>
+            </w:r>
+          </w:p>
+        </w:tc>
+        <w:tc>
+          <w:tcPr>
+            <w:tcW w:type="dxa" w:w="2000"/>
+            <w:shd w:fill="F4F7F8" w:val="clear"/>
+            <w:tcMar>
+              <w:top w:type="dxa" w:w="70"/>
+              <w:left w:type="dxa" w:w="110"/>
+              <w:bottom w:type="dxa" w:w="70"/>
+              <w:right w:type="dxa" w:w="110"/>
+            </w:tcMar>
+          </w:tcPr>
+          <w:p>
+            <w:pPr>
+              <w:spacing w:after="20" w:before="20" w:line="250"/>
+            </w:pPr>
+            <w:r>
+              <w:rPr>
+                <w:rFonts w:ascii="Calibri" w:cs="Calibri" w:eastAsia="Calibri" w:hAnsi="Calibri"/>
+                <w:b w:val="false"/>
+                <w:bCs w:val="false"/>
+                <w:color w:val="333333"/>
+                <w:sz w:val="20"/>
+                <w:szCs w:val="20"/>
+              </w:rPr>
+              <w:t xml:space="preserve"/>
+            </w:r>
+          </w:p>
+        </w:tc>
+        <w:tc>
+          <w:tcPr>
+            <w:tcW w:type="dxa" w:w="2248"/>
+            <w:shd w:fill="F4F7F8" w:val="clear"/>
+            <w:tcMar>
+              <w:top w:type="dxa" w:w="70"/>
+              <w:left w:type="dxa" w:w="110"/>
+              <w:bottom w:type="dxa" w:w="70"/>
+              <w:right w:type="dxa" w:w="110"/>
+            </w:tcMar>
+          </w:tcPr>
+          <w:p>
+            <w:pPr>
+              <w:spacing w:after="20" w:before="20" w:line="250"/>
+            </w:pPr>
+            <w:r>
+              <w:rPr>
+                <w:rFonts w:ascii="Calibri" w:cs="Calibri" w:eastAsia="Calibri" w:hAnsi="Calibri"/>
+                <w:b w:val="false"/>
+                <w:bCs w:val="false"/>
+                <w:color w:val="333333"/>
+                <w:sz w:val="20"/>
+                <w:szCs w:val="20"/>
+              </w:rPr>
+              <w:t xml:space="preserve"/>
+            </w:r>
+          </w:p>
+        </w:tc>
+      </w:tr>
+      <w:tr>
+        <w:tc>
+          <w:tcPr>
+            <w:tcW w:type="dxa" w:w="3000"/>
+            <w:tcMar>
+              <w:top w:type="dxa" w:w="70"/>
+              <w:left w:type="dxa" w:w="110"/>
+              <w:bottom w:type="dxa" w:w="70"/>
+              <w:right w:type="dxa" w:w="110"/>
+            </w:tcMar>
+          </w:tcPr>
+          <w:p>
+            <w:pPr>
+              <w:spacing w:after="20" w:before="20" w:line="250"/>
+            </w:pPr>
+            <w:r>
+              <w:rPr>
+                <w:rFonts w:ascii="Calibri" w:cs="Calibri" w:eastAsia="Calibri" w:hAnsi="Calibri"/>
+                <w:b/>
+                <w:bCs/>
+                <w:color w:val="333333"/>
+                <w:sz w:val="20"/>
+                <w:szCs w:val="20"/>
+              </w:rPr>
+              <w:t xml:space="preserve"/>
+            </w:r>
+          </w:p>
+        </w:tc>
+        <w:tc>
+          <w:tcPr>
+            <w:tcW w:type="dxa" w:w="2400"/>
+            <w:tcMar>
+              <w:top w:type="dxa" w:w="70"/>
+              <w:left w:type="dxa" w:w="110"/>
+              <w:bottom w:type="dxa" w:w="70"/>
+              <w:right w:type="dxa" w:w="110"/>
+            </w:tcMar>
+          </w:tcPr>
+          <w:p>
+            <w:pPr>
+              <w:spacing w:after="20" w:before="20" w:line="250"/>
+            </w:pPr>
+            <w:r>
+              <w:rPr>
+                <w:rFonts w:ascii="Calibri" w:cs="Calibri" w:eastAsia="Calibri" w:hAnsi="Calibri"/>
+                <w:b w:val="false"/>
+                <w:bCs w:val="false"/>
+                <w:color w:val="333333"/>
+                <w:sz w:val="20"/>
+                <w:szCs w:val="20"/>
+              </w:rPr>
+              <w:t xml:space="preserve"/>
+            </w:r>
+          </w:p>
+        </w:tc>
+        <w:tc>
+          <w:tcPr>
+            <w:tcW w:type="dxa" w:w="2000"/>
+            <w:tcMar>
+              <w:top w:type="dxa" w:w="70"/>
+              <w:left w:type="dxa" w:w="110"/>
+              <w:bottom w:type="dxa" w:w="70"/>
+              <w:right w:type="dxa" w:w="110"/>
+            </w:tcMar>
+          </w:tcPr>
+          <w:p>
+            <w:pPr>
+              <w:spacing w:after="20" w:before="20" w:line="250"/>
+            </w:pPr>
+            <w:r>
+              <w:rPr>
+                <w:rFonts w:ascii="Calibri" w:cs="Calibri" w:eastAsia="Calibri" w:hAnsi="Calibri"/>
+                <w:b w:val="false"/>
+                <w:bCs w:val="false"/>
+                <w:color w:val="333333"/>
+                <w:sz w:val="20"/>
+                <w:szCs w:val="20"/>
+              </w:rPr>
+              <w:t xml:space="preserve"/>
+            </w:r>
+          </w:p>
+        </w:tc>
+        <w:tc>
+          <w:tcPr>
+            <w:tcW w:type="dxa" w:w="2248"/>
+            <w:tcMar>
+              <w:top w:type="dxa" w:w="70"/>
+              <w:left w:type="dxa" w:w="110"/>
+              <w:bottom w:type="dxa" w:w="70"/>
+              <w:right w:type="dxa" w:w="110"/>
+            </w:tcMar>
+          </w:tcPr>
+          <w:p>
+            <w:pPr>
+              <w:spacing w:after="20" w:before="20" w:line="250"/>
+            </w:pPr>
+            <w:r>
+              <w:rPr>
+                <w:rFonts w:ascii="Calibri" w:cs="Calibri" w:eastAsia="Calibri" w:hAnsi="Calibri"/>
+                <w:b w:val="false"/>
+                <w:bCs w:val="false"/>
+                <w:color w:val="333333"/>
+                <w:sz w:val="20"/>
+                <w:szCs w:val="20"/>
+              </w:rPr>
+              <w:t xml:space="preserve"/>
+            </w:r>
+          </w:p>
+        </w:tc>
+      </w:tr>
+      <w:tr>
+        <w:tc>
+          <w:tcPr>
+            <w:tcW w:type="dxa" w:w="3000"/>
+            <w:shd w:fill="F4F7F8" w:val="clear"/>
+            <w:tcMar>
+              <w:top w:type="dxa" w:w="70"/>
+              <w:left w:type="dxa" w:w="110"/>
+              <w:bottom w:type="dxa" w:w="70"/>
+              <w:right w:type="dxa" w:w="110"/>
+            </w:tcMar>
+          </w:tcPr>
+          <w:p>
+            <w:pPr>
+              <w:spacing w:after="20" w:before="20" w:line="250"/>
+            </w:pPr>
+            <w:r>
+              <w:rPr>
+                <w:rFonts w:ascii="Calibri" w:cs="Calibri" w:eastAsia="Calibri" w:hAnsi="Calibri"/>
+                <w:b/>
+                <w:bCs/>
+                <w:color w:val="333333"/>
+                <w:sz w:val="20"/>
+                <w:szCs w:val="20"/>
+              </w:rPr>
+              <w:t xml:space="preserve"/>
+            </w:r>
+          </w:p>
+        </w:tc>
+        <w:tc>
+          <w:tcPr>
+            <w:tcW w:type="dxa" w:w="2400"/>
+            <w:shd w:fill="F4F7F8" w:val="clear"/>
+            <w:tcMar>
+              <w:top w:type="dxa" w:w="70"/>
+              <w:left w:type="dxa" w:w="110"/>
+              <w:bottom w:type="dxa" w:w="70"/>
+              <w:right w:type="dxa" w:w="110"/>
+            </w:tcMar>
+          </w:tcPr>
+          <w:p>
+            <w:pPr>
+              <w:spacing w:after="20" w:before="20" w:line="250"/>
+            </w:pPr>
+            <w:r>
+              <w:rPr>
+                <w:rFonts w:ascii="Calibri" w:cs="Calibri" w:eastAsia="Calibri" w:hAnsi="Calibri"/>
+                <w:b w:val="false"/>
+                <w:bCs w:val="false"/>
+                <w:color w:val="333333"/>
+                <w:sz w:val="20"/>
+                <w:szCs w:val="20"/>
+              </w:rPr>
+              <w:t xml:space="preserve"/>
+            </w:r>
+          </w:p>
+        </w:tc>
+        <w:tc>
+          <w:tcPr>
+            <w:tcW w:type="dxa" w:w="2000"/>
+            <w:shd w:fill="F4F7F8" w:val="clear"/>
+            <w:tcMar>
+              <w:top w:type="dxa" w:w="70"/>
+              <w:left w:type="dxa" w:w="110"/>
+              <w:bottom w:type="dxa" w:w="70"/>
+              <w:right w:type="dxa" w:w="110"/>
+            </w:tcMar>
+          </w:tcPr>
+          <w:p>
+            <w:pPr>
+              <w:spacing w:after="20" w:before="20" w:line="250"/>
+            </w:pPr>
+            <w:r>
+              <w:rPr>
+                <w:rFonts w:ascii="Calibri" w:cs="Calibri" w:eastAsia="Calibri" w:hAnsi="Calibri"/>
+                <w:b w:val="false"/>
+                <w:bCs w:val="false"/>
+                <w:color w:val="333333"/>
+                <w:sz w:val="20"/>
+                <w:szCs w:val="20"/>
+              </w:rPr>
+              <w:t xml:space="preserve"/>
+            </w:r>
+          </w:p>
+        </w:tc>
+        <w:tc>
+          <w:tcPr>
+            <w:tcW w:type="dxa" w:w="2248"/>
+            <w:shd w:fill="F4F7F8" w:val="clear"/>
+            <w:tcMar>
+              <w:top w:type="dxa" w:w="70"/>
+              <w:left w:type="dxa" w:w="110"/>
+              <w:bottom w:type="dxa" w:w="70"/>
+              <w:right w:type="dxa" w:w="110"/>
+            </w:tcMar>
+          </w:tcPr>
+          <w:p>
+            <w:pPr>
+              <w:spacing w:after="20" w:before="20" w:line="250"/>
+            </w:pPr>
+            <w:r>
+              <w:rPr>
+                <w:rFonts w:ascii="Calibri" w:cs="Calibri" w:eastAsia="Calibri" w:hAnsi="Calibri"/>
+                <w:b w:val="false"/>
+                <w:bCs w:val="false"/>
+                <w:color w:val="333333"/>
+                <w:sz w:val="20"/>
+                <w:szCs w:val="20"/>
+              </w:rPr>
+              <w:t xml:space="preserve"/>
+            </w:r>
+          </w:p>
+        </w:tc>
+      </w:tr>
+      <w:tr>
+        <w:tc>
+          <w:tcPr>
+            <w:tcW w:type="dxa" w:w="3000"/>
+            <w:tcMar>
+              <w:top w:type="dxa" w:w="70"/>
+              <w:left w:type="dxa" w:w="110"/>
+              <w:bottom w:type="dxa" w:w="70"/>
+              <w:right w:type="dxa" w:w="110"/>
+            </w:tcMar>
+          </w:tcPr>
+          <w:p>
+            <w:pPr>
+              <w:spacing w:after="20" w:before="20" w:line="250"/>
+            </w:pPr>
+            <w:r>
+              <w:rPr>
+                <w:rFonts w:ascii="Calibri" w:cs="Calibri" w:eastAsia="Calibri" w:hAnsi="Calibri"/>
+                <w:b/>
+                <w:bCs/>
+                <w:color w:val="333333"/>
+                <w:sz w:val="20"/>
+                <w:szCs w:val="20"/>
+              </w:rPr>
+              <w:t xml:space="preserve"/>
+            </w:r>
+          </w:p>
+        </w:tc>
+        <w:tc>
+          <w:tcPr>
+            <w:tcW w:type="dxa" w:w="2400"/>
+            <w:tcMar>
+              <w:top w:type="dxa" w:w="70"/>
+              <w:left w:type="dxa" w:w="110"/>
+              <w:bottom w:type="dxa" w:w="70"/>
+              <w:right w:type="dxa" w:w="110"/>
+            </w:tcMar>
+          </w:tcPr>
+          <w:p>
+            <w:pPr>
+              <w:spacing w:after="20" w:before="20" w:line="250"/>
+            </w:pPr>
+            <w:r>
+              <w:rPr>
+                <w:rFonts w:ascii="Calibri" w:cs="Calibri" w:eastAsia="Calibri" w:hAnsi="Calibri"/>
+                <w:b w:val="false"/>
+                <w:bCs w:val="false"/>
+                <w:color w:val="333333"/>
+                <w:sz w:val="20"/>
+                <w:szCs w:val="20"/>
+              </w:rPr>
+              <w:t xml:space="preserve"/>
+            </w:r>
+          </w:p>
+        </w:tc>
+        <w:tc>
+          <w:tcPr>
+            <w:tcW w:type="dxa" w:w="2000"/>
+            <w:tcMar>
+              <w:top w:type="dxa" w:w="70"/>
+              <w:left w:type="dxa" w:w="110"/>
+              <w:bottom w:type="dxa" w:w="70"/>
+              <w:right w:type="dxa" w:w="110"/>
+            </w:tcMar>
+          </w:tcPr>
+          <w:p>
+            <w:pPr>
+              <w:spacing w:after="20" w:before="20" w:line="250"/>
+            </w:pPr>
+            <w:r>
+              <w:rPr>
+                <w:rFonts w:ascii="Calibri" w:cs="Calibri" w:eastAsia="Calibri" w:hAnsi="Calibri"/>
+                <w:b w:val="false"/>
+                <w:bCs w:val="false"/>
+                <w:color w:val="333333"/>
+                <w:sz w:val="20"/>
+                <w:szCs w:val="20"/>
+              </w:rPr>
+              <w:t xml:space="preserve"/>
+            </w:r>
+          </w:p>
+        </w:tc>
+        <w:tc>
+          <w:tcPr>
+            <w:tcW w:type="dxa" w:w="2248"/>
+            <w:tcMar>
+              <w:top w:type="dxa" w:w="70"/>
+              <w:left w:type="dxa" w:w="110"/>
+              <w:bottom w:type="dxa" w:w="70"/>
+              <w:right w:type="dxa" w:w="110"/>
+            </w:tcMar>
+          </w:tcPr>
+          <w:p>
+            <w:pPr>
+              <w:spacing w:after="20" w:before="20" w:line="250"/>
+            </w:pPr>
+            <w:r>
+              <w:rPr>
+                <w:rFonts w:ascii="Calibri" w:cs="Calibri" w:eastAsia="Calibri" w:hAnsi="Calibri"/>
+                <w:b w:val="false"/>
+                <w:bCs w:val="false"/>
+                <w:color w:val="333333"/>
+                <w:sz w:val="20"/>
+                <w:szCs w:val="20"/>
+              </w:rPr>
+              <w:t xml:space="preserve"/>
+            </w:r>
+          </w:p>
+        </w:tc>
+      </w:tr>
+      <w:tr>
+        <w:tc>
+          <w:tcPr>
+            <w:tcW w:type="dxa" w:w="3000"/>
+            <w:shd w:fill="F4F7F8" w:val="clear"/>
+            <w:tcMar>
+              <w:top w:type="dxa" w:w="70"/>
+              <w:left w:type="dxa" w:w="110"/>
+              <w:bottom w:type="dxa" w:w="70"/>
+              <w:right w:type="dxa" w:w="110"/>
+            </w:tcMar>
+          </w:tcPr>
+          <w:p>
+            <w:pPr>
+              <w:spacing w:after="20" w:before="20" w:line="250"/>
+            </w:pPr>
+            <w:r>
+              <w:rPr>
+                <w:rFonts w:ascii="Calibri" w:cs="Calibri" w:eastAsia="Calibri" w:hAnsi="Calibri"/>
+                <w:b/>
+                <w:bCs/>
+                <w:color w:val="333333"/>
+                <w:sz w:val="20"/>
+                <w:szCs w:val="20"/>
+              </w:rPr>
+              <w:t xml:space="preserve"/>
+            </w:r>
+          </w:p>
+        </w:tc>
+        <w:tc>
+          <w:tcPr>
+            <w:tcW w:type="dxa" w:w="2400"/>
+            <w:shd w:fill="F4F7F8" w:val="clear"/>
+            <w:tcMar>
+              <w:top w:type="dxa" w:w="70"/>
+              <w:left w:type="dxa" w:w="110"/>
+              <w:bottom w:type="dxa" w:w="70"/>
+              <w:right w:type="dxa" w:w="110"/>
+            </w:tcMar>
+          </w:tcPr>
+          <w:p>
+            <w:pPr>
+              <w:spacing w:after="20" w:before="20" w:line="250"/>
+            </w:pPr>
+            <w:r>
+              <w:rPr>
+                <w:rFonts w:ascii="Calibri" w:cs="Calibri" w:eastAsia="Calibri" w:hAnsi="Calibri"/>
+                <w:b w:val="false"/>
+                <w:bCs w:val="false"/>
+                <w:color w:val="333333"/>
+                <w:sz w:val="20"/>
+                <w:szCs w:val="20"/>
+              </w:rPr>
+              <w:t xml:space="preserve"/>
+            </w:r>
+          </w:p>
+        </w:tc>
+        <w:tc>
+          <w:tcPr>
+            <w:tcW w:type="dxa" w:w="2000"/>
+            <w:shd w:fill="F4F7F8" w:val="clear"/>
+            <w:tcMar>
+              <w:top w:type="dxa" w:w="70"/>
+              <w:left w:type="dxa" w:w="110"/>
+              <w:bottom w:type="dxa" w:w="70"/>
+              <w:right w:type="dxa" w:w="110"/>
+            </w:tcMar>
+          </w:tcPr>
+          <w:p>
+            <w:pPr>
+              <w:spacing w:after="20" w:before="20" w:line="250"/>
+            </w:pPr>
+            <w:r>
+              <w:rPr>
+                <w:rFonts w:ascii="Calibri" w:cs="Calibri" w:eastAsia="Calibri" w:hAnsi="Calibri"/>
+                <w:b w:val="false"/>
+                <w:bCs w:val="false"/>
+                <w:color w:val="333333"/>
+                <w:sz w:val="20"/>
+                <w:szCs w:val="20"/>
+              </w:rPr>
+              <w:t xml:space="preserve"/>
+            </w:r>
+          </w:p>
+        </w:tc>
+        <w:tc>
+          <w:tcPr>
+            <w:tcW w:type="dxa" w:w="2248"/>
+            <w:shd w:fill="F4F7F8" w:val="clear"/>
+            <w:tcMar>
+              <w:top w:type="dxa" w:w="70"/>
+              <w:left w:type="dxa" w:w="110"/>
+              <w:bottom w:type="dxa" w:w="70"/>
+              <w:right w:type="dxa" w:w="110"/>
+            </w:tcMar>
+          </w:tcPr>
+          <w:p>
+            <w:pPr>
+              <w:spacing w:after="20" w:before="20" w:line="250"/>
+            </w:pPr>
+            <w:r>
+              <w:rPr>
+                <w:rFonts w:ascii="Calibri" w:cs="Calibri" w:eastAsia="Calibri" w:hAnsi="Calibri"/>
+                <w:b w:val="false"/>
+                <w:bCs w:val="false"/>
+                <w:color w:val="333333"/>
+                <w:sz w:val="20"/>
+                <w:szCs w:val="20"/>
+              </w:rPr>
+              <w:t xml:space="preserve"/>
+            </w:r>
+          </w:p>
+        </w:tc>
+      </w:tr>
+    </w:tbl>
+    <w:p>
+      <w:r>
+        <w:br w:type="page"/>
+      </w:r>
+    </w:p>
+    <w:p>
+      <w:pPr>
+        <w:pStyle w:val="Heading2"/>
+        <w:keepNext/>
+        <w:spacing w:after="100" w:before="260"/>
+      </w:pPr>
+      <w:r>
+        <w:rPr>
+          <w:rFonts w:ascii="Calibri" w:cs="Calibri" w:eastAsia="Calibri" w:hAnsi="Calibri"/>
+          <w:b/>
+          <w:bCs/>
+          <w:color w:val="003D5B"/>
+          <w:sz w:val="25"/>
+          <w:szCs w:val="25"/>
+        </w:rPr>
+        <w:t xml:space="preserve">A4 — If things go wrong</w:t>
+      </w:r>
+    </w:p>
+    <w:tbl>
+      <w:tblPr>
+        <w:tblW w:type="dxa" w:w="9648"/>
+        <w:tblBorders>
+          <w:top w:val="single" w:color="auto" w:sz="4"/>
+          <w:left w:val="single" w:color="auto" w:sz="4"/>
+          <w:bottom w:val="single" w:color="auto" w:sz="4"/>
+          <w:right w:val="single" w:color="auto" w:sz="4"/>
+          <w:insideH w:val="single" w:color="auto" w:sz="4"/>
+          <w:insideV w:val="single" w:color="auto" w:sz="4"/>
+        </w:tblBorders>
+      </w:tblPr>
+      <w:tblGrid>
+        <w:gridCol w:w="2800"/>
+        <w:gridCol w:w="6848"/>
+      </w:tblGrid>
+      <w:tr>
+        <w:trPr>
+          <w:tblHeader/>
+        </w:trPr>
+        <w:tc>
+          <w:tcPr>
+            <w:tcW w:type="dxa" w:w="2800"/>
+            <w:shd w:fill="003D5B" w:val="clear"/>
+            <w:tcMar>
+              <w:top w:type="dxa" w:w="70"/>
+              <w:left w:type="dxa" w:w="110"/>
+              <w:bottom w:type="dxa" w:w="70"/>
+              <w:right w:type="dxa" w:w="110"/>
+            </w:tcMar>
+          </w:tcPr>
+          <w:p>
+            <w:pPr>
+              <w:spacing w:after="20" w:before="20" w:line="250"/>
+            </w:pPr>
+            <w:r>
+              <w:rPr>
+                <w:rFonts w:ascii="Calibri" w:cs="Calibri" w:eastAsia="Calibri" w:hAnsi="Calibri"/>
+                <w:b/>
+                <w:bCs/>
+                <w:caps/>
+                <w:color w:val="FFFFFF"/>
+                <w:spacing w:val="25"/>
+                <w:sz w:val="18"/>
+                <w:szCs w:val="18"/>
+              </w:rPr>
+              <w:t xml:space="preserve">Situation</w:t>
+            </w:r>
+          </w:p>
+        </w:tc>
+        <w:tc>
+          <w:tcPr>
+            <w:tcW w:type="dxa" w:w="6848"/>
+            <w:shd w:fill="003D5B" w:val="clear"/>
+            <w:tcMar>
+              <w:top w:type="dxa" w:w="70"/>
+              <w:left w:type="dxa" w:w="110"/>
+              <w:bottom w:type="dxa" w:w="70"/>
+              <w:right w:type="dxa" w:w="110"/>
+            </w:tcMar>
+          </w:tcPr>
+          <w:p>
+            <w:pPr>
+              <w:spacing w:after="20" w:before="20" w:line="250"/>
+            </w:pPr>
+            <w:r>
+              <w:rPr>
+                <w:rFonts w:ascii="Calibri" w:cs="Calibri" w:eastAsia="Calibri" w:hAnsi="Calibri"/>
+                <w:b/>
+                <w:bCs/>
+                <w:caps/>
+                <w:color w:val="FFFFFF"/>
+                <w:spacing w:val="25"/>
+                <w:sz w:val="18"/>
+                <w:szCs w:val="18"/>
+              </w:rPr>
+              <w:t xml:space="preserve">What to do</w:t>
+            </w:r>
+          </w:p>
+        </w:tc>
+      </w:tr>
+      <w:tr>
+        <w:tc>
+          <w:tcPr>
+            <w:tcW w:type="dxa" w:w="2800"/>
+            <w:tcMar>
+              <w:top w:type="dxa" w:w="70"/>
+              <w:left w:type="dxa" w:w="110"/>
+              <w:bottom w:type="dxa" w:w="70"/>
+              <w:right w:type="dxa" w:w="110"/>
+            </w:tcMar>
+          </w:tcPr>
+          <w:p>
+            <w:pPr>
+              <w:spacing w:after="20" w:before="20" w:line="250"/>
+            </w:pPr>
+            <w:r>
+              <w:rPr>
+                <w:rFonts w:ascii="Calibri" w:cs="Calibri" w:eastAsia="Calibri" w:hAnsi="Calibri"/>
+                <w:b/>
+                <w:bCs/>
+                <w:color w:val="333333"/>
+                <w:sz w:val="20"/>
+                <w:szCs w:val="20"/>
+              </w:rPr>
+              <w:t xml:space="preserve">You are running over time</w:t>
+            </w:r>
+          </w:p>
+        </w:tc>
+        <w:tc>
+          <w:tcPr>
+            <w:tcW w:type="dxa" w:w="6848"/>
+            <w:tcMar>
+              <w:top w:type="dxa" w:w="70"/>
+              <w:left w:type="dxa" w:w="110"/>
+              <w:bottom w:type="dxa" w:w="70"/>
+              <w:right w:type="dxa" w:w="110"/>
+            </w:tcMar>
+          </w:tcPr>
+          <w:p>
+            <w:pPr>
+              <w:spacing w:after="20" w:before="20" w:line="250"/>
+            </w:pPr>
+            <w:r>
+              <w:rPr>
+                <w:rFonts w:ascii="Calibri" w:cs="Calibri" w:eastAsia="Calibri" w:hAnsi="Calibri"/>
+                <w:b w:val="false"/>
+                <w:bCs w:val="false"/>
+                <w:color w:val="333333"/>
+                <w:sz w:val="20"/>
+                <w:szCs w:val="20"/>
+              </w:rPr>
+              <w:t xml:space="preserve">Cut the walk-through of what is built, never the questions. What is built can be seen any time; the answers only exist while these people are here.</w:t>
+            </w:r>
+          </w:p>
+        </w:tc>
+      </w:tr>
+      <w:tr>
+        <w:tc>
+          <w:tcPr>
+            <w:tcW w:type="dxa" w:w="2800"/>
+            <w:shd w:fill="F4F7F8" w:val="clear"/>
+            <w:tcMar>
+              <w:top w:type="dxa" w:w="70"/>
+              <w:left w:type="dxa" w:w="110"/>
+              <w:bottom w:type="dxa" w:w="70"/>
+              <w:right w:type="dxa" w:w="110"/>
+            </w:tcMar>
+          </w:tcPr>
+          <w:p>
+            <w:pPr>
+              <w:spacing w:after="20" w:before="20" w:line="250"/>
+            </w:pPr>
+            <w:r>
+              <w:rPr>
+                <w:rFonts w:ascii="Calibri" w:cs="Calibri" w:eastAsia="Calibri" w:hAnsi="Calibri"/>
+                <w:b w:val="false"/>
+                <w:bCs w:val="false"/>
+                <w:color w:val="333333"/>
+                <w:sz w:val="20"/>
+                <w:szCs w:val="20"/>
+              </w:rPr>
+              <w:t xml:space="preserve">The person who knows is absent</w:t>
+            </w:r>
+          </w:p>
+        </w:tc>
+        <w:tc>
+          <w:tcPr>
+            <w:tcW w:type="dxa" w:w="6848"/>
+            <w:shd w:fill="F4F7F8" w:val="clear"/>
+            <w:tcMar>
+              <w:top w:type="dxa" w:w="70"/>
+              <w:left w:type="dxa" w:w="110"/>
+              <w:bottom w:type="dxa" w:w="70"/>
+              <w:right w:type="dxa" w:w="110"/>
+            </w:tcMar>
+          </w:tcPr>
+          <w:p>
+            <w:pPr>
+              <w:spacing w:after="20" w:before="20" w:line="250"/>
+            </w:pPr>
+            <w:r>
+              <w:rPr>
+                <w:rFonts w:ascii="Calibri" w:cs="Calibri" w:eastAsia="Calibri" w:hAnsi="Calibri"/>
+                <w:b w:val="false"/>
+                <w:bCs w:val="false"/>
+                <w:color w:val="333333"/>
+                <w:sz w:val="20"/>
+                <w:szCs w:val="20"/>
+              </w:rPr>
+              <w:t xml:space="preserve">Do not guess on their behalf. Park the item with their name against it and move on. Note it at the close.</w:t>
+            </w:r>
+          </w:p>
+        </w:tc>
+      </w:tr>
+      <w:tr>
+        <w:tc>
+          <w:tcPr>
+            <w:tcW w:type="dxa" w:w="2800"/>
+            <w:tcMar>
+              <w:top w:type="dxa" w:w="70"/>
+              <w:left w:type="dxa" w:w="110"/>
+              <w:bottom w:type="dxa" w:w="70"/>
+              <w:right w:type="dxa" w:w="110"/>
+            </w:tcMar>
+          </w:tcPr>
+          <w:p>
+            <w:pPr>
+              <w:spacing w:after="20" w:before="20" w:line="250"/>
+            </w:pPr>
+            <w:r>
+              <w:rPr>
+                <w:rFonts w:ascii="Calibri" w:cs="Calibri" w:eastAsia="Calibri" w:hAnsi="Calibri"/>
+                <w:b w:val="false"/>
+                <w:bCs w:val="false"/>
+                <w:color w:val="333333"/>
+                <w:sz w:val="20"/>
+                <w:szCs w:val="20"/>
+              </w:rPr>
+              <w:t xml:space="preserve">The room goes quiet on a question</w:t>
+            </w:r>
+          </w:p>
+        </w:tc>
+        <w:tc>
+          <w:tcPr>
+            <w:tcW w:type="dxa" w:w="6848"/>
+            <w:tcMar>
+              <w:top w:type="dxa" w:w="70"/>
+              <w:left w:type="dxa" w:w="110"/>
+              <w:bottom w:type="dxa" w:w="70"/>
+              <w:right w:type="dxa" w:w="110"/>
+            </w:tcMar>
+          </w:tcPr>
+          <w:p>
+            <w:pPr>
+              <w:spacing w:after="20" w:before="20" w:line="250"/>
+            </w:pPr>
+            <w:r>
+              <w:rPr>
+                <w:rFonts w:ascii="Calibri" w:cs="Calibri" w:eastAsia="Calibri" w:hAnsi="Calibri"/>
+                <w:b w:val="false"/>
+                <w:bCs w:val="false"/>
+                <w:color w:val="333333"/>
+                <w:sz w:val="20"/>
+                <w:szCs w:val="20"/>
+              </w:rPr>
+              <w:t xml:space="preserve">Wait. Count to five silently before rephrasing. Most useful answers arrive in the pause people are tempted to fill.</w:t>
+            </w:r>
+          </w:p>
+        </w:tc>
+      </w:tr>
+      <w:tr>
+        <w:tc>
+          <w:tcPr>
+            <w:tcW w:type="dxa" w:w="2800"/>
+            <w:shd w:fill="F4F7F8" w:val="clear"/>
+            <w:tcMar>
+              <w:top w:type="dxa" w:w="70"/>
+              <w:left w:type="dxa" w:w="110"/>
+              <w:bottom w:type="dxa" w:w="70"/>
+              <w:right w:type="dxa" w:w="110"/>
+            </w:tcMar>
+          </w:tcPr>
+          <w:p>
+            <w:pPr>
+              <w:spacing w:after="20" w:before="20" w:line="250"/>
+            </w:pPr>
+            <w:r>
+              <w:rPr>
+                <w:rFonts w:ascii="Calibri" w:cs="Calibri" w:eastAsia="Calibri" w:hAnsi="Calibri"/>
+                <w:b w:val="false"/>
+                <w:bCs w:val="false"/>
+                <w:color w:val="333333"/>
+                <w:sz w:val="20"/>
+                <w:szCs w:val="20"/>
+              </w:rPr>
+              <w:t xml:space="preserve">An argument starts about scope</w:t>
+            </w:r>
+          </w:p>
+        </w:tc>
+        <w:tc>
+          <w:tcPr>
+            <w:tcW w:type="dxa" w:w="6848"/>
+            <w:shd w:fill="F4F7F8" w:val="clear"/>
+            <w:tcMar>
+              <w:top w:type="dxa" w:w="70"/>
+              <w:left w:type="dxa" w:w="110"/>
+              <w:bottom w:type="dxa" w:w="70"/>
+              <w:right w:type="dxa" w:w="110"/>
+            </w:tcMar>
+          </w:tcPr>
+          <w:p>
+            <w:pPr>
+              <w:spacing w:after="20" w:before="20" w:line="250"/>
+            </w:pPr>
+            <w:r>
+              <w:rPr>
+                <w:rFonts w:ascii="Calibri" w:cs="Calibri" w:eastAsia="Calibri" w:hAnsi="Calibri"/>
+                <w:b w:val="false"/>
+                <w:bCs w:val="false"/>
+                <w:color w:val="333333"/>
+                <w:sz w:val="20"/>
+                <w:szCs w:val="20"/>
+              </w:rPr>
+              <w:t xml:space="preserve">Take it out of the room: “Let me record both positions and we will resolve it outside this session.” Write both down and move on.</w:t>
+            </w:r>
+          </w:p>
+        </w:tc>
+      </w:tr>
+      <w:tr>
+        <w:tc>
+          <w:tcPr>
+            <w:tcW w:type="dxa" w:w="2800"/>
+            <w:tcMar>
+              <w:top w:type="dxa" w:w="70"/>
+              <w:left w:type="dxa" w:w="110"/>
+              <w:bottom w:type="dxa" w:w="70"/>
+              <w:right w:type="dxa" w:w="110"/>
+            </w:tcMar>
+          </w:tcPr>
+          <w:p>
+            <w:pPr>
+              <w:spacing w:after="20" w:before="20" w:line="250"/>
+            </w:pPr>
+            <w:r>
+              <w:rPr>
+                <w:rFonts w:ascii="Calibri" w:cs="Calibri" w:eastAsia="Calibri" w:hAnsi="Calibri"/>
+                <w:b/>
+                <w:bCs/>
+                <w:color w:val="333333"/>
+                <w:sz w:val="20"/>
+                <w:szCs w:val="20"/>
+              </w:rPr>
+              <w:t xml:space="preserve">Screen sharing fails</w:t>
+            </w:r>
+          </w:p>
+        </w:tc>
+        <w:tc>
+          <w:tcPr>
+            <w:tcW w:type="dxa" w:w="6848"/>
+            <w:tcMar>
+              <w:top w:type="dxa" w:w="70"/>
+              <w:left w:type="dxa" w:w="110"/>
+              <w:bottom w:type="dxa" w:w="70"/>
+              <w:right w:type="dxa" w:w="110"/>
+            </w:tcMar>
+          </w:tcPr>
+          <w:p>
+            <w:pPr>
+              <w:spacing w:after="20" w:before="20" w:line="250"/>
+            </w:pPr>
+            <w:r>
+              <w:rPr>
+                <w:rFonts w:ascii="Calibri" w:cs="Calibri" w:eastAsia="Calibri" w:hAnsi="Calibri"/>
+                <w:b w:val="false"/>
+                <w:bCs w:val="false"/>
+                <w:color w:val="333333"/>
+                <w:sz w:val="20"/>
+                <w:szCs w:val="20"/>
+              </w:rPr>
+              <w:t xml:space="preserve">Keep talking through the deck from this script. The SAY lines work without the slides. Fix the share at the next segment break.</w:t>
+            </w:r>
+          </w:p>
+        </w:tc>
+      </w:tr>
+      <w:tr>
+        <w:tc>
+          <w:tcPr>
+            <w:tcW w:type="dxa" w:w="2800"/>
+            <w:shd w:fill="F4F7F8" w:val="clear"/>
+            <w:tcMar>
+              <w:top w:type="dxa" w:w="70"/>
+              <w:left w:type="dxa" w:w="110"/>
+              <w:bottom w:type="dxa" w:w="70"/>
+              <w:right w:type="dxa" w:w="110"/>
+            </w:tcMar>
+          </w:tcPr>
+          <w:p>
+            <w:pPr>
+              <w:spacing w:after="20" w:before="20" w:line="250"/>
+            </w:pPr>
+            <w:r>
+              <w:rPr>
+                <w:rFonts w:ascii="Calibri" w:cs="Calibri" w:eastAsia="Calibri" w:hAnsi="Calibri"/>
+                <w:b w:val="false"/>
+                <w:bCs w:val="false"/>
+                <w:color w:val="333333"/>
+                <w:sz w:val="20"/>
+                <w:szCs w:val="20"/>
+              </w:rPr>
+              <w:t xml:space="preserve">They want to change something already built</w:t>
+            </w:r>
+          </w:p>
+        </w:tc>
+        <w:tc>
+          <w:tcPr>
+            <w:tcW w:type="dxa" w:w="6848"/>
+            <w:shd w:fill="F4F7F8" w:val="clear"/>
+            <w:tcMar>
+              <w:top w:type="dxa" w:w="70"/>
+              <w:left w:type="dxa" w:w="110"/>
+              <w:bottom w:type="dxa" w:w="70"/>
+              <w:right w:type="dxa" w:w="110"/>
+            </w:tcMar>
+          </w:tcPr>
+          <w:p>
+            <w:pPr>
+              <w:spacing w:after="20" w:before="20" w:line="250"/>
+            </w:pPr>
+            <w:r>
+              <w:rPr>
+                <w:rFonts w:ascii="Calibri" w:cs="Calibri" w:eastAsia="Calibri" w:hAnsi="Calibri"/>
+                <w:b w:val="false"/>
+                <w:bCs w:val="false"/>
+                <w:color w:val="333333"/>
+                <w:sz w:val="20"/>
+                <w:szCs w:val="20"/>
+              </w:rPr>
+              <w:t xml:space="preserve">Good — that is one of the three actions. Record it as a change request against the row rather than debating the design now.</w:t>
+            </w:r>
+          </w:p>
+        </w:tc>
+      </w:tr>
+    </w:tbl>
+    <w:p>
+      <w:pPr>
+        <w:pStyle w:val="Heading2"/>
+        <w:keepNext/>
+        <w:spacing w:after="100" w:before="260"/>
+      </w:pPr>
+      <w:r>
+        <w:rPr>
+          <w:rFonts w:ascii="Calibri" w:cs="Calibri" w:eastAsia="Calibri" w:hAnsi="Calibri"/>
+          <w:b/>
+          <w:bCs/>
+          <w:color w:val="003D5B"/>
+          <w:sz w:val="25"/>
+          <w:szCs w:val="25"/>
+        </w:rPr>
+        <w:t xml:space="preserve">A5 — After the session</w:t>
+      </w:r>
+    </w:p>
+    <w:p>
+      <w:pPr>
+        <w:keepNext/>
+        <w:spacing w:after="40" w:before="140"/>
+      </w:pPr>
+      <w:r>
+        <w:rPr>
+          <w:rFonts w:ascii="Calibri" w:cs="Calibri" w:eastAsia="Calibri" w:hAnsi="Calibri"/>
+          <w:b/>
+          <w:bCs/>
+          <w:caps/>
+          <w:color w:val="009B8A"/>
+          <w:spacing w:val="30"/>
+          <w:sz w:val="17"/>
+          <w:szCs w:val="17"/>
+        </w:rPr>
+        <w:t xml:space="preserve">Within two working days</w:t>
+      </w:r>
+    </w:p>
+    <w:p>
+      <w:pPr>
+        <w:pBdr>
+          <w:left w:val="single" w:color="009B8A" w:sz="12" w:space="10"/>
+        </w:pBdr>
+        <w:spacing w:after="30" w:before="30" w:line="264"/>
+        <w:ind w:left="259"/>
+      </w:pPr>
+      <w:r>
+        <w:rPr>
+          <w:rFonts w:ascii="Calibri" w:cs="Calibri" w:eastAsia="Calibri" w:hAnsi="Calibri"/>
+          <w:color w:val="333333"/>
+          <w:sz w:val="21"/>
+          <w:szCs w:val="21"/>
+        </w:rPr>
+        <w:t xml:space="preserve">Update the workbook with everything agreed, so the file reflects the room rather than your memory of it.</w:t>
+      </w:r>
+    </w:p>
+    <w:p>
+      <w:pPr>
+        <w:pBdr>
+          <w:left w:val="single" w:color="009B8A" w:sz="12" w:space="10"/>
+        </w:pBdr>
+        <w:spacing w:after="30" w:before="30" w:line="264"/>
+        <w:ind w:left="259"/>
+      </w:pPr>
+      <w:r>
+        <w:rPr>
+          <w:rFonts w:ascii="Calibri" w:cs="Calibri" w:eastAsia="Calibri" w:hAnsi="Calibri"/>
+          <w:color w:val="333333"/>
+          <w:sz w:val="21"/>
+          <w:szCs w:val="21"/>
+        </w:rPr>
+        <w:t xml:space="preserve">Show dropped items struck through rather than deleted, so the decision stays visible.</w:t>
+      </w:r>
+    </w:p>
+    <w:p>
+      <w:pPr>
+        <w:pBdr>
+          <w:left w:val="single" w:color="009B8A" w:sz="12" w:space="10"/>
+        </w:pBdr>
+        <w:spacing w:after="30" w:before="30" w:line="264"/>
+        <w:ind w:left="259"/>
+      </w:pPr>
+      <w:r>
+        <w:rPr>
+          <w:rFonts w:ascii="Calibri" w:cs="Calibri" w:eastAsia="Calibri" w:hAnsi="Calibri"/>
+          <w:color w:val="333333"/>
+          <w:sz w:val="21"/>
+          <w:szCs w:val="21"/>
+        </w:rPr>
+        <w:t xml:space="preserve">Send it back with the follow-up list on top: item, owner, date.</w:t>
+      </w:r>
+    </w:p>
+    <w:p>
+      <w:pPr>
+        <w:pBdr>
+          <w:left w:val="single" w:color="009B8A" w:sz="12" w:space="10"/>
+        </w:pBdr>
+        <w:spacing w:after="30" w:before="30" w:line="264"/>
+        <w:ind w:left="259"/>
+      </w:pPr>
+      <w:r>
+        <w:rPr>
+          <w:rFonts w:ascii="Calibri" w:cs="Calibri" w:eastAsia="Calibri" w:hAnsi="Calibri"/>
+          <w:color w:val="333333"/>
+          <w:sz w:val="21"/>
+          <w:szCs w:val="21"/>
+        </w:rPr>
+        <w:t xml:space="preserve">Check anything they said was covered in an earlier document, and come back on it either way.</w:t>
       </w:r>
     </w:p>
     <w:sectPr>
